--- a/Ανάλυση & πρόβλεψη αγοραστικής συμπεριφοράς καταναλωτών με ML.docx
+++ b/Ανάλυση & πρόβλεψη αγοραστικής συμπεριφοράς καταναλωτών με ML.docx
@@ -56,6 +56,9 @@
         </w:drawing>
       </w:r>
       <w:r>
+        <w:t xml:space="preserve">   </w:t>
+      </w:r>
+      <w:r>
         <w:t xml:space="preserve">       </w:t>
       </w:r>
     </w:p>
@@ -735,7 +738,7 @@
       <w:r>
         <w:fldChar w:fldCharType="separate"/>
       </w:r>
-      <w:hyperlink w:anchor="_Toc242028732" w:history="1">
+      <w:hyperlink w:anchor="_Toc242613170" w:history="1">
         <w:r>
           <w:rPr>
             <w:rStyle w:val="-"/>
@@ -762,7 +765,7 @@
           <w:rPr>
             <w:noProof/>
           </w:rPr>
-          <w:instrText xml:space="preserve"> PAGEREF _Toc242028732 \h </w:instrText>
+          <w:instrText xml:space="preserve"> PAGEREF _Toc242613170 \h </w:instrText>
         </w:r>
         <w:r>
           <w:rPr>
@@ -805,7 +808,7 @@
           <w14:ligatures w14:val="standardContextual"/>
         </w:rPr>
       </w:pPr>
-      <w:hyperlink w:anchor="_Toc242028733" w:history="1">
+      <w:hyperlink w:anchor="_Toc242613171" w:history="1">
         <w:r>
           <w:rPr>
             <w:rStyle w:val="-"/>
@@ -832,7 +835,7 @@
           <w:rPr>
             <w:noProof/>
           </w:rPr>
-          <w:instrText xml:space="preserve"> PAGEREF _Toc242028733 \h </w:instrText>
+          <w:instrText xml:space="preserve"> PAGEREF _Toc242613171 \h </w:instrText>
         </w:r>
         <w:r>
           <w:rPr>
@@ -875,7 +878,7 @@
           <w14:ligatures w14:val="standardContextual"/>
         </w:rPr>
       </w:pPr>
-      <w:hyperlink w:anchor="_Toc242028734" w:history="1">
+      <w:hyperlink w:anchor="_Toc242613172" w:history="1">
         <w:r>
           <w:rPr>
             <w:rStyle w:val="-"/>
@@ -902,7 +905,7 @@
           <w:rPr>
             <w:noProof/>
           </w:rPr>
-          <w:instrText xml:space="preserve"> PAGEREF _Toc242028734 \h </w:instrText>
+          <w:instrText xml:space="preserve"> PAGEREF _Toc242613172 \h </w:instrText>
         </w:r>
         <w:r>
           <w:rPr>
@@ -945,7 +948,7 @@
           <w14:ligatures w14:val="standardContextual"/>
         </w:rPr>
       </w:pPr>
-      <w:hyperlink w:anchor="_Toc242028735" w:history="1">
+      <w:hyperlink w:anchor="_Toc242613173" w:history="1">
         <w:r>
           <w:rPr>
             <w:rStyle w:val="-"/>
@@ -972,7 +975,7 @@
           <w:rPr>
             <w:noProof/>
           </w:rPr>
-          <w:instrText xml:space="preserve"> PAGEREF _Toc242028735 \h </w:instrText>
+          <w:instrText xml:space="preserve"> PAGEREF _Toc242613173 \h </w:instrText>
         </w:r>
         <w:r>
           <w:rPr>
@@ -1015,7 +1018,7 @@
           <w14:ligatures w14:val="standardContextual"/>
         </w:rPr>
       </w:pPr>
-      <w:hyperlink w:anchor="_Toc242028736" w:history="1">
+      <w:hyperlink w:anchor="_Toc242613174" w:history="1">
         <w:r>
           <w:rPr>
             <w:rStyle w:val="-"/>
@@ -1043,7 +1046,7 @@
           <w:rPr>
             <w:noProof/>
           </w:rPr>
-          <w:instrText xml:space="preserve"> PAGEREF _Toc242028736 \h </w:instrText>
+          <w:instrText xml:space="preserve"> PAGEREF _Toc242613174 \h </w:instrText>
         </w:r>
         <w:r>
           <w:rPr>
@@ -1087,7 +1090,7 @@
           <w14:ligatures w14:val="standardContextual"/>
         </w:rPr>
       </w:pPr>
-      <w:hyperlink w:anchor="_Toc242028737" w:history="1">
+      <w:hyperlink w:anchor="_Toc242613175" w:history="1">
         <w:r>
           <w:rPr>
             <w:rStyle w:val="-"/>
@@ -1136,7 +1139,7 @@
           <w:rPr>
             <w:noProof/>
           </w:rPr>
-          <w:instrText xml:space="preserve"> PAGEREF _Toc242028737 \h </w:instrText>
+          <w:instrText xml:space="preserve"> PAGEREF _Toc242613175 \h </w:instrText>
         </w:r>
         <w:r>
           <w:rPr>
@@ -1179,7 +1182,7 @@
           <w14:ligatures w14:val="standardContextual"/>
         </w:rPr>
       </w:pPr>
-      <w:hyperlink w:anchor="_Toc242028738" w:history="1">
+      <w:hyperlink w:anchor="_Toc242613176" w:history="1">
         <w:r>
           <w:rPr>
             <w:rStyle w:val="-"/>
@@ -1206,7 +1209,7 @@
           <w:rPr>
             <w:noProof/>
           </w:rPr>
-          <w:instrText xml:space="preserve"> PAGEREF _Toc242028738 \h </w:instrText>
+          <w:instrText xml:space="preserve"> PAGEREF _Toc242613176 \h </w:instrText>
         </w:r>
         <w:r>
           <w:rPr>
@@ -1249,7 +1252,7 @@
           <w14:ligatures w14:val="standardContextual"/>
         </w:rPr>
       </w:pPr>
-      <w:hyperlink w:anchor="_Toc242028739" w:history="1">
+      <w:hyperlink w:anchor="_Toc242613177" w:history="1">
         <w:r>
           <w:rPr>
             <w:rStyle w:val="-"/>
@@ -1276,7 +1279,7 @@
           <w:rPr>
             <w:noProof/>
           </w:rPr>
-          <w:instrText xml:space="preserve"> PAGEREF _Toc242028739 \h </w:instrText>
+          <w:instrText xml:space="preserve"> PAGEREF _Toc242613177 \h </w:instrText>
         </w:r>
         <w:r>
           <w:rPr>
@@ -1319,7 +1322,7 @@
           <w14:ligatures w14:val="standardContextual"/>
         </w:rPr>
       </w:pPr>
-      <w:hyperlink w:anchor="_Toc242028740" w:history="1">
+      <w:hyperlink w:anchor="_Toc242613178" w:history="1">
         <w:r>
           <w:rPr>
             <w:rStyle w:val="-"/>
@@ -1346,7 +1349,7 @@
           <w:rPr>
             <w:noProof/>
           </w:rPr>
-          <w:instrText xml:space="preserve"> PAGEREF _Toc242028740 \h </w:instrText>
+          <w:instrText xml:space="preserve"> PAGEREF _Toc242613178 \h </w:instrText>
         </w:r>
         <w:r>
           <w:rPr>
@@ -1390,7 +1393,7 @@
           <w14:ligatures w14:val="standardContextual"/>
         </w:rPr>
       </w:pPr>
-      <w:hyperlink w:anchor="_Toc242028741" w:history="1">
+      <w:hyperlink w:anchor="_Toc242613179" w:history="1">
         <w:r>
           <w:rPr>
             <w:rStyle w:val="-"/>
@@ -1439,7 +1442,7 @@
           <w:rPr>
             <w:noProof/>
           </w:rPr>
-          <w:instrText xml:space="preserve"> PAGEREF _Toc242028741 \h </w:instrText>
+          <w:instrText xml:space="preserve"> PAGEREF _Toc242613179 \h </w:instrText>
         </w:r>
         <w:r>
           <w:rPr>
@@ -1483,7 +1486,7 @@
           <w14:ligatures w14:val="standardContextual"/>
         </w:rPr>
       </w:pPr>
-      <w:hyperlink w:anchor="_Toc242028742" w:history="1">
+      <w:hyperlink w:anchor="_Toc242613180" w:history="1">
         <w:r>
           <w:rPr>
             <w:rStyle w:val="-"/>
@@ -1564,7 +1567,7 @@
           <w:rPr>
             <w:noProof/>
           </w:rPr>
-          <w:instrText xml:space="preserve"> PAGEREF _Toc242028742 \h </w:instrText>
+          <w:instrText xml:space="preserve"> PAGEREF _Toc242613180 \h </w:instrText>
         </w:r>
         <w:r>
           <w:rPr>
@@ -1606,7 +1609,7 @@
           <w14:ligatures w14:val="standardContextual"/>
         </w:rPr>
       </w:pPr>
-      <w:hyperlink w:anchor="_Toc242028743" w:history="1">
+      <w:hyperlink w:anchor="_Toc242613181" w:history="1">
         <w:r>
           <w:rPr>
             <w:rStyle w:val="-"/>
@@ -1633,7 +1636,7 @@
           <w:rPr>
             <w:noProof/>
           </w:rPr>
-          <w:instrText xml:space="preserve"> PAGEREF _Toc242028743 \h </w:instrText>
+          <w:instrText xml:space="preserve"> PAGEREF _Toc242613181 \h </w:instrText>
         </w:r>
         <w:r>
           <w:rPr>
@@ -1675,7 +1678,7 @@
           <w14:ligatures w14:val="standardContextual"/>
         </w:rPr>
       </w:pPr>
-      <w:hyperlink w:anchor="_Toc242028744" w:history="1">
+      <w:hyperlink w:anchor="_Toc242613182" w:history="1">
         <w:r>
           <w:rPr>
             <w:rStyle w:val="-"/>
@@ -1702,7 +1705,7 @@
           <w:rPr>
             <w:noProof/>
           </w:rPr>
-          <w:instrText xml:space="preserve"> PAGEREF _Toc242028744 \h </w:instrText>
+          <w:instrText xml:space="preserve"> PAGEREF _Toc242613182 \h </w:instrText>
         </w:r>
         <w:r>
           <w:rPr>
@@ -1746,7 +1749,7 @@
           <w14:ligatures w14:val="standardContextual"/>
         </w:rPr>
       </w:pPr>
-      <w:hyperlink w:anchor="_Toc242028745" w:history="1">
+      <w:hyperlink w:anchor="_Toc242613183" w:history="1">
         <w:r>
           <w:rPr>
             <w:rStyle w:val="-"/>
@@ -1827,7 +1830,7 @@
           <w:rPr>
             <w:noProof/>
           </w:rPr>
-          <w:instrText xml:space="preserve"> PAGEREF _Toc242028745 \h </w:instrText>
+          <w:instrText xml:space="preserve"> PAGEREF _Toc242613183 \h </w:instrText>
         </w:r>
         <w:r>
           <w:rPr>
@@ -1869,7 +1872,7 @@
           <w14:ligatures w14:val="standardContextual"/>
         </w:rPr>
       </w:pPr>
-      <w:hyperlink w:anchor="_Toc242028746" w:history="1">
+      <w:hyperlink w:anchor="_Toc242613184" w:history="1">
         <w:r>
           <w:rPr>
             <w:rStyle w:val="-"/>
@@ -1896,7 +1899,7 @@
           <w:rPr>
             <w:noProof/>
           </w:rPr>
-          <w:instrText xml:space="preserve"> PAGEREF _Toc242028746 \h </w:instrText>
+          <w:instrText xml:space="preserve"> PAGEREF _Toc242613184 \h </w:instrText>
         </w:r>
         <w:r>
           <w:rPr>
@@ -1938,7 +1941,7 @@
           <w14:ligatures w14:val="standardContextual"/>
         </w:rPr>
       </w:pPr>
-      <w:hyperlink w:anchor="_Toc242028747" w:history="1">
+      <w:hyperlink w:anchor="_Toc242613185" w:history="1">
         <w:r>
           <w:rPr>
             <w:rStyle w:val="-"/>
@@ -1965,7 +1968,7 @@
           <w:rPr>
             <w:noProof/>
           </w:rPr>
-          <w:instrText xml:space="preserve"> PAGEREF _Toc242028747 \h </w:instrText>
+          <w:instrText xml:space="preserve"> PAGEREF _Toc242613185 \h </w:instrText>
         </w:r>
         <w:r>
           <w:rPr>
@@ -2007,7 +2010,7 @@
           <w14:ligatures w14:val="standardContextual"/>
         </w:rPr>
       </w:pPr>
-      <w:hyperlink w:anchor="_Toc242028748" w:history="1">
+      <w:hyperlink w:anchor="_Toc242613186" w:history="1">
         <w:r>
           <w:rPr>
             <w:rStyle w:val="-"/>
@@ -2034,7 +2037,7 @@
           <w:rPr>
             <w:noProof/>
           </w:rPr>
-          <w:instrText xml:space="preserve"> PAGEREF _Toc242028748 \h </w:instrText>
+          <w:instrText xml:space="preserve"> PAGEREF _Toc242613186 \h </w:instrText>
         </w:r>
         <w:r>
           <w:rPr>
@@ -2076,7 +2079,7 @@
           <w14:ligatures w14:val="standardContextual"/>
         </w:rPr>
       </w:pPr>
-      <w:hyperlink w:anchor="_Toc242028749" w:history="1">
+      <w:hyperlink w:anchor="_Toc242613187" w:history="1">
         <w:r>
           <w:rPr>
             <w:rStyle w:val="-"/>
@@ -2103,7 +2106,7 @@
           <w:rPr>
             <w:noProof/>
           </w:rPr>
-          <w:instrText xml:space="preserve"> PAGEREF _Toc242028749 \h </w:instrText>
+          <w:instrText xml:space="preserve"> PAGEREF _Toc242613187 \h </w:instrText>
         </w:r>
         <w:r>
           <w:rPr>
@@ -2145,7 +2148,7 @@
           <w14:ligatures w14:val="standardContextual"/>
         </w:rPr>
       </w:pPr>
-      <w:hyperlink w:anchor="_Toc242028750" w:history="1">
+      <w:hyperlink w:anchor="_Toc242613188" w:history="1">
         <w:r>
           <w:rPr>
             <w:rStyle w:val="-"/>
@@ -2172,7 +2175,7 @@
           <w:rPr>
             <w:noProof/>
           </w:rPr>
-          <w:instrText xml:space="preserve"> PAGEREF _Toc242028750 \h </w:instrText>
+          <w:instrText xml:space="preserve"> PAGEREF _Toc242613188 \h </w:instrText>
         </w:r>
         <w:r>
           <w:rPr>
@@ -2215,7 +2218,7 @@
           <w14:ligatures w14:val="standardContextual"/>
         </w:rPr>
       </w:pPr>
-      <w:hyperlink w:anchor="_Toc242028751" w:history="1">
+      <w:hyperlink w:anchor="_Toc242613189" w:history="1">
         <w:r>
           <w:rPr>
             <w:rStyle w:val="-"/>
@@ -2274,7 +2277,7 @@
           <w:rPr>
             <w:noProof/>
           </w:rPr>
-          <w:instrText xml:space="preserve"> PAGEREF _Toc242028751 \h </w:instrText>
+          <w:instrText xml:space="preserve"> PAGEREF _Toc242613189 \h </w:instrText>
         </w:r>
         <w:r>
           <w:rPr>
@@ -2318,7 +2321,7 @@
           <w14:ligatures w14:val="standardContextual"/>
         </w:rPr>
       </w:pPr>
-      <w:hyperlink w:anchor="_Toc242028752" w:history="1">
+      <w:hyperlink w:anchor="_Toc242613190" w:history="1">
         <w:r>
           <w:rPr>
             <w:rStyle w:val="-"/>
@@ -2367,7 +2370,7 @@
           <w:rPr>
             <w:noProof/>
           </w:rPr>
-          <w:instrText xml:space="preserve"> PAGEREF _Toc242028752 \h </w:instrText>
+          <w:instrText xml:space="preserve"> PAGEREF _Toc242613190 \h </w:instrText>
         </w:r>
         <w:r>
           <w:rPr>
@@ -2410,7 +2413,7 @@
           <w14:ligatures w14:val="standardContextual"/>
         </w:rPr>
       </w:pPr>
-      <w:hyperlink w:anchor="_Toc242028753" w:history="1">
+      <w:hyperlink w:anchor="_Toc242613191" w:history="1">
         <w:r>
           <w:rPr>
             <w:rStyle w:val="-"/>
@@ -2480,7 +2483,7 @@
           <w:rPr>
             <w:noProof/>
           </w:rPr>
-          <w:instrText xml:space="preserve"> PAGEREF _Toc242028753 \h </w:instrText>
+          <w:instrText xml:space="preserve"> PAGEREF _Toc242613191 \h </w:instrText>
         </w:r>
         <w:r>
           <w:rPr>
@@ -2523,7 +2526,7 @@
           <w14:ligatures w14:val="standardContextual"/>
         </w:rPr>
       </w:pPr>
-      <w:hyperlink w:anchor="_Toc242028754" w:history="1">
+      <w:hyperlink w:anchor="_Toc242613192" w:history="1">
         <w:r>
           <w:rPr>
             <w:rStyle w:val="-"/>
@@ -2550,7 +2553,7 @@
           <w:rPr>
             <w:noProof/>
           </w:rPr>
-          <w:instrText xml:space="preserve"> PAGEREF _Toc242028754 \h </w:instrText>
+          <w:instrText xml:space="preserve"> PAGEREF _Toc242613192 \h </w:instrText>
         </w:r>
         <w:r>
           <w:rPr>
@@ -2593,7 +2596,7 @@
           <w14:ligatures w14:val="standardContextual"/>
         </w:rPr>
       </w:pPr>
-      <w:hyperlink w:anchor="_Toc242028755" w:history="1">
+      <w:hyperlink w:anchor="_Toc242613193" w:history="1">
         <w:r>
           <w:rPr>
             <w:rStyle w:val="-"/>
@@ -2620,7 +2623,7 @@
           <w:rPr>
             <w:noProof/>
           </w:rPr>
-          <w:instrText xml:space="preserve"> PAGEREF _Toc242028755 \h </w:instrText>
+          <w:instrText xml:space="preserve"> PAGEREF _Toc242613193 \h </w:instrText>
         </w:r>
         <w:r>
           <w:rPr>
@@ -2637,7 +2640,7 @@
           <w:rPr>
             <w:noProof/>
           </w:rPr>
-          <w:t>21</w:t>
+          <w:t>23</w:t>
         </w:r>
         <w:r>
           <w:rPr>
@@ -2663,7 +2666,7 @@
           <w14:ligatures w14:val="standardContextual"/>
         </w:rPr>
       </w:pPr>
-      <w:hyperlink w:anchor="_Toc242028756" w:history="1">
+      <w:hyperlink w:anchor="_Toc242613194" w:history="1">
         <w:r>
           <w:rPr>
             <w:rStyle w:val="-"/>
@@ -2690,7 +2693,7 @@
           <w:rPr>
             <w:noProof/>
           </w:rPr>
-          <w:instrText xml:space="preserve"> PAGEREF _Toc242028756 \h </w:instrText>
+          <w:instrText xml:space="preserve"> PAGEREF _Toc242613194 \h </w:instrText>
         </w:r>
         <w:r>
           <w:rPr>
@@ -2707,7 +2710,7 @@
           <w:rPr>
             <w:noProof/>
           </w:rPr>
-          <w:t>21</w:t>
+          <w:t>23</w:t>
         </w:r>
         <w:r>
           <w:rPr>
@@ -2734,7 +2737,7 @@
           <w14:ligatures w14:val="standardContextual"/>
         </w:rPr>
       </w:pPr>
-      <w:hyperlink w:anchor="_Toc242028757" w:history="1">
+      <w:hyperlink w:anchor="_Toc242613195" w:history="1">
         <w:r>
           <w:rPr>
             <w:rStyle w:val="-"/>
@@ -2783,7 +2786,7 @@
           <w:rPr>
             <w:noProof/>
           </w:rPr>
-          <w:instrText xml:space="preserve"> PAGEREF _Toc242028757 \h </w:instrText>
+          <w:instrText xml:space="preserve"> PAGEREF _Toc242613195 \h </w:instrText>
         </w:r>
         <w:r>
           <w:rPr>
@@ -2800,7 +2803,7 @@
           <w:rPr>
             <w:noProof/>
           </w:rPr>
-          <w:t>21</w:t>
+          <w:t>24</w:t>
         </w:r>
         <w:r>
           <w:rPr>
@@ -2826,7 +2829,7 @@
           <w14:ligatures w14:val="standardContextual"/>
         </w:rPr>
       </w:pPr>
-      <w:hyperlink w:anchor="_Toc242028758" w:history="1">
+      <w:hyperlink w:anchor="_Toc242613196" w:history="1">
         <w:r>
           <w:rPr>
             <w:rStyle w:val="-"/>
@@ -2853,7 +2856,7 @@
           <w:rPr>
             <w:noProof/>
           </w:rPr>
-          <w:instrText xml:space="preserve"> PAGEREF _Toc242028758 \h </w:instrText>
+          <w:instrText xml:space="preserve"> PAGEREF _Toc242613196 \h </w:instrText>
         </w:r>
         <w:r>
           <w:rPr>
@@ -2870,7 +2873,7 @@
           <w:rPr>
             <w:noProof/>
           </w:rPr>
-          <w:t>21</w:t>
+          <w:t>24</w:t>
         </w:r>
         <w:r>
           <w:rPr>
@@ -2896,7 +2899,7 @@
           <w14:ligatures w14:val="standardContextual"/>
         </w:rPr>
       </w:pPr>
-      <w:hyperlink w:anchor="_Toc242028759" w:history="1">
+      <w:hyperlink w:anchor="_Toc242613197" w:history="1">
         <w:r>
           <w:rPr>
             <w:rStyle w:val="-"/>
@@ -2923,7 +2926,7 @@
           <w:rPr>
             <w:noProof/>
           </w:rPr>
-          <w:instrText xml:space="preserve"> PAGEREF _Toc242028759 \h </w:instrText>
+          <w:instrText xml:space="preserve"> PAGEREF _Toc242613197 \h </w:instrText>
         </w:r>
         <w:r>
           <w:rPr>
@@ -2940,7 +2943,7 @@
           <w:rPr>
             <w:noProof/>
           </w:rPr>
-          <w:t>21</w:t>
+          <w:t>24</w:t>
         </w:r>
         <w:r>
           <w:rPr>
@@ -2966,7 +2969,7 @@
           <w14:ligatures w14:val="standardContextual"/>
         </w:rPr>
       </w:pPr>
-      <w:hyperlink w:anchor="_Toc242028760" w:history="1">
+      <w:hyperlink w:anchor="_Toc242613198" w:history="1">
         <w:r>
           <w:rPr>
             <w:rStyle w:val="-"/>
@@ -2993,7 +2996,7 @@
           <w:rPr>
             <w:noProof/>
           </w:rPr>
-          <w:instrText xml:space="preserve"> PAGEREF _Toc242028760 \h </w:instrText>
+          <w:instrText xml:space="preserve"> PAGEREF _Toc242613198 \h </w:instrText>
         </w:r>
         <w:r>
           <w:rPr>
@@ -3010,7 +3013,7 @@
           <w:rPr>
             <w:noProof/>
           </w:rPr>
-          <w:t>21</w:t>
+          <w:t>24</w:t>
         </w:r>
         <w:r>
           <w:rPr>
@@ -3036,7 +3039,7 @@
           <w14:ligatures w14:val="standardContextual"/>
         </w:rPr>
       </w:pPr>
-      <w:hyperlink w:anchor="_Toc242028761" w:history="1">
+      <w:hyperlink w:anchor="_Toc242613199" w:history="1">
         <w:r>
           <w:rPr>
             <w:rStyle w:val="-"/>
@@ -3063,7 +3066,7 @@
           <w:rPr>
             <w:noProof/>
           </w:rPr>
-          <w:instrText xml:space="preserve"> PAGEREF _Toc242028761 \h </w:instrText>
+          <w:instrText xml:space="preserve"> PAGEREF _Toc242613199 \h </w:instrText>
         </w:r>
         <w:r>
           <w:rPr>
@@ -3080,7 +3083,7 @@
           <w:rPr>
             <w:noProof/>
           </w:rPr>
-          <w:t>22</w:t>
+          <w:t>24</w:t>
         </w:r>
         <w:r>
           <w:rPr>
@@ -3106,7 +3109,7 @@
           <w14:ligatures w14:val="standardContextual"/>
         </w:rPr>
       </w:pPr>
-      <w:hyperlink w:anchor="_Toc242028762" w:history="1">
+      <w:hyperlink w:anchor="_Toc242613200" w:history="1">
         <w:r>
           <w:rPr>
             <w:rStyle w:val="-"/>
@@ -3133,7 +3136,7 @@
           <w:rPr>
             <w:noProof/>
           </w:rPr>
-          <w:instrText xml:space="preserve"> PAGEREF _Toc242028762 \h </w:instrText>
+          <w:instrText xml:space="preserve"> PAGEREF _Toc242613200 \h </w:instrText>
         </w:r>
         <w:r>
           <w:rPr>
@@ -3150,7 +3153,7 @@
           <w:rPr>
             <w:noProof/>
           </w:rPr>
-          <w:t>22</w:t>
+          <w:t>24</w:t>
         </w:r>
         <w:r>
           <w:rPr>
@@ -3177,7 +3180,7 @@
           <w14:ligatures w14:val="standardContextual"/>
         </w:rPr>
       </w:pPr>
-      <w:hyperlink w:anchor="_Toc242028763" w:history="1">
+      <w:hyperlink w:anchor="_Toc242613201" w:history="1">
         <w:r>
           <w:rPr>
             <w:rStyle w:val="-"/>
@@ -3226,7 +3229,7 @@
           <w:rPr>
             <w:noProof/>
           </w:rPr>
-          <w:instrText xml:space="preserve"> PAGEREF _Toc242028763 \h </w:instrText>
+          <w:instrText xml:space="preserve"> PAGEREF _Toc242613201 \h </w:instrText>
         </w:r>
         <w:r>
           <w:rPr>
@@ -3243,7 +3246,7 @@
           <w:rPr>
             <w:noProof/>
           </w:rPr>
-          <w:t>22</w:t>
+          <w:t>24</w:t>
         </w:r>
         <w:r>
           <w:rPr>
@@ -3270,7 +3273,7 @@
           <w14:ligatures w14:val="standardContextual"/>
         </w:rPr>
       </w:pPr>
-      <w:hyperlink w:anchor="_Toc242028764" w:history="1">
+      <w:hyperlink w:anchor="_Toc242613202" w:history="1">
         <w:r>
           <w:rPr>
             <w:rStyle w:val="-"/>
@@ -3319,7 +3322,7 @@
           <w:rPr>
             <w:noProof/>
           </w:rPr>
-          <w:instrText xml:space="preserve"> PAGEREF _Toc242028764 \h </w:instrText>
+          <w:instrText xml:space="preserve"> PAGEREF _Toc242613202 \h </w:instrText>
         </w:r>
         <w:r>
           <w:rPr>
@@ -3336,7 +3339,7 @@
           <w:rPr>
             <w:noProof/>
           </w:rPr>
-          <w:t>22</w:t>
+          <w:t>24</w:t>
         </w:r>
         <w:r>
           <w:rPr>
@@ -3363,7 +3366,7 @@
           <w14:ligatures w14:val="standardContextual"/>
         </w:rPr>
       </w:pPr>
-      <w:hyperlink w:anchor="_Toc242028765" w:history="1">
+      <w:hyperlink w:anchor="_Toc242613203" w:history="1">
         <w:r>
           <w:rPr>
             <w:rStyle w:val="-"/>
@@ -3412,7 +3415,7 @@
           <w:rPr>
             <w:noProof/>
           </w:rPr>
-          <w:instrText xml:space="preserve"> PAGEREF _Toc242028765 \h </w:instrText>
+          <w:instrText xml:space="preserve"> PAGEREF _Toc242613203 \h </w:instrText>
         </w:r>
         <w:r>
           <w:rPr>
@@ -3429,7 +3432,7 @@
           <w:rPr>
             <w:noProof/>
           </w:rPr>
-          <w:t>22</w:t>
+          <w:t>24</w:t>
         </w:r>
         <w:r>
           <w:rPr>
@@ -3457,7 +3460,7 @@
           <w:szCs w:val="32"/>
         </w:rPr>
       </w:pPr>
-      <w:bookmarkStart w:id="0" w:name="_Toc242028732"/>
+      <w:bookmarkStart w:id="0" w:name="_Toc242613170"/>
       <w:r>
         <w:rPr>
           <w:rFonts w:ascii="Times New Roman" w:hAnsi="Times New Roman"/>
@@ -3485,7 +3488,7 @@
           <w:szCs w:val="28"/>
         </w:rPr>
       </w:pPr>
-      <w:bookmarkStart w:id="1" w:name="_Toc242028733"/>
+      <w:bookmarkStart w:id="1" w:name="_Toc242613171"/>
       <w:r>
         <w:rPr>
           <w:rFonts w:ascii="Times New Roman" w:hAnsi="Times New Roman"/>
@@ -3506,7 +3509,7 @@
           <w:tab w:val="right" w:leader="dot" w:pos="8296"/>
         </w:tabs>
         <w:rPr>
-          <w:rFonts w:ascii="Times New Roman" w:eastAsiaTheme="minorEastAsia" w:hAnsi="Times New Roman"/>
+          <w:rFonts w:asciiTheme="minorHAnsi" w:eastAsiaTheme="minorEastAsia" w:hAnsiTheme="minorHAnsi" w:cstheme="minorBidi"/>
           <w:noProof/>
           <w:kern w:val="2"/>
           <w:sz w:val="24"/>
@@ -3533,18 +3536,16 @@
         </w:rPr>
         <w:fldChar w:fldCharType="separate"/>
       </w:r>
-      <w:hyperlink w:anchor="_Toc242028173" w:history="1">
+      <w:hyperlink w:anchor="_Toc242526886" w:history="1">
         <w:r>
           <w:rPr>
             <w:rStyle w:val="-"/>
-            <w:rFonts w:ascii="Times New Roman" w:hAnsi="Times New Roman"/>
             <w:noProof/>
           </w:rPr>
           <w:t>Πίνακας 1: Πίνακας σύγχυσης</w:t>
         </w:r>
         <w:r>
           <w:rPr>
-            <w:rFonts w:ascii="Times New Roman" w:hAnsi="Times New Roman"/>
             <w:noProof/>
             <w:webHidden/>
           </w:rPr>
@@ -3552,7 +3553,6 @@
         </w:r>
         <w:r>
           <w:rPr>
-            <w:rFonts w:ascii="Times New Roman" w:hAnsi="Times New Roman"/>
             <w:noProof/>
             <w:webHidden/>
           </w:rPr>
@@ -3560,22 +3560,19 @@
         </w:r>
         <w:r>
           <w:rPr>
-            <w:rFonts w:ascii="Times New Roman" w:hAnsi="Times New Roman"/>
             <w:noProof/>
             <w:webHidden/>
           </w:rPr>
-          <w:instrText xml:space="preserve"> PAGEREF _Toc242028173 \h </w:instrText>
-        </w:r>
-        <w:r>
-          <w:rPr>
-            <w:rFonts w:ascii="Times New Roman" w:hAnsi="Times New Roman"/>
+          <w:instrText xml:space="preserve"> PAGEREF _Toc242526886 \h </w:instrText>
+        </w:r>
+        <w:r>
+          <w:rPr>
             <w:noProof/>
             <w:webHidden/>
           </w:rPr>
         </w:r>
         <w:r>
           <w:rPr>
-            <w:rFonts w:ascii="Times New Roman" w:hAnsi="Times New Roman"/>
             <w:noProof/>
             <w:webHidden/>
           </w:rPr>
@@ -3583,7 +3580,6 @@
         </w:r>
         <w:r>
           <w:rPr>
-            <w:rFonts w:ascii="Times New Roman" w:hAnsi="Times New Roman"/>
             <w:noProof/>
             <w:webHidden/>
           </w:rPr>
@@ -3591,7 +3587,6 @@
         </w:r>
         <w:r>
           <w:rPr>
-            <w:rFonts w:ascii="Times New Roman" w:hAnsi="Times New Roman"/>
             <w:noProof/>
             <w:webHidden/>
           </w:rPr>
@@ -3606,7 +3601,7 @@
           <w:tab w:val="right" w:leader="dot" w:pos="8296"/>
         </w:tabs>
         <w:rPr>
-          <w:rFonts w:ascii="Times New Roman" w:eastAsiaTheme="minorEastAsia" w:hAnsi="Times New Roman"/>
+          <w:rFonts w:asciiTheme="minorHAnsi" w:eastAsiaTheme="minorEastAsia" w:hAnsiTheme="minorHAnsi" w:cstheme="minorBidi"/>
           <w:noProof/>
           <w:kern w:val="2"/>
           <w:sz w:val="24"/>
@@ -3615,18 +3610,16 @@
           <w14:ligatures w14:val="standardContextual"/>
         </w:rPr>
       </w:pPr>
-      <w:hyperlink w:anchor="_Toc242028174" w:history="1">
+      <w:hyperlink w:anchor="_Toc242526887" w:history="1">
         <w:r>
           <w:rPr>
             <w:rStyle w:val="-"/>
-            <w:rFonts w:ascii="Times New Roman" w:hAnsi="Times New Roman"/>
             <w:noProof/>
           </w:rPr>
           <w:t>Πίνακας 2: Βασικά χαρακτηριστικά του συνόλου δεδομένων</w:t>
         </w:r>
         <w:r>
           <w:rPr>
-            <w:rFonts w:ascii="Times New Roman" w:hAnsi="Times New Roman"/>
             <w:noProof/>
             <w:webHidden/>
           </w:rPr>
@@ -3634,7 +3627,6 @@
         </w:r>
         <w:r>
           <w:rPr>
-            <w:rFonts w:ascii="Times New Roman" w:hAnsi="Times New Roman"/>
             <w:noProof/>
             <w:webHidden/>
           </w:rPr>
@@ -3642,22 +3634,19 @@
         </w:r>
         <w:r>
           <w:rPr>
-            <w:rFonts w:ascii="Times New Roman" w:hAnsi="Times New Roman"/>
             <w:noProof/>
             <w:webHidden/>
           </w:rPr>
-          <w:instrText xml:space="preserve"> PAGEREF _Toc242028174 \h </w:instrText>
-        </w:r>
-        <w:r>
-          <w:rPr>
-            <w:rFonts w:ascii="Times New Roman" w:hAnsi="Times New Roman"/>
+          <w:instrText xml:space="preserve"> PAGEREF _Toc242526887 \h </w:instrText>
+        </w:r>
+        <w:r>
+          <w:rPr>
             <w:noProof/>
             <w:webHidden/>
           </w:rPr>
         </w:r>
         <w:r>
           <w:rPr>
-            <w:rFonts w:ascii="Times New Roman" w:hAnsi="Times New Roman"/>
             <w:noProof/>
             <w:webHidden/>
           </w:rPr>
@@ -3665,7 +3654,6 @@
         </w:r>
         <w:r>
           <w:rPr>
-            <w:rFonts w:ascii="Times New Roman" w:hAnsi="Times New Roman"/>
             <w:noProof/>
             <w:webHidden/>
           </w:rPr>
@@ -3673,7 +3661,6 @@
         </w:r>
         <w:r>
           <w:rPr>
-            <w:rFonts w:ascii="Times New Roman" w:hAnsi="Times New Roman"/>
             <w:noProof/>
             <w:webHidden/>
           </w:rPr>
@@ -3688,7 +3675,7 @@
           <w:tab w:val="right" w:leader="dot" w:pos="8296"/>
         </w:tabs>
         <w:rPr>
-          <w:rFonts w:ascii="Times New Roman" w:eastAsiaTheme="minorEastAsia" w:hAnsi="Times New Roman"/>
+          <w:rFonts w:asciiTheme="minorHAnsi" w:eastAsiaTheme="minorEastAsia" w:hAnsiTheme="minorHAnsi" w:cstheme="minorBidi"/>
           <w:noProof/>
           <w:kern w:val="2"/>
           <w:sz w:val="24"/>
@@ -3697,18 +3684,16 @@
           <w14:ligatures w14:val="standardContextual"/>
         </w:rPr>
       </w:pPr>
-      <w:hyperlink w:anchor="_Toc242028175" w:history="1">
+      <w:hyperlink w:anchor="_Toc242526888" w:history="1">
         <w:r>
           <w:rPr>
             <w:rStyle w:val="-"/>
-            <w:rFonts w:ascii="Times New Roman" w:hAnsi="Times New Roman"/>
             <w:noProof/>
           </w:rPr>
           <w:t>Πίνακας 3: Πλήθος εγγραφών ανά χρονικό βήμα</w:t>
         </w:r>
         <w:r>
           <w:rPr>
-            <w:rFonts w:ascii="Times New Roman" w:hAnsi="Times New Roman"/>
             <w:noProof/>
             <w:webHidden/>
           </w:rPr>
@@ -3716,7 +3701,6 @@
         </w:r>
         <w:r>
           <w:rPr>
-            <w:rFonts w:ascii="Times New Roman" w:hAnsi="Times New Roman"/>
             <w:noProof/>
             <w:webHidden/>
           </w:rPr>
@@ -3724,22 +3708,19 @@
         </w:r>
         <w:r>
           <w:rPr>
-            <w:rFonts w:ascii="Times New Roman" w:hAnsi="Times New Roman"/>
             <w:noProof/>
             <w:webHidden/>
           </w:rPr>
-          <w:instrText xml:space="preserve"> PAGEREF _Toc242028175 \h </w:instrText>
-        </w:r>
-        <w:r>
-          <w:rPr>
-            <w:rFonts w:ascii="Times New Roman" w:hAnsi="Times New Roman"/>
+          <w:instrText xml:space="preserve"> PAGEREF _Toc242526888 \h </w:instrText>
+        </w:r>
+        <w:r>
+          <w:rPr>
             <w:noProof/>
             <w:webHidden/>
           </w:rPr>
         </w:r>
         <w:r>
           <w:rPr>
-            <w:rFonts w:ascii="Times New Roman" w:hAnsi="Times New Roman"/>
             <w:noProof/>
             <w:webHidden/>
           </w:rPr>
@@ -3747,7 +3728,6 @@
         </w:r>
         <w:r>
           <w:rPr>
-            <w:rFonts w:ascii="Times New Roman" w:hAnsi="Times New Roman"/>
             <w:noProof/>
             <w:webHidden/>
           </w:rPr>
@@ -3755,7 +3735,6 @@
         </w:r>
         <w:r>
           <w:rPr>
-            <w:rFonts w:ascii="Times New Roman" w:hAnsi="Times New Roman"/>
             <w:noProof/>
             <w:webHidden/>
           </w:rPr>
@@ -3791,7 +3770,7 @@
           <w:szCs w:val="28"/>
         </w:rPr>
       </w:pPr>
-      <w:bookmarkStart w:id="2" w:name="_Toc242028734"/>
+      <w:bookmarkStart w:id="2" w:name="_Toc242613172"/>
       <w:r>
         <w:rPr>
           <w:rFonts w:ascii="Times New Roman" w:hAnsi="Times New Roman"/>
@@ -3812,7 +3791,7 @@
           <w:tab w:val="right" w:leader="dot" w:pos="8296"/>
         </w:tabs>
         <w:rPr>
-          <w:rFonts w:ascii="Times New Roman" w:eastAsiaTheme="minorEastAsia" w:hAnsi="Times New Roman"/>
+          <w:rFonts w:asciiTheme="minorHAnsi" w:eastAsiaTheme="minorEastAsia" w:hAnsiTheme="minorHAnsi" w:cstheme="minorBidi"/>
           <w:noProof/>
           <w:kern w:val="2"/>
           <w:sz w:val="24"/>
@@ -3839,11 +3818,10 @@
         </w:rPr>
         <w:fldChar w:fldCharType="separate"/>
       </w:r>
-      <w:hyperlink w:anchor="_Toc242028326" w:history="1">
+      <w:hyperlink w:anchor="_Toc242526894" w:history="1">
         <w:r>
           <w:rPr>
             <w:rStyle w:val="-"/>
-            <w:rFonts w:ascii="Times New Roman" w:hAnsi="Times New Roman"/>
             <w:noProof/>
           </w:rPr>
           <w:t xml:space="preserve">Εικόνα 1: Κατανομή μεταβλητής – στόχου </w:t>
@@ -3851,7 +3829,6 @@
         <w:r>
           <w:rPr>
             <w:rStyle w:val="-"/>
-            <w:rFonts w:ascii="Times New Roman" w:hAnsi="Times New Roman"/>
             <w:noProof/>
             <w:lang w:val="en-US"/>
           </w:rPr>
@@ -3860,7 +3837,6 @@
         <w:r>
           <w:rPr>
             <w:rStyle w:val="-"/>
-            <w:rFonts w:ascii="Times New Roman" w:hAnsi="Times New Roman"/>
             <w:noProof/>
           </w:rPr>
           <w:t>_</w:t>
@@ -3868,7 +3844,6 @@
         <w:r>
           <w:rPr>
             <w:rStyle w:val="-"/>
-            <w:rFonts w:ascii="Times New Roman" w:hAnsi="Times New Roman"/>
             <w:noProof/>
             <w:lang w:val="en-US"/>
           </w:rPr>
@@ -3876,7 +3851,6 @@
         </w:r>
         <w:r>
           <w:rPr>
-            <w:rFonts w:ascii="Times New Roman" w:hAnsi="Times New Roman"/>
             <w:noProof/>
             <w:webHidden/>
           </w:rPr>
@@ -3884,7 +3858,6 @@
         </w:r>
         <w:r>
           <w:rPr>
-            <w:rFonts w:ascii="Times New Roman" w:hAnsi="Times New Roman"/>
             <w:noProof/>
             <w:webHidden/>
           </w:rPr>
@@ -3892,22 +3865,19 @@
         </w:r>
         <w:r>
           <w:rPr>
-            <w:rFonts w:ascii="Times New Roman" w:hAnsi="Times New Roman"/>
             <w:noProof/>
             <w:webHidden/>
           </w:rPr>
-          <w:instrText xml:space="preserve"> PAGEREF _Toc242028326 \h </w:instrText>
-        </w:r>
-        <w:r>
-          <w:rPr>
-            <w:rFonts w:ascii="Times New Roman" w:hAnsi="Times New Roman"/>
+          <w:instrText xml:space="preserve"> PAGEREF _Toc242526894 \h </w:instrText>
+        </w:r>
+        <w:r>
+          <w:rPr>
             <w:noProof/>
             <w:webHidden/>
           </w:rPr>
         </w:r>
         <w:r>
           <w:rPr>
-            <w:rFonts w:ascii="Times New Roman" w:hAnsi="Times New Roman"/>
             <w:noProof/>
             <w:webHidden/>
           </w:rPr>
@@ -3915,7 +3885,6 @@
         </w:r>
         <w:r>
           <w:rPr>
-            <w:rFonts w:ascii="Times New Roman" w:hAnsi="Times New Roman"/>
             <w:noProof/>
             <w:webHidden/>
           </w:rPr>
@@ -3923,7 +3892,6 @@
         </w:r>
         <w:r>
           <w:rPr>
-            <w:rFonts w:ascii="Times New Roman" w:hAnsi="Times New Roman"/>
             <w:noProof/>
             <w:webHidden/>
           </w:rPr>
@@ -3970,7 +3938,7 @@
       <w:bookmarkStart w:id="10" w:name="_Toc240456473"/>
       <w:bookmarkStart w:id="11" w:name="_Toc240977913"/>
       <w:bookmarkStart w:id="12" w:name="_Toc241319356"/>
-      <w:bookmarkStart w:id="13" w:name="_Toc242028735"/>
+      <w:bookmarkStart w:id="13" w:name="_Toc242613173"/>
       <w:r>
         <w:rPr>
           <w:rFonts w:ascii="Times New Roman" w:hAnsi="Times New Roman"/>
@@ -4074,7 +4042,7 @@
       <w:bookmarkStart w:id="21" w:name="_Toc240456474"/>
       <w:bookmarkStart w:id="22" w:name="_Toc240977914"/>
       <w:bookmarkStart w:id="23" w:name="_Toc241319357"/>
-      <w:bookmarkStart w:id="24" w:name="_Toc242028736"/>
+      <w:bookmarkStart w:id="24" w:name="_Toc242613174"/>
       <w:r>
         <w:rPr>
           <w:rFonts w:ascii="Times New Roman" w:hAnsi="Times New Roman"/>
@@ -4224,7 +4192,7 @@
       <w:bookmarkStart w:id="31" w:name="_Toc240456475"/>
       <w:bookmarkStart w:id="32" w:name="_Toc240977915"/>
       <w:bookmarkStart w:id="33" w:name="_Toc241319358"/>
-      <w:bookmarkStart w:id="34" w:name="_Toc242028737"/>
+      <w:bookmarkStart w:id="34" w:name="_Toc242613175"/>
       <w:r>
         <w:rPr>
           <w:rFonts w:ascii="Times New Roman" w:hAnsi="Times New Roman"/>
@@ -4274,7 +4242,7 @@
       <w:bookmarkStart w:id="35" w:name="_Toc240456476"/>
       <w:bookmarkStart w:id="36" w:name="_Toc240977916"/>
       <w:bookmarkStart w:id="37" w:name="_Toc241319359"/>
-      <w:bookmarkStart w:id="38" w:name="_Toc242028738"/>
+      <w:bookmarkStart w:id="38" w:name="_Toc242613176"/>
       <w:r>
         <w:rPr>
           <w:rFonts w:ascii="Times New Roman" w:hAnsi="Times New Roman"/>
@@ -4359,7 +4327,7 @@
       <w:bookmarkStart w:id="39" w:name="_Toc240456477"/>
       <w:bookmarkStart w:id="40" w:name="_Toc240977917"/>
       <w:bookmarkStart w:id="41" w:name="_Toc241319360"/>
-      <w:bookmarkStart w:id="42" w:name="_Toc242028739"/>
+      <w:bookmarkStart w:id="42" w:name="_Toc242613177"/>
       <w:r>
         <w:rPr>
           <w:rFonts w:ascii="Times New Roman" w:hAnsi="Times New Roman"/>
@@ -4581,7 +4549,7 @@
       </w:pPr>
       <w:bookmarkStart w:id="43" w:name="_Toc240977918"/>
       <w:bookmarkStart w:id="44" w:name="_Toc241319361"/>
-      <w:bookmarkStart w:id="45" w:name="_Toc242028740"/>
+      <w:bookmarkStart w:id="45" w:name="_Toc242613178"/>
       <w:r>
         <w:rPr>
           <w:rFonts w:ascii="Times New Roman" w:hAnsi="Times New Roman"/>
@@ -4694,7 +4662,7 @@
       </w:pPr>
       <w:bookmarkStart w:id="46" w:name="_Toc240977919"/>
       <w:bookmarkStart w:id="47" w:name="_Toc241319362"/>
-      <w:bookmarkStart w:id="48" w:name="_Toc242028741"/>
+      <w:bookmarkStart w:id="48" w:name="_Toc242613179"/>
       <w:r>
         <w:rPr>
           <w:rFonts w:ascii="Times New Roman" w:hAnsi="Times New Roman"/>
@@ -4721,7 +4689,7 @@
       </w:pPr>
       <w:bookmarkStart w:id="49" w:name="_Toc240977920"/>
       <w:bookmarkStart w:id="50" w:name="_Toc241319363"/>
-      <w:bookmarkStart w:id="51" w:name="_Toc242028742"/>
+      <w:bookmarkStart w:id="51" w:name="_Toc242613180"/>
       <w:r>
         <w:rPr>
           <w:rFonts w:ascii="Times New Roman" w:hAnsi="Times New Roman"/>
@@ -4785,7 +4753,7 @@
         </w:rPr>
       </w:pPr>
       <w:bookmarkStart w:id="52" w:name="_Toc241319364"/>
-      <w:bookmarkStart w:id="53" w:name="_Toc242028743"/>
+      <w:bookmarkStart w:id="53" w:name="_Toc242613181"/>
       <w:r>
         <w:rPr>
           <w:rFonts w:ascii="Times New Roman" w:hAnsi="Times New Roman"/>
@@ -4898,7 +4866,7 @@
         </w:rPr>
       </w:pPr>
       <w:bookmarkStart w:id="54" w:name="_Toc241319365"/>
-      <w:bookmarkStart w:id="55" w:name="_Toc242028744"/>
+      <w:bookmarkStart w:id="55" w:name="_Toc242613182"/>
       <w:r>
         <w:rPr>
           <w:rFonts w:ascii="Times New Roman" w:hAnsi="Times New Roman"/>
@@ -5002,7 +4970,7 @@
       </w:pPr>
       <w:bookmarkStart w:id="56" w:name="_Toc240977921"/>
       <w:bookmarkStart w:id="57" w:name="_Toc241319366"/>
-      <w:bookmarkStart w:id="58" w:name="_Toc242028745"/>
+      <w:bookmarkStart w:id="58" w:name="_Toc242613183"/>
       <w:r>
         <w:rPr>
           <w:rFonts w:ascii="Times New Roman" w:hAnsi="Times New Roman"/>
@@ -5076,7 +5044,7 @@
           <w:szCs w:val="24"/>
         </w:rPr>
       </w:pPr>
-      <w:bookmarkStart w:id="59" w:name="_Toc242028746"/>
+      <w:bookmarkStart w:id="59" w:name="_Toc242613184"/>
       <w:r>
         <w:rPr>
           <w:rFonts w:ascii="Times New Roman" w:hAnsi="Times New Roman"/>
@@ -5172,7 +5140,7 @@
           <w:szCs w:val="24"/>
         </w:rPr>
       </w:pPr>
-      <w:bookmarkStart w:id="60" w:name="_Toc242028747"/>
+      <w:bookmarkStart w:id="60" w:name="_Toc242613185"/>
       <w:r>
         <w:rPr>
           <w:rFonts w:ascii="Times New Roman" w:hAnsi="Times New Roman"/>
@@ -5271,7 +5239,7 @@
           <w:szCs w:val="24"/>
         </w:rPr>
       </w:pPr>
-      <w:bookmarkStart w:id="61" w:name="_Toc242028748"/>
+      <w:bookmarkStart w:id="61" w:name="_Toc242613186"/>
       <w:r>
         <w:rPr>
           <w:rFonts w:ascii="Times New Roman" w:hAnsi="Times New Roman"/>
@@ -5376,7 +5344,7 @@
           <w:szCs w:val="24"/>
         </w:rPr>
       </w:pPr>
-      <w:bookmarkStart w:id="62" w:name="_Toc242028749"/>
+      <w:bookmarkStart w:id="62" w:name="_Toc242613187"/>
       <w:r>
         <w:rPr>
           <w:rFonts w:ascii="Times New Roman" w:hAnsi="Times New Roman"/>
@@ -5462,7 +5430,7 @@
           <w:szCs w:val="24"/>
         </w:rPr>
       </w:pPr>
-      <w:bookmarkStart w:id="63" w:name="_Toc242028750"/>
+      <w:bookmarkStart w:id="63" w:name="_Toc242613188"/>
       <w:r>
         <w:rPr>
           <w:rFonts w:ascii="Times New Roman" w:hAnsi="Times New Roman"/>
@@ -6709,6 +6677,13 @@
             <w:r>
               <w:rPr>
                 <w:rFonts w:ascii="Times New Roman" w:hAnsi="Times New Roman"/>
+                <w:lang w:val="en-US"/>
+              </w:rPr>
+              <w:t>n</w:t>
+            </w:r>
+            <w:r>
+              <w:rPr>
+                <w:rFonts w:ascii="Times New Roman" w:hAnsi="Times New Roman"/>
               </w:rPr>
               <w:t xml:space="preserve"> </w:t>
             </w:r>
@@ -6717,7 +6692,7 @@
                 <w:rFonts w:ascii="Times New Roman" w:hAnsi="Times New Roman"/>
                 <w:lang w:val="en-US"/>
               </w:rPr>
-              <w:t>churner</w:t>
+              <w:t>churn</w:t>
             </w:r>
             <w:r>
               <w:rPr>
@@ -6767,7 +6742,7 @@
                 <w:rFonts w:ascii="Times New Roman" w:hAnsi="Times New Roman"/>
                 <w:lang w:val="en-US"/>
               </w:rPr>
-              <w:t>churner)</w:t>
+              <w:t>churn)</w:t>
             </w:r>
           </w:p>
         </w:tc>
@@ -6817,6 +6792,13 @@
             <w:r>
               <w:rPr>
                 <w:rFonts w:ascii="Times New Roman" w:hAnsi="Times New Roman"/>
+                <w:lang w:val="en-US"/>
+              </w:rPr>
+              <w:t>n</w:t>
+            </w:r>
+            <w:r>
+              <w:rPr>
+                <w:rFonts w:ascii="Times New Roman" w:hAnsi="Times New Roman"/>
               </w:rPr>
               <w:t xml:space="preserve"> </w:t>
             </w:r>
@@ -6825,7 +6807,7 @@
                 <w:rFonts w:ascii="Times New Roman" w:hAnsi="Times New Roman"/>
                 <w:lang w:val="en-US"/>
               </w:rPr>
-              <w:t>churner</w:t>
+              <w:t>churn</w:t>
             </w:r>
             <w:r>
               <w:rPr>
@@ -6964,7 +6946,7 @@
                 <w:rFonts w:ascii="Times New Roman" w:hAnsi="Times New Roman"/>
                 <w:lang w:val="en-US"/>
               </w:rPr>
-              <w:t>churner)</w:t>
+              <w:t>churn)</w:t>
             </w:r>
           </w:p>
         </w:tc>
@@ -7068,7 +7050,7 @@
           <w:lang w:val="en-US"/>
         </w:rPr>
       </w:pPr>
-      <w:bookmarkStart w:id="64" w:name="_Toc242028173"/>
+      <w:bookmarkStart w:id="64" w:name="_Toc242526886"/>
       <w:r>
         <w:rPr>
           <w:color w:val="000000" w:themeColor="text1"/>
@@ -7314,23 +7296,23 @@
         <w:rPr>
           <w:rFonts w:ascii="Times New Roman" w:hAnsi="Times New Roman"/>
         </w:rPr>
-        <w:t xml:space="preserve">θετικής κατηγορίας (precision) εκφράζει το ποσοστό των πελατών που το μοντέλο χαρακτήρισε ως πιθανούς churners και όντως αποχώρησαν, ενώ η ανάκληση (recall) εκφράζει το ποσοστό των πραγματικών </w:t>
+        <w:t>θετικής κατηγορίας (precision) εκφράζει το ποσοστό των πελατών που το μοντέλο χαρακτήρισε ως πιθανούς churners και όντως αποχώρησαν, ενώ η ανάκληση (recall) εκφράζει το ποσοστό των πραγματικών churners που το μοντέλο κατάφερε να εντοπίσει επιτυχώς.</w:t>
+      </w:r>
+      <w:r>
+        <w:t xml:space="preserve"> </w:t>
+      </w:r>
+      <w:r>
+        <w:rPr>
+          <w:rFonts w:ascii="Times New Roman" w:hAnsi="Times New Roman"/>
+        </w:rPr>
+        <w:t xml:space="preserve">Οι δύο αυτές μετρικές βρίσκονται </w:t>
       </w:r>
       <w:r>
         <w:rPr>
           <w:rFonts w:ascii="Times New Roman" w:hAnsi="Times New Roman"/>
         </w:rPr>
         <w:lastRenderedPageBreak/>
-        <w:t>churners που το μοντέλο κατάφερε να εντοπίσει επιτυχώς.</w:t>
-      </w:r>
-      <w:r>
-        <w:t xml:space="preserve"> </w:t>
-      </w:r>
-      <w:r>
-        <w:rPr>
-          <w:rFonts w:ascii="Times New Roman" w:hAnsi="Times New Roman"/>
-        </w:rPr>
-        <w:t>Οι δύο αυτές μετρικές βρίσκονται συχνά σε αντίστροφη σχέση μεταξύ τους, γι' αυτό και χρησιμοποιείται συχνά ο αρμονικός τους μέσος, γνωστός ως F1-score, ο οποίος προσφέρει μια ενιαία τιμή που αντανακλά την ισορροπία μεταξύ precision και recall, και είναι ιδιαίτερα χρήσιμος όταν δεν υπάρχει σαφής προτεραιότητα υπέρ της μίας ή της άλλης μετρικής.</w:t>
+        <w:t>συχνά σε αντίστροφη σχέση μεταξύ τους, γι' αυτό και χρησιμοποιείται συχνά ο αρμονικός τους μέσος, γνωστός ως F1-score, ο οποίος προσφέρει μια ενιαία τιμή που αντανακλά την ισορροπία μεταξύ precision και recall, και είναι ιδιαίτερα χρήσιμος όταν δεν υπάρχει σαφής προτεραιότητα υπέρ της μίας ή της άλλης μετρικής.</w:t>
       </w:r>
       <w:r>
         <w:rPr>
@@ -7397,7 +7379,7 @@
       </w:pPr>
       <w:bookmarkStart w:id="65" w:name="_Toc240977922"/>
       <w:bookmarkStart w:id="66" w:name="_Toc241319367"/>
-      <w:bookmarkStart w:id="67" w:name="_Toc242028751"/>
+      <w:bookmarkStart w:id="67" w:name="_Toc242613189"/>
       <w:r>
         <w:rPr>
           <w:rFonts w:ascii="Times New Roman" w:hAnsi="Times New Roman"/>
@@ -7495,14 +7477,57 @@
         <w:rPr>
           <w:rFonts w:ascii="Times New Roman" w:hAnsi="Times New Roman"/>
         </w:rPr>
-        <w:t xml:space="preserve">Στο ηλεκτρονικό εμπόριο το πρόβλημα διαφοροποιείται, καθώς η σχέση πελάτη–επιχείρησης είναι συνήθως μη συμβατική και η αποχώρηση δεν δηλώνεται ρητά, αλλά πρέπει να οριστεί αναλυτικά με βάση τη συμπεριφορά. Μία από τις πλέον αναφερόμενες μελέτες του χώρου είναι αυτή των Matuszelański και Kopczewska (2022), οι οποίοι μελέτησαν κατάστημα </w:t>
+        <w:t xml:space="preserve">Στο ηλεκτρονικό εμπόριο το πρόβλημα διαφοροποιείται, καθώς η σχέση πελάτη–επιχείρησης είναι συνήθως μη συμβατική και η αποχώρηση δεν δηλώνεται ρητά, αλλά πρέπει να οριστεί αναλυτικά με βάση τη συμπεριφορά. Μία από τις πλέον αναφερόμενες μελέτες του χώρου είναι αυτή των Matuszelański και Kopczewska (2022), οι οποίοι μελέτησαν κατάστημα λιανικής ηλεκτρονικού εμπορίου στη Βραζιλία (Olist), συνδυάζοντας δεδομένα παραγγελιών, </w:t>
       </w:r>
       <w:r>
         <w:rPr>
           <w:rFonts w:ascii="Times New Roman" w:hAnsi="Times New Roman"/>
         </w:rPr>
         <w:lastRenderedPageBreak/>
-        <w:t>λιανικής ηλεκτρονικού εμπορίου στη Βραζιλία (Olist), συνδυάζοντας δεδομένα παραγγελιών, κειμενικές κριτικές και κοινωνικο-δημογραφικά δεδομένα απογραφής. Ως churn ορίστηκε η μη πραγματοποίηση δεύτερης αγοράς, με αποτέλεσμα περίπου το 97% των πελατών να ανήκει στην κλάση churn, και η πρόβλεψη βασίστηκε αποκλειστικά στα χαρακτηριστικά της πρώτης συναλλαγής. Οι συγγραφείς συνέκριναν Logistic Regression και XGBoost και διαπίστωσαν ότι το XGBoost υπερέχει σαφώς: ακόμη και το καλύτερο μοντέλο Logistic Regression (AUC 0,586) είχε χειρότερη επίδοση από το χειρότερο μοντέλο XGBoost (AUC 0,625). Σημαντικοί προβλεπτικοί παράγοντες αποδείχθηκαν η αξία της πρώτης παραγγελίας, το κόστος μεταφορικών, οι κατηγορίες προϊόντων, η τοποθεσία και το δημογραφικό περιβάλλον του πελάτη, ενώ η βαθμολογία και το θέμα των κριτικών είχαν περιορισμένη συμβολή. Η εργασία είναι αξιοσημείωτη γιατί συγκρίνει ένα διαφανές μοντέλο με ένα μοντέλο boosting στο ίδιο πρόβλημα και χρησιμοποιεί τεχνικές Explainable AI για να αναδείξει τους καθοριστικούς παράγοντες.</w:t>
+        <w:t>κριτικές</w:t>
+      </w:r>
+      <w:r>
+        <w:rPr>
+          <w:rFonts w:ascii="Times New Roman" w:hAnsi="Times New Roman"/>
+        </w:rPr>
+        <w:t xml:space="preserve"> </w:t>
+      </w:r>
+      <w:r>
+        <w:rPr>
+          <w:rFonts w:ascii="Times New Roman" w:hAnsi="Times New Roman"/>
+          <w:lang w:val="en-US"/>
+        </w:rPr>
+        <w:t>online</w:t>
+      </w:r>
+      <w:r>
+        <w:rPr>
+          <w:rFonts w:ascii="Times New Roman" w:hAnsi="Times New Roman"/>
+        </w:rPr>
+        <w:t xml:space="preserve"> και κοινωνικο-δημογραφικά δεδομένα απογραφής. Ως churn</w:t>
+      </w:r>
+      <w:r>
+        <w:rPr>
+          <w:rFonts w:ascii="Times New Roman" w:hAnsi="Times New Roman"/>
+        </w:rPr>
+        <w:t xml:space="preserve">, συμφωνα με τα χαρακτηριστικα της πρωτης συναλλαγης, </w:t>
+      </w:r>
+      <w:r>
+        <w:rPr>
+          <w:rFonts w:ascii="Times New Roman" w:hAnsi="Times New Roman"/>
+        </w:rPr>
+        <w:t xml:space="preserve">ορίστηκε η μη πραγματοποίηση δεύτερης αγοράς, με αποτέλεσμα περίπου το 97% των πελατών να ανήκει στην κλάση </w:t>
+      </w:r>
+      <w:r>
+        <w:rPr>
+          <w:rFonts w:ascii="Times New Roman" w:hAnsi="Times New Roman"/>
+        </w:rPr>
+        <w:t>αυτή.</w:t>
+      </w:r>
+      <w:r>
+        <w:rPr>
+          <w:rFonts w:ascii="Times New Roman" w:hAnsi="Times New Roman"/>
+        </w:rPr>
+        <w:t xml:space="preserve"> Οι συγγραφείς συνέκριναν Logistic Regression και XGBoost και διαπίστωσαν ότι το XGBoost υπερέχει σαφώς: ακόμη και το καλύτερο μοντέλο Logistic Regression (AUC 0,586) είχε χειρότερη επίδοση από το χειρότερο μοντέλο XGBoost (AUC 0,625). Σημαντικοί προβλεπτικοί παράγοντες αποδείχθηκαν η αξία της πρώτης παραγγελίας, το κόστος μεταφορικών, οι κατηγορίες προϊόντων, η τοποθεσία και το δημογραφικό περιβάλλον του πελάτη, ενώ η βαθμολογία και το θέμα των κριτικών είχαν περιορισμένη συμβολή. Η εργασία είναι αξιοσημείωτη γιατί συγκρίνει ένα διαφανές μοντέλο με ένα μοντέλο boosting στο ίδιο πρόβλημα και χρησιμοποιεί τεχνικές Explainable AI για να αναδείξει τους καθοριστικούς παράγοντες.</w:t>
       </w:r>
     </w:p>
     <w:p>
@@ -7537,7 +7562,7 @@
       </w:pPr>
       <w:bookmarkStart w:id="68" w:name="_Toc240977923"/>
       <w:bookmarkStart w:id="69" w:name="_Toc241319368"/>
-      <w:bookmarkStart w:id="70" w:name="_Toc242028752"/>
+      <w:bookmarkStart w:id="70" w:name="_Toc242613190"/>
       <w:r>
         <w:rPr>
           <w:rFonts w:ascii="Times New Roman" w:hAnsi="Times New Roman"/>
@@ -7579,7 +7604,7 @@
       </w:pPr>
       <w:bookmarkStart w:id="71" w:name="_Toc240977924"/>
       <w:bookmarkStart w:id="72" w:name="_Toc241319369"/>
-      <w:bookmarkStart w:id="73" w:name="_Toc242028753"/>
+      <w:bookmarkStart w:id="73" w:name="_Toc242613191"/>
       <w:r>
         <w:rPr>
           <w:rFonts w:ascii="Times New Roman" w:hAnsi="Times New Roman"/>
@@ -7724,19 +7749,7 @@
         <w:rPr>
           <w:rFonts w:ascii="Times New Roman" w:hAnsi="Times New Roman"/>
         </w:rPr>
-        <w:t xml:space="preserve"> </w:t>
-      </w:r>
-      <w:r>
-        <w:rPr>
-          <w:rFonts w:ascii="Times New Roman" w:hAnsi="Times New Roman"/>
-        </w:rPr>
-        <w:t>E-commerce Churn Dataset – REES46</w:t>
-      </w:r>
-      <w:r>
-        <w:rPr>
-          <w:rFonts w:ascii="Times New Roman" w:hAnsi="Times New Roman"/>
-        </w:rPr>
-        <w:t xml:space="preserve">, το </w:t>
+        <w:t xml:space="preserve"> E-commerce Churn Dataset – REES46, το </w:t>
       </w:r>
       <w:r>
         <w:rPr>
@@ -7809,19 +7822,7 @@
         <w:rPr>
           <w:rFonts w:ascii="Times New Roman" w:hAnsi="Times New Roman"/>
         </w:rPr>
-        <w:t xml:space="preserve"> από τον </w:t>
-      </w:r>
-      <w:r>
-        <w:rPr>
-          <w:rFonts w:ascii="Times New Roman" w:hAnsi="Times New Roman"/>
-        </w:rPr>
-        <w:t>Fridrich (2023)</w:t>
-      </w:r>
-      <w:r>
-        <w:rPr>
-          <w:rFonts w:ascii="Times New Roman" w:hAnsi="Times New Roman"/>
-        </w:rPr>
-        <w:t xml:space="preserve">. Η </w:t>
+        <w:t xml:space="preserve"> από τον Fridrich (2023). Η </w:t>
       </w:r>
       <w:r>
         <w:rPr>
@@ -8037,19 +8038,7 @@
         <w:rPr>
           <w:rFonts w:ascii="Times New Roman" w:hAnsi="Times New Roman"/>
         </w:rPr>
-        <w:t xml:space="preserve"> τους </w:t>
-      </w:r>
-      <w:r>
-        <w:rPr>
-          <w:rFonts w:ascii="Times New Roman" w:hAnsi="Times New Roman"/>
-        </w:rPr>
-        <w:t>(Reichheld &amp; Sasser, 1990).</w:t>
-      </w:r>
-      <w:r>
-        <w:rPr>
-          <w:rFonts w:ascii="Times New Roman" w:hAnsi="Times New Roman"/>
-        </w:rPr>
-        <w:t xml:space="preserve"> </w:t>
+        <w:t xml:space="preserve"> τους (Reichheld &amp; Sasser, 1990). </w:t>
       </w:r>
       <w:r>
         <w:rPr>
@@ -8104,19 +8093,7 @@
         <w:rPr>
           <w:rFonts w:ascii="Times New Roman" w:hAnsi="Times New Roman"/>
         </w:rPr>
-        <w:t xml:space="preserve"> </w:t>
-      </w:r>
-      <w:r>
-        <w:rPr>
-          <w:rFonts w:ascii="Times New Roman" w:hAnsi="Times New Roman"/>
-        </w:rPr>
-        <w:t>REES46 (Kechinov</w:t>
-      </w:r>
-      <w:r>
-        <w:rPr>
-          <w:rFonts w:ascii="Times New Roman" w:hAnsi="Times New Roman"/>
-        </w:rPr>
-        <w:t xml:space="preserve">,2019), το </w:t>
+        <w:t xml:space="preserve"> REES46 (Kechinov,2019), το </w:t>
       </w:r>
       <w:r>
         <w:rPr>
@@ -8225,9 +8202,141 @@
       <w:pPr>
         <w:rPr>
           <w:rFonts w:ascii="Times New Roman" w:hAnsi="Times New Roman"/>
-          <w:lang w:val="en-US"/>
-        </w:rPr>
-      </w:pPr>
+        </w:rPr>
+      </w:pPr>
+      <w:r>
+        <w:rPr>
+          <w:rFonts w:ascii="Times New Roman" w:hAnsi="Times New Roman"/>
+        </w:rPr>
+        <w:t>Το σύνολο δεδομένων αποτελείται από</w:t>
+      </w:r>
+      <w:r>
+        <w:rPr>
+          <w:rFonts w:ascii="Times New Roman" w:hAnsi="Times New Roman"/>
+        </w:rPr>
+        <w:t xml:space="preserve"> δύο αρχεία </w:t>
+      </w:r>
+      <w:r>
+        <w:rPr>
+          <w:rFonts w:ascii="Times New Roman" w:hAnsi="Times New Roman"/>
+        </w:rPr>
+        <w:t>.</w:t>
+      </w:r>
+      <w:r>
+        <w:rPr>
+          <w:rFonts w:ascii="Times New Roman" w:hAnsi="Times New Roman"/>
+          <w:lang w:val="en-US"/>
+        </w:rPr>
+        <w:t>csv</w:t>
+      </w:r>
+      <w:r>
+        <w:rPr>
+          <w:rFonts w:ascii="Times New Roman" w:hAnsi="Times New Roman"/>
+        </w:rPr>
+        <w:t xml:space="preserve">: </w:t>
+      </w:r>
+      <w:r>
+        <w:rPr>
+          <w:rFonts w:ascii="Times New Roman" w:hAnsi="Times New Roman"/>
+          <w:lang w:val="en-US"/>
+        </w:rPr>
+        <w:t>customer</w:t>
+      </w:r>
+      <w:r>
+        <w:rPr>
+          <w:rFonts w:ascii="Times New Roman" w:hAnsi="Times New Roman"/>
+        </w:rPr>
+        <w:t>_</w:t>
+      </w:r>
+      <w:r>
+        <w:rPr>
+          <w:rFonts w:ascii="Times New Roman" w:hAnsi="Times New Roman"/>
+          <w:lang w:val="en-US"/>
+        </w:rPr>
+        <w:t>model</w:t>
+      </w:r>
+      <w:r>
+        <w:rPr>
+          <w:rFonts w:ascii="Times New Roman" w:hAnsi="Times New Roman"/>
+        </w:rPr>
+        <w:t>.</w:t>
+      </w:r>
+      <w:r>
+        <w:rPr>
+          <w:rFonts w:ascii="Times New Roman" w:hAnsi="Times New Roman"/>
+          <w:lang w:val="en-US"/>
+        </w:rPr>
+        <w:t>csv</w:t>
+      </w:r>
+      <w:r>
+        <w:rPr>
+          <w:rFonts w:ascii="Times New Roman" w:hAnsi="Times New Roman"/>
+        </w:rPr>
+        <w:t xml:space="preserve">, που περιέχει τα δεδομένα, </w:t>
+      </w:r>
+      <w:r>
+        <w:rPr>
+          <w:rFonts w:ascii="Times New Roman" w:hAnsi="Times New Roman"/>
+        </w:rPr>
+        <w:t>και</w:t>
+      </w:r>
+      <w:r>
+        <w:rPr>
+          <w:rFonts w:ascii="Times New Roman" w:hAnsi="Times New Roman"/>
+        </w:rPr>
+        <w:t xml:space="preserve"> το</w:t>
+      </w:r>
+      <w:r>
+        <w:rPr>
+          <w:rFonts w:ascii="Times New Roman" w:hAnsi="Times New Roman"/>
+        </w:rPr>
+        <w:t xml:space="preserve"> </w:t>
+      </w:r>
+      <w:r>
+        <w:rPr>
+          <w:rFonts w:ascii="Times New Roman" w:hAnsi="Times New Roman"/>
+          <w:lang w:val="en-US"/>
+        </w:rPr>
+        <w:t>data</w:t>
+      </w:r>
+      <w:r>
+        <w:rPr>
+          <w:rFonts w:ascii="Times New Roman" w:hAnsi="Times New Roman"/>
+        </w:rPr>
+        <w:t>_</w:t>
+      </w:r>
+      <w:r>
+        <w:rPr>
+          <w:rFonts w:ascii="Times New Roman" w:hAnsi="Times New Roman"/>
+          <w:lang w:val="en-US"/>
+        </w:rPr>
+        <w:t>dict</w:t>
+      </w:r>
+      <w:r>
+        <w:rPr>
+          <w:rFonts w:ascii="Times New Roman" w:hAnsi="Times New Roman"/>
+        </w:rPr>
+        <w:t>.</w:t>
+      </w:r>
+      <w:r>
+        <w:rPr>
+          <w:rFonts w:ascii="Times New Roman" w:hAnsi="Times New Roman"/>
+          <w:lang w:val="en-US"/>
+        </w:rPr>
+        <w:t>csv</w:t>
+      </w:r>
+      <w:r>
+        <w:rPr>
+          <w:rFonts w:ascii="Times New Roman" w:hAnsi="Times New Roman"/>
+        </w:rPr>
+        <w:t>, που αποτελεί το λεξικό δεδομένων.</w:t>
+      </w:r>
+      <w:r>
+        <w:rPr>
+          <w:rFonts w:ascii="Times New Roman" w:hAnsi="Times New Roman"/>
+        </w:rPr>
+        <w:t xml:space="preserve"> </w:t>
+      </w:r>
       <w:r>
         <w:rPr>
           <w:rFonts w:ascii="Times New Roman" w:hAnsi="Times New Roman"/>
@@ -8237,6 +8346,634 @@
       <w:r>
         <w:rPr>
           <w:rFonts w:ascii="Times New Roman" w:hAnsi="Times New Roman"/>
+          <w:lang w:val="en-US"/>
+        </w:rPr>
+        <w:t>customer</w:t>
+      </w:r>
+      <w:r>
+        <w:rPr>
+          <w:rFonts w:ascii="Times New Roman" w:hAnsi="Times New Roman"/>
+        </w:rPr>
+        <w:t>_</w:t>
+      </w:r>
+      <w:r>
+        <w:rPr>
+          <w:rFonts w:ascii="Times New Roman" w:hAnsi="Times New Roman"/>
+          <w:lang w:val="en-US"/>
+        </w:rPr>
+        <w:t>model</w:t>
+      </w:r>
+      <w:r>
+        <w:rPr>
+          <w:rFonts w:ascii="Times New Roman" w:hAnsi="Times New Roman"/>
+        </w:rPr>
+        <w:t>.</w:t>
+      </w:r>
+      <w:r>
+        <w:rPr>
+          <w:rFonts w:ascii="Times New Roman" w:hAnsi="Times New Roman"/>
+          <w:lang w:val="en-US"/>
+        </w:rPr>
+        <w:t>csv</w:t>
+      </w:r>
+      <w:r>
+        <w:rPr>
+          <w:rFonts w:ascii="Times New Roman" w:hAnsi="Times New Roman"/>
+        </w:rPr>
+        <w:t>,</w:t>
+      </w:r>
+      <w:r>
+        <w:rPr>
+          <w:rFonts w:ascii="Times New Roman" w:hAnsi="Times New Roman"/>
+        </w:rPr>
+        <w:t xml:space="preserve"> όπως μπορούμε να δούμε, </w:t>
+      </w:r>
+      <w:r>
+        <w:rPr>
+          <w:rFonts w:ascii="Times New Roman" w:hAnsi="Times New Roman"/>
+        </w:rPr>
+        <w:t>περιλαμβάνει</w:t>
+      </w:r>
+      <w:r>
+        <w:rPr>
+          <w:rFonts w:ascii="Times New Roman" w:hAnsi="Times New Roman"/>
+        </w:rPr>
+        <w:t xml:space="preserve"> 112</w:t>
+      </w:r>
+      <w:r>
+        <w:rPr>
+          <w:rFonts w:ascii="Times New Roman" w:hAnsi="Times New Roman"/>
+        </w:rPr>
+        <w:t>.</w:t>
+      </w:r>
+      <w:r>
+        <w:rPr>
+          <w:rFonts w:ascii="Times New Roman" w:hAnsi="Times New Roman"/>
+        </w:rPr>
+        <w:t xml:space="preserve">610 </w:t>
+      </w:r>
+      <w:r>
+        <w:rPr>
+          <w:rFonts w:ascii="Times New Roman" w:hAnsi="Times New Roman"/>
+        </w:rPr>
+        <w:t>εγγραφές</w:t>
+      </w:r>
+      <w:r>
+        <w:rPr>
+          <w:rFonts w:ascii="Times New Roman" w:hAnsi="Times New Roman"/>
+        </w:rPr>
+        <w:t xml:space="preserve">, οι </w:t>
+      </w:r>
+      <w:r>
+        <w:rPr>
+          <w:rFonts w:ascii="Times New Roman" w:hAnsi="Times New Roman"/>
+        </w:rPr>
+        <w:t>οποίες</w:t>
+      </w:r>
+      <w:r>
+        <w:rPr>
+          <w:rFonts w:ascii="Times New Roman" w:hAnsi="Times New Roman"/>
+        </w:rPr>
+        <w:t xml:space="preserve"> </w:t>
+      </w:r>
+      <w:r>
+        <w:rPr>
+          <w:rFonts w:ascii="Times New Roman" w:hAnsi="Times New Roman"/>
+        </w:rPr>
+        <w:t>αφορούν</w:t>
+      </w:r>
+      <w:r>
+        <w:rPr>
+          <w:rFonts w:ascii="Times New Roman" w:hAnsi="Times New Roman"/>
+        </w:rPr>
+        <w:t xml:space="preserve"> 21</w:t>
+      </w:r>
+      <w:r>
+        <w:rPr>
+          <w:rFonts w:ascii="Times New Roman" w:hAnsi="Times New Roman"/>
+        </w:rPr>
+        <w:t>.</w:t>
+      </w:r>
+      <w:r>
+        <w:rPr>
+          <w:rFonts w:ascii="Times New Roman" w:hAnsi="Times New Roman"/>
+        </w:rPr>
+        <w:t xml:space="preserve">605 </w:t>
+      </w:r>
+      <w:r>
+        <w:rPr>
+          <w:rFonts w:ascii="Times New Roman" w:hAnsi="Times New Roman"/>
+        </w:rPr>
+        <w:t>μοναδικούς</w:t>
+      </w:r>
+      <w:r>
+        <w:rPr>
+          <w:rFonts w:ascii="Times New Roman" w:hAnsi="Times New Roman"/>
+        </w:rPr>
+        <w:t xml:space="preserve"> </w:t>
+      </w:r>
+      <w:r>
+        <w:rPr>
+          <w:rFonts w:ascii="Times New Roman" w:hAnsi="Times New Roman"/>
+        </w:rPr>
+        <w:t>χρήστες</w:t>
+      </w:r>
+      <w:r>
+        <w:rPr>
+          <w:rFonts w:ascii="Times New Roman" w:hAnsi="Times New Roman"/>
+        </w:rPr>
+        <w:t xml:space="preserve">, </w:t>
+      </w:r>
+      <w:r>
+        <w:rPr>
+          <w:rFonts w:ascii="Times New Roman" w:hAnsi="Times New Roman"/>
+        </w:rPr>
+        <w:t xml:space="preserve">και 276 </w:t>
+      </w:r>
+      <w:r>
+        <w:rPr>
+          <w:rFonts w:ascii="Times New Roman" w:hAnsi="Times New Roman"/>
+        </w:rPr>
+        <w:t>μεταβλητές</w:t>
+      </w:r>
+      <w:r>
+        <w:rPr>
+          <w:rFonts w:ascii="Times New Roman" w:hAnsi="Times New Roman"/>
+        </w:rPr>
+        <w:t xml:space="preserve">, εκ των </w:t>
+      </w:r>
+      <w:r>
+        <w:rPr>
+          <w:rFonts w:ascii="Times New Roman" w:hAnsi="Times New Roman"/>
+        </w:rPr>
+        <w:t>οποίων</w:t>
+      </w:r>
+      <w:r>
+        <w:rPr>
+          <w:rFonts w:ascii="Times New Roman" w:hAnsi="Times New Roman"/>
+        </w:rPr>
+        <w:t xml:space="preserve"> οι 219 είναι </w:t>
+      </w:r>
+      <w:r>
+        <w:rPr>
+          <w:rFonts w:ascii="Times New Roman" w:hAnsi="Times New Roman"/>
+        </w:rPr>
+        <w:t>τύπου</w:t>
+      </w:r>
+      <w:r>
+        <w:rPr>
+          <w:rFonts w:ascii="Times New Roman" w:hAnsi="Times New Roman"/>
+        </w:rPr>
+        <w:t xml:space="preserve"> </w:t>
+      </w:r>
+      <w:r>
+        <w:rPr>
+          <w:rFonts w:ascii="Times New Roman" w:hAnsi="Times New Roman"/>
+          <w:lang w:val="en-US"/>
+        </w:rPr>
+        <w:t>float</w:t>
+      </w:r>
+      <w:r>
+        <w:rPr>
+          <w:rFonts w:ascii="Times New Roman" w:hAnsi="Times New Roman"/>
+        </w:rPr>
+        <w:t xml:space="preserve">64 </w:t>
+      </w:r>
+      <w:r>
+        <w:rPr>
+          <w:rFonts w:ascii="Times New Roman" w:hAnsi="Times New Roman"/>
+        </w:rPr>
+        <w:t xml:space="preserve">και οι </w:t>
+      </w:r>
+      <w:r>
+        <w:rPr>
+          <w:rFonts w:ascii="Times New Roman" w:hAnsi="Times New Roman"/>
+        </w:rPr>
+        <w:t>υπόλοιπες</w:t>
+      </w:r>
+      <w:r>
+        <w:rPr>
+          <w:rFonts w:ascii="Times New Roman" w:hAnsi="Times New Roman"/>
+        </w:rPr>
+        <w:t xml:space="preserve"> 57 είναι </w:t>
+      </w:r>
+      <w:r>
+        <w:rPr>
+          <w:rFonts w:ascii="Times New Roman" w:hAnsi="Times New Roman"/>
+        </w:rPr>
+        <w:t>τύπου</w:t>
+      </w:r>
+      <w:r>
+        <w:rPr>
+          <w:rFonts w:ascii="Times New Roman" w:hAnsi="Times New Roman"/>
+        </w:rPr>
+        <w:t xml:space="preserve"> </w:t>
+      </w:r>
+      <w:r>
+        <w:rPr>
+          <w:rFonts w:ascii="Times New Roman" w:hAnsi="Times New Roman"/>
+          <w:lang w:val="en-US"/>
+        </w:rPr>
+        <w:t>int</w:t>
+      </w:r>
+      <w:r>
+        <w:rPr>
+          <w:rFonts w:ascii="Times New Roman" w:hAnsi="Times New Roman"/>
+        </w:rPr>
+        <w:t>6</w:t>
+      </w:r>
+      <w:r>
+        <w:rPr>
+          <w:rFonts w:ascii="Times New Roman" w:hAnsi="Times New Roman"/>
+        </w:rPr>
+        <w:t xml:space="preserve">4 </w:t>
+      </w:r>
+      <w:r>
+        <w:rPr>
+          <w:rFonts w:ascii="Times New Roman" w:hAnsi="Times New Roman"/>
+        </w:rPr>
+        <w:t>(Πίνακας 2).</w:t>
+      </w:r>
+      <w:r>
+        <w:rPr>
+          <w:rFonts w:ascii="Times New Roman" w:hAnsi="Times New Roman"/>
+        </w:rPr>
+        <w:t xml:space="preserve"> </w:t>
+      </w:r>
+      <w:r>
+        <w:rPr>
+          <w:rFonts w:ascii="Times New Roman" w:hAnsi="Times New Roman"/>
+        </w:rPr>
+        <w:t xml:space="preserve">Το </w:t>
+      </w:r>
+      <w:r>
+        <w:rPr>
+          <w:rFonts w:ascii="Times New Roman" w:hAnsi="Times New Roman"/>
+        </w:rPr>
+        <w:t>συγκεκριμένο</w:t>
+      </w:r>
+      <w:r>
+        <w:rPr>
+          <w:rFonts w:ascii="Times New Roman" w:hAnsi="Times New Roman"/>
+        </w:rPr>
+        <w:t xml:space="preserve"> </w:t>
+      </w:r>
+      <w:r>
+        <w:rPr>
+          <w:rFonts w:ascii="Times New Roman" w:hAnsi="Times New Roman"/>
+          <w:lang w:val="en-US"/>
+        </w:rPr>
+        <w:t>dataset</w:t>
+      </w:r>
+      <w:r>
+        <w:rPr>
+          <w:rFonts w:ascii="Times New Roman" w:hAnsi="Times New Roman"/>
+        </w:rPr>
+        <w:t xml:space="preserve"> </w:t>
+      </w:r>
+      <w:r>
+        <w:rPr>
+          <w:rFonts w:ascii="Times New Roman" w:hAnsi="Times New Roman"/>
+        </w:rPr>
+        <w:t>έχει</w:t>
+      </w:r>
+      <w:r>
+        <w:rPr>
+          <w:rFonts w:ascii="Times New Roman" w:hAnsi="Times New Roman"/>
+        </w:rPr>
+        <w:t xml:space="preserve"> </w:t>
+      </w:r>
+      <w:r>
+        <w:rPr>
+          <w:rFonts w:ascii="Times New Roman" w:hAnsi="Times New Roman"/>
+        </w:rPr>
+        <w:t>δημιουργηθεί</w:t>
+      </w:r>
+      <w:r>
+        <w:rPr>
+          <w:rFonts w:ascii="Times New Roman" w:hAnsi="Times New Roman"/>
+        </w:rPr>
+        <w:t xml:space="preserve"> με τη </w:t>
+      </w:r>
+      <w:r>
+        <w:rPr>
+          <w:rFonts w:ascii="Times New Roman" w:hAnsi="Times New Roman"/>
+        </w:rPr>
+        <w:t>μέθοδο</w:t>
+      </w:r>
+      <w:r>
+        <w:rPr>
+          <w:rFonts w:ascii="Times New Roman" w:hAnsi="Times New Roman"/>
+        </w:rPr>
+        <w:t xml:space="preserve"> των </w:t>
+      </w:r>
+      <w:r>
+        <w:rPr>
+          <w:rFonts w:ascii="Times New Roman" w:hAnsi="Times New Roman"/>
+        </w:rPr>
+        <w:t>κυλιόμενων</w:t>
+      </w:r>
+      <w:r>
+        <w:rPr>
+          <w:rFonts w:ascii="Times New Roman" w:hAnsi="Times New Roman"/>
+        </w:rPr>
+        <w:t xml:space="preserve"> </w:t>
+      </w:r>
+      <w:r>
+        <w:rPr>
+          <w:rFonts w:ascii="Times New Roman" w:hAnsi="Times New Roman"/>
+        </w:rPr>
+        <w:t>χρονικών</w:t>
+      </w:r>
+      <w:r>
+        <w:rPr>
+          <w:rFonts w:ascii="Times New Roman" w:hAnsi="Times New Roman"/>
+        </w:rPr>
+        <w:t xml:space="preserve"> </w:t>
+      </w:r>
+      <w:r>
+        <w:rPr>
+          <w:rFonts w:ascii="Times New Roman" w:hAnsi="Times New Roman"/>
+        </w:rPr>
+        <w:t>παραθύρων</w:t>
+      </w:r>
+      <w:r>
+        <w:rPr>
+          <w:rFonts w:ascii="Times New Roman" w:hAnsi="Times New Roman"/>
+        </w:rPr>
+        <w:t xml:space="preserve">, </w:t>
+      </w:r>
+      <w:r>
+        <w:rPr>
+          <w:rFonts w:ascii="Times New Roman" w:hAnsi="Times New Roman"/>
+        </w:rPr>
+        <w:t>δηλαδή</w:t>
+      </w:r>
+      <w:r>
+        <w:rPr>
+          <w:rFonts w:ascii="Times New Roman" w:hAnsi="Times New Roman"/>
+        </w:rPr>
+        <w:t xml:space="preserve"> για κάθε </w:t>
+      </w:r>
+      <w:r>
+        <w:rPr>
+          <w:rFonts w:ascii="Times New Roman" w:hAnsi="Times New Roman"/>
+        </w:rPr>
+        <w:t>χρονικό</w:t>
+      </w:r>
+      <w:r>
+        <w:rPr>
+          <w:rFonts w:ascii="Times New Roman" w:hAnsi="Times New Roman"/>
+        </w:rPr>
+        <w:t xml:space="preserve"> </w:t>
+      </w:r>
+      <w:r>
+        <w:rPr>
+          <w:rFonts w:ascii="Times New Roman" w:hAnsi="Times New Roman"/>
+        </w:rPr>
+        <w:t>βήμα</w:t>
+      </w:r>
+      <w:r>
+        <w:rPr>
+          <w:rFonts w:ascii="Times New Roman" w:hAnsi="Times New Roman"/>
+        </w:rPr>
+        <w:t xml:space="preserve"> (</w:t>
+      </w:r>
+      <w:r>
+        <w:rPr>
+          <w:rFonts w:ascii="Times New Roman" w:hAnsi="Times New Roman"/>
+          <w:lang w:val="en-US"/>
+        </w:rPr>
+        <w:t>time</w:t>
+      </w:r>
+      <w:r>
+        <w:rPr>
+          <w:rFonts w:ascii="Times New Roman" w:hAnsi="Times New Roman"/>
+        </w:rPr>
+        <w:t>_</w:t>
+      </w:r>
+      <w:r>
+        <w:rPr>
+          <w:rFonts w:ascii="Times New Roman" w:hAnsi="Times New Roman"/>
+          <w:lang w:val="en-US"/>
+        </w:rPr>
+        <w:t>step</w:t>
+      </w:r>
+      <w:r>
+        <w:rPr>
+          <w:rFonts w:ascii="Times New Roman" w:hAnsi="Times New Roman"/>
+        </w:rPr>
+        <w:t xml:space="preserve">), τα </w:t>
+      </w:r>
+      <w:r>
+        <w:rPr>
+          <w:rFonts w:ascii="Times New Roman" w:hAnsi="Times New Roman"/>
+        </w:rPr>
+        <w:t>χαρακτηριστικά</w:t>
+      </w:r>
+      <w:r>
+        <w:rPr>
+          <w:rFonts w:ascii="Times New Roman" w:hAnsi="Times New Roman"/>
+        </w:rPr>
+        <w:t xml:space="preserve"> κάθε </w:t>
+      </w:r>
+      <w:r>
+        <w:rPr>
+          <w:rFonts w:ascii="Times New Roman" w:hAnsi="Times New Roman"/>
+        </w:rPr>
+        <w:t>χρήστη</w:t>
+      </w:r>
+      <w:r>
+        <w:rPr>
+          <w:rFonts w:ascii="Times New Roman" w:hAnsi="Times New Roman"/>
+        </w:rPr>
+        <w:t xml:space="preserve"> </w:t>
+      </w:r>
+      <w:r>
+        <w:rPr>
+          <w:rFonts w:ascii="Times New Roman" w:hAnsi="Times New Roman"/>
+        </w:rPr>
+        <w:t>υπολογίζονται</w:t>
+      </w:r>
+      <w:r>
+        <w:rPr>
+          <w:rFonts w:ascii="Times New Roman" w:hAnsi="Times New Roman"/>
+        </w:rPr>
+        <w:t xml:space="preserve"> από τη </w:t>
+      </w:r>
+      <w:r>
+        <w:rPr>
+          <w:rFonts w:ascii="Times New Roman" w:hAnsi="Times New Roman"/>
+        </w:rPr>
+        <w:t>συμπεριφορά</w:t>
+      </w:r>
+      <w:r>
+        <w:rPr>
+          <w:rFonts w:ascii="Times New Roman" w:hAnsi="Times New Roman"/>
+        </w:rPr>
+        <w:t xml:space="preserve"> του πριν από μια </w:t>
+      </w:r>
+      <w:r>
+        <w:rPr>
+          <w:rFonts w:ascii="Times New Roman" w:hAnsi="Times New Roman"/>
+        </w:rPr>
+        <w:t>ημερομηνία</w:t>
+      </w:r>
+      <w:r>
+        <w:rPr>
+          <w:rFonts w:ascii="Times New Roman" w:hAnsi="Times New Roman"/>
+        </w:rPr>
+        <w:t xml:space="preserve"> </w:t>
+      </w:r>
+      <w:r>
+        <w:rPr>
+          <w:rFonts w:ascii="Times New Roman" w:hAnsi="Times New Roman"/>
+        </w:rPr>
+        <w:t>διαχωρισμού</w:t>
+      </w:r>
+      <w:r>
+        <w:rPr>
+          <w:rFonts w:ascii="Times New Roman" w:hAnsi="Times New Roman"/>
+        </w:rPr>
+        <w:t xml:space="preserve">, ενώ η </w:t>
+      </w:r>
+      <w:r>
+        <w:rPr>
+          <w:rFonts w:ascii="Times New Roman" w:hAnsi="Times New Roman"/>
+        </w:rPr>
+        <w:t>μεταβλητή</w:t>
+      </w:r>
+      <w:r>
+        <w:rPr>
+          <w:rFonts w:ascii="Times New Roman" w:hAnsi="Times New Roman"/>
+        </w:rPr>
+        <w:t xml:space="preserve"> </w:t>
+      </w:r>
+      <w:r>
+        <w:rPr>
+          <w:rFonts w:ascii="Times New Roman" w:hAnsi="Times New Roman"/>
+        </w:rPr>
+        <w:t>-</w:t>
+      </w:r>
+      <w:r>
+        <w:rPr>
+          <w:rFonts w:ascii="Times New Roman" w:hAnsi="Times New Roman"/>
+        </w:rPr>
+        <w:t xml:space="preserve"> </w:t>
+      </w:r>
+      <w:r>
+        <w:rPr>
+          <w:rFonts w:ascii="Times New Roman" w:hAnsi="Times New Roman"/>
+        </w:rPr>
+        <w:t>στόχος</w:t>
+      </w:r>
+      <w:r>
+        <w:rPr>
+          <w:rFonts w:ascii="Times New Roman" w:hAnsi="Times New Roman"/>
+        </w:rPr>
+        <w:t xml:space="preserve"> (</w:t>
+      </w:r>
+      <w:r>
+        <w:rPr>
+          <w:rFonts w:ascii="Times New Roman" w:hAnsi="Times New Roman"/>
+          <w:lang w:val="en-US"/>
+        </w:rPr>
+        <w:t>target</w:t>
+      </w:r>
+      <w:r>
+        <w:rPr>
+          <w:rFonts w:ascii="Times New Roman" w:hAnsi="Times New Roman"/>
+        </w:rPr>
+        <w:t>_</w:t>
+      </w:r>
+      <w:r>
+        <w:rPr>
+          <w:rFonts w:ascii="Times New Roman" w:hAnsi="Times New Roman"/>
+          <w:lang w:val="en-US"/>
+        </w:rPr>
+        <w:t>event</w:t>
+      </w:r>
+      <w:r>
+        <w:rPr>
+          <w:rFonts w:ascii="Times New Roman" w:hAnsi="Times New Roman"/>
+        </w:rPr>
+        <w:t xml:space="preserve">) </w:t>
+      </w:r>
+      <w:r>
+        <w:rPr>
+          <w:rFonts w:ascii="Times New Roman" w:hAnsi="Times New Roman"/>
+        </w:rPr>
+        <w:t>προσδιορίζεται</w:t>
+      </w:r>
+      <w:r>
+        <w:rPr>
+          <w:rFonts w:ascii="Times New Roman" w:hAnsi="Times New Roman"/>
+        </w:rPr>
+        <w:t xml:space="preserve"> από την </w:t>
+      </w:r>
+      <w:r>
+        <w:rPr>
+          <w:rFonts w:ascii="Times New Roman" w:hAnsi="Times New Roman"/>
+        </w:rPr>
+        <w:t>περίοδο</w:t>
+      </w:r>
+      <w:r>
+        <w:rPr>
+          <w:rFonts w:ascii="Times New Roman" w:hAnsi="Times New Roman"/>
+        </w:rPr>
+        <w:t xml:space="preserve"> που </w:t>
+      </w:r>
+      <w:r>
+        <w:rPr>
+          <w:rFonts w:ascii="Times New Roman" w:hAnsi="Times New Roman"/>
+        </w:rPr>
+        <w:t>ακολουθεί</w:t>
+      </w:r>
+      <w:r>
+        <w:rPr>
+          <w:rFonts w:ascii="Times New Roman" w:hAnsi="Times New Roman"/>
+        </w:rPr>
+        <w:t xml:space="preserve">, </w:t>
+      </w:r>
+      <w:r>
+        <w:rPr>
+          <w:rFonts w:ascii="Times New Roman" w:hAnsi="Times New Roman"/>
+        </w:rPr>
+        <w:t>διάρκειας</w:t>
+      </w:r>
+      <w:r>
+        <w:rPr>
+          <w:rFonts w:ascii="Times New Roman" w:hAnsi="Times New Roman"/>
+        </w:rPr>
+        <w:t xml:space="preserve"> </w:t>
+      </w:r>
+      <w:r>
+        <w:rPr>
+          <w:rFonts w:ascii="Times New Roman" w:hAnsi="Times New Roman"/>
+        </w:rPr>
+        <w:t>τεσσάρων</w:t>
+      </w:r>
+      <w:r>
+        <w:rPr>
+          <w:rFonts w:ascii="Times New Roman" w:hAnsi="Times New Roman"/>
+        </w:rPr>
+        <w:t xml:space="preserve"> </w:t>
+      </w:r>
+      <w:r>
+        <w:rPr>
+          <w:rFonts w:ascii="Times New Roman" w:hAnsi="Times New Roman"/>
+        </w:rPr>
+        <w:t>εβδομάδων</w:t>
+      </w:r>
+      <w:r>
+        <w:rPr>
+          <w:rFonts w:ascii="Times New Roman" w:hAnsi="Times New Roman"/>
+        </w:rPr>
+        <w:t xml:space="preserve">. Στο </w:t>
+      </w:r>
+      <w:r>
+        <w:rPr>
+          <w:rFonts w:ascii="Times New Roman" w:hAnsi="Times New Roman"/>
         </w:rPr>
         <w:t>σύνολο</w:t>
       </w:r>
@@ -8250,13 +8987,327 @@
         <w:rPr>
           <w:rFonts w:ascii="Times New Roman" w:hAnsi="Times New Roman"/>
         </w:rPr>
-        <w:t>αποτελείται</w:t>
-      </w:r>
-      <w:r>
-        <w:rPr>
-          <w:rFonts w:ascii="Times New Roman" w:hAnsi="Times New Roman"/>
-        </w:rPr>
-        <w:t xml:space="preserve"> από 112610 </w:t>
+        <w:t>υπάρχουν</w:t>
+      </w:r>
+      <w:r>
+        <w:rPr>
+          <w:rFonts w:ascii="Times New Roman" w:hAnsi="Times New Roman"/>
+        </w:rPr>
+        <w:t xml:space="preserve"> </w:t>
+      </w:r>
+      <w:r>
+        <w:rPr>
+          <w:rFonts w:ascii="Times New Roman" w:hAnsi="Times New Roman"/>
+        </w:rPr>
+        <w:t>επτά</w:t>
+      </w:r>
+      <w:r>
+        <w:rPr>
+          <w:rFonts w:ascii="Times New Roman" w:hAnsi="Times New Roman"/>
+        </w:rPr>
+        <w:t xml:space="preserve"> </w:t>
+      </w:r>
+      <w:r>
+        <w:rPr>
+          <w:rFonts w:ascii="Times New Roman" w:hAnsi="Times New Roman"/>
+        </w:rPr>
+        <w:t>χρονικά</w:t>
+      </w:r>
+      <w:r>
+        <w:rPr>
+          <w:rFonts w:ascii="Times New Roman" w:hAnsi="Times New Roman"/>
+        </w:rPr>
+        <w:t xml:space="preserve"> </w:t>
+      </w:r>
+      <w:r>
+        <w:rPr>
+          <w:rFonts w:ascii="Times New Roman" w:hAnsi="Times New Roman"/>
+        </w:rPr>
+        <w:t>βήματα</w:t>
+      </w:r>
+      <w:r>
+        <w:rPr>
+          <w:rFonts w:ascii="Times New Roman" w:hAnsi="Times New Roman"/>
+        </w:rPr>
+        <w:t xml:space="preserve"> (από 0 </w:t>
+      </w:r>
+      <w:r>
+        <w:rPr>
+          <w:rFonts w:ascii="Times New Roman" w:hAnsi="Times New Roman"/>
+        </w:rPr>
+        <w:t>έως</w:t>
+      </w:r>
+      <w:r>
+        <w:rPr>
+          <w:rFonts w:ascii="Times New Roman" w:hAnsi="Times New Roman"/>
+        </w:rPr>
+        <w:t xml:space="preserve"> 6), τα </w:t>
+      </w:r>
+      <w:r>
+        <w:rPr>
+          <w:rFonts w:ascii="Times New Roman" w:hAnsi="Times New Roman"/>
+        </w:rPr>
+        <w:t>οποία</w:t>
+      </w:r>
+      <w:r>
+        <w:rPr>
+          <w:rFonts w:ascii="Times New Roman" w:hAnsi="Times New Roman"/>
+        </w:rPr>
+        <w:t xml:space="preserve"> </w:t>
+      </w:r>
+      <w:r>
+        <w:rPr>
+          <w:rFonts w:ascii="Times New Roman" w:hAnsi="Times New Roman"/>
+        </w:rPr>
+        <w:t>μετατοπίζονται</w:t>
+      </w:r>
+      <w:r>
+        <w:rPr>
+          <w:rFonts w:ascii="Times New Roman" w:hAnsi="Times New Roman"/>
+        </w:rPr>
+        <w:t xml:space="preserve"> </w:t>
+      </w:r>
+      <w:r>
+        <w:rPr>
+          <w:rFonts w:ascii="Times New Roman" w:hAnsi="Times New Roman"/>
+        </w:rPr>
+        <w:t>διαδοχικά</w:t>
+      </w:r>
+      <w:r>
+        <w:rPr>
+          <w:rFonts w:ascii="Times New Roman" w:hAnsi="Times New Roman"/>
+        </w:rPr>
+        <w:t xml:space="preserve"> προς τα </w:t>
+      </w:r>
+      <w:r>
+        <w:rPr>
+          <w:rFonts w:ascii="Times New Roman" w:hAnsi="Times New Roman"/>
+        </w:rPr>
+        <w:t>πίσω</w:t>
+      </w:r>
+      <w:r>
+        <w:rPr>
+          <w:rFonts w:ascii="Times New Roman" w:hAnsi="Times New Roman"/>
+        </w:rPr>
+        <w:t xml:space="preserve"> κατά </w:t>
+      </w:r>
+      <w:r>
+        <w:rPr>
+          <w:rFonts w:ascii="Times New Roman" w:hAnsi="Times New Roman"/>
+        </w:rPr>
+        <w:t>τέσσερις</w:t>
+      </w:r>
+      <w:r>
+        <w:rPr>
+          <w:rFonts w:ascii="Times New Roman" w:hAnsi="Times New Roman"/>
+        </w:rPr>
+        <w:t xml:space="preserve"> </w:t>
+      </w:r>
+      <w:r>
+        <w:rPr>
+          <w:rFonts w:ascii="Times New Roman" w:hAnsi="Times New Roman"/>
+        </w:rPr>
+        <w:t>εβδομάδες</w:t>
+      </w:r>
+      <w:r>
+        <w:rPr>
+          <w:rFonts w:ascii="Times New Roman" w:hAnsi="Times New Roman"/>
+        </w:rPr>
+        <w:t xml:space="preserve">, με το 0 να </w:t>
+      </w:r>
+      <w:r>
+        <w:rPr>
+          <w:rFonts w:ascii="Times New Roman" w:hAnsi="Times New Roman"/>
+        </w:rPr>
+        <w:t>αντιστοιχεί</w:t>
+      </w:r>
+      <w:r>
+        <w:rPr>
+          <w:rFonts w:ascii="Times New Roman" w:hAnsi="Times New Roman"/>
+        </w:rPr>
+        <w:t xml:space="preserve"> στο πιο </w:t>
+      </w:r>
+      <w:r>
+        <w:rPr>
+          <w:rFonts w:ascii="Times New Roman" w:hAnsi="Times New Roman"/>
+        </w:rPr>
+        <w:t>πρόσφατο</w:t>
+      </w:r>
+      <w:r>
+        <w:rPr>
+          <w:rFonts w:ascii="Times New Roman" w:hAnsi="Times New Roman"/>
+        </w:rPr>
+        <w:t xml:space="preserve"> </w:t>
+      </w:r>
+      <w:r>
+        <w:rPr>
+          <w:rFonts w:ascii="Times New Roman" w:hAnsi="Times New Roman"/>
+        </w:rPr>
+        <w:t>παράθυρο</w:t>
+      </w:r>
+      <w:r>
+        <w:rPr>
+          <w:rFonts w:ascii="Times New Roman" w:hAnsi="Times New Roman"/>
+        </w:rPr>
+        <w:t xml:space="preserve">. (Fridrich, 2023). Κάθε </w:t>
+      </w:r>
+      <w:r>
+        <w:rPr>
+          <w:rFonts w:ascii="Times New Roman" w:hAnsi="Times New Roman"/>
+        </w:rPr>
+        <w:t>εγγραφή</w:t>
+      </w:r>
+      <w:r>
+        <w:rPr>
+          <w:rFonts w:ascii="Times New Roman" w:hAnsi="Times New Roman"/>
+        </w:rPr>
+        <w:t xml:space="preserve"> </w:t>
+      </w:r>
+      <w:r>
+        <w:rPr>
+          <w:rFonts w:ascii="Times New Roman" w:hAnsi="Times New Roman"/>
+        </w:rPr>
+        <w:t>αντιστοιχεί</w:t>
+      </w:r>
+      <w:r>
+        <w:rPr>
+          <w:rFonts w:ascii="Times New Roman" w:hAnsi="Times New Roman"/>
+        </w:rPr>
+        <w:t xml:space="preserve"> σε έναν </w:t>
+      </w:r>
+      <w:r>
+        <w:rPr>
+          <w:rFonts w:ascii="Times New Roman" w:hAnsi="Times New Roman"/>
+        </w:rPr>
+        <w:t>χρήστη</w:t>
+      </w:r>
+      <w:r>
+        <w:rPr>
+          <w:rFonts w:ascii="Times New Roman" w:hAnsi="Times New Roman"/>
+        </w:rPr>
+        <w:t xml:space="preserve"> σε ένα </w:t>
+      </w:r>
+      <w:r>
+        <w:rPr>
+          <w:rFonts w:ascii="Times New Roman" w:hAnsi="Times New Roman"/>
+        </w:rPr>
+        <w:t>χρονικό</w:t>
+      </w:r>
+      <w:r>
+        <w:rPr>
+          <w:rFonts w:ascii="Times New Roman" w:hAnsi="Times New Roman"/>
+        </w:rPr>
+        <w:t xml:space="preserve"> </w:t>
+      </w:r>
+      <w:r>
+        <w:rPr>
+          <w:rFonts w:ascii="Times New Roman" w:hAnsi="Times New Roman"/>
+        </w:rPr>
+        <w:t>βήμα</w:t>
+      </w:r>
+      <w:r>
+        <w:rPr>
+          <w:rFonts w:ascii="Times New Roman" w:hAnsi="Times New Roman"/>
+        </w:rPr>
+        <w:t xml:space="preserve"> (</w:t>
+      </w:r>
+      <w:r>
+        <w:rPr>
+          <w:rFonts w:ascii="Times New Roman" w:hAnsi="Times New Roman"/>
+          <w:lang w:val="en-US"/>
+        </w:rPr>
+        <w:t>time</w:t>
+      </w:r>
+      <w:r>
+        <w:rPr>
+          <w:rFonts w:ascii="Times New Roman" w:hAnsi="Times New Roman"/>
+        </w:rPr>
+        <w:t>_</w:t>
+      </w:r>
+      <w:r>
+        <w:rPr>
+          <w:rFonts w:ascii="Times New Roman" w:hAnsi="Times New Roman"/>
+          <w:lang w:val="en-US"/>
+        </w:rPr>
+        <w:t>step</w:t>
+      </w:r>
+      <w:r>
+        <w:rPr>
+          <w:rFonts w:ascii="Times New Roman" w:hAnsi="Times New Roman"/>
+        </w:rPr>
+        <w:t xml:space="preserve">), </w:t>
+      </w:r>
+      <w:r>
+        <w:rPr>
+          <w:rFonts w:ascii="Times New Roman" w:hAnsi="Times New Roman"/>
+        </w:rPr>
+        <w:t>οπότε</w:t>
+      </w:r>
+      <w:r>
+        <w:rPr>
+          <w:rFonts w:ascii="Times New Roman" w:hAnsi="Times New Roman"/>
+        </w:rPr>
+        <w:t xml:space="preserve"> ο </w:t>
+      </w:r>
+      <w:r>
+        <w:rPr>
+          <w:rFonts w:ascii="Times New Roman" w:hAnsi="Times New Roman"/>
+        </w:rPr>
+        <w:t>ίδιος</w:t>
+      </w:r>
+      <w:r>
+        <w:rPr>
+          <w:rFonts w:ascii="Times New Roman" w:hAnsi="Times New Roman"/>
+        </w:rPr>
+        <w:t xml:space="preserve"> </w:t>
+      </w:r>
+      <w:r>
+        <w:rPr>
+          <w:rFonts w:ascii="Times New Roman" w:hAnsi="Times New Roman"/>
+        </w:rPr>
+        <w:t>χρήστης</w:t>
+      </w:r>
+      <w:r>
+        <w:rPr>
+          <w:rFonts w:ascii="Times New Roman" w:hAnsi="Times New Roman"/>
+        </w:rPr>
+        <w:t xml:space="preserve"> </w:t>
+      </w:r>
+      <w:r>
+        <w:rPr>
+          <w:rFonts w:ascii="Times New Roman" w:hAnsi="Times New Roman"/>
+        </w:rPr>
+        <w:t>εμφανίζεται</w:t>
+      </w:r>
+      <w:r>
+        <w:rPr>
+          <w:rFonts w:ascii="Times New Roman" w:hAnsi="Times New Roman"/>
+        </w:rPr>
+        <w:t xml:space="preserve"> σε </w:t>
+      </w:r>
+      <w:r>
+        <w:rPr>
+          <w:rFonts w:ascii="Times New Roman" w:hAnsi="Times New Roman"/>
+        </w:rPr>
+        <w:t>έως</w:t>
+      </w:r>
+      <w:r>
+        <w:rPr>
+          <w:rFonts w:ascii="Times New Roman" w:hAnsi="Times New Roman"/>
+        </w:rPr>
+        <w:t xml:space="preserve"> </w:t>
+      </w:r>
+      <w:r>
+        <w:rPr>
+          <w:rFonts w:ascii="Times New Roman" w:hAnsi="Times New Roman"/>
+        </w:rPr>
+        <w:t>επτά</w:t>
+      </w:r>
+      <w:r>
+        <w:rPr>
+          <w:rFonts w:ascii="Times New Roman" w:hAnsi="Times New Roman"/>
+        </w:rPr>
+        <w:t xml:space="preserve"> </w:t>
       </w:r>
       <w:r>
         <w:rPr>
@@ -8268,25 +9319,176 @@
         <w:rPr>
           <w:rFonts w:ascii="Times New Roman" w:hAnsi="Times New Roman"/>
         </w:rPr>
-        <w:t xml:space="preserve">, οι </w:t>
-      </w:r>
-      <w:r>
-        <w:rPr>
-          <w:rFonts w:ascii="Times New Roman" w:hAnsi="Times New Roman"/>
-        </w:rPr>
-        <w:t>οποίες</w:t>
-      </w:r>
-      <w:r>
-        <w:rPr>
-          <w:rFonts w:ascii="Times New Roman" w:hAnsi="Times New Roman"/>
-        </w:rPr>
-        <w:t xml:space="preserve"> </w:t>
-      </w:r>
-      <w:r>
-        <w:rPr>
-          <w:rFonts w:ascii="Times New Roman" w:hAnsi="Times New Roman"/>
-        </w:rPr>
-        <w:t>αφορούν</w:t>
+        <w:t xml:space="preserve">.  </w:t>
+      </w:r>
+      <w:r>
+        <w:rPr>
+          <w:rFonts w:ascii="Times New Roman" w:hAnsi="Times New Roman"/>
+        </w:rPr>
+        <w:t>Όλοι</w:t>
+      </w:r>
+      <w:r>
+        <w:rPr>
+          <w:rFonts w:ascii="Times New Roman" w:hAnsi="Times New Roman"/>
+        </w:rPr>
+        <w:t xml:space="preserve"> οι </w:t>
+      </w:r>
+      <w:r>
+        <w:rPr>
+          <w:rFonts w:ascii="Times New Roman" w:hAnsi="Times New Roman"/>
+        </w:rPr>
+        <w:t>χρήστες</w:t>
+      </w:r>
+      <w:r>
+        <w:rPr>
+          <w:rFonts w:ascii="Times New Roman" w:hAnsi="Times New Roman"/>
+        </w:rPr>
+        <w:t xml:space="preserve"> </w:t>
+      </w:r>
+      <w:r>
+        <w:rPr>
+          <w:rFonts w:ascii="Times New Roman" w:hAnsi="Times New Roman"/>
+        </w:rPr>
+        <w:t>εμφανίζονται</w:t>
+      </w:r>
+      <w:r>
+        <w:rPr>
+          <w:rFonts w:ascii="Times New Roman" w:hAnsi="Times New Roman"/>
+        </w:rPr>
+        <w:t xml:space="preserve"> στο </w:t>
+      </w:r>
+      <w:r>
+        <w:rPr>
+          <w:rFonts w:ascii="Times New Roman" w:hAnsi="Times New Roman"/>
+        </w:rPr>
+        <w:t>βήμα</w:t>
+      </w:r>
+      <w:r>
+        <w:rPr>
+          <w:rFonts w:ascii="Times New Roman" w:hAnsi="Times New Roman"/>
+        </w:rPr>
+        <w:t xml:space="preserve"> 0, ενώ το </w:t>
+      </w:r>
+      <w:r>
+        <w:rPr>
+          <w:rFonts w:ascii="Times New Roman" w:hAnsi="Times New Roman"/>
+        </w:rPr>
+        <w:t>πλήθος</w:t>
+      </w:r>
+      <w:r>
+        <w:rPr>
+          <w:rFonts w:ascii="Times New Roman" w:hAnsi="Times New Roman"/>
+        </w:rPr>
+        <w:t xml:space="preserve"> </w:t>
+      </w:r>
+      <w:r>
+        <w:rPr>
+          <w:rFonts w:ascii="Times New Roman" w:hAnsi="Times New Roman"/>
+        </w:rPr>
+        <w:lastRenderedPageBreak/>
+        <w:t xml:space="preserve">των </w:t>
+      </w:r>
+      <w:r>
+        <w:rPr>
+          <w:rFonts w:ascii="Times New Roman" w:hAnsi="Times New Roman"/>
+        </w:rPr>
+        <w:t>εγγραφών</w:t>
+      </w:r>
+      <w:r>
+        <w:rPr>
+          <w:rFonts w:ascii="Times New Roman" w:hAnsi="Times New Roman"/>
+        </w:rPr>
+        <w:t xml:space="preserve"> </w:t>
+      </w:r>
+      <w:r>
+        <w:rPr>
+          <w:rFonts w:ascii="Times New Roman" w:hAnsi="Times New Roman"/>
+        </w:rPr>
+        <w:t>μειώνεται</w:t>
+      </w:r>
+      <w:r>
+        <w:rPr>
+          <w:rFonts w:ascii="Times New Roman" w:hAnsi="Times New Roman"/>
+        </w:rPr>
+        <w:t xml:space="preserve"> </w:t>
+      </w:r>
+      <w:r>
+        <w:rPr>
+          <w:rFonts w:ascii="Times New Roman" w:hAnsi="Times New Roman"/>
+        </w:rPr>
+        <w:t>σταδιακά</w:t>
+      </w:r>
+      <w:r>
+        <w:rPr>
+          <w:rFonts w:ascii="Times New Roman" w:hAnsi="Times New Roman"/>
+        </w:rPr>
+        <w:t xml:space="preserve"> στα </w:t>
+      </w:r>
+      <w:r>
+        <w:rPr>
+          <w:rFonts w:ascii="Times New Roman" w:hAnsi="Times New Roman"/>
+        </w:rPr>
+        <w:t>επόμενα</w:t>
+      </w:r>
+      <w:r>
+        <w:rPr>
+          <w:rFonts w:ascii="Times New Roman" w:hAnsi="Times New Roman"/>
+        </w:rPr>
+        <w:t xml:space="preserve"> </w:t>
+      </w:r>
+      <w:r>
+        <w:rPr>
+          <w:rFonts w:ascii="Times New Roman" w:hAnsi="Times New Roman"/>
+        </w:rPr>
+        <w:t>βήματα</w:t>
+      </w:r>
+      <w:r>
+        <w:rPr>
+          <w:rFonts w:ascii="Times New Roman" w:hAnsi="Times New Roman"/>
+        </w:rPr>
+        <w:t xml:space="preserve"> </w:t>
+      </w:r>
+      <w:r>
+        <w:rPr>
+          <w:rFonts w:ascii="Times New Roman" w:hAnsi="Times New Roman"/>
+        </w:rPr>
+        <w:t>έως</w:t>
+      </w:r>
+      <w:r>
+        <w:rPr>
+          <w:rFonts w:ascii="Times New Roman" w:hAnsi="Times New Roman"/>
+        </w:rPr>
+        <w:t xml:space="preserve"> το 6, </w:t>
+      </w:r>
+      <w:r>
+        <w:rPr>
+          <w:rFonts w:ascii="Times New Roman" w:hAnsi="Times New Roman"/>
+        </w:rPr>
+        <w:t>δηλαδή</w:t>
+      </w:r>
+      <w:r>
+        <w:rPr>
+          <w:rFonts w:ascii="Times New Roman" w:hAnsi="Times New Roman"/>
+        </w:rPr>
+        <w:t xml:space="preserve"> στο </w:t>
+      </w:r>
+      <w:r>
+        <w:rPr>
+          <w:rFonts w:ascii="Times New Roman" w:hAnsi="Times New Roman"/>
+        </w:rPr>
+        <w:t>βήμα</w:t>
+      </w:r>
+      <w:r>
+        <w:rPr>
+          <w:rFonts w:ascii="Times New Roman" w:hAnsi="Times New Roman"/>
+        </w:rPr>
+        <w:t xml:space="preserve"> 0 </w:t>
+      </w:r>
+      <w:r>
+        <w:rPr>
+          <w:rFonts w:ascii="Times New Roman" w:hAnsi="Times New Roman"/>
+        </w:rPr>
+        <w:t>υπάρχουν</w:t>
       </w:r>
       <w:r>
         <w:rPr>
@@ -8298,256 +9500,13 @@
         <w:rPr>
           <w:rFonts w:ascii="Times New Roman" w:hAnsi="Times New Roman"/>
         </w:rPr>
-        <w:t>μοναδικούς</w:t>
-      </w:r>
-      <w:r>
-        <w:rPr>
-          <w:rFonts w:ascii="Times New Roman" w:hAnsi="Times New Roman"/>
-        </w:rPr>
-        <w:t xml:space="preserve"> </w:t>
-      </w:r>
-      <w:r>
-        <w:rPr>
-          <w:rFonts w:ascii="Times New Roman" w:hAnsi="Times New Roman"/>
-        </w:rPr>
-        <w:t>χρήστες</w:t>
-      </w:r>
-      <w:r>
-        <w:rPr>
-          <w:rFonts w:ascii="Times New Roman" w:hAnsi="Times New Roman"/>
-        </w:rPr>
-        <w:t xml:space="preserve">, </w:t>
-      </w:r>
-      <w:r>
-        <w:rPr>
-          <w:rFonts w:ascii="Times New Roman" w:hAnsi="Times New Roman"/>
-        </w:rPr>
-        <w:t xml:space="preserve">και 276 </w:t>
-      </w:r>
-      <w:r>
-        <w:rPr>
-          <w:rFonts w:ascii="Times New Roman" w:hAnsi="Times New Roman"/>
-        </w:rPr>
-        <w:t>μεταβλητές</w:t>
-      </w:r>
-      <w:r>
-        <w:rPr>
-          <w:rFonts w:ascii="Times New Roman" w:hAnsi="Times New Roman"/>
-        </w:rPr>
-        <w:t xml:space="preserve">, εκ των </w:t>
-      </w:r>
-      <w:r>
-        <w:rPr>
-          <w:rFonts w:ascii="Times New Roman" w:hAnsi="Times New Roman"/>
-        </w:rPr>
-        <w:t>οποίων</w:t>
-      </w:r>
-      <w:r>
-        <w:rPr>
-          <w:rFonts w:ascii="Times New Roman" w:hAnsi="Times New Roman"/>
-        </w:rPr>
-        <w:t xml:space="preserve"> οι 219 είναι </w:t>
-      </w:r>
-      <w:r>
-        <w:rPr>
-          <w:rFonts w:ascii="Times New Roman" w:hAnsi="Times New Roman"/>
-        </w:rPr>
-        <w:t>τύπου</w:t>
-      </w:r>
-      <w:r>
-        <w:rPr>
-          <w:rFonts w:ascii="Times New Roman" w:hAnsi="Times New Roman"/>
-        </w:rPr>
-        <w:t xml:space="preserve"> </w:t>
-      </w:r>
-      <w:r>
-        <w:rPr>
-          <w:rFonts w:ascii="Times New Roman" w:hAnsi="Times New Roman"/>
-          <w:lang w:val="en-US"/>
-        </w:rPr>
-        <w:t>float</w:t>
-      </w:r>
-      <w:r>
-        <w:rPr>
-          <w:rFonts w:ascii="Times New Roman" w:hAnsi="Times New Roman"/>
-        </w:rPr>
-        <w:t xml:space="preserve"> και οι </w:t>
-      </w:r>
-      <w:r>
-        <w:rPr>
-          <w:rFonts w:ascii="Times New Roman" w:hAnsi="Times New Roman"/>
-        </w:rPr>
-        <w:t>υπόλοιπες</w:t>
-      </w:r>
-      <w:r>
-        <w:rPr>
-          <w:rFonts w:ascii="Times New Roman" w:hAnsi="Times New Roman"/>
-        </w:rPr>
-        <w:t xml:space="preserve"> 57 είναι </w:t>
-      </w:r>
-      <w:r>
-        <w:rPr>
-          <w:rFonts w:ascii="Times New Roman" w:hAnsi="Times New Roman"/>
-        </w:rPr>
-        <w:t>τύπου</w:t>
-      </w:r>
-      <w:r>
-        <w:rPr>
-          <w:rFonts w:ascii="Times New Roman" w:hAnsi="Times New Roman"/>
-        </w:rPr>
-        <w:t xml:space="preserve"> </w:t>
-      </w:r>
-      <w:r>
-        <w:rPr>
-          <w:rFonts w:ascii="Times New Roman" w:hAnsi="Times New Roman"/>
-          <w:lang w:val="en-US"/>
-        </w:rPr>
-        <w:t>int</w:t>
-      </w:r>
-      <w:r>
-        <w:rPr>
-          <w:rFonts w:ascii="Times New Roman" w:hAnsi="Times New Roman"/>
-        </w:rPr>
-        <w:t>6</w:t>
-      </w:r>
-      <w:r>
-        <w:rPr>
-          <w:rFonts w:ascii="Times New Roman" w:hAnsi="Times New Roman"/>
-        </w:rPr>
-        <w:t xml:space="preserve">4 </w:t>
-      </w:r>
-      <w:r>
-        <w:rPr>
-          <w:rFonts w:ascii="Times New Roman" w:hAnsi="Times New Roman"/>
-        </w:rPr>
-        <w:t xml:space="preserve">(Πίνακας 2). </w:t>
-      </w:r>
-      <w:r>
-        <w:rPr>
-          <w:rFonts w:ascii="Times New Roman" w:hAnsi="Times New Roman"/>
-        </w:rPr>
-        <w:t xml:space="preserve">Το </w:t>
-      </w:r>
-      <w:r>
-        <w:rPr>
-          <w:rFonts w:ascii="Times New Roman" w:hAnsi="Times New Roman"/>
-        </w:rPr>
-        <w:t>συγκεκριμένο</w:t>
-      </w:r>
-      <w:r>
-        <w:rPr>
-          <w:rFonts w:ascii="Times New Roman" w:hAnsi="Times New Roman"/>
-        </w:rPr>
-        <w:t xml:space="preserve"> </w:t>
-      </w:r>
-      <w:r>
-        <w:rPr>
-          <w:rFonts w:ascii="Times New Roman" w:hAnsi="Times New Roman"/>
-          <w:lang w:val="en-US"/>
-        </w:rPr>
-        <w:t>dataset</w:t>
-      </w:r>
-      <w:r>
-        <w:rPr>
-          <w:rFonts w:ascii="Times New Roman" w:hAnsi="Times New Roman"/>
-        </w:rPr>
-        <w:t xml:space="preserve"> </w:t>
-      </w:r>
-      <w:r>
-        <w:rPr>
-          <w:rFonts w:ascii="Times New Roman" w:hAnsi="Times New Roman"/>
-        </w:rPr>
-        <w:t>έχει</w:t>
-      </w:r>
-      <w:r>
-        <w:rPr>
-          <w:rFonts w:ascii="Times New Roman" w:hAnsi="Times New Roman"/>
-        </w:rPr>
-        <w:t xml:space="preserve"> </w:t>
-      </w:r>
-      <w:r>
-        <w:rPr>
-          <w:rFonts w:ascii="Times New Roman" w:hAnsi="Times New Roman"/>
-        </w:rPr>
-        <w:t>δημιουργηθεί</w:t>
-      </w:r>
-      <w:r>
-        <w:rPr>
-          <w:rFonts w:ascii="Times New Roman" w:hAnsi="Times New Roman"/>
-        </w:rPr>
-        <w:t xml:space="preserve"> με τη </w:t>
-      </w:r>
-      <w:r>
-        <w:rPr>
-          <w:rFonts w:ascii="Times New Roman" w:hAnsi="Times New Roman"/>
-        </w:rPr>
-        <w:t>μέθοδο</w:t>
-      </w:r>
-      <w:r>
-        <w:rPr>
-          <w:rFonts w:ascii="Times New Roman" w:hAnsi="Times New Roman"/>
-        </w:rPr>
-        <w:t xml:space="preserve"> των </w:t>
-      </w:r>
-      <w:r>
-        <w:rPr>
-          <w:rFonts w:ascii="Times New Roman" w:hAnsi="Times New Roman"/>
-        </w:rPr>
-        <w:t>κυλιόμενων</w:t>
-      </w:r>
-      <w:r>
-        <w:rPr>
-          <w:rFonts w:ascii="Times New Roman" w:hAnsi="Times New Roman"/>
-        </w:rPr>
-        <w:t xml:space="preserve"> </w:t>
-      </w:r>
-      <w:r>
-        <w:rPr>
-          <w:rFonts w:ascii="Times New Roman" w:hAnsi="Times New Roman"/>
-        </w:rPr>
-        <w:t>χρονικών</w:t>
-      </w:r>
-      <w:r>
-        <w:rPr>
-          <w:rFonts w:ascii="Times New Roman" w:hAnsi="Times New Roman"/>
-        </w:rPr>
-        <w:t xml:space="preserve"> </w:t>
-      </w:r>
-      <w:r>
-        <w:rPr>
-          <w:rFonts w:ascii="Times New Roman" w:hAnsi="Times New Roman"/>
-        </w:rPr>
-        <w:t>παραθύρων</w:t>
-      </w:r>
-      <w:r>
-        <w:rPr>
-          <w:rFonts w:ascii="Times New Roman" w:hAnsi="Times New Roman"/>
-        </w:rPr>
-        <w:t xml:space="preserve">, </w:t>
-      </w:r>
-      <w:r>
-        <w:rPr>
-          <w:rFonts w:ascii="Times New Roman" w:hAnsi="Times New Roman"/>
-        </w:rPr>
-        <w:t>δηλαδή</w:t>
-      </w:r>
-      <w:r>
-        <w:rPr>
-          <w:rFonts w:ascii="Times New Roman" w:hAnsi="Times New Roman"/>
-        </w:rPr>
-        <w:t xml:space="preserve"> για κάθε </w:t>
-      </w:r>
-      <w:r>
-        <w:rPr>
-          <w:rFonts w:ascii="Times New Roman" w:hAnsi="Times New Roman"/>
-        </w:rPr>
-        <w:t>χρονικό</w:t>
-      </w:r>
-      <w:r>
-        <w:rPr>
-          <w:rFonts w:ascii="Times New Roman" w:hAnsi="Times New Roman"/>
-        </w:rPr>
-        <w:t xml:space="preserve"> </w:t>
+        <w:t>εγγραφές</w:t>
+      </w:r>
+      <w:r>
+        <w:rPr>
+          <w:rFonts w:ascii="Times New Roman" w:hAnsi="Times New Roman"/>
+        </w:rPr>
+        <w:t xml:space="preserve"> ενώ στο </w:t>
       </w:r>
       <w:r>
         <w:rPr>
@@ -8559,413 +9518,25 @@
         <w:rPr>
           <w:rFonts w:ascii="Times New Roman" w:hAnsi="Times New Roman"/>
         </w:rPr>
-        <w:t xml:space="preserve"> (</w:t>
-      </w:r>
-      <w:r>
-        <w:rPr>
-          <w:rFonts w:ascii="Times New Roman" w:hAnsi="Times New Roman"/>
-          <w:lang w:val="en-US"/>
-        </w:rPr>
-        <w:t>time</w:t>
-      </w:r>
-      <w:r>
-        <w:rPr>
-          <w:rFonts w:ascii="Times New Roman" w:hAnsi="Times New Roman"/>
-        </w:rPr>
-        <w:t>_</w:t>
-      </w:r>
-      <w:r>
-        <w:rPr>
-          <w:rFonts w:ascii="Times New Roman" w:hAnsi="Times New Roman"/>
-          <w:lang w:val="en-US"/>
-        </w:rPr>
-        <w:t>step</w:t>
-      </w:r>
-      <w:r>
-        <w:rPr>
-          <w:rFonts w:ascii="Times New Roman" w:hAnsi="Times New Roman"/>
-        </w:rPr>
-        <w:t xml:space="preserve">), τα </w:t>
-      </w:r>
-      <w:r>
-        <w:rPr>
-          <w:rFonts w:ascii="Times New Roman" w:hAnsi="Times New Roman"/>
-        </w:rPr>
-        <w:t>χαρακτηριστικά</w:t>
-      </w:r>
-      <w:r>
-        <w:rPr>
-          <w:rFonts w:ascii="Times New Roman" w:hAnsi="Times New Roman"/>
-        </w:rPr>
-        <w:t xml:space="preserve"> κάθε </w:t>
-      </w:r>
-      <w:r>
-        <w:rPr>
-          <w:rFonts w:ascii="Times New Roman" w:hAnsi="Times New Roman"/>
-        </w:rPr>
-        <w:t>χρήστη</w:t>
-      </w:r>
-      <w:r>
-        <w:rPr>
-          <w:rFonts w:ascii="Times New Roman" w:hAnsi="Times New Roman"/>
-        </w:rPr>
-        <w:t xml:space="preserve"> </w:t>
-      </w:r>
-      <w:r>
-        <w:rPr>
-          <w:rFonts w:ascii="Times New Roman" w:hAnsi="Times New Roman"/>
-        </w:rPr>
-        <w:t>υπολογίζονται</w:t>
-      </w:r>
-      <w:r>
-        <w:rPr>
-          <w:rFonts w:ascii="Times New Roman" w:hAnsi="Times New Roman"/>
-        </w:rPr>
-        <w:t xml:space="preserve"> από τη </w:t>
-      </w:r>
-      <w:r>
-        <w:rPr>
-          <w:rFonts w:ascii="Times New Roman" w:hAnsi="Times New Roman"/>
-        </w:rPr>
-        <w:t>συμπεριφορά</w:t>
-      </w:r>
-      <w:r>
-        <w:rPr>
-          <w:rFonts w:ascii="Times New Roman" w:hAnsi="Times New Roman"/>
-        </w:rPr>
-        <w:t xml:space="preserve"> του πριν από μια </w:t>
-      </w:r>
-      <w:r>
-        <w:rPr>
-          <w:rFonts w:ascii="Times New Roman" w:hAnsi="Times New Roman"/>
-        </w:rPr>
-        <w:t>ημερομηνία</w:t>
-      </w:r>
-      <w:r>
-        <w:rPr>
-          <w:rFonts w:ascii="Times New Roman" w:hAnsi="Times New Roman"/>
-        </w:rPr>
-        <w:t xml:space="preserve"> </w:t>
-      </w:r>
-      <w:r>
-        <w:rPr>
-          <w:rFonts w:ascii="Times New Roman" w:hAnsi="Times New Roman"/>
-        </w:rPr>
-        <w:t>διαχωρισμού</w:t>
-      </w:r>
-      <w:r>
-        <w:rPr>
-          <w:rFonts w:ascii="Times New Roman" w:hAnsi="Times New Roman"/>
-        </w:rPr>
-        <w:t xml:space="preserve">, ενώ η </w:t>
-      </w:r>
-      <w:r>
-        <w:rPr>
-          <w:rFonts w:ascii="Times New Roman" w:hAnsi="Times New Roman"/>
-        </w:rPr>
-        <w:t>μεταβλητή</w:t>
-      </w:r>
-      <w:r>
-        <w:rPr>
-          <w:rFonts w:ascii="Times New Roman" w:hAnsi="Times New Roman"/>
-        </w:rPr>
-        <w:t xml:space="preserve"> </w:t>
-      </w:r>
-      <w:r>
-        <w:rPr>
-          <w:rFonts w:ascii="Times New Roman" w:hAnsi="Times New Roman"/>
-        </w:rPr>
-        <w:t>-</w:t>
-      </w:r>
-      <w:r>
-        <w:rPr>
-          <w:rFonts w:ascii="Times New Roman" w:hAnsi="Times New Roman"/>
-        </w:rPr>
-        <w:t xml:space="preserve"> </w:t>
-      </w:r>
-      <w:r>
-        <w:rPr>
-          <w:rFonts w:ascii="Times New Roman" w:hAnsi="Times New Roman"/>
-        </w:rPr>
-        <w:t>στόχος</w:t>
-      </w:r>
-      <w:r>
-        <w:rPr>
-          <w:rFonts w:ascii="Times New Roman" w:hAnsi="Times New Roman"/>
-        </w:rPr>
-        <w:t xml:space="preserve"> (</w:t>
-      </w:r>
-      <w:r>
-        <w:rPr>
-          <w:rFonts w:ascii="Times New Roman" w:hAnsi="Times New Roman"/>
-          <w:lang w:val="en-US"/>
-        </w:rPr>
-        <w:t>target</w:t>
-      </w:r>
-      <w:r>
-        <w:rPr>
-          <w:rFonts w:ascii="Times New Roman" w:hAnsi="Times New Roman"/>
-        </w:rPr>
-        <w:t>_</w:t>
-      </w:r>
-      <w:r>
-        <w:rPr>
-          <w:rFonts w:ascii="Times New Roman" w:hAnsi="Times New Roman"/>
-          <w:lang w:val="en-US"/>
-        </w:rPr>
-        <w:t>event</w:t>
-      </w:r>
-      <w:r>
-        <w:rPr>
-          <w:rFonts w:ascii="Times New Roman" w:hAnsi="Times New Roman"/>
-        </w:rPr>
-        <w:t xml:space="preserve">) </w:t>
-      </w:r>
-      <w:r>
-        <w:rPr>
-          <w:rFonts w:ascii="Times New Roman" w:hAnsi="Times New Roman"/>
-        </w:rPr>
-        <w:t>προσδιορίζεται</w:t>
-      </w:r>
-      <w:r>
-        <w:rPr>
-          <w:rFonts w:ascii="Times New Roman" w:hAnsi="Times New Roman"/>
-        </w:rPr>
-        <w:t xml:space="preserve"> από την </w:t>
-      </w:r>
-      <w:r>
-        <w:rPr>
-          <w:rFonts w:ascii="Times New Roman" w:hAnsi="Times New Roman"/>
-        </w:rPr>
-        <w:t>περίοδο</w:t>
-      </w:r>
-      <w:r>
-        <w:rPr>
-          <w:rFonts w:ascii="Times New Roman" w:hAnsi="Times New Roman"/>
-        </w:rPr>
-        <w:t xml:space="preserve"> που </w:t>
-      </w:r>
-      <w:r>
-        <w:rPr>
-          <w:rFonts w:ascii="Times New Roman" w:hAnsi="Times New Roman"/>
-        </w:rPr>
-        <w:t>ακολουθεί</w:t>
-      </w:r>
-      <w:r>
-        <w:rPr>
-          <w:rFonts w:ascii="Times New Roman" w:hAnsi="Times New Roman"/>
-        </w:rPr>
-        <w:t xml:space="preserve">, </w:t>
-      </w:r>
-      <w:r>
-        <w:rPr>
-          <w:rFonts w:ascii="Times New Roman" w:hAnsi="Times New Roman"/>
-        </w:rPr>
-        <w:t>διάρκειας</w:t>
-      </w:r>
-      <w:r>
-        <w:rPr>
-          <w:rFonts w:ascii="Times New Roman" w:hAnsi="Times New Roman"/>
-        </w:rPr>
-        <w:t xml:space="preserve"> </w:t>
-      </w:r>
-      <w:r>
-        <w:rPr>
-          <w:rFonts w:ascii="Times New Roman" w:hAnsi="Times New Roman"/>
-        </w:rPr>
-        <w:t>τεσσάρων</w:t>
-      </w:r>
-      <w:r>
-        <w:rPr>
-          <w:rFonts w:ascii="Times New Roman" w:hAnsi="Times New Roman"/>
-        </w:rPr>
-        <w:t xml:space="preserve"> </w:t>
-      </w:r>
-      <w:r>
-        <w:rPr>
-          <w:rFonts w:ascii="Times New Roman" w:hAnsi="Times New Roman"/>
-        </w:rPr>
-        <w:t>εβδομάδων</w:t>
-      </w:r>
-      <w:r>
-        <w:rPr>
-          <w:rFonts w:ascii="Times New Roman" w:hAnsi="Times New Roman"/>
-        </w:rPr>
-        <w:t xml:space="preserve">. Στο </w:t>
-      </w:r>
-      <w:r>
-        <w:rPr>
-          <w:rFonts w:ascii="Times New Roman" w:hAnsi="Times New Roman"/>
-        </w:rPr>
-        <w:t>σύνολο</w:t>
-      </w:r>
-      <w:r>
-        <w:rPr>
-          <w:rFonts w:ascii="Times New Roman" w:hAnsi="Times New Roman"/>
-        </w:rPr>
-        <w:t xml:space="preserve"> </w:t>
-      </w:r>
-      <w:r>
-        <w:rPr>
-          <w:rFonts w:ascii="Times New Roman" w:hAnsi="Times New Roman"/>
-        </w:rPr>
-        <w:t>υπάρχουν</w:t>
-      </w:r>
-      <w:r>
-        <w:rPr>
-          <w:rFonts w:ascii="Times New Roman" w:hAnsi="Times New Roman"/>
-        </w:rPr>
-        <w:t xml:space="preserve"> </w:t>
-      </w:r>
-      <w:r>
-        <w:rPr>
-          <w:rFonts w:ascii="Times New Roman" w:hAnsi="Times New Roman"/>
-        </w:rPr>
-        <w:t>επτά</w:t>
-      </w:r>
-      <w:r>
-        <w:rPr>
-          <w:rFonts w:ascii="Times New Roman" w:hAnsi="Times New Roman"/>
-        </w:rPr>
-        <w:t xml:space="preserve"> </w:t>
-      </w:r>
-      <w:r>
-        <w:rPr>
-          <w:rFonts w:ascii="Times New Roman" w:hAnsi="Times New Roman"/>
-        </w:rPr>
-        <w:t>χρονικά</w:t>
-      </w:r>
-      <w:r>
-        <w:rPr>
-          <w:rFonts w:ascii="Times New Roman" w:hAnsi="Times New Roman"/>
-        </w:rPr>
-        <w:t xml:space="preserve"> </w:t>
-      </w:r>
-      <w:r>
-        <w:rPr>
-          <w:rFonts w:ascii="Times New Roman" w:hAnsi="Times New Roman"/>
-        </w:rPr>
-        <w:t>βήματα</w:t>
-      </w:r>
-      <w:r>
-        <w:rPr>
-          <w:rFonts w:ascii="Times New Roman" w:hAnsi="Times New Roman"/>
-        </w:rPr>
-        <w:t xml:space="preserve"> (από 0 </w:t>
-      </w:r>
-      <w:r>
-        <w:rPr>
-          <w:rFonts w:ascii="Times New Roman" w:hAnsi="Times New Roman"/>
-        </w:rPr>
-        <w:t>έως</w:t>
-      </w:r>
-      <w:r>
-        <w:rPr>
-          <w:rFonts w:ascii="Times New Roman" w:hAnsi="Times New Roman"/>
-        </w:rPr>
-        <w:t xml:space="preserve"> 6), τα </w:t>
-      </w:r>
-      <w:r>
-        <w:rPr>
-          <w:rFonts w:ascii="Times New Roman" w:hAnsi="Times New Roman"/>
-        </w:rPr>
-        <w:t>οποία</w:t>
-      </w:r>
-      <w:r>
-        <w:rPr>
-          <w:rFonts w:ascii="Times New Roman" w:hAnsi="Times New Roman"/>
-        </w:rPr>
-        <w:t xml:space="preserve"> </w:t>
-      </w:r>
-      <w:r>
-        <w:rPr>
-          <w:rFonts w:ascii="Times New Roman" w:hAnsi="Times New Roman"/>
-        </w:rPr>
-        <w:t>μετατοπίζονται</w:t>
-      </w:r>
-      <w:r>
-        <w:rPr>
-          <w:rFonts w:ascii="Times New Roman" w:hAnsi="Times New Roman"/>
-        </w:rPr>
-        <w:t xml:space="preserve"> </w:t>
-      </w:r>
-      <w:r>
-        <w:rPr>
-          <w:rFonts w:ascii="Times New Roman" w:hAnsi="Times New Roman"/>
-        </w:rPr>
-        <w:t>διαδοχικά</w:t>
-      </w:r>
-      <w:r>
-        <w:rPr>
-          <w:rFonts w:ascii="Times New Roman" w:hAnsi="Times New Roman"/>
-        </w:rPr>
-        <w:t xml:space="preserve"> προς τα </w:t>
-      </w:r>
-      <w:r>
-        <w:rPr>
-          <w:rFonts w:ascii="Times New Roman" w:hAnsi="Times New Roman"/>
-        </w:rPr>
-        <w:t>πίσω</w:t>
-      </w:r>
-      <w:r>
-        <w:rPr>
-          <w:rFonts w:ascii="Times New Roman" w:hAnsi="Times New Roman"/>
-        </w:rPr>
-        <w:t xml:space="preserve"> κατά </w:t>
-      </w:r>
-      <w:r>
-        <w:rPr>
-          <w:rFonts w:ascii="Times New Roman" w:hAnsi="Times New Roman"/>
-        </w:rPr>
-        <w:t>τέσσερις</w:t>
-      </w:r>
-      <w:r>
-        <w:rPr>
-          <w:rFonts w:ascii="Times New Roman" w:hAnsi="Times New Roman"/>
-        </w:rPr>
-        <w:t xml:space="preserve"> </w:t>
-      </w:r>
-      <w:r>
-        <w:rPr>
-          <w:rFonts w:ascii="Times New Roman" w:hAnsi="Times New Roman"/>
-        </w:rPr>
-        <w:t>εβδομάδες</w:t>
-      </w:r>
-      <w:r>
-        <w:rPr>
-          <w:rFonts w:ascii="Times New Roman" w:hAnsi="Times New Roman"/>
-        </w:rPr>
-        <w:t xml:space="preserve">, με το 0 να </w:t>
-      </w:r>
-      <w:r>
-        <w:rPr>
-          <w:rFonts w:ascii="Times New Roman" w:hAnsi="Times New Roman"/>
-        </w:rPr>
-        <w:t>αντιστοιχεί</w:t>
-      </w:r>
-      <w:r>
-        <w:rPr>
-          <w:rFonts w:ascii="Times New Roman" w:hAnsi="Times New Roman"/>
-        </w:rPr>
-        <w:t xml:space="preserve"> στο πιο </w:t>
-      </w:r>
-      <w:r>
-        <w:rPr>
-          <w:rFonts w:ascii="Times New Roman" w:hAnsi="Times New Roman"/>
-        </w:rPr>
-        <w:t>πρόσφατο</w:t>
-      </w:r>
-      <w:r>
-        <w:rPr>
-          <w:rFonts w:ascii="Times New Roman" w:hAnsi="Times New Roman"/>
-        </w:rPr>
-        <w:t xml:space="preserve"> </w:t>
-      </w:r>
-      <w:r>
-        <w:rPr>
-          <w:rFonts w:ascii="Times New Roman" w:hAnsi="Times New Roman"/>
-        </w:rPr>
-        <w:t>παράθυρο</w:t>
+        <w:t xml:space="preserve"> 6 έχει </w:t>
+      </w:r>
+      <w:r>
+        <w:rPr>
+          <w:rFonts w:ascii="Times New Roman" w:hAnsi="Times New Roman"/>
+        </w:rPr>
+        <w:t>μειωθεί</w:t>
+      </w:r>
+      <w:r>
+        <w:rPr>
+          <w:rFonts w:ascii="Times New Roman" w:hAnsi="Times New Roman"/>
+        </w:rPr>
+        <w:t xml:space="preserve"> στις 6256 </w:t>
+      </w:r>
+      <w:r>
+        <w:rPr>
+          <w:rFonts w:ascii="Times New Roman" w:hAnsi="Times New Roman"/>
+        </w:rPr>
+        <w:t>εγγραφές</w:t>
       </w:r>
       <w:r>
         <w:rPr>
@@ -8977,406 +9548,13 @@
         <w:rPr>
           <w:rFonts w:ascii="Times New Roman" w:hAnsi="Times New Roman"/>
         </w:rPr>
-        <w:t>(Fridrich, 2023).</w:t>
-      </w:r>
-      <w:r>
-        <w:rPr>
-          <w:rFonts w:ascii="Times New Roman" w:hAnsi="Times New Roman"/>
-        </w:rPr>
-        <w:t xml:space="preserve"> Κάθε </w:t>
-      </w:r>
-      <w:r>
-        <w:rPr>
-          <w:rFonts w:ascii="Times New Roman" w:hAnsi="Times New Roman"/>
-        </w:rPr>
-        <w:t>εγγραφή</w:t>
-      </w:r>
-      <w:r>
-        <w:rPr>
-          <w:rFonts w:ascii="Times New Roman" w:hAnsi="Times New Roman"/>
-        </w:rPr>
-        <w:t xml:space="preserve"> </w:t>
-      </w:r>
-      <w:r>
-        <w:rPr>
-          <w:rFonts w:ascii="Times New Roman" w:hAnsi="Times New Roman"/>
-        </w:rPr>
-        <w:t>αντιστοιχεί</w:t>
-      </w:r>
-      <w:r>
-        <w:rPr>
-          <w:rFonts w:ascii="Times New Roman" w:hAnsi="Times New Roman"/>
-        </w:rPr>
-        <w:t xml:space="preserve"> σε έναν </w:t>
-      </w:r>
-      <w:r>
-        <w:rPr>
-          <w:rFonts w:ascii="Times New Roman" w:hAnsi="Times New Roman"/>
-        </w:rPr>
-        <w:t>χρήστη</w:t>
-      </w:r>
-      <w:r>
-        <w:rPr>
-          <w:rFonts w:ascii="Times New Roman" w:hAnsi="Times New Roman"/>
-        </w:rPr>
-        <w:t xml:space="preserve"> σε ένα </w:t>
-      </w:r>
-      <w:r>
-        <w:rPr>
-          <w:rFonts w:ascii="Times New Roman" w:hAnsi="Times New Roman"/>
-        </w:rPr>
-        <w:t>χρονικό</w:t>
-      </w:r>
-      <w:r>
-        <w:rPr>
-          <w:rFonts w:ascii="Times New Roman" w:hAnsi="Times New Roman"/>
-        </w:rPr>
-        <w:t xml:space="preserve"> </w:t>
-      </w:r>
-      <w:r>
-        <w:rPr>
-          <w:rFonts w:ascii="Times New Roman" w:hAnsi="Times New Roman"/>
-        </w:rPr>
-        <w:t>βήμα</w:t>
-      </w:r>
-      <w:r>
-        <w:rPr>
-          <w:rFonts w:ascii="Times New Roman" w:hAnsi="Times New Roman"/>
-        </w:rPr>
-        <w:t xml:space="preserve"> (</w:t>
-      </w:r>
-      <w:r>
-        <w:rPr>
-          <w:rFonts w:ascii="Times New Roman" w:hAnsi="Times New Roman"/>
-          <w:lang w:val="en-US"/>
-        </w:rPr>
-        <w:t>time</w:t>
-      </w:r>
-      <w:r>
-        <w:rPr>
-          <w:rFonts w:ascii="Times New Roman" w:hAnsi="Times New Roman"/>
-        </w:rPr>
-        <w:t>_</w:t>
-      </w:r>
-      <w:r>
-        <w:rPr>
-          <w:rFonts w:ascii="Times New Roman" w:hAnsi="Times New Roman"/>
-          <w:lang w:val="en-US"/>
-        </w:rPr>
-        <w:t>step</w:t>
-      </w:r>
-      <w:r>
-        <w:rPr>
-          <w:rFonts w:ascii="Times New Roman" w:hAnsi="Times New Roman"/>
-        </w:rPr>
-        <w:t xml:space="preserve">), </w:t>
-      </w:r>
-      <w:r>
-        <w:rPr>
-          <w:rFonts w:ascii="Times New Roman" w:hAnsi="Times New Roman"/>
-        </w:rPr>
-        <w:t>οπότε</w:t>
-      </w:r>
-      <w:r>
-        <w:rPr>
-          <w:rFonts w:ascii="Times New Roman" w:hAnsi="Times New Roman"/>
-        </w:rPr>
-        <w:t xml:space="preserve"> ο </w:t>
-      </w:r>
-      <w:r>
-        <w:rPr>
-          <w:rFonts w:ascii="Times New Roman" w:hAnsi="Times New Roman"/>
-        </w:rPr>
-        <w:t>ίδιος</w:t>
-      </w:r>
-      <w:r>
-        <w:rPr>
-          <w:rFonts w:ascii="Times New Roman" w:hAnsi="Times New Roman"/>
-        </w:rPr>
-        <w:t xml:space="preserve"> </w:t>
-      </w:r>
-      <w:r>
-        <w:rPr>
-          <w:rFonts w:ascii="Times New Roman" w:hAnsi="Times New Roman"/>
-        </w:rPr>
-        <w:t>χρήστης</w:t>
-      </w:r>
-      <w:r>
-        <w:rPr>
-          <w:rFonts w:ascii="Times New Roman" w:hAnsi="Times New Roman"/>
-        </w:rPr>
-        <w:t xml:space="preserve"> </w:t>
-      </w:r>
-      <w:r>
-        <w:rPr>
-          <w:rFonts w:ascii="Times New Roman" w:hAnsi="Times New Roman"/>
-        </w:rPr>
-        <w:t>εμφανίζεται</w:t>
-      </w:r>
-      <w:r>
-        <w:rPr>
-          <w:rFonts w:ascii="Times New Roman" w:hAnsi="Times New Roman"/>
-        </w:rPr>
-        <w:t xml:space="preserve"> σε </w:t>
-      </w:r>
-      <w:r>
-        <w:rPr>
-          <w:rFonts w:ascii="Times New Roman" w:hAnsi="Times New Roman"/>
-        </w:rPr>
-        <w:t>έως</w:t>
-      </w:r>
-      <w:r>
-        <w:rPr>
-          <w:rFonts w:ascii="Times New Roman" w:hAnsi="Times New Roman"/>
-        </w:rPr>
-        <w:t xml:space="preserve"> </w:t>
-      </w:r>
-      <w:r>
-        <w:rPr>
-          <w:rFonts w:ascii="Times New Roman" w:hAnsi="Times New Roman"/>
-        </w:rPr>
-        <w:t>επτά</w:t>
-      </w:r>
-      <w:r>
-        <w:rPr>
-          <w:rFonts w:ascii="Times New Roman" w:hAnsi="Times New Roman"/>
-        </w:rPr>
-        <w:t xml:space="preserve"> </w:t>
-      </w:r>
-      <w:r>
-        <w:rPr>
-          <w:rFonts w:ascii="Times New Roman" w:hAnsi="Times New Roman"/>
-        </w:rPr>
-        <w:t>εγγραφές</w:t>
-      </w:r>
-      <w:r>
-        <w:rPr>
-          <w:rFonts w:ascii="Times New Roman" w:hAnsi="Times New Roman"/>
-        </w:rPr>
-        <w:t xml:space="preserve">.  </w:t>
-      </w:r>
-      <w:r>
-        <w:rPr>
-          <w:rFonts w:ascii="Times New Roman" w:hAnsi="Times New Roman"/>
-        </w:rPr>
-        <w:t>Όλοι</w:t>
-      </w:r>
-      <w:r>
-        <w:rPr>
-          <w:rFonts w:ascii="Times New Roman" w:hAnsi="Times New Roman"/>
-        </w:rPr>
-        <w:t xml:space="preserve"> οι </w:t>
-      </w:r>
-      <w:r>
-        <w:rPr>
-          <w:rFonts w:ascii="Times New Roman" w:hAnsi="Times New Roman"/>
-        </w:rPr>
-        <w:t>χρήστες</w:t>
-      </w:r>
-      <w:r>
-        <w:rPr>
-          <w:rFonts w:ascii="Times New Roman" w:hAnsi="Times New Roman"/>
-        </w:rPr>
-        <w:t xml:space="preserve"> </w:t>
-      </w:r>
-      <w:r>
-        <w:rPr>
-          <w:rFonts w:ascii="Times New Roman" w:hAnsi="Times New Roman"/>
-        </w:rPr>
-        <w:t>εμφανίζονται</w:t>
-      </w:r>
-      <w:r>
-        <w:rPr>
-          <w:rFonts w:ascii="Times New Roman" w:hAnsi="Times New Roman"/>
-        </w:rPr>
-        <w:t xml:space="preserve"> στο </w:t>
-      </w:r>
-      <w:r>
-        <w:rPr>
-          <w:rFonts w:ascii="Times New Roman" w:hAnsi="Times New Roman"/>
-        </w:rPr>
-        <w:t>βήμα</w:t>
-      </w:r>
-      <w:r>
-        <w:rPr>
-          <w:rFonts w:ascii="Times New Roman" w:hAnsi="Times New Roman"/>
-        </w:rPr>
-        <w:t xml:space="preserve"> 0, ενώ το </w:t>
-      </w:r>
-      <w:r>
-        <w:rPr>
-          <w:rFonts w:ascii="Times New Roman" w:hAnsi="Times New Roman"/>
-        </w:rPr>
-        <w:t>πλήθος</w:t>
-      </w:r>
-      <w:r>
-        <w:rPr>
-          <w:rFonts w:ascii="Times New Roman" w:hAnsi="Times New Roman"/>
-        </w:rPr>
-        <w:t xml:space="preserve"> των </w:t>
-      </w:r>
-      <w:r>
-        <w:rPr>
-          <w:rFonts w:ascii="Times New Roman" w:hAnsi="Times New Roman"/>
-        </w:rPr>
-        <w:t>εγγραφών</w:t>
-      </w:r>
-      <w:r>
-        <w:rPr>
-          <w:rFonts w:ascii="Times New Roman" w:hAnsi="Times New Roman"/>
-        </w:rPr>
-        <w:t xml:space="preserve"> </w:t>
-      </w:r>
-      <w:r>
-        <w:rPr>
-          <w:rFonts w:ascii="Times New Roman" w:hAnsi="Times New Roman"/>
-        </w:rPr>
-        <w:lastRenderedPageBreak/>
-        <w:t>μειώνεται</w:t>
-      </w:r>
-      <w:r>
-        <w:rPr>
-          <w:rFonts w:ascii="Times New Roman" w:hAnsi="Times New Roman"/>
-        </w:rPr>
-        <w:t xml:space="preserve"> </w:t>
-      </w:r>
-      <w:r>
-        <w:rPr>
-          <w:rFonts w:ascii="Times New Roman" w:hAnsi="Times New Roman"/>
-        </w:rPr>
-        <w:t>σταδιακά</w:t>
-      </w:r>
-      <w:r>
-        <w:rPr>
-          <w:rFonts w:ascii="Times New Roman" w:hAnsi="Times New Roman"/>
-        </w:rPr>
-        <w:t xml:space="preserve"> στα </w:t>
-      </w:r>
-      <w:r>
-        <w:rPr>
-          <w:rFonts w:ascii="Times New Roman" w:hAnsi="Times New Roman"/>
-        </w:rPr>
-        <w:t>επόμενα</w:t>
-      </w:r>
-      <w:r>
-        <w:rPr>
-          <w:rFonts w:ascii="Times New Roman" w:hAnsi="Times New Roman"/>
-        </w:rPr>
-        <w:t xml:space="preserve"> </w:t>
-      </w:r>
-      <w:r>
-        <w:rPr>
-          <w:rFonts w:ascii="Times New Roman" w:hAnsi="Times New Roman"/>
-        </w:rPr>
-        <w:t>βήματα</w:t>
-      </w:r>
-      <w:r>
-        <w:rPr>
-          <w:rFonts w:ascii="Times New Roman" w:hAnsi="Times New Roman"/>
-        </w:rPr>
-        <w:t xml:space="preserve"> </w:t>
-      </w:r>
-      <w:r>
-        <w:rPr>
-          <w:rFonts w:ascii="Times New Roman" w:hAnsi="Times New Roman"/>
-        </w:rPr>
-        <w:t>έως</w:t>
-      </w:r>
-      <w:r>
-        <w:rPr>
-          <w:rFonts w:ascii="Times New Roman" w:hAnsi="Times New Roman"/>
-        </w:rPr>
-        <w:t xml:space="preserve"> το 6, </w:t>
-      </w:r>
-      <w:r>
-        <w:rPr>
-          <w:rFonts w:ascii="Times New Roman" w:hAnsi="Times New Roman"/>
-        </w:rPr>
-        <w:t>δηλαδή</w:t>
-      </w:r>
-      <w:r>
-        <w:rPr>
-          <w:rFonts w:ascii="Times New Roman" w:hAnsi="Times New Roman"/>
-        </w:rPr>
-        <w:t xml:space="preserve"> στο </w:t>
-      </w:r>
-      <w:r>
-        <w:rPr>
-          <w:rFonts w:ascii="Times New Roman" w:hAnsi="Times New Roman"/>
-        </w:rPr>
-        <w:t>βήμα</w:t>
-      </w:r>
-      <w:r>
-        <w:rPr>
-          <w:rFonts w:ascii="Times New Roman" w:hAnsi="Times New Roman"/>
-        </w:rPr>
-        <w:t xml:space="preserve"> 0 </w:t>
-      </w:r>
-      <w:r>
-        <w:rPr>
-          <w:rFonts w:ascii="Times New Roman" w:hAnsi="Times New Roman"/>
-        </w:rPr>
-        <w:t>υπάρχουν</w:t>
-      </w:r>
-      <w:r>
-        <w:rPr>
-          <w:rFonts w:ascii="Times New Roman" w:hAnsi="Times New Roman"/>
-        </w:rPr>
-        <w:t xml:space="preserve"> 21605 </w:t>
-      </w:r>
-      <w:r>
-        <w:rPr>
-          <w:rFonts w:ascii="Times New Roman" w:hAnsi="Times New Roman"/>
-        </w:rPr>
-        <w:t>εγγραφές</w:t>
-      </w:r>
-      <w:r>
-        <w:rPr>
-          <w:rFonts w:ascii="Times New Roman" w:hAnsi="Times New Roman"/>
-        </w:rPr>
-        <w:t xml:space="preserve"> ενώ στο </w:t>
-      </w:r>
-      <w:r>
-        <w:rPr>
-          <w:rFonts w:ascii="Times New Roman" w:hAnsi="Times New Roman"/>
-        </w:rPr>
-        <w:t>βήμα</w:t>
-      </w:r>
-      <w:r>
-        <w:rPr>
-          <w:rFonts w:ascii="Times New Roman" w:hAnsi="Times New Roman"/>
-        </w:rPr>
-        <w:t xml:space="preserve"> 6 έχει </w:t>
-      </w:r>
-      <w:r>
-        <w:rPr>
-          <w:rFonts w:ascii="Times New Roman" w:hAnsi="Times New Roman"/>
-        </w:rPr>
-        <w:t>μειωθεί</w:t>
-      </w:r>
-      <w:r>
-        <w:rPr>
-          <w:rFonts w:ascii="Times New Roman" w:hAnsi="Times New Roman"/>
-        </w:rPr>
-        <w:t xml:space="preserve"> στις 6256 </w:t>
-      </w:r>
-      <w:r>
-        <w:rPr>
-          <w:rFonts w:ascii="Times New Roman" w:hAnsi="Times New Roman"/>
-        </w:rPr>
-        <w:t>εγγραφές</w:t>
-      </w:r>
-      <w:r>
-        <w:rPr>
-          <w:rFonts w:ascii="Times New Roman" w:hAnsi="Times New Roman"/>
-        </w:rPr>
-        <w:t xml:space="preserve">. </w:t>
-      </w:r>
-      <w:r>
-        <w:rPr>
-          <w:rFonts w:ascii="Times New Roman" w:hAnsi="Times New Roman"/>
-        </w:rPr>
         <w:t xml:space="preserve">(Πίνακας 3) </w:t>
+      </w:r>
+      <w:r>
+        <w:rPr>
+          <w:rFonts w:ascii="Times New Roman" w:hAnsi="Times New Roman"/>
+        </w:rPr>
+        <w:t>Το σύνολο δεν περιέχει ελλιπείς τιμές και όλες οι μεταβλητές είναι αριθμητικές.</w:t>
       </w:r>
     </w:p>
     <w:p>
@@ -9479,19 +9657,11 @@
                 <w:rFonts w:ascii="Times New Roman" w:hAnsi="Times New Roman"/>
               </w:rPr>
             </w:pPr>
-            <w:proofErr w:type="spellStart"/>
-            <w:r>
-              <w:rPr>
-                <w:rFonts w:ascii="Times New Roman" w:hAnsi="Times New Roman"/>
-              </w:rPr>
-              <w:t>Kaggle</w:t>
-            </w:r>
-            <w:proofErr w:type="spellEnd"/>
-            <w:r>
-              <w:rPr>
-                <w:rFonts w:ascii="Times New Roman" w:hAnsi="Times New Roman"/>
-              </w:rPr>
-              <w:t xml:space="preserve"> (Fridrich, 2023), βασισμένο στο REES46</w:t>
+            <w:r>
+              <w:rPr>
+                <w:rFonts w:ascii="Times New Roman" w:hAnsi="Times New Roman"/>
+              </w:rPr>
+              <w:t>Kaggle (Fridrich, 2023), βασισμένο στο REES46</w:t>
             </w:r>
           </w:p>
         </w:tc>
@@ -9686,21 +9856,7 @@
               <w:rPr>
                 <w:rFonts w:ascii="Times New Roman" w:hAnsi="Times New Roman"/>
               </w:rPr>
-              <w:t>7 (</w:t>
-            </w:r>
-            <w:proofErr w:type="spellStart"/>
-            <w:r>
-              <w:rPr>
-                <w:rFonts w:ascii="Times New Roman" w:hAnsi="Times New Roman"/>
-              </w:rPr>
-              <w:t>time_step</w:t>
-            </w:r>
-            <w:proofErr w:type="spellEnd"/>
-            <w:r>
-              <w:rPr>
-                <w:rFonts w:ascii="Times New Roman" w:hAnsi="Times New Roman"/>
-              </w:rPr>
-              <w:t xml:space="preserve"> 0 έως 6)</w:t>
+              <w:t>7 (time_step 0 έως 6)</w:t>
             </w:r>
           </w:p>
         </w:tc>
@@ -9774,14 +9930,12 @@
                 <w:rFonts w:ascii="Times New Roman" w:hAnsi="Times New Roman"/>
               </w:rPr>
             </w:pPr>
-            <w:proofErr w:type="spellStart"/>
             <w:r>
               <w:rPr>
                 <w:rFonts w:ascii="Times New Roman" w:hAnsi="Times New Roman"/>
               </w:rPr>
               <w:t>target_event</w:t>
             </w:r>
-            <w:proofErr w:type="spellEnd"/>
           </w:p>
         </w:tc>
       </w:tr>
@@ -9827,15 +9981,33 @@
             <w:pPr>
               <w:rPr>
                 <w:rFonts w:ascii="Times New Roman" w:hAnsi="Times New Roman"/>
+              </w:rPr>
+            </w:pPr>
+            <w:r>
+              <w:rPr>
+                <w:rFonts w:ascii="Times New Roman" w:hAnsi="Times New Roman"/>
                 <w:lang w:val="en-US"/>
               </w:rPr>
-            </w:pPr>
+              <w:t>36</w:t>
+            </w:r>
+            <w:r>
+              <w:rPr>
+                <w:rFonts w:ascii="Times New Roman" w:hAnsi="Times New Roman"/>
+              </w:rPr>
+              <w:t>.</w:t>
+            </w:r>
             <w:r>
               <w:rPr>
                 <w:rFonts w:ascii="Times New Roman" w:hAnsi="Times New Roman"/>
                 <w:lang w:val="en-US"/>
               </w:rPr>
-              <w:t>36130</w:t>
+              <w:t>130</w:t>
+            </w:r>
+            <w:r>
+              <w:rPr>
+                <w:rFonts w:ascii="Times New Roman" w:hAnsi="Times New Roman"/>
+              </w:rPr>
+              <w:t xml:space="preserve"> (32,1%)</w:t>
             </w:r>
           </w:p>
         </w:tc>
@@ -9867,23 +10039,7 @@
                 <w:rFonts w:ascii="Times New Roman" w:hAnsi="Times New Roman"/>
                 <w:lang w:val="en-US"/>
               </w:rPr>
-              <w:t xml:space="preserve"> (</w:t>
-            </w:r>
-            <w:proofErr w:type="spellStart"/>
-            <w:r>
-              <w:rPr>
-                <w:rFonts w:ascii="Times New Roman" w:hAnsi="Times New Roman"/>
-                <w:lang w:val="en-US"/>
-              </w:rPr>
-              <w:t>Non churn</w:t>
-            </w:r>
-            <w:proofErr w:type="spellEnd"/>
-            <w:r>
-              <w:rPr>
-                <w:rFonts w:ascii="Times New Roman" w:hAnsi="Times New Roman"/>
-                <w:lang w:val="en-US"/>
-              </w:rPr>
-              <w:t xml:space="preserve">) </w:t>
+              <w:t xml:space="preserve"> (Non churn) </w:t>
             </w:r>
           </w:p>
         </w:tc>
@@ -9896,15 +10052,33 @@
               <w:keepNext/>
               <w:rPr>
                 <w:rFonts w:ascii="Times New Roman" w:hAnsi="Times New Roman"/>
+              </w:rPr>
+            </w:pPr>
+            <w:r>
+              <w:rPr>
+                <w:rFonts w:ascii="Times New Roman" w:hAnsi="Times New Roman"/>
                 <w:lang w:val="en-US"/>
               </w:rPr>
-            </w:pPr>
+              <w:t>76</w:t>
+            </w:r>
+            <w:r>
+              <w:rPr>
+                <w:rFonts w:ascii="Times New Roman" w:hAnsi="Times New Roman"/>
+              </w:rPr>
+              <w:t>.</w:t>
+            </w:r>
             <w:r>
               <w:rPr>
                 <w:rFonts w:ascii="Times New Roman" w:hAnsi="Times New Roman"/>
                 <w:lang w:val="en-US"/>
               </w:rPr>
-              <w:t>76480</w:t>
+              <w:t>480</w:t>
+            </w:r>
+            <w:r>
+              <w:rPr>
+                <w:rFonts w:ascii="Times New Roman" w:hAnsi="Times New Roman"/>
+              </w:rPr>
+              <w:t xml:space="preserve"> (67,9%)</w:t>
             </w:r>
           </w:p>
         </w:tc>
@@ -9914,36 +10088,56 @@
       <w:pPr>
         <w:pStyle w:val="af2"/>
       </w:pPr>
-      <w:bookmarkStart w:id="74" w:name="_Toc242028174"/>
-      <w:r>
+      <w:bookmarkStart w:id="74" w:name="_Toc242526887"/>
+      <w:r>
+        <w:rPr>
+          <w:color w:val="000000" w:themeColor="text1"/>
+        </w:rPr>
         <w:t xml:space="preserve">Πίνακας </w:t>
       </w:r>
       <w:r>
+        <w:rPr>
+          <w:color w:val="000000" w:themeColor="text1"/>
+        </w:rPr>
         <w:fldChar w:fldCharType="begin"/>
       </w:r>
       <w:r>
+        <w:rPr>
+          <w:color w:val="000000" w:themeColor="text1"/>
+        </w:rPr>
         <w:instrText xml:space="preserve"> SEQ Table \* ARABIC </w:instrText>
       </w:r>
       <w:r>
+        <w:rPr>
+          <w:color w:val="000000" w:themeColor="text1"/>
+        </w:rPr>
         <w:fldChar w:fldCharType="separate"/>
       </w:r>
       <w:r>
         <w:rPr>
           <w:noProof/>
+          <w:color w:val="000000" w:themeColor="text1"/>
         </w:rPr>
         <w:t>2</w:t>
       </w:r>
       <w:r>
+        <w:rPr>
+          <w:noProof/>
+          <w:color w:val="000000" w:themeColor="text1"/>
+        </w:rPr>
         <w:fldChar w:fldCharType="end"/>
       </w:r>
       <w:r>
-        <w:t xml:space="preserve">: </w:t>
-      </w:r>
-      <w:r>
         <w:rPr>
           <w:color w:val="000000" w:themeColor="text1"/>
         </w:rPr>
-        <w:t>Βασικά χαρακτηριστικά του συνόλου δεδομένων</w:t>
+        <w:t xml:space="preserve">: Βασικά </w:t>
+      </w:r>
+      <w:r>
+        <w:rPr>
+          <w:color w:val="000000" w:themeColor="text1"/>
+        </w:rPr>
+        <w:t>χαρακτηριστικά του συνόλου δεδομένων</w:t>
       </w:r>
       <w:bookmarkEnd w:id="74"/>
     </w:p>
@@ -9973,7 +10167,6 @@
                 <w:lang w:val="en-US"/>
               </w:rPr>
             </w:pPr>
-            <w:proofErr w:type="spellStart"/>
             <w:r>
               <w:rPr>
                 <w:rFonts w:ascii="Times New Roman" w:hAnsi="Times New Roman"/>
@@ -9982,7 +10175,6 @@
               </w:rPr>
               <w:t>time_step</w:t>
             </w:r>
-            <w:proofErr w:type="spellEnd"/>
           </w:p>
         </w:tc>
         <w:tc>
@@ -10348,42 +10540,56 @@
           <w:rFonts w:ascii="Times New Roman" w:hAnsi="Times New Roman"/>
         </w:rPr>
       </w:pPr>
-      <w:bookmarkStart w:id="75" w:name="_Toc242028175"/>
-      <w:r>
+      <w:bookmarkStart w:id="75" w:name="_Toc242526888"/>
+      <w:r>
+        <w:rPr>
+          <w:color w:val="000000" w:themeColor="text1"/>
+        </w:rPr>
         <w:t xml:space="preserve">Πίνακας </w:t>
       </w:r>
       <w:r>
+        <w:rPr>
+          <w:color w:val="000000" w:themeColor="text1"/>
+        </w:rPr>
         <w:fldChar w:fldCharType="begin"/>
       </w:r>
       <w:r>
+        <w:rPr>
+          <w:color w:val="000000" w:themeColor="text1"/>
+        </w:rPr>
         <w:instrText xml:space="preserve"> SEQ Table \* ARABIC </w:instrText>
       </w:r>
       <w:r>
+        <w:rPr>
+          <w:color w:val="000000" w:themeColor="text1"/>
+        </w:rPr>
         <w:fldChar w:fldCharType="separate"/>
       </w:r>
       <w:r>
         <w:rPr>
           <w:noProof/>
+          <w:color w:val="000000" w:themeColor="text1"/>
         </w:rPr>
         <w:t>3</w:t>
       </w:r>
       <w:r>
+        <w:rPr>
+          <w:noProof/>
+          <w:color w:val="000000" w:themeColor="text1"/>
+        </w:rPr>
         <w:fldChar w:fldCharType="end"/>
       </w:r>
       <w:r>
-        <w:t>:</w:t>
-      </w:r>
-      <w:r>
         <w:rPr>
           <w:color w:val="000000" w:themeColor="text1"/>
         </w:rPr>
-        <w:t xml:space="preserve"> </w:t>
+        <w:t xml:space="preserve">: Πλήθος </w:t>
       </w:r>
       <w:r>
         <w:rPr>
           <w:color w:val="000000" w:themeColor="text1"/>
         </w:rPr>
-        <w:t>Πλήθος εγγραφών ανά χρονικό βήμα</w:t>
+        <w:t>εγγραφών ανά χρονικό βήμα</w:t>
       </w:r>
       <w:bookmarkEnd w:id="75"/>
     </w:p>
@@ -10397,7 +10603,58 @@
         <w:rPr>
           <w:rFonts w:ascii="Times New Roman" w:hAnsi="Times New Roman"/>
         </w:rPr>
-        <w:t xml:space="preserve">Η </w:t>
+        <w:t xml:space="preserve">Σύμφωνα με το </w:t>
+      </w:r>
+      <w:r>
+        <w:rPr>
+          <w:rFonts w:ascii="Times New Roman" w:hAnsi="Times New Roman"/>
+          <w:lang w:val="en-US"/>
+        </w:rPr>
+        <w:t>data</w:t>
+      </w:r>
+      <w:r>
+        <w:rPr>
+          <w:rFonts w:ascii="Times New Roman" w:hAnsi="Times New Roman"/>
+        </w:rPr>
+        <w:t>_</w:t>
+      </w:r>
+      <w:r>
+        <w:rPr>
+          <w:rFonts w:ascii="Times New Roman" w:hAnsi="Times New Roman"/>
+          <w:lang w:val="en-US"/>
+        </w:rPr>
+        <w:t>dict</w:t>
+      </w:r>
+      <w:r>
+        <w:rPr>
+          <w:rFonts w:ascii="Times New Roman" w:hAnsi="Times New Roman"/>
+        </w:rPr>
+        <w:t>.</w:t>
+      </w:r>
+      <w:r>
+        <w:rPr>
+          <w:rFonts w:ascii="Times New Roman" w:hAnsi="Times New Roman"/>
+          <w:lang w:val="en-US"/>
+        </w:rPr>
+        <w:t>csv</w:t>
+      </w:r>
+      <w:r>
+        <w:rPr>
+          <w:rFonts w:ascii="Times New Roman" w:hAnsi="Times New Roman"/>
+        </w:rPr>
+        <w:t xml:space="preserve">, </w:t>
+      </w:r>
+      <w:r>
+        <w:rPr>
+          <w:rFonts w:ascii="Times New Roman" w:hAnsi="Times New Roman"/>
+        </w:rPr>
+        <w:t>η</w:t>
+      </w:r>
+      <w:r>
+        <w:rPr>
+          <w:rFonts w:ascii="Times New Roman" w:hAnsi="Times New Roman"/>
+        </w:rPr>
+        <w:t xml:space="preserve"> </w:t>
       </w:r>
       <w:r>
         <w:rPr>
@@ -10543,7 +10800,19 @@
         <w:rPr>
           <w:rFonts w:ascii="Times New Roman" w:hAnsi="Times New Roman"/>
         </w:rPr>
-        <w:t xml:space="preserve">. Από τις 112610 </w:t>
+        <w:t>. Από τις 112</w:t>
+      </w:r>
+      <w:r>
+        <w:rPr>
+          <w:rFonts w:ascii="Times New Roman" w:hAnsi="Times New Roman"/>
+        </w:rPr>
+        <w:t>.</w:t>
+      </w:r>
+      <w:r>
+        <w:rPr>
+          <w:rFonts w:ascii="Times New Roman" w:hAnsi="Times New Roman"/>
+        </w:rPr>
+        <w:t xml:space="preserve">610 </w:t>
       </w:r>
       <w:r>
         <w:rPr>
@@ -10555,7 +10824,31 @@
         <w:rPr>
           <w:rFonts w:ascii="Times New Roman" w:hAnsi="Times New Roman"/>
         </w:rPr>
-        <w:t xml:space="preserve">, οι 36130 </w:t>
+        <w:t>, οι 36</w:t>
+      </w:r>
+      <w:r>
+        <w:rPr>
+          <w:rFonts w:ascii="Times New Roman" w:hAnsi="Times New Roman"/>
+        </w:rPr>
+        <w:t>.</w:t>
+      </w:r>
+      <w:r>
+        <w:rPr>
+          <w:rFonts w:ascii="Times New Roman" w:hAnsi="Times New Roman"/>
+        </w:rPr>
+        <w:t>130</w:t>
+      </w:r>
+      <w:r>
+        <w:rPr>
+          <w:rFonts w:ascii="Times New Roman" w:hAnsi="Times New Roman"/>
+        </w:rPr>
+        <w:t xml:space="preserve"> (32,1%)</w:t>
+      </w:r>
+      <w:r>
+        <w:rPr>
+          <w:rFonts w:ascii="Times New Roman" w:hAnsi="Times New Roman"/>
+        </w:rPr>
+        <w:t xml:space="preserve"> </w:t>
       </w:r>
       <w:r>
         <w:rPr>
@@ -10592,7 +10885,31 @@
         <w:rPr>
           <w:rFonts w:ascii="Times New Roman" w:hAnsi="Times New Roman"/>
         </w:rPr>
-        <w:t xml:space="preserve">) και οι 76480 στην </w:t>
+        <w:t>) και οι 76</w:t>
+      </w:r>
+      <w:r>
+        <w:rPr>
+          <w:rFonts w:ascii="Times New Roman" w:hAnsi="Times New Roman"/>
+        </w:rPr>
+        <w:t>.</w:t>
+      </w:r>
+      <w:r>
+        <w:rPr>
+          <w:rFonts w:ascii="Times New Roman" w:hAnsi="Times New Roman"/>
+        </w:rPr>
+        <w:t>480</w:t>
+      </w:r>
+      <w:r>
+        <w:rPr>
+          <w:rFonts w:ascii="Times New Roman" w:hAnsi="Times New Roman"/>
+        </w:rPr>
+        <w:t xml:space="preserve"> (67,9%)</w:t>
+      </w:r>
+      <w:r>
+        <w:rPr>
+          <w:rFonts w:ascii="Times New Roman" w:hAnsi="Times New Roman"/>
+        </w:rPr>
+        <w:t xml:space="preserve"> στην </w:t>
       </w:r>
       <w:r>
         <w:rPr>
@@ -10630,19 +10947,19 @@
         <w:rPr>
           <w:rFonts w:ascii="Times New Roman" w:hAnsi="Times New Roman"/>
         </w:rPr>
-        <w:t xml:space="preserve">). </w:t>
-      </w:r>
-      <w:r>
-        <w:rPr>
-          <w:rFonts w:ascii="Times New Roman" w:hAnsi="Times New Roman"/>
-        </w:rPr>
-        <w:t>Η δυαδική μορφή της μεταβλητής-στόχου κατατάσσει το υπό μελέτη πρόβλημα στην κατηγορία της δυαδικής ταξινόμησης. Παράλληλα, η παρουσία μέτριας ανισορροπίας μεταξύ των κλάσεων αποτελεί σημαντικό χαρακτηριστικό του συνόλου δεδομένων και λαμβάνεται υπόψη κατά τη διαδικασία ανάπτυξης και αξιολόγησης των μοντέλων.</w:t>
-      </w:r>
-      <w:r>
-        <w:rPr>
-          <w:rFonts w:ascii="Times New Roman" w:hAnsi="Times New Roman"/>
-        </w:rPr>
-        <w:t xml:space="preserve"> Το </w:t>
+        <w:t>)</w:t>
+      </w:r>
+      <w:r>
+        <w:rPr>
+          <w:rFonts w:ascii="Times New Roman" w:hAnsi="Times New Roman"/>
+        </w:rPr>
+        <w:t xml:space="preserve"> (Εικόνα 1).</w:t>
+      </w:r>
+      <w:r>
+        <w:rPr>
+          <w:rFonts w:ascii="Times New Roman" w:hAnsi="Times New Roman"/>
+        </w:rPr>
+        <w:t xml:space="preserve"> Η δυαδική μορφή της μεταβλητής-στόχου κατατάσσει το υπό μελέτη πρόβλημα στην κατηγορία της δυαδικής ταξινόμησης. Παράλληλα, η παρουσία μέτριας ανισορροπίας μεταξύ των κλάσεων αποτελεί σημαντικό χαρακτηριστικό του συνόλου δεδομένων και λαμβάνεται υπόψη κατά τη διαδικασία ανάπτυξης και αξιολόγησης των μοντέλων. Το </w:t>
       </w:r>
       <w:r>
         <w:rPr>
@@ -10942,8 +11259,8 @@
       <w:r>
         <w:rPr>
           <w:rFonts w:ascii="Times New Roman" w:hAnsi="Times New Roman"/>
-        </w:rPr>
-        <w:lastRenderedPageBreak/>
+          <w:noProof/>
+        </w:rPr>
         <w:drawing>
           <wp:inline distT="0" distB="0" distL="0" distR="0" wp14:anchorId="281A7EB3" wp14:editId="01D79951">
             <wp:extent cx="3481620" cy="2301240"/>
@@ -10989,7 +11306,7 @@
           <w:color w:val="000000" w:themeColor="text1"/>
         </w:rPr>
       </w:pPr>
-      <w:bookmarkStart w:id="76" w:name="_Toc242028326"/>
+      <w:bookmarkStart w:id="76" w:name="_Toc242526894"/>
       <w:r>
         <w:rPr>
           <w:color w:val="000000" w:themeColor="text1"/>
@@ -11083,25 +11400,909 @@
         <w:rPr>
           <w:rFonts w:ascii="Times New Roman" w:hAnsi="Times New Roman"/>
         </w:rPr>
-        <w:t xml:space="preserve">Οι ανεξάρτητες μεταβλητές οργανώνονται στο λεξικό δεδομένων σε ομάδες. Υπάρχουν οι ομάδες </w:t>
-      </w:r>
-      <w:r>
-        <w:rPr>
-          <w:rFonts w:ascii="Times New Roman" w:hAnsi="Times New Roman"/>
-        </w:rPr>
-        <w:t>Recency, Frequency και Monetary</w:t>
-      </w:r>
-      <w:r>
-        <w:rPr>
-          <w:rFonts w:ascii="Times New Roman" w:hAnsi="Times New Roman"/>
-        </w:rPr>
-        <w:t xml:space="preserve">. Η </w:t>
-      </w:r>
-      <w:r>
-        <w:rPr>
-          <w:rFonts w:ascii="Times New Roman" w:hAnsi="Times New Roman"/>
-        </w:rPr>
-        <w:t>Recency καταγράφει τον χρόνο από την τελευταία συνεδρία ή αγορά, η Frequency το πλήθος και τη συχνότητα συνεδριών, αλληλεπιδράσεων και αγορών, και η Monetary τα έσοδα από προβολές προϊόντων, προσθήκες στο καλάθι και ολοκληρωμένες αγορές. Η ομάδα Date &amp; time περιλαμβάνει οκτώ χρονικά χαρακτηριστικά της έναρξης της συνεδρίας (έτος, μήνας, εβδομάδα, ημέρα του έτους, ημέρα του μήνα, ημέρα της εβδομάδας, δείκτης Σαββατοκύριακου και ώρα), η ομάδα Preference δύο λανθάνοντες παράγοντες προτίμησης που προκύπτουν από τις προβολές και τις συναλλαγές του χρήστη, και η ομάδα Others, μεταξύ άλλων, τη διάρκεια της συνεδρίας. Οι βασικές μεταβλητές εμφανίζονται με πολλαπλές παραλλαγές, όπως μέσος όρος, άθροισμα, ελάχιστο, μέγιστο και συντελεστής μεταβλητότητας, καθώς και υστερήσεις (lags) και κινητούς μέσους όρους, γεγονός που εξηγεί τον μεγάλο αριθμό των 276 στηλών</w:t>
+        <w:t xml:space="preserve">Το δεύτερο αρχείο, </w:t>
+      </w:r>
+      <w:r>
+        <w:rPr>
+          <w:rFonts w:ascii="Times New Roman" w:hAnsi="Times New Roman"/>
+          <w:lang w:val="en-US"/>
+        </w:rPr>
+        <w:t>data</w:t>
+      </w:r>
+      <w:r>
+        <w:rPr>
+          <w:rFonts w:ascii="Times New Roman" w:hAnsi="Times New Roman"/>
+        </w:rPr>
+        <w:t>_</w:t>
+      </w:r>
+      <w:r>
+        <w:rPr>
+          <w:rFonts w:ascii="Times New Roman" w:hAnsi="Times New Roman"/>
+          <w:lang w:val="en-US"/>
+        </w:rPr>
+        <w:t>dict</w:t>
+      </w:r>
+      <w:r>
+        <w:rPr>
+          <w:rFonts w:ascii="Times New Roman" w:hAnsi="Times New Roman"/>
+        </w:rPr>
+        <w:t>.</w:t>
+      </w:r>
+      <w:r>
+        <w:rPr>
+          <w:rFonts w:ascii="Times New Roman" w:hAnsi="Times New Roman"/>
+          <w:lang w:val="en-US"/>
+        </w:rPr>
+        <w:t>csv</w:t>
+      </w:r>
+      <w:r>
+        <w:rPr>
+          <w:rFonts w:ascii="Times New Roman" w:hAnsi="Times New Roman"/>
+        </w:rPr>
+        <w:t>, περιέχει</w:t>
+      </w:r>
+      <w:r>
+        <w:rPr>
+          <w:rFonts w:ascii="Times New Roman" w:hAnsi="Times New Roman"/>
+        </w:rPr>
+        <w:t xml:space="preserve"> συνολικά 46 μεταβλητές, εκ των οποίων οι</w:t>
+      </w:r>
+      <w:r>
+        <w:rPr>
+          <w:rFonts w:ascii="Times New Roman" w:hAnsi="Times New Roman"/>
+        </w:rPr>
+        <w:t xml:space="preserve"> δύο </w:t>
+      </w:r>
+      <w:r>
+        <w:rPr>
+          <w:rFonts w:ascii="Times New Roman" w:hAnsi="Times New Roman"/>
+        </w:rPr>
+        <w:t xml:space="preserve">είναι οι </w:t>
+      </w:r>
+      <w:r>
+        <w:rPr>
+          <w:rFonts w:ascii="Times New Roman" w:hAnsi="Times New Roman"/>
+        </w:rPr>
+        <w:t>εξαρτημένες μεταβλητές και</w:t>
+      </w:r>
+      <w:r>
+        <w:rPr>
+          <w:rFonts w:ascii="Times New Roman" w:hAnsi="Times New Roman"/>
+        </w:rPr>
+        <w:t xml:space="preserve"> </w:t>
+      </w:r>
+      <w:r>
+        <w:rPr>
+          <w:rFonts w:ascii="Times New Roman" w:hAnsi="Times New Roman"/>
+        </w:rPr>
+        <w:t>οι υπόλοιπες είναι οι</w:t>
+      </w:r>
+      <w:r>
+        <w:rPr>
+          <w:rFonts w:ascii="Times New Roman" w:hAnsi="Times New Roman"/>
+        </w:rPr>
+        <w:t xml:space="preserve"> </w:t>
+      </w:r>
+      <w:r>
+        <w:rPr>
+          <w:rFonts w:ascii="Times New Roman" w:hAnsi="Times New Roman"/>
+        </w:rPr>
+        <w:t>ανεξάρτητες μεταβλητές</w:t>
+      </w:r>
+      <w:r>
+        <w:rPr>
+          <w:rFonts w:ascii="Times New Roman" w:hAnsi="Times New Roman"/>
+        </w:rPr>
+        <w:t>, όπου χωρίζονται σε ομάδες.</w:t>
+      </w:r>
+      <w:r>
+        <w:rPr>
+          <w:rFonts w:ascii="Times New Roman" w:hAnsi="Times New Roman"/>
+        </w:rPr>
+        <w:t xml:space="preserve"> Οι</w:t>
+      </w:r>
+      <w:r>
+        <w:rPr>
+          <w:rFonts w:ascii="Times New Roman" w:hAnsi="Times New Roman"/>
+          <w:lang w:val="en-US"/>
+        </w:rPr>
+        <w:t xml:space="preserve"> </w:t>
+      </w:r>
+      <w:r>
+        <w:rPr>
+          <w:rFonts w:ascii="Times New Roman" w:hAnsi="Times New Roman"/>
+        </w:rPr>
+        <w:t>στήλες</w:t>
+      </w:r>
+      <w:r>
+        <w:rPr>
+          <w:rFonts w:ascii="Times New Roman" w:hAnsi="Times New Roman"/>
+          <w:lang w:val="en-US"/>
+        </w:rPr>
+        <w:t xml:space="preserve"> </w:t>
+      </w:r>
+      <w:r>
+        <w:rPr>
+          <w:rFonts w:ascii="Times New Roman" w:hAnsi="Times New Roman"/>
+        </w:rPr>
+        <w:t>του</w:t>
+      </w:r>
+      <w:r>
+        <w:rPr>
+          <w:rFonts w:ascii="Times New Roman" w:hAnsi="Times New Roman"/>
+          <w:lang w:val="en-US"/>
+        </w:rPr>
+        <w:t xml:space="preserve"> </w:t>
+      </w:r>
+      <w:r>
+        <w:rPr>
+          <w:rFonts w:ascii="Times New Roman" w:hAnsi="Times New Roman"/>
+          <w:lang w:val="en-US"/>
+        </w:rPr>
+        <w:t>data</w:t>
+      </w:r>
+      <w:r>
+        <w:rPr>
+          <w:rFonts w:ascii="Times New Roman" w:hAnsi="Times New Roman"/>
+          <w:lang w:val="en-US"/>
+        </w:rPr>
+        <w:t>_</w:t>
+      </w:r>
+      <w:r>
+        <w:rPr>
+          <w:rFonts w:ascii="Times New Roman" w:hAnsi="Times New Roman"/>
+          <w:lang w:val="en-US"/>
+        </w:rPr>
+        <w:t>dict</w:t>
+      </w:r>
+      <w:r>
+        <w:rPr>
+          <w:rFonts w:ascii="Times New Roman" w:hAnsi="Times New Roman"/>
+          <w:lang w:val="en-US"/>
+        </w:rPr>
+        <w:t>.</w:t>
+      </w:r>
+      <w:r>
+        <w:rPr>
+          <w:rFonts w:ascii="Times New Roman" w:hAnsi="Times New Roman"/>
+          <w:lang w:val="en-US"/>
+        </w:rPr>
+        <w:t>csv</w:t>
+      </w:r>
+      <w:r>
+        <w:rPr>
+          <w:rFonts w:ascii="Times New Roman" w:hAnsi="Times New Roman"/>
+          <w:lang w:val="en-US"/>
+        </w:rPr>
+        <w:t xml:space="preserve"> </w:t>
+      </w:r>
+      <w:r>
+        <w:rPr>
+          <w:rFonts w:ascii="Times New Roman" w:hAnsi="Times New Roman"/>
+        </w:rPr>
+        <w:t>είναι</w:t>
+      </w:r>
+      <w:r>
+        <w:rPr>
+          <w:rFonts w:ascii="Times New Roman" w:hAnsi="Times New Roman"/>
+          <w:lang w:val="en-US"/>
+        </w:rPr>
+        <w:t xml:space="preserve"> </w:t>
+      </w:r>
+      <w:r>
+        <w:rPr>
+          <w:rFonts w:ascii="Times New Roman" w:hAnsi="Times New Roman"/>
+        </w:rPr>
+        <w:t>οι</w:t>
+      </w:r>
+      <w:r>
+        <w:rPr>
+          <w:rFonts w:ascii="Times New Roman" w:hAnsi="Times New Roman"/>
+          <w:lang w:val="en-US"/>
+        </w:rPr>
+        <w:t xml:space="preserve"> </w:t>
+      </w:r>
+      <w:r>
+        <w:rPr>
+          <w:rFonts w:ascii="Times New Roman" w:hAnsi="Times New Roman"/>
+          <w:lang w:val="en-US"/>
+        </w:rPr>
+        <w:t>Set</w:t>
+      </w:r>
+      <w:r>
+        <w:rPr>
+          <w:rFonts w:ascii="Times New Roman" w:hAnsi="Times New Roman"/>
+          <w:lang w:val="en-US"/>
+        </w:rPr>
+        <w:t xml:space="preserve">, </w:t>
+      </w:r>
+      <w:r>
+        <w:rPr>
+          <w:rFonts w:ascii="Times New Roman" w:hAnsi="Times New Roman"/>
+          <w:lang w:val="en-US"/>
+        </w:rPr>
+        <w:t>Attribute</w:t>
+      </w:r>
+      <w:r>
+        <w:rPr>
+          <w:rFonts w:ascii="Times New Roman" w:hAnsi="Times New Roman"/>
+          <w:lang w:val="en-US"/>
+        </w:rPr>
+        <w:t xml:space="preserve">, </w:t>
+      </w:r>
+      <w:r>
+        <w:rPr>
+          <w:rFonts w:ascii="Times New Roman" w:hAnsi="Times New Roman"/>
+          <w:lang w:val="en-US"/>
+        </w:rPr>
+        <w:t>Description</w:t>
+      </w:r>
+      <w:r>
+        <w:rPr>
+          <w:rFonts w:ascii="Times New Roman" w:hAnsi="Times New Roman"/>
+          <w:lang w:val="en-US"/>
+        </w:rPr>
+        <w:t xml:space="preserve"> </w:t>
+      </w:r>
+      <w:r>
+        <w:rPr>
+          <w:rFonts w:ascii="Times New Roman" w:hAnsi="Times New Roman"/>
+        </w:rPr>
+        <w:t>και</w:t>
+      </w:r>
+      <w:r>
+        <w:rPr>
+          <w:rFonts w:ascii="Times New Roman" w:hAnsi="Times New Roman"/>
+          <w:lang w:val="en-US"/>
+        </w:rPr>
+        <w:t xml:space="preserve"> </w:t>
+      </w:r>
+      <w:r>
+        <w:rPr>
+          <w:rFonts w:ascii="Times New Roman" w:hAnsi="Times New Roman"/>
+          <w:lang w:val="en-US"/>
+        </w:rPr>
+        <w:t>Variable</w:t>
+      </w:r>
+      <w:r>
+        <w:rPr>
+          <w:rFonts w:ascii="Times New Roman" w:hAnsi="Times New Roman"/>
+          <w:lang w:val="en-US"/>
+        </w:rPr>
+        <w:t xml:space="preserve"> </w:t>
+      </w:r>
+      <w:r>
+        <w:rPr>
+          <w:rFonts w:ascii="Times New Roman" w:hAnsi="Times New Roman"/>
+          <w:lang w:val="en-US"/>
+        </w:rPr>
+        <w:t>name</w:t>
+      </w:r>
+      <w:r>
+        <w:rPr>
+          <w:rFonts w:ascii="Times New Roman" w:hAnsi="Times New Roman"/>
+          <w:lang w:val="en-US"/>
+        </w:rPr>
+        <w:t>.</w:t>
+      </w:r>
+      <w:r>
+        <w:rPr>
+          <w:rFonts w:ascii="Times New Roman" w:hAnsi="Times New Roman"/>
+          <w:lang w:val="en-US"/>
+        </w:rPr>
+        <w:t xml:space="preserve"> </w:t>
+      </w:r>
+      <w:r>
+        <w:rPr>
+          <w:rFonts w:ascii="Times New Roman" w:hAnsi="Times New Roman"/>
+        </w:rPr>
+        <w:t>Οι</w:t>
+      </w:r>
+      <w:r>
+        <w:rPr>
+          <w:rFonts w:ascii="Times New Roman" w:hAnsi="Times New Roman"/>
+          <w:lang w:val="en-US"/>
+        </w:rPr>
+        <w:t xml:space="preserve"> </w:t>
+      </w:r>
+      <w:r>
+        <w:rPr>
+          <w:rFonts w:ascii="Times New Roman" w:hAnsi="Times New Roman"/>
+        </w:rPr>
+        <w:t>ομάδες</w:t>
+      </w:r>
+      <w:r>
+        <w:rPr>
+          <w:rFonts w:ascii="Times New Roman" w:hAnsi="Times New Roman"/>
+          <w:lang w:val="en-US"/>
+        </w:rPr>
+        <w:t xml:space="preserve"> </w:t>
+      </w:r>
+      <w:r>
+        <w:rPr>
+          <w:rFonts w:ascii="Times New Roman" w:hAnsi="Times New Roman"/>
+        </w:rPr>
+        <w:t>που</w:t>
+      </w:r>
+      <w:r>
+        <w:rPr>
+          <w:rFonts w:ascii="Times New Roman" w:hAnsi="Times New Roman"/>
+          <w:lang w:val="en-US"/>
+        </w:rPr>
+        <w:t xml:space="preserve"> </w:t>
+      </w:r>
+      <w:r>
+        <w:rPr>
+          <w:rFonts w:ascii="Times New Roman" w:hAnsi="Times New Roman"/>
+        </w:rPr>
+        <w:t>υπάρχουν</w:t>
+      </w:r>
+      <w:r>
+        <w:rPr>
+          <w:rFonts w:ascii="Times New Roman" w:hAnsi="Times New Roman"/>
+          <w:lang w:val="en-US"/>
+        </w:rPr>
+        <w:t xml:space="preserve"> </w:t>
+      </w:r>
+      <w:r>
+        <w:rPr>
+          <w:rFonts w:ascii="Times New Roman" w:hAnsi="Times New Roman"/>
+        </w:rPr>
+        <w:t>στη</w:t>
+      </w:r>
+      <w:r>
+        <w:rPr>
+          <w:rFonts w:ascii="Times New Roman" w:hAnsi="Times New Roman"/>
+          <w:lang w:val="en-US"/>
+        </w:rPr>
+        <w:t xml:space="preserve"> </w:t>
+      </w:r>
+      <w:r>
+        <w:rPr>
+          <w:rFonts w:ascii="Times New Roman" w:hAnsi="Times New Roman"/>
+        </w:rPr>
+        <w:t>στήλη</w:t>
+      </w:r>
+      <w:r>
+        <w:rPr>
+          <w:rFonts w:ascii="Times New Roman" w:hAnsi="Times New Roman"/>
+          <w:lang w:val="en-US"/>
+        </w:rPr>
+        <w:t xml:space="preserve"> </w:t>
+      </w:r>
+      <w:r>
+        <w:rPr>
+          <w:rFonts w:ascii="Times New Roman" w:hAnsi="Times New Roman"/>
+          <w:lang w:val="en-US"/>
+        </w:rPr>
+        <w:t>Set</w:t>
+      </w:r>
+      <w:r>
+        <w:rPr>
+          <w:rFonts w:ascii="Times New Roman" w:hAnsi="Times New Roman"/>
+          <w:lang w:val="en-US"/>
+        </w:rPr>
+        <w:t xml:space="preserve"> </w:t>
+      </w:r>
+      <w:r>
+        <w:rPr>
+          <w:rFonts w:ascii="Times New Roman" w:hAnsi="Times New Roman"/>
+        </w:rPr>
+        <w:t>είναι</w:t>
+      </w:r>
+      <w:r>
+        <w:rPr>
+          <w:rFonts w:ascii="Times New Roman" w:hAnsi="Times New Roman"/>
+          <w:lang w:val="en-US"/>
+        </w:rPr>
+        <w:t xml:space="preserve"> </w:t>
+      </w:r>
+      <w:r>
+        <w:rPr>
+          <w:rFonts w:ascii="Times New Roman" w:hAnsi="Times New Roman"/>
+        </w:rPr>
+        <w:t>οι</w:t>
+      </w:r>
+      <w:r>
+        <w:rPr>
+          <w:rFonts w:ascii="Times New Roman" w:hAnsi="Times New Roman"/>
+          <w:lang w:val="en-US"/>
+        </w:rPr>
+        <w:t xml:space="preserve"> </w:t>
+      </w:r>
+      <w:r>
+        <w:rPr>
+          <w:rFonts w:ascii="Times New Roman" w:hAnsi="Times New Roman"/>
+          <w:lang w:val="en-US"/>
+        </w:rPr>
+        <w:t xml:space="preserve">Dependent, </w:t>
+      </w:r>
+      <w:r>
+        <w:rPr>
+          <w:rFonts w:ascii="Times New Roman" w:hAnsi="Times New Roman"/>
+          <w:lang w:val="en-US"/>
+        </w:rPr>
+        <w:t>Recency</w:t>
+      </w:r>
+      <w:r>
+        <w:rPr>
+          <w:rFonts w:ascii="Times New Roman" w:hAnsi="Times New Roman"/>
+          <w:lang w:val="en-US"/>
+        </w:rPr>
+        <w:t xml:space="preserve">, </w:t>
+      </w:r>
+      <w:r>
+        <w:rPr>
+          <w:rFonts w:ascii="Times New Roman" w:hAnsi="Times New Roman"/>
+          <w:lang w:val="en-US"/>
+        </w:rPr>
+        <w:t>Frequency</w:t>
+      </w:r>
+      <w:r>
+        <w:rPr>
+          <w:rFonts w:ascii="Times New Roman" w:hAnsi="Times New Roman"/>
+          <w:lang w:val="en-US"/>
+        </w:rPr>
+        <w:t xml:space="preserve">, </w:t>
+      </w:r>
+      <w:r>
+        <w:rPr>
+          <w:rFonts w:ascii="Times New Roman" w:hAnsi="Times New Roman"/>
+          <w:lang w:val="en-US"/>
+        </w:rPr>
+        <w:t>Monetary</w:t>
+      </w:r>
+      <w:r>
+        <w:rPr>
+          <w:rFonts w:ascii="Times New Roman" w:hAnsi="Times New Roman"/>
+          <w:lang w:val="en-US"/>
+        </w:rPr>
+        <w:t xml:space="preserve">, </w:t>
+      </w:r>
+      <w:r>
+        <w:rPr>
+          <w:rFonts w:ascii="Times New Roman" w:hAnsi="Times New Roman"/>
+          <w:lang w:val="en-US"/>
+        </w:rPr>
+        <w:t xml:space="preserve">Preference, </w:t>
+      </w:r>
+      <w:r>
+        <w:rPr>
+          <w:rFonts w:ascii="Times New Roman" w:hAnsi="Times New Roman"/>
+          <w:lang w:val="en-US"/>
+        </w:rPr>
+        <w:t>Date &amp; time</w:t>
+      </w:r>
+      <w:r>
+        <w:rPr>
+          <w:rFonts w:ascii="Times New Roman" w:hAnsi="Times New Roman"/>
+          <w:lang w:val="en-US"/>
+        </w:rPr>
+        <w:t xml:space="preserve"> </w:t>
+      </w:r>
+      <w:r>
+        <w:rPr>
+          <w:rFonts w:ascii="Times New Roman" w:hAnsi="Times New Roman"/>
+        </w:rPr>
+        <w:t>και</w:t>
+      </w:r>
+      <w:r>
+        <w:rPr>
+          <w:rFonts w:ascii="Times New Roman" w:hAnsi="Times New Roman"/>
+          <w:lang w:val="en-US"/>
+        </w:rPr>
+        <w:t xml:space="preserve"> </w:t>
+      </w:r>
+      <w:r>
+        <w:rPr>
+          <w:rFonts w:ascii="Times New Roman" w:hAnsi="Times New Roman"/>
+          <w:lang w:val="en-US"/>
+        </w:rPr>
+        <w:t>Others</w:t>
+      </w:r>
+      <w:r>
+        <w:rPr>
+          <w:rFonts w:ascii="Times New Roman" w:hAnsi="Times New Roman"/>
+          <w:lang w:val="en-US"/>
+        </w:rPr>
+        <w:t xml:space="preserve">. </w:t>
+      </w:r>
+      <w:r>
+        <w:rPr>
+          <w:rFonts w:ascii="Times New Roman" w:hAnsi="Times New Roman"/>
+        </w:rPr>
+        <w:t xml:space="preserve">Η </w:t>
+      </w:r>
+      <w:r>
+        <w:rPr>
+          <w:rFonts w:ascii="Times New Roman" w:hAnsi="Times New Roman"/>
+          <w:lang w:val="en-US"/>
+        </w:rPr>
+        <w:t>Dependent</w:t>
+      </w:r>
+      <w:r>
+        <w:rPr>
+          <w:rFonts w:ascii="Times New Roman" w:hAnsi="Times New Roman"/>
+        </w:rPr>
+        <w:t xml:space="preserve"> </w:t>
+      </w:r>
+      <w:r>
+        <w:rPr>
+          <w:rFonts w:ascii="Times New Roman" w:hAnsi="Times New Roman"/>
+        </w:rPr>
+        <w:t xml:space="preserve">αποτελείται από τις δύο μεταβλητές – στόχοι του </w:t>
+      </w:r>
+      <w:r>
+        <w:rPr>
+          <w:rFonts w:ascii="Times New Roman" w:hAnsi="Times New Roman"/>
+          <w:lang w:val="en-US"/>
+        </w:rPr>
+        <w:t>dataset</w:t>
+      </w:r>
+      <w:r>
+        <w:rPr>
+          <w:rFonts w:ascii="Times New Roman" w:hAnsi="Times New Roman"/>
+        </w:rPr>
+        <w:t xml:space="preserve">, και μπορούμε να δούμε το όνομα τους </w:t>
+      </w:r>
+      <w:r>
+        <w:rPr>
+          <w:rFonts w:ascii="Times New Roman" w:hAnsi="Times New Roman"/>
+        </w:rPr>
+        <w:t xml:space="preserve">στα αγγλικά στη στήλη </w:t>
+      </w:r>
+      <w:r>
+        <w:rPr>
+          <w:rFonts w:ascii="Times New Roman" w:hAnsi="Times New Roman"/>
+          <w:lang w:val="en-US"/>
+        </w:rPr>
+        <w:t>Attribute</w:t>
+      </w:r>
+      <w:r>
+        <w:rPr>
+          <w:rFonts w:ascii="Times New Roman" w:hAnsi="Times New Roman"/>
+        </w:rPr>
+        <w:t xml:space="preserve">, </w:t>
+      </w:r>
+      <w:r>
+        <w:rPr>
+          <w:rFonts w:ascii="Times New Roman" w:hAnsi="Times New Roman"/>
+        </w:rPr>
+        <w:t xml:space="preserve">την περιγραφή τους στη </w:t>
+      </w:r>
+      <w:r>
+        <w:rPr>
+          <w:rFonts w:ascii="Times New Roman" w:hAnsi="Times New Roman"/>
+          <w:lang w:val="en-US"/>
+        </w:rPr>
+        <w:t>Description</w:t>
+      </w:r>
+      <w:r>
+        <w:rPr>
+          <w:rFonts w:ascii="Times New Roman" w:hAnsi="Times New Roman"/>
+        </w:rPr>
+        <w:t xml:space="preserve"> </w:t>
+      </w:r>
+      <w:r>
+        <w:rPr>
+          <w:rFonts w:ascii="Times New Roman" w:hAnsi="Times New Roman"/>
+        </w:rPr>
+        <w:t xml:space="preserve">και το όνομα </w:t>
+      </w:r>
+      <w:r>
+        <w:rPr>
+          <w:rFonts w:ascii="Times New Roman" w:hAnsi="Times New Roman"/>
+        </w:rPr>
+        <w:t xml:space="preserve">τους </w:t>
+      </w:r>
+      <w:r>
+        <w:rPr>
+          <w:rFonts w:ascii="Times New Roman" w:hAnsi="Times New Roman"/>
+        </w:rPr>
+        <w:t xml:space="preserve">που έχει η στήλη στο </w:t>
+      </w:r>
+      <w:r>
+        <w:rPr>
+          <w:rFonts w:ascii="Times New Roman" w:hAnsi="Times New Roman"/>
+          <w:lang w:val="en-US"/>
+        </w:rPr>
+        <w:t>customer</w:t>
+      </w:r>
+      <w:r>
+        <w:rPr>
+          <w:rFonts w:ascii="Times New Roman" w:hAnsi="Times New Roman"/>
+        </w:rPr>
+        <w:t>_</w:t>
+      </w:r>
+      <w:r>
+        <w:rPr>
+          <w:rFonts w:ascii="Times New Roman" w:hAnsi="Times New Roman"/>
+          <w:lang w:val="en-US"/>
+        </w:rPr>
+        <w:t>model</w:t>
+      </w:r>
+      <w:r>
+        <w:rPr>
+          <w:rFonts w:ascii="Times New Roman" w:hAnsi="Times New Roman"/>
+        </w:rPr>
+        <w:t>.</w:t>
+      </w:r>
+      <w:r>
+        <w:rPr>
+          <w:rFonts w:ascii="Times New Roman" w:hAnsi="Times New Roman"/>
+          <w:lang w:val="en-US"/>
+        </w:rPr>
+        <w:t>csv</w:t>
+      </w:r>
+      <w:r>
+        <w:rPr>
+          <w:rFonts w:ascii="Times New Roman" w:hAnsi="Times New Roman"/>
+        </w:rPr>
+        <w:t xml:space="preserve">, </w:t>
+      </w:r>
+      <w:r>
+        <w:rPr>
+          <w:rFonts w:ascii="Times New Roman" w:hAnsi="Times New Roman"/>
+        </w:rPr>
+        <w:t xml:space="preserve">για παράδειγμα </w:t>
+      </w:r>
+      <w:r>
+        <w:rPr>
+          <w:rFonts w:ascii="Times New Roman" w:hAnsi="Times New Roman"/>
+        </w:rPr>
+        <w:t>target_event</w:t>
+      </w:r>
+      <w:r>
+        <w:rPr>
+          <w:rFonts w:ascii="Times New Roman" w:hAnsi="Times New Roman"/>
+        </w:rPr>
+        <w:t xml:space="preserve"> και </w:t>
+      </w:r>
+      <w:r>
+        <w:rPr>
+          <w:rFonts w:ascii="Times New Roman" w:hAnsi="Times New Roman"/>
+        </w:rPr>
+        <w:t>target_actual_profit</w:t>
+      </w:r>
+      <w:r>
+        <w:rPr>
+          <w:rFonts w:ascii="Times New Roman" w:hAnsi="Times New Roman"/>
+        </w:rPr>
+        <w:t>.</w:t>
+      </w:r>
+      <w:r>
+        <w:rPr>
+          <w:rFonts w:ascii="Times New Roman" w:hAnsi="Times New Roman"/>
+        </w:rPr>
+        <w:t xml:space="preserve"> </w:t>
+      </w:r>
+      <w:r>
+        <w:rPr>
+          <w:rFonts w:ascii="Times New Roman" w:hAnsi="Times New Roman"/>
+        </w:rPr>
+        <w:t xml:space="preserve">Η </w:t>
+      </w:r>
+      <w:r>
+        <w:rPr>
+          <w:rFonts w:ascii="Times New Roman" w:hAnsi="Times New Roman"/>
+        </w:rPr>
+        <w:t>Recency</w:t>
+      </w:r>
+      <w:r>
+        <w:rPr>
+          <w:rFonts w:ascii="Times New Roman" w:hAnsi="Times New Roman"/>
+        </w:rPr>
+        <w:t xml:space="preserve"> αποτελείται από τέσσερις μεταβλητές και</w:t>
+      </w:r>
+      <w:r>
+        <w:rPr>
+          <w:rFonts w:ascii="Times New Roman" w:hAnsi="Times New Roman"/>
+        </w:rPr>
+        <w:t xml:space="preserve"> καταγράφει τον χρόνο από την τελευταία </w:t>
+      </w:r>
+      <w:r>
+        <w:rPr>
+          <w:rFonts w:ascii="Times New Roman" w:hAnsi="Times New Roman"/>
+        </w:rPr>
+        <w:t xml:space="preserve">συνεδρία ή </w:t>
+      </w:r>
+      <w:r>
+        <w:rPr>
+          <w:rFonts w:ascii="Times New Roman" w:hAnsi="Times New Roman"/>
+        </w:rPr>
+        <w:t>αγορά</w:t>
+      </w:r>
+      <w:r>
+        <w:rPr>
+          <w:rFonts w:ascii="Times New Roman" w:hAnsi="Times New Roman"/>
+        </w:rPr>
+        <w:t>, καθώς και τον χρόνο μεταξύ διαδοχικών συνεδριών και αγορών.</w:t>
+      </w:r>
+      <w:r>
+        <w:rPr>
+          <w:rFonts w:ascii="Times New Roman" w:hAnsi="Times New Roman"/>
+        </w:rPr>
+        <w:t xml:space="preserve"> Η</w:t>
+      </w:r>
+      <w:r>
+        <w:rPr>
+          <w:rFonts w:ascii="Times New Roman" w:hAnsi="Times New Roman"/>
+        </w:rPr>
+        <w:t xml:space="preserve"> Frequency </w:t>
+      </w:r>
+      <w:r>
+        <w:rPr>
+          <w:rFonts w:ascii="Times New Roman" w:hAnsi="Times New Roman"/>
+        </w:rPr>
+        <w:t xml:space="preserve">αποτελείται από δεκατέσσερις μεταβλητές οι οποίες δείχνουν </w:t>
+      </w:r>
+      <w:r>
+        <w:rPr>
+          <w:rFonts w:ascii="Times New Roman" w:hAnsi="Times New Roman"/>
+        </w:rPr>
+        <w:t>το πλήθος και τη συχνότητ</w:t>
+      </w:r>
+      <w:r>
+        <w:rPr>
+          <w:rFonts w:ascii="Times New Roman" w:hAnsi="Times New Roman"/>
+        </w:rPr>
+        <w:t>α</w:t>
+      </w:r>
+      <w:r>
+        <w:rPr>
+          <w:rFonts w:ascii="Times New Roman" w:hAnsi="Times New Roman"/>
+        </w:rPr>
+        <w:t xml:space="preserve"> συνεδριών,</w:t>
+      </w:r>
+      <w:r>
+        <w:rPr>
+          <w:rFonts w:ascii="Times New Roman" w:hAnsi="Times New Roman"/>
+        </w:rPr>
+        <w:t xml:space="preserve"> αλληλεπιδράσεων και αγορών</w:t>
+      </w:r>
+      <w:r>
+        <w:rPr>
+          <w:rFonts w:ascii="Times New Roman" w:hAnsi="Times New Roman"/>
+        </w:rPr>
+        <w:t>. Η</w:t>
+      </w:r>
+      <w:r>
+        <w:rPr>
+          <w:rFonts w:ascii="Times New Roman" w:hAnsi="Times New Roman"/>
+        </w:rPr>
+        <w:t xml:space="preserve"> Monetary </w:t>
+      </w:r>
+      <w:r>
+        <w:rPr>
+          <w:rFonts w:ascii="Times New Roman" w:hAnsi="Times New Roman"/>
+        </w:rPr>
+        <w:t xml:space="preserve">αποτελείται από επτά μεταβλητές, οι οποίες περιέχουν </w:t>
+      </w:r>
+      <w:r>
+        <w:rPr>
+          <w:rFonts w:ascii="Times New Roman" w:hAnsi="Times New Roman"/>
+        </w:rPr>
+        <w:t>τα έσοδα από προβολές προϊόντων</w:t>
+      </w:r>
+      <w:r>
+        <w:rPr>
+          <w:rFonts w:ascii="Times New Roman" w:hAnsi="Times New Roman"/>
+        </w:rPr>
+        <w:t xml:space="preserve"> και </w:t>
+      </w:r>
+      <w:r>
+        <w:rPr>
+          <w:rFonts w:ascii="Times New Roman" w:hAnsi="Times New Roman"/>
+        </w:rPr>
+        <w:t>προσθήκες στο καλάθι</w:t>
+      </w:r>
+      <w:r>
+        <w:rPr>
+          <w:rFonts w:ascii="Times New Roman" w:hAnsi="Times New Roman"/>
+        </w:rPr>
+        <w:t xml:space="preserve">, τα έσοδα από </w:t>
+      </w:r>
+      <w:r>
+        <w:rPr>
+          <w:rFonts w:ascii="Times New Roman" w:hAnsi="Times New Roman"/>
+        </w:rPr>
+        <w:t>ολοκληρωμένες αγορές</w:t>
+      </w:r>
+      <w:r>
+        <w:rPr>
+          <w:rFonts w:ascii="Times New Roman" w:hAnsi="Times New Roman"/>
+        </w:rPr>
+        <w:t xml:space="preserve"> </w:t>
+      </w:r>
+      <w:r>
+        <w:rPr>
+          <w:rFonts w:ascii="Times New Roman" w:hAnsi="Times New Roman"/>
+        </w:rPr>
+        <w:t>και την αξία πελάτη</w:t>
+      </w:r>
+      <w:r>
+        <w:rPr>
+          <w:rFonts w:ascii="Times New Roman" w:hAnsi="Times New Roman"/>
+        </w:rPr>
+        <w:t>. Η ομάδα Date &amp; time περιλαμβάνει οκτώ χρονικά χαρακτηριστικά της έναρξης της συνεδρίας (έτος, μήνας, εβδομάδα, ημέρα του έτους, ημέρα του μήνα, ημέρα της εβδομάδας, δείκτης Σαββατοκύριακου και ώρα)</w:t>
+      </w:r>
+      <w:r>
+        <w:rPr>
+          <w:rFonts w:ascii="Times New Roman" w:hAnsi="Times New Roman"/>
+        </w:rPr>
+        <w:t>. Η</w:t>
+      </w:r>
+      <w:r>
+        <w:rPr>
+          <w:rFonts w:ascii="Times New Roman" w:hAnsi="Times New Roman"/>
+        </w:rPr>
+        <w:t xml:space="preserve"> ομάδα Preference</w:t>
+      </w:r>
+      <w:r>
+        <w:rPr>
+          <w:rFonts w:ascii="Times New Roman" w:hAnsi="Times New Roman"/>
+        </w:rPr>
+        <w:t xml:space="preserve"> περιλαμβάνει</w:t>
+      </w:r>
+      <w:r>
+        <w:rPr>
+          <w:rFonts w:ascii="Times New Roman" w:hAnsi="Times New Roman"/>
+        </w:rPr>
+        <w:t xml:space="preserve"> δύο λανθάνοντες παράγοντες προτίμησης που προκύπτουν από τις προβολές και τις συναλλαγές του χρήστη, και η ομάδα Others</w:t>
+      </w:r>
+      <w:r>
+        <w:rPr>
+          <w:rFonts w:ascii="Times New Roman" w:hAnsi="Times New Roman"/>
+        </w:rPr>
+        <w:t xml:space="preserve"> αποτελείται από τις υπόλοιπες εννιά μεταβλητές, οι οποίες περιέχουν</w:t>
+      </w:r>
+      <w:r>
+        <w:rPr>
+          <w:rFonts w:ascii="Times New Roman" w:hAnsi="Times New Roman"/>
+        </w:rPr>
+        <w:t xml:space="preserve"> τη διάρκεια της συνεδρίας</w:t>
+      </w:r>
+      <w:r>
+        <w:rPr>
+          <w:rFonts w:ascii="Times New Roman" w:hAnsi="Times New Roman"/>
+        </w:rPr>
+        <w:t>, το</w:t>
+      </w:r>
+      <w:r>
+        <w:rPr>
+          <w:rFonts w:ascii="Times New Roman" w:hAnsi="Times New Roman"/>
+        </w:rPr>
+        <w:t>ν μέσο</w:t>
+      </w:r>
+      <w:r>
+        <w:rPr>
+          <w:rFonts w:ascii="Times New Roman" w:hAnsi="Times New Roman"/>
+        </w:rPr>
+        <w:t xml:space="preserve"> χρόνο μ</w:t>
+      </w:r>
+      <w:r>
+        <w:rPr>
+          <w:rFonts w:ascii="Times New Roman" w:hAnsi="Times New Roman"/>
+        </w:rPr>
+        <w:t>εταξύ αλληλεπιδράσεων, προβολών και προσθηκών σ</w:t>
+      </w:r>
+      <w:r>
+        <w:rPr>
+          <w:rFonts w:ascii="Times New Roman" w:hAnsi="Times New Roman"/>
+        </w:rPr>
+        <w:t>το καλάθι</w:t>
+      </w:r>
+      <w:r>
+        <w:rPr>
+          <w:rFonts w:ascii="Times New Roman" w:hAnsi="Times New Roman"/>
+        </w:rPr>
+        <w:t>.</w:t>
+      </w:r>
+      <w:r>
+        <w:rPr>
+          <w:rFonts w:ascii="Times New Roman" w:hAnsi="Times New Roman"/>
+        </w:rPr>
+        <w:t xml:space="preserve"> Οι βασικές μεταβλητές εμφανίζονται με πολλαπλές παραλλαγές, όπως μέσος όρος, άθροισμα, ελάχιστο, μέγιστο και συντελεστής μεταβλητότητας, καθώς και υστερήσεις (lags) και κινητούς μέσους όρους, γεγονός που εξηγεί τον μεγάλο αριθμό των 276 στηλών</w:t>
       </w:r>
       <w:r>
         <w:rPr>
@@ -11127,7 +12328,7 @@
       </w:pPr>
       <w:bookmarkStart w:id="77" w:name="_Toc240977925"/>
       <w:bookmarkStart w:id="78" w:name="_Toc241319370"/>
-      <w:bookmarkStart w:id="79" w:name="_Toc242028754"/>
+      <w:bookmarkStart w:id="79" w:name="_Toc242613192"/>
       <w:r>
         <w:rPr>
           <w:rFonts w:ascii="Times New Roman" w:hAnsi="Times New Roman"/>
@@ -11158,13 +12359,4223 @@
       <w:pPr>
         <w:rPr>
           <w:rFonts w:ascii="Times New Roman" w:hAnsi="Times New Roman"/>
-          <w:b/>
-          <w:bCs/>
-          <w:sz w:val="20"/>
-          <w:szCs w:val="20"/>
-        </w:rPr>
-      </w:pPr>
-    </w:p>
+        </w:rPr>
+      </w:pPr>
+      <w:r>
+        <w:rPr>
+          <w:rFonts w:ascii="Times New Roman" w:hAnsi="Times New Roman"/>
+        </w:rPr>
+        <w:t xml:space="preserve">Στην </w:t>
+      </w:r>
+      <w:r>
+        <w:rPr>
+          <w:rFonts w:ascii="Times New Roman" w:hAnsi="Times New Roman"/>
+        </w:rPr>
+        <w:t>παραπάνω</w:t>
+      </w:r>
+      <w:r>
+        <w:rPr>
+          <w:rFonts w:ascii="Times New Roman" w:hAnsi="Times New Roman"/>
+        </w:rPr>
+        <w:t xml:space="preserve"> </w:t>
+      </w:r>
+      <w:r>
+        <w:rPr>
+          <w:rFonts w:ascii="Times New Roman" w:hAnsi="Times New Roman"/>
+        </w:rPr>
+        <w:t>ενότητα</w:t>
+      </w:r>
+      <w:r>
+        <w:rPr>
+          <w:rFonts w:ascii="Times New Roman" w:hAnsi="Times New Roman"/>
+        </w:rPr>
+        <w:t xml:space="preserve"> </w:t>
+      </w:r>
+      <w:r>
+        <w:rPr>
+          <w:rFonts w:ascii="Times New Roman" w:hAnsi="Times New Roman"/>
+        </w:rPr>
+        <w:t>αναφέρθηκε</w:t>
+      </w:r>
+      <w:r>
+        <w:rPr>
+          <w:rFonts w:ascii="Times New Roman" w:hAnsi="Times New Roman"/>
+        </w:rPr>
+        <w:t xml:space="preserve"> ότι το </w:t>
+      </w:r>
+      <w:r>
+        <w:rPr>
+          <w:rFonts w:ascii="Times New Roman" w:hAnsi="Times New Roman"/>
+          <w:lang w:val="en-US"/>
+        </w:rPr>
+        <w:t>data</w:t>
+      </w:r>
+      <w:r>
+        <w:rPr>
+          <w:rFonts w:ascii="Times New Roman" w:hAnsi="Times New Roman"/>
+        </w:rPr>
+        <w:t>_</w:t>
+      </w:r>
+      <w:r>
+        <w:rPr>
+          <w:rFonts w:ascii="Times New Roman" w:hAnsi="Times New Roman"/>
+          <w:lang w:val="en-US"/>
+        </w:rPr>
+        <w:t>dict</w:t>
+      </w:r>
+      <w:r>
+        <w:rPr>
+          <w:rFonts w:ascii="Times New Roman" w:hAnsi="Times New Roman"/>
+        </w:rPr>
+        <w:t>.</w:t>
+      </w:r>
+      <w:r>
+        <w:rPr>
+          <w:rFonts w:ascii="Times New Roman" w:hAnsi="Times New Roman"/>
+          <w:lang w:val="en-US"/>
+        </w:rPr>
+        <w:t>csv</w:t>
+      </w:r>
+      <w:r>
+        <w:rPr>
+          <w:rFonts w:ascii="Times New Roman" w:hAnsi="Times New Roman"/>
+        </w:rPr>
+        <w:t xml:space="preserve"> </w:t>
+      </w:r>
+      <w:r>
+        <w:rPr>
+          <w:rFonts w:ascii="Times New Roman" w:hAnsi="Times New Roman"/>
+        </w:rPr>
+        <w:t>περιέχει</w:t>
+      </w:r>
+      <w:r>
+        <w:rPr>
+          <w:rFonts w:ascii="Times New Roman" w:hAnsi="Times New Roman"/>
+        </w:rPr>
+        <w:t xml:space="preserve"> 46 </w:t>
+      </w:r>
+      <w:r>
+        <w:rPr>
+          <w:rFonts w:ascii="Times New Roman" w:hAnsi="Times New Roman"/>
+        </w:rPr>
+        <w:t>μεταβλητές</w:t>
+      </w:r>
+      <w:r>
+        <w:rPr>
+          <w:rFonts w:ascii="Times New Roman" w:hAnsi="Times New Roman"/>
+        </w:rPr>
+        <w:t xml:space="preserve">, ενώ το </w:t>
+      </w:r>
+      <w:r>
+        <w:rPr>
+          <w:rFonts w:ascii="Times New Roman" w:hAnsi="Times New Roman"/>
+          <w:lang w:val="en-US"/>
+        </w:rPr>
+        <w:t>customer</w:t>
+      </w:r>
+      <w:r>
+        <w:rPr>
+          <w:rFonts w:ascii="Times New Roman" w:hAnsi="Times New Roman"/>
+        </w:rPr>
+        <w:t>_</w:t>
+      </w:r>
+      <w:r>
+        <w:rPr>
+          <w:rFonts w:ascii="Times New Roman" w:hAnsi="Times New Roman"/>
+          <w:lang w:val="en-US"/>
+        </w:rPr>
+        <w:t>model</w:t>
+      </w:r>
+      <w:r>
+        <w:rPr>
+          <w:rFonts w:ascii="Times New Roman" w:hAnsi="Times New Roman"/>
+        </w:rPr>
+        <w:t>.</w:t>
+      </w:r>
+      <w:r>
+        <w:rPr>
+          <w:rFonts w:ascii="Times New Roman" w:hAnsi="Times New Roman"/>
+          <w:lang w:val="en-US"/>
+        </w:rPr>
+        <w:t>csv</w:t>
+      </w:r>
+      <w:r>
+        <w:rPr>
+          <w:rFonts w:ascii="Times New Roman" w:hAnsi="Times New Roman"/>
+        </w:rPr>
+        <w:t xml:space="preserve"> </w:t>
+      </w:r>
+      <w:r>
+        <w:rPr>
+          <w:rFonts w:ascii="Times New Roman" w:hAnsi="Times New Roman"/>
+        </w:rPr>
+        <w:t>περιέχει</w:t>
+      </w:r>
+      <w:r>
+        <w:rPr>
+          <w:rFonts w:ascii="Times New Roman" w:hAnsi="Times New Roman"/>
+        </w:rPr>
+        <w:t xml:space="preserve"> </w:t>
+      </w:r>
+      <w:r>
+        <w:rPr>
+          <w:rFonts w:ascii="Times New Roman" w:hAnsi="Times New Roman"/>
+        </w:rPr>
+        <w:t xml:space="preserve">276 </w:t>
+      </w:r>
+      <w:r>
+        <w:rPr>
+          <w:rFonts w:ascii="Times New Roman" w:hAnsi="Times New Roman"/>
+        </w:rPr>
+        <w:t>στήλες</w:t>
+      </w:r>
+      <w:r>
+        <w:rPr>
+          <w:rFonts w:ascii="Times New Roman" w:hAnsi="Times New Roman"/>
+        </w:rPr>
+        <w:t xml:space="preserve">. Αυτή η </w:t>
+      </w:r>
+      <w:r>
+        <w:rPr>
+          <w:rFonts w:ascii="Times New Roman" w:hAnsi="Times New Roman"/>
+        </w:rPr>
+        <w:t>διαφορά</w:t>
+      </w:r>
+      <w:r>
+        <w:rPr>
+          <w:rFonts w:ascii="Times New Roman" w:hAnsi="Times New Roman"/>
+        </w:rPr>
+        <w:t xml:space="preserve"> </w:t>
+      </w:r>
+      <w:r>
+        <w:rPr>
+          <w:rFonts w:ascii="Times New Roman" w:hAnsi="Times New Roman"/>
+        </w:rPr>
+        <w:t>οφείλεται</w:t>
+      </w:r>
+      <w:r>
+        <w:rPr>
+          <w:rFonts w:ascii="Times New Roman" w:hAnsi="Times New Roman"/>
+        </w:rPr>
+        <w:t xml:space="preserve"> στο </w:t>
+      </w:r>
+      <w:r>
+        <w:rPr>
+          <w:rFonts w:ascii="Times New Roman" w:hAnsi="Times New Roman"/>
+        </w:rPr>
+        <w:t>γεγονός</w:t>
+      </w:r>
+      <w:r>
+        <w:rPr>
+          <w:rFonts w:ascii="Times New Roman" w:hAnsi="Times New Roman"/>
+        </w:rPr>
+        <w:t xml:space="preserve"> ότι οι 46 </w:t>
+      </w:r>
+      <w:r>
+        <w:rPr>
+          <w:rFonts w:ascii="Times New Roman" w:hAnsi="Times New Roman"/>
+        </w:rPr>
+        <w:t>μεταβλητές</w:t>
+      </w:r>
+      <w:r>
+        <w:rPr>
+          <w:rFonts w:ascii="Times New Roman" w:hAnsi="Times New Roman"/>
+        </w:rPr>
+        <w:t xml:space="preserve"> </w:t>
+      </w:r>
+      <w:r>
+        <w:rPr>
+          <w:rFonts w:ascii="Times New Roman" w:hAnsi="Times New Roman"/>
+        </w:rPr>
+        <w:t>εμφανίζονται</w:t>
+      </w:r>
+      <w:r>
+        <w:rPr>
+          <w:rFonts w:ascii="Times New Roman" w:hAnsi="Times New Roman"/>
+        </w:rPr>
+        <w:t xml:space="preserve"> με </w:t>
+      </w:r>
+      <w:r>
+        <w:rPr>
+          <w:rFonts w:ascii="Times New Roman" w:hAnsi="Times New Roman"/>
+        </w:rPr>
+        <w:t>παραπάνω</w:t>
+      </w:r>
+      <w:r>
+        <w:rPr>
+          <w:rFonts w:ascii="Times New Roman" w:hAnsi="Times New Roman"/>
+        </w:rPr>
+        <w:t xml:space="preserve"> </w:t>
+      </w:r>
+      <w:r>
+        <w:rPr>
+          <w:rFonts w:ascii="Times New Roman" w:hAnsi="Times New Roman"/>
+        </w:rPr>
+        <w:t>από</w:t>
+      </w:r>
+      <w:r>
+        <w:rPr>
+          <w:rFonts w:ascii="Times New Roman" w:hAnsi="Times New Roman"/>
+        </w:rPr>
+        <w:t xml:space="preserve"> μια </w:t>
+      </w:r>
+      <w:r>
+        <w:rPr>
+          <w:rFonts w:ascii="Times New Roman" w:hAnsi="Times New Roman"/>
+        </w:rPr>
+        <w:t>παραλλαγή</w:t>
+      </w:r>
+      <w:r>
+        <w:rPr>
+          <w:rFonts w:ascii="Times New Roman" w:hAnsi="Times New Roman"/>
+        </w:rPr>
+        <w:t xml:space="preserve"> στο </w:t>
+      </w:r>
+      <w:r>
+        <w:rPr>
+          <w:rFonts w:ascii="Times New Roman" w:hAnsi="Times New Roman"/>
+          <w:lang w:val="en-US"/>
+        </w:rPr>
+        <w:t>customer</w:t>
+      </w:r>
+      <w:r>
+        <w:rPr>
+          <w:rFonts w:ascii="Times New Roman" w:hAnsi="Times New Roman"/>
+        </w:rPr>
+        <w:t>_</w:t>
+      </w:r>
+      <w:r>
+        <w:rPr>
+          <w:rFonts w:ascii="Times New Roman" w:hAnsi="Times New Roman"/>
+          <w:lang w:val="en-US"/>
+        </w:rPr>
+        <w:t>model</w:t>
+      </w:r>
+      <w:r>
+        <w:rPr>
+          <w:rFonts w:ascii="Times New Roman" w:hAnsi="Times New Roman"/>
+        </w:rPr>
+        <w:t>.</w:t>
+      </w:r>
+      <w:r>
+        <w:rPr>
+          <w:rFonts w:ascii="Times New Roman" w:hAnsi="Times New Roman"/>
+          <w:lang w:val="en-US"/>
+        </w:rPr>
+        <w:t>csv</w:t>
+      </w:r>
+      <w:r>
+        <w:rPr>
+          <w:rFonts w:ascii="Times New Roman" w:hAnsi="Times New Roman"/>
+        </w:rPr>
+        <w:t xml:space="preserve"> και αυτό </w:t>
+      </w:r>
+      <w:r>
+        <w:rPr>
+          <w:rFonts w:ascii="Times New Roman" w:hAnsi="Times New Roman"/>
+        </w:rPr>
+        <w:t>φαίνεται</w:t>
+      </w:r>
+      <w:r>
+        <w:rPr>
+          <w:rFonts w:ascii="Times New Roman" w:hAnsi="Times New Roman"/>
+        </w:rPr>
+        <w:t xml:space="preserve"> από το </w:t>
+      </w:r>
+      <w:r>
+        <w:rPr>
+          <w:rFonts w:ascii="Times New Roman" w:hAnsi="Times New Roman"/>
+        </w:rPr>
+        <w:t>όνομα</w:t>
+      </w:r>
+      <w:r>
+        <w:rPr>
+          <w:rFonts w:ascii="Times New Roman" w:hAnsi="Times New Roman"/>
+        </w:rPr>
+        <w:t xml:space="preserve"> στη </w:t>
+      </w:r>
+      <w:r>
+        <w:rPr>
+          <w:rFonts w:ascii="Times New Roman" w:hAnsi="Times New Roman"/>
+        </w:rPr>
+        <w:t>στήλη</w:t>
+      </w:r>
+      <w:r>
+        <w:rPr>
+          <w:rFonts w:ascii="Times New Roman" w:hAnsi="Times New Roman"/>
+        </w:rPr>
+        <w:t xml:space="preserve">. Για </w:t>
+      </w:r>
+      <w:r>
+        <w:rPr>
+          <w:rFonts w:ascii="Times New Roman" w:hAnsi="Times New Roman"/>
+        </w:rPr>
+        <w:t>παράδειγμα</w:t>
+      </w:r>
+      <w:r>
+        <w:rPr>
+          <w:rFonts w:ascii="Times New Roman" w:hAnsi="Times New Roman"/>
+        </w:rPr>
+        <w:t xml:space="preserve">, η </w:t>
+      </w:r>
+      <w:r>
+        <w:rPr>
+          <w:rFonts w:ascii="Times New Roman" w:hAnsi="Times New Roman"/>
+        </w:rPr>
+        <w:t>στήλη</w:t>
+      </w:r>
+      <w:r>
+        <w:rPr>
+          <w:rFonts w:ascii="Times New Roman" w:hAnsi="Times New Roman"/>
+        </w:rPr>
+        <w:t xml:space="preserve"> </w:t>
+      </w:r>
+      <w:r>
+        <w:rPr>
+          <w:rFonts w:ascii="Times New Roman" w:hAnsi="Times New Roman"/>
+          <w:lang w:val="en-US"/>
+        </w:rPr>
+        <w:t>session</w:t>
+      </w:r>
+      <w:r>
+        <w:rPr>
+          <w:rFonts w:ascii="Times New Roman" w:hAnsi="Times New Roman"/>
+        </w:rPr>
+        <w:t>_</w:t>
+      </w:r>
+      <w:r>
+        <w:rPr>
+          <w:rFonts w:ascii="Times New Roman" w:hAnsi="Times New Roman"/>
+          <w:lang w:val="en-US"/>
+        </w:rPr>
+        <w:t>recency</w:t>
+      </w:r>
+      <w:r>
+        <w:rPr>
+          <w:rFonts w:ascii="Times New Roman" w:hAnsi="Times New Roman"/>
+        </w:rPr>
+        <w:t>_</w:t>
+      </w:r>
+      <w:r>
+        <w:rPr>
+          <w:rFonts w:ascii="Times New Roman" w:hAnsi="Times New Roman"/>
+          <w:lang w:val="en-US"/>
+        </w:rPr>
+        <w:t>mean</w:t>
+      </w:r>
+      <w:r>
+        <w:rPr>
+          <w:rFonts w:ascii="Times New Roman" w:hAnsi="Times New Roman"/>
+        </w:rPr>
+        <w:t xml:space="preserve"> </w:t>
+      </w:r>
+      <w:r>
+        <w:rPr>
+          <w:rFonts w:ascii="Times New Roman" w:hAnsi="Times New Roman"/>
+        </w:rPr>
+        <w:t>αντιστοιχεί</w:t>
+      </w:r>
+      <w:r>
+        <w:rPr>
+          <w:rFonts w:ascii="Times New Roman" w:hAnsi="Times New Roman"/>
+        </w:rPr>
+        <w:t xml:space="preserve"> στη </w:t>
+      </w:r>
+      <w:r>
+        <w:rPr>
+          <w:rFonts w:ascii="Times New Roman" w:hAnsi="Times New Roman"/>
+        </w:rPr>
+        <w:t>βασική</w:t>
+      </w:r>
+      <w:r>
+        <w:rPr>
+          <w:rFonts w:ascii="Times New Roman" w:hAnsi="Times New Roman"/>
+        </w:rPr>
+        <w:t xml:space="preserve"> </w:t>
+      </w:r>
+      <w:r>
+        <w:rPr>
+          <w:rFonts w:ascii="Times New Roman" w:hAnsi="Times New Roman"/>
+        </w:rPr>
+        <w:t>μεταβλητή</w:t>
+      </w:r>
+      <w:r>
+        <w:rPr>
+          <w:rFonts w:ascii="Times New Roman" w:hAnsi="Times New Roman"/>
+        </w:rPr>
+        <w:t xml:space="preserve"> </w:t>
+      </w:r>
+      <w:r>
+        <w:rPr>
+          <w:rFonts w:ascii="Times New Roman" w:hAnsi="Times New Roman"/>
+          <w:lang w:val="en-US"/>
+        </w:rPr>
+        <w:t>session</w:t>
+      </w:r>
+      <w:r>
+        <w:rPr>
+          <w:rFonts w:ascii="Times New Roman" w:hAnsi="Times New Roman"/>
+        </w:rPr>
+        <w:t>_</w:t>
+      </w:r>
+      <w:r>
+        <w:rPr>
+          <w:rFonts w:ascii="Times New Roman" w:hAnsi="Times New Roman"/>
+          <w:lang w:val="en-US"/>
+        </w:rPr>
+        <w:t>recency</w:t>
+      </w:r>
+      <w:r>
+        <w:rPr>
+          <w:rFonts w:ascii="Times New Roman" w:hAnsi="Times New Roman"/>
+        </w:rPr>
+        <w:t xml:space="preserve"> </w:t>
+      </w:r>
+      <w:r>
+        <w:rPr>
+          <w:rFonts w:ascii="Times New Roman" w:hAnsi="Times New Roman"/>
+        </w:rPr>
+        <w:t>παρουσιάζοντας</w:t>
+      </w:r>
+      <w:r>
+        <w:rPr>
+          <w:rFonts w:ascii="Times New Roman" w:hAnsi="Times New Roman"/>
+        </w:rPr>
+        <w:t xml:space="preserve"> τον </w:t>
+      </w:r>
+      <w:r>
+        <w:rPr>
+          <w:rFonts w:ascii="Times New Roman" w:hAnsi="Times New Roman"/>
+        </w:rPr>
+        <w:t>μέσο</w:t>
+      </w:r>
+      <w:r>
+        <w:rPr>
+          <w:rFonts w:ascii="Times New Roman" w:hAnsi="Times New Roman"/>
+        </w:rPr>
+        <w:t xml:space="preserve"> </w:t>
+      </w:r>
+      <w:r>
+        <w:rPr>
+          <w:rFonts w:ascii="Times New Roman" w:hAnsi="Times New Roman"/>
+        </w:rPr>
+        <w:t xml:space="preserve">όρο </w:t>
+      </w:r>
+      <w:r>
+        <w:rPr>
+          <w:rFonts w:ascii="Times New Roman" w:hAnsi="Times New Roman"/>
+        </w:rPr>
+        <w:t xml:space="preserve">της. </w:t>
+      </w:r>
+      <w:r>
+        <w:rPr>
+          <w:rFonts w:ascii="Times New Roman" w:hAnsi="Times New Roman"/>
+        </w:rPr>
+        <w:t>Παρακάτω</w:t>
+      </w:r>
+      <w:r>
+        <w:rPr>
+          <w:rFonts w:ascii="Times New Roman" w:hAnsi="Times New Roman"/>
+        </w:rPr>
+        <w:t xml:space="preserve"> </w:t>
+      </w:r>
+      <w:r>
+        <w:rPr>
+          <w:rFonts w:ascii="Times New Roman" w:hAnsi="Times New Roman"/>
+        </w:rPr>
+        <w:t>μπορούμε</w:t>
+      </w:r>
+      <w:r>
+        <w:rPr>
+          <w:rFonts w:ascii="Times New Roman" w:hAnsi="Times New Roman"/>
+        </w:rPr>
+        <w:t xml:space="preserve"> να </w:t>
+      </w:r>
+      <w:r>
+        <w:rPr>
+          <w:rFonts w:ascii="Times New Roman" w:hAnsi="Times New Roman"/>
+        </w:rPr>
+        <w:t>δούμε</w:t>
+      </w:r>
+      <w:r>
+        <w:rPr>
+          <w:rFonts w:ascii="Times New Roman" w:hAnsi="Times New Roman"/>
+        </w:rPr>
+        <w:t xml:space="preserve"> </w:t>
+      </w:r>
+      <w:r>
+        <w:rPr>
+          <w:rFonts w:ascii="Times New Roman" w:hAnsi="Times New Roman"/>
+        </w:rPr>
+        <w:t>όλες</w:t>
+      </w:r>
+      <w:r>
+        <w:rPr>
+          <w:rFonts w:ascii="Times New Roman" w:hAnsi="Times New Roman"/>
+        </w:rPr>
+        <w:t xml:space="preserve"> τ</w:t>
+      </w:r>
+      <w:r>
+        <w:rPr>
+          <w:rFonts w:ascii="Times New Roman" w:hAnsi="Times New Roman"/>
+        </w:rPr>
+        <w:t xml:space="preserve">ο πλήθος των </w:t>
+      </w:r>
+      <w:r>
+        <w:rPr>
+          <w:rFonts w:ascii="Times New Roman" w:hAnsi="Times New Roman"/>
+        </w:rPr>
+        <w:t>βασικ</w:t>
+      </w:r>
+      <w:r>
+        <w:rPr>
+          <w:rFonts w:ascii="Times New Roman" w:hAnsi="Times New Roman"/>
+        </w:rPr>
+        <w:t xml:space="preserve">ών </w:t>
+      </w:r>
+      <w:r>
+        <w:rPr>
+          <w:rFonts w:ascii="Times New Roman" w:hAnsi="Times New Roman"/>
+        </w:rPr>
+        <w:t>μεταβλητ</w:t>
+      </w:r>
+      <w:r>
+        <w:rPr>
+          <w:rFonts w:ascii="Times New Roman" w:hAnsi="Times New Roman"/>
+        </w:rPr>
+        <w:t>ών</w:t>
+      </w:r>
+      <w:r>
+        <w:rPr>
+          <w:rFonts w:ascii="Times New Roman" w:hAnsi="Times New Roman"/>
+        </w:rPr>
+        <w:t xml:space="preserve"> και </w:t>
+      </w:r>
+      <w:r>
+        <w:rPr>
+          <w:rFonts w:ascii="Times New Roman" w:hAnsi="Times New Roman"/>
+        </w:rPr>
+        <w:t>τ</w:t>
+      </w:r>
+      <w:r>
+        <w:rPr>
+          <w:rFonts w:ascii="Times New Roman" w:hAnsi="Times New Roman"/>
+        </w:rPr>
+        <w:t>ων</w:t>
+      </w:r>
+      <w:r>
+        <w:rPr>
+          <w:rFonts w:ascii="Times New Roman" w:hAnsi="Times New Roman"/>
+        </w:rPr>
+        <w:t xml:space="preserve"> στ</w:t>
+      </w:r>
+      <w:r>
+        <w:rPr>
+          <w:rFonts w:ascii="Times New Roman" w:hAnsi="Times New Roman"/>
+        </w:rPr>
+        <w:t xml:space="preserve">ηλών </w:t>
+      </w:r>
+      <w:r>
+        <w:rPr>
+          <w:rFonts w:ascii="Times New Roman" w:hAnsi="Times New Roman"/>
+        </w:rPr>
+        <w:t xml:space="preserve"> </w:t>
+      </w:r>
+      <w:r>
+        <w:rPr>
+          <w:rFonts w:ascii="Times New Roman" w:hAnsi="Times New Roman"/>
+        </w:rPr>
+        <w:t xml:space="preserve">τους </w:t>
+      </w:r>
+      <w:r>
+        <w:rPr>
+          <w:rFonts w:ascii="Times New Roman" w:hAnsi="Times New Roman"/>
+        </w:rPr>
+        <w:t>ανά</w:t>
+      </w:r>
+      <w:r>
+        <w:rPr>
+          <w:rFonts w:ascii="Times New Roman" w:hAnsi="Times New Roman"/>
+        </w:rPr>
+        <w:t xml:space="preserve"> </w:t>
+      </w:r>
+      <w:r>
+        <w:rPr>
+          <w:rFonts w:ascii="Times New Roman" w:hAnsi="Times New Roman"/>
+        </w:rPr>
+        <w:t>ομάδα</w:t>
+      </w:r>
+      <w:r>
+        <w:rPr>
+          <w:rFonts w:ascii="Times New Roman" w:hAnsi="Times New Roman"/>
+        </w:rPr>
+        <w:t xml:space="preserve">. </w:t>
+      </w:r>
+      <w:r>
+        <w:rPr>
+          <w:rFonts w:ascii="Times New Roman" w:hAnsi="Times New Roman"/>
+        </w:rPr>
+        <w:t>(Πίνακας 4)</w:t>
+      </w:r>
+    </w:p>
+    <w:p>
+      <w:pPr>
+        <w:rPr>
+          <w:rFonts w:ascii="Times New Roman" w:hAnsi="Times New Roman"/>
+        </w:rPr>
+      </w:pPr>
+    </w:p>
+    <w:tbl>
+      <w:tblPr>
+        <w:tblStyle w:val="ae"/>
+        <w:tblW w:w="0" w:type="auto"/>
+        <w:tblLook w:val="04A0" w:firstRow="1" w:lastRow="0" w:firstColumn="1" w:lastColumn="0" w:noHBand="0" w:noVBand="1"/>
+      </w:tblPr>
+      <w:tblGrid>
+        <w:gridCol w:w="1352"/>
+        <w:gridCol w:w="1768"/>
+        <w:gridCol w:w="882"/>
+        <w:gridCol w:w="4294"/>
+      </w:tblGrid>
+      <w:tr>
+        <w:tc>
+          <w:tcPr>
+            <w:tcW w:w="0" w:type="auto"/>
+            <w:shd w:val="clear" w:color="auto" w:fill="E8E8E8" w:themeFill="background2"/>
+            <w:hideMark/>
+          </w:tcPr>
+          <w:p>
+            <w:pPr>
+              <w:spacing w:after="160"/>
+              <w:rPr>
+                <w:rFonts w:ascii="Times New Roman" w:hAnsi="Times New Roman"/>
+                <w:b/>
+                <w:bCs/>
+              </w:rPr>
+            </w:pPr>
+            <w:r>
+              <w:rPr>
+                <w:rFonts w:ascii="Times New Roman" w:hAnsi="Times New Roman"/>
+                <w:b/>
+                <w:bCs/>
+              </w:rPr>
+              <w:lastRenderedPageBreak/>
+              <w:t>Ομάδα</w:t>
+            </w:r>
+          </w:p>
+        </w:tc>
+        <w:tc>
+          <w:tcPr>
+            <w:tcW w:w="0" w:type="auto"/>
+            <w:shd w:val="clear" w:color="auto" w:fill="E8E8E8" w:themeFill="background2"/>
+            <w:hideMark/>
+          </w:tcPr>
+          <w:p>
+            <w:pPr>
+              <w:spacing w:after="160"/>
+              <w:rPr>
+                <w:rFonts w:ascii="Times New Roman" w:hAnsi="Times New Roman"/>
+                <w:b/>
+                <w:bCs/>
+              </w:rPr>
+            </w:pPr>
+            <w:r>
+              <w:rPr>
+                <w:rFonts w:ascii="Times New Roman" w:hAnsi="Times New Roman"/>
+                <w:b/>
+                <w:bCs/>
+              </w:rPr>
+              <w:t>Βασικές μεταβλητές</w:t>
+            </w:r>
+          </w:p>
+        </w:tc>
+        <w:tc>
+          <w:tcPr>
+            <w:tcW w:w="0" w:type="auto"/>
+            <w:shd w:val="clear" w:color="auto" w:fill="E8E8E8" w:themeFill="background2"/>
+            <w:hideMark/>
+          </w:tcPr>
+          <w:p>
+            <w:pPr>
+              <w:spacing w:after="160"/>
+              <w:rPr>
+                <w:rFonts w:ascii="Times New Roman" w:hAnsi="Times New Roman"/>
+                <w:b/>
+                <w:bCs/>
+              </w:rPr>
+            </w:pPr>
+            <w:r>
+              <w:rPr>
+                <w:rFonts w:ascii="Times New Roman" w:hAnsi="Times New Roman"/>
+                <w:b/>
+                <w:bCs/>
+              </w:rPr>
+              <w:t>Στήλες</w:t>
+            </w:r>
+          </w:p>
+        </w:tc>
+        <w:tc>
+          <w:tcPr>
+            <w:tcW w:w="0" w:type="auto"/>
+            <w:shd w:val="clear" w:color="auto" w:fill="E8E8E8" w:themeFill="background2"/>
+            <w:hideMark/>
+          </w:tcPr>
+          <w:p>
+            <w:pPr>
+              <w:spacing w:after="160"/>
+              <w:rPr>
+                <w:rFonts w:ascii="Times New Roman" w:hAnsi="Times New Roman"/>
+                <w:b/>
+                <w:bCs/>
+              </w:rPr>
+            </w:pPr>
+            <w:r>
+              <w:rPr>
+                <w:rFonts w:ascii="Times New Roman" w:hAnsi="Times New Roman"/>
+                <w:b/>
+                <w:bCs/>
+              </w:rPr>
+              <w:t>Πώς προκύπτουν οι στήλες</w:t>
+            </w:r>
+          </w:p>
+        </w:tc>
+      </w:tr>
+      <w:tr>
+        <w:tc>
+          <w:tcPr>
+            <w:tcW w:w="0" w:type="auto"/>
+            <w:hideMark/>
+          </w:tcPr>
+          <w:p>
+            <w:pPr>
+              <w:spacing w:after="160"/>
+              <w:rPr>
+                <w:rFonts w:ascii="Times New Roman" w:hAnsi="Times New Roman"/>
+              </w:rPr>
+            </w:pPr>
+            <w:r>
+              <w:rPr>
+                <w:rFonts w:ascii="Times New Roman" w:hAnsi="Times New Roman"/>
+              </w:rPr>
+              <w:t>Dependent</w:t>
+            </w:r>
+          </w:p>
+        </w:tc>
+        <w:tc>
+          <w:tcPr>
+            <w:tcW w:w="0" w:type="auto"/>
+            <w:hideMark/>
+          </w:tcPr>
+          <w:p>
+            <w:pPr>
+              <w:spacing w:after="160"/>
+              <w:rPr>
+                <w:rFonts w:ascii="Times New Roman" w:hAnsi="Times New Roman"/>
+              </w:rPr>
+            </w:pPr>
+            <w:r>
+              <w:rPr>
+                <w:rFonts w:ascii="Times New Roman" w:hAnsi="Times New Roman"/>
+              </w:rPr>
+              <w:t>2</w:t>
+            </w:r>
+          </w:p>
+        </w:tc>
+        <w:tc>
+          <w:tcPr>
+            <w:tcW w:w="0" w:type="auto"/>
+            <w:hideMark/>
+          </w:tcPr>
+          <w:p>
+            <w:pPr>
+              <w:spacing w:after="160"/>
+              <w:rPr>
+                <w:rFonts w:ascii="Times New Roman" w:hAnsi="Times New Roman"/>
+              </w:rPr>
+            </w:pPr>
+            <w:r>
+              <w:rPr>
+                <w:rFonts w:ascii="Times New Roman" w:hAnsi="Times New Roman"/>
+              </w:rPr>
+              <w:t>2</w:t>
+            </w:r>
+          </w:p>
+        </w:tc>
+        <w:tc>
+          <w:tcPr>
+            <w:tcW w:w="0" w:type="auto"/>
+            <w:hideMark/>
+          </w:tcPr>
+          <w:p>
+            <w:pPr>
+              <w:spacing w:after="160"/>
+              <w:rPr>
+                <w:rFonts w:ascii="Times New Roman" w:hAnsi="Times New Roman"/>
+              </w:rPr>
+            </w:pPr>
+            <w:r>
+              <w:rPr>
+                <w:rFonts w:ascii="Times New Roman" w:hAnsi="Times New Roman"/>
+              </w:rPr>
+              <w:t>Χωρίς παραλλαγές</w:t>
+            </w:r>
+          </w:p>
+        </w:tc>
+      </w:tr>
+      <w:tr>
+        <w:tc>
+          <w:tcPr>
+            <w:tcW w:w="0" w:type="auto"/>
+            <w:hideMark/>
+          </w:tcPr>
+          <w:p>
+            <w:pPr>
+              <w:spacing w:after="160"/>
+              <w:rPr>
+                <w:rFonts w:ascii="Times New Roman" w:hAnsi="Times New Roman"/>
+              </w:rPr>
+            </w:pPr>
+            <w:r>
+              <w:rPr>
+                <w:rFonts w:ascii="Times New Roman" w:hAnsi="Times New Roman"/>
+              </w:rPr>
+              <w:t>Recency</w:t>
+            </w:r>
+          </w:p>
+        </w:tc>
+        <w:tc>
+          <w:tcPr>
+            <w:tcW w:w="0" w:type="auto"/>
+            <w:hideMark/>
+          </w:tcPr>
+          <w:p>
+            <w:pPr>
+              <w:spacing w:after="160"/>
+              <w:rPr>
+                <w:rFonts w:ascii="Times New Roman" w:hAnsi="Times New Roman"/>
+              </w:rPr>
+            </w:pPr>
+            <w:r>
+              <w:rPr>
+                <w:rFonts w:ascii="Times New Roman" w:hAnsi="Times New Roman"/>
+              </w:rPr>
+              <w:t>4</w:t>
+            </w:r>
+          </w:p>
+        </w:tc>
+        <w:tc>
+          <w:tcPr>
+            <w:tcW w:w="0" w:type="auto"/>
+            <w:hideMark/>
+          </w:tcPr>
+          <w:p>
+            <w:pPr>
+              <w:spacing w:after="160"/>
+              <w:rPr>
+                <w:rFonts w:ascii="Times New Roman" w:hAnsi="Times New Roman"/>
+              </w:rPr>
+            </w:pPr>
+            <w:r>
+              <w:rPr>
+                <w:rFonts w:ascii="Times New Roman" w:hAnsi="Times New Roman"/>
+              </w:rPr>
+              <w:t>24</w:t>
+            </w:r>
+          </w:p>
+        </w:tc>
+        <w:tc>
+          <w:tcPr>
+            <w:tcW w:w="0" w:type="auto"/>
+            <w:hideMark/>
+          </w:tcPr>
+          <w:p>
+            <w:pPr>
+              <w:spacing w:after="160"/>
+              <w:rPr>
+                <w:rFonts w:ascii="Times New Roman" w:hAnsi="Times New Roman"/>
+              </w:rPr>
+            </w:pPr>
+            <w:r>
+              <w:rPr>
+                <w:rFonts w:ascii="Times New Roman" w:hAnsi="Times New Roman"/>
+              </w:rPr>
+              <w:t>4 × 6 στατιστικά</w:t>
+            </w:r>
+          </w:p>
+        </w:tc>
+      </w:tr>
+      <w:tr>
+        <w:tc>
+          <w:tcPr>
+            <w:tcW w:w="0" w:type="auto"/>
+            <w:hideMark/>
+          </w:tcPr>
+          <w:p>
+            <w:pPr>
+              <w:spacing w:after="160"/>
+              <w:rPr>
+                <w:rFonts w:ascii="Times New Roman" w:hAnsi="Times New Roman"/>
+              </w:rPr>
+            </w:pPr>
+            <w:r>
+              <w:rPr>
+                <w:rFonts w:ascii="Times New Roman" w:hAnsi="Times New Roman"/>
+              </w:rPr>
+              <w:t>Frequency</w:t>
+            </w:r>
+          </w:p>
+        </w:tc>
+        <w:tc>
+          <w:tcPr>
+            <w:tcW w:w="0" w:type="auto"/>
+            <w:hideMark/>
+          </w:tcPr>
+          <w:p>
+            <w:pPr>
+              <w:spacing w:after="160"/>
+              <w:rPr>
+                <w:rFonts w:ascii="Times New Roman" w:hAnsi="Times New Roman"/>
+              </w:rPr>
+            </w:pPr>
+            <w:r>
+              <w:rPr>
+                <w:rFonts w:ascii="Times New Roman" w:hAnsi="Times New Roman"/>
+              </w:rPr>
+              <w:t>14</w:t>
+            </w:r>
+          </w:p>
+        </w:tc>
+        <w:tc>
+          <w:tcPr>
+            <w:tcW w:w="0" w:type="auto"/>
+            <w:hideMark/>
+          </w:tcPr>
+          <w:p>
+            <w:pPr>
+              <w:spacing w:after="160"/>
+              <w:rPr>
+                <w:rFonts w:ascii="Times New Roman" w:hAnsi="Times New Roman"/>
+              </w:rPr>
+            </w:pPr>
+            <w:r>
+              <w:rPr>
+                <w:rFonts w:ascii="Times New Roman" w:hAnsi="Times New Roman"/>
+              </w:rPr>
+              <w:t>55</w:t>
+            </w:r>
+          </w:p>
+        </w:tc>
+        <w:tc>
+          <w:tcPr>
+            <w:tcW w:w="0" w:type="auto"/>
+            <w:hideMark/>
+          </w:tcPr>
+          <w:p>
+            <w:pPr>
+              <w:spacing w:after="160"/>
+              <w:rPr>
+                <w:rFonts w:ascii="Times New Roman" w:hAnsi="Times New Roman"/>
+              </w:rPr>
+            </w:pPr>
+            <w:r>
+              <w:rPr>
+                <w:rFonts w:ascii="Times New Roman" w:hAnsi="Times New Roman"/>
+              </w:rPr>
+              <w:t>7 × 6 στατιστικά + 3 αναλογίες + 2 × 4 υστερήσεις + 2 κινητοί μέσοι</w:t>
+            </w:r>
+          </w:p>
+        </w:tc>
+      </w:tr>
+      <w:tr>
+        <w:tc>
+          <w:tcPr>
+            <w:tcW w:w="0" w:type="auto"/>
+            <w:hideMark/>
+          </w:tcPr>
+          <w:p>
+            <w:pPr>
+              <w:spacing w:after="160"/>
+              <w:rPr>
+                <w:rFonts w:ascii="Times New Roman" w:hAnsi="Times New Roman"/>
+              </w:rPr>
+            </w:pPr>
+            <w:r>
+              <w:rPr>
+                <w:rFonts w:ascii="Times New Roman" w:hAnsi="Times New Roman"/>
+              </w:rPr>
+              <w:t>Monetary</w:t>
+            </w:r>
+          </w:p>
+        </w:tc>
+        <w:tc>
+          <w:tcPr>
+            <w:tcW w:w="0" w:type="auto"/>
+            <w:hideMark/>
+          </w:tcPr>
+          <w:p>
+            <w:pPr>
+              <w:spacing w:after="160"/>
+              <w:rPr>
+                <w:rFonts w:ascii="Times New Roman" w:hAnsi="Times New Roman"/>
+              </w:rPr>
+            </w:pPr>
+            <w:r>
+              <w:rPr>
+                <w:rFonts w:ascii="Times New Roman" w:hAnsi="Times New Roman"/>
+              </w:rPr>
+              <w:t>7</w:t>
+            </w:r>
+          </w:p>
+        </w:tc>
+        <w:tc>
+          <w:tcPr>
+            <w:tcW w:w="0" w:type="auto"/>
+            <w:hideMark/>
+          </w:tcPr>
+          <w:p>
+            <w:pPr>
+              <w:spacing w:after="160"/>
+              <w:rPr>
+                <w:rFonts w:ascii="Times New Roman" w:hAnsi="Times New Roman"/>
+              </w:rPr>
+            </w:pPr>
+            <w:r>
+              <w:rPr>
+                <w:rFonts w:ascii="Times New Roman" w:hAnsi="Times New Roman"/>
+              </w:rPr>
+              <w:t>28</w:t>
+            </w:r>
+          </w:p>
+        </w:tc>
+        <w:tc>
+          <w:tcPr>
+            <w:tcW w:w="0" w:type="auto"/>
+            <w:hideMark/>
+          </w:tcPr>
+          <w:p>
+            <w:pPr>
+              <w:spacing w:after="160"/>
+              <w:rPr>
+                <w:rFonts w:ascii="Times New Roman" w:hAnsi="Times New Roman"/>
+              </w:rPr>
+            </w:pPr>
+            <w:r>
+              <w:rPr>
+                <w:rFonts w:ascii="Times New Roman" w:hAnsi="Times New Roman"/>
+              </w:rPr>
+              <w:t>3 × 6 στατιστικά + 2 × 4 υστερήσεις + 2 κινητοί μέσοι</w:t>
+            </w:r>
+          </w:p>
+        </w:tc>
+      </w:tr>
+      <w:tr>
+        <w:tc>
+          <w:tcPr>
+            <w:tcW w:w="0" w:type="auto"/>
+            <w:hideMark/>
+          </w:tcPr>
+          <w:p>
+            <w:pPr>
+              <w:spacing w:after="160"/>
+              <w:rPr>
+                <w:rFonts w:ascii="Times New Roman" w:hAnsi="Times New Roman"/>
+              </w:rPr>
+            </w:pPr>
+            <w:r>
+              <w:rPr>
+                <w:rFonts w:ascii="Times New Roman" w:hAnsi="Times New Roman"/>
+              </w:rPr>
+              <w:t>Preference</w:t>
+            </w:r>
+          </w:p>
+        </w:tc>
+        <w:tc>
+          <w:tcPr>
+            <w:tcW w:w="0" w:type="auto"/>
+            <w:hideMark/>
+          </w:tcPr>
+          <w:p>
+            <w:pPr>
+              <w:spacing w:after="160"/>
+              <w:rPr>
+                <w:rFonts w:ascii="Times New Roman" w:hAnsi="Times New Roman"/>
+              </w:rPr>
+            </w:pPr>
+            <w:r>
+              <w:rPr>
+                <w:rFonts w:ascii="Times New Roman" w:hAnsi="Times New Roman"/>
+              </w:rPr>
+              <w:t>2</w:t>
+            </w:r>
+          </w:p>
+        </w:tc>
+        <w:tc>
+          <w:tcPr>
+            <w:tcW w:w="0" w:type="auto"/>
+            <w:hideMark/>
+          </w:tcPr>
+          <w:p>
+            <w:pPr>
+              <w:spacing w:after="160"/>
+              <w:rPr>
+                <w:rFonts w:ascii="Times New Roman" w:hAnsi="Times New Roman"/>
+              </w:rPr>
+            </w:pPr>
+            <w:r>
+              <w:rPr>
+                <w:rFonts w:ascii="Times New Roman" w:hAnsi="Times New Roman"/>
+              </w:rPr>
+              <w:t>59</w:t>
+            </w:r>
+          </w:p>
+        </w:tc>
+        <w:tc>
+          <w:tcPr>
+            <w:tcW w:w="0" w:type="auto"/>
+            <w:hideMark/>
+          </w:tcPr>
+          <w:p>
+            <w:pPr>
+              <w:spacing w:after="160"/>
+              <w:rPr>
+                <w:rFonts w:ascii="Times New Roman" w:hAnsi="Times New Roman"/>
+              </w:rPr>
+            </w:pPr>
+            <w:r>
+              <w:rPr>
+                <w:rFonts w:ascii="Times New Roman" w:hAnsi="Times New Roman"/>
+              </w:rPr>
+              <w:t>41 + 18 αριθμημένοι παράγοντες</w:t>
+            </w:r>
+          </w:p>
+        </w:tc>
+      </w:tr>
+      <w:tr>
+        <w:tc>
+          <w:tcPr>
+            <w:tcW w:w="0" w:type="auto"/>
+            <w:hideMark/>
+          </w:tcPr>
+          <w:p>
+            <w:pPr>
+              <w:spacing w:after="160"/>
+              <w:rPr>
+                <w:rFonts w:ascii="Times New Roman" w:hAnsi="Times New Roman"/>
+              </w:rPr>
+            </w:pPr>
+            <w:r>
+              <w:rPr>
+                <w:rFonts w:ascii="Times New Roman" w:hAnsi="Times New Roman"/>
+              </w:rPr>
+              <w:t>Date &amp; time</w:t>
+            </w:r>
+          </w:p>
+        </w:tc>
+        <w:tc>
+          <w:tcPr>
+            <w:tcW w:w="0" w:type="auto"/>
+            <w:hideMark/>
+          </w:tcPr>
+          <w:p>
+            <w:pPr>
+              <w:spacing w:after="160"/>
+              <w:rPr>
+                <w:rFonts w:ascii="Times New Roman" w:hAnsi="Times New Roman"/>
+              </w:rPr>
+            </w:pPr>
+            <w:r>
+              <w:rPr>
+                <w:rFonts w:ascii="Times New Roman" w:hAnsi="Times New Roman"/>
+              </w:rPr>
+              <w:t>8</w:t>
+            </w:r>
+          </w:p>
+        </w:tc>
+        <w:tc>
+          <w:tcPr>
+            <w:tcW w:w="0" w:type="auto"/>
+            <w:hideMark/>
+          </w:tcPr>
+          <w:p>
+            <w:pPr>
+              <w:spacing w:after="160"/>
+              <w:rPr>
+                <w:rFonts w:ascii="Times New Roman" w:hAnsi="Times New Roman"/>
+              </w:rPr>
+            </w:pPr>
+            <w:r>
+              <w:rPr>
+                <w:rFonts w:ascii="Times New Roman" w:hAnsi="Times New Roman"/>
+              </w:rPr>
+              <w:t>48</w:t>
+            </w:r>
+          </w:p>
+        </w:tc>
+        <w:tc>
+          <w:tcPr>
+            <w:tcW w:w="0" w:type="auto"/>
+            <w:hideMark/>
+          </w:tcPr>
+          <w:p>
+            <w:pPr>
+              <w:spacing w:after="160"/>
+              <w:rPr>
+                <w:rFonts w:ascii="Times New Roman" w:hAnsi="Times New Roman"/>
+              </w:rPr>
+            </w:pPr>
+            <w:r>
+              <w:rPr>
+                <w:rFonts w:ascii="Times New Roman" w:hAnsi="Times New Roman"/>
+              </w:rPr>
+              <w:t>8 × 6 στατιστικά</w:t>
+            </w:r>
+          </w:p>
+        </w:tc>
+      </w:tr>
+      <w:tr>
+        <w:tc>
+          <w:tcPr>
+            <w:tcW w:w="0" w:type="auto"/>
+            <w:hideMark/>
+          </w:tcPr>
+          <w:p>
+            <w:pPr>
+              <w:spacing w:after="160"/>
+              <w:rPr>
+                <w:rFonts w:ascii="Times New Roman" w:hAnsi="Times New Roman"/>
+              </w:rPr>
+            </w:pPr>
+            <w:r>
+              <w:rPr>
+                <w:rFonts w:ascii="Times New Roman" w:hAnsi="Times New Roman"/>
+              </w:rPr>
+              <w:t>Others</w:t>
+            </w:r>
+          </w:p>
+        </w:tc>
+        <w:tc>
+          <w:tcPr>
+            <w:tcW w:w="0" w:type="auto"/>
+            <w:hideMark/>
+          </w:tcPr>
+          <w:p>
+            <w:pPr>
+              <w:spacing w:after="160"/>
+              <w:rPr>
+                <w:rFonts w:ascii="Times New Roman" w:hAnsi="Times New Roman"/>
+              </w:rPr>
+            </w:pPr>
+            <w:r>
+              <w:rPr>
+                <w:rFonts w:ascii="Times New Roman" w:hAnsi="Times New Roman"/>
+              </w:rPr>
+              <w:t>9</w:t>
+            </w:r>
+          </w:p>
+        </w:tc>
+        <w:tc>
+          <w:tcPr>
+            <w:tcW w:w="0" w:type="auto"/>
+            <w:hideMark/>
+          </w:tcPr>
+          <w:p>
+            <w:pPr>
+              <w:spacing w:after="160"/>
+              <w:rPr>
+                <w:rFonts w:ascii="Times New Roman" w:hAnsi="Times New Roman"/>
+              </w:rPr>
+            </w:pPr>
+            <w:r>
+              <w:rPr>
+                <w:rFonts w:ascii="Times New Roman" w:hAnsi="Times New Roman"/>
+              </w:rPr>
+              <w:t>54</w:t>
+            </w:r>
+          </w:p>
+        </w:tc>
+        <w:tc>
+          <w:tcPr>
+            <w:tcW w:w="0" w:type="auto"/>
+            <w:hideMark/>
+          </w:tcPr>
+          <w:p>
+            <w:pPr>
+              <w:spacing w:after="160"/>
+              <w:rPr>
+                <w:rFonts w:ascii="Times New Roman" w:hAnsi="Times New Roman"/>
+              </w:rPr>
+            </w:pPr>
+            <w:r>
+              <w:rPr>
+                <w:rFonts w:ascii="Times New Roman" w:hAnsi="Times New Roman"/>
+              </w:rPr>
+              <w:t>9 × 6 στατιστικά</w:t>
+            </w:r>
+          </w:p>
+        </w:tc>
+      </w:tr>
+      <w:tr>
+        <w:tc>
+          <w:tcPr>
+            <w:tcW w:w="0" w:type="auto"/>
+            <w:hideMark/>
+          </w:tcPr>
+          <w:p>
+            <w:pPr>
+              <w:spacing w:after="160"/>
+              <w:rPr>
+                <w:rFonts w:ascii="Times New Roman" w:hAnsi="Times New Roman"/>
+              </w:rPr>
+            </w:pPr>
+            <w:r>
+              <w:rPr>
+                <w:rFonts w:ascii="Times New Roman" w:hAnsi="Times New Roman"/>
+              </w:rPr>
+              <w:t>Εκτός λεξικού</w:t>
+            </w:r>
+          </w:p>
+        </w:tc>
+        <w:tc>
+          <w:tcPr>
+            <w:tcW w:w="0" w:type="auto"/>
+            <w:hideMark/>
+          </w:tcPr>
+          <w:p>
+            <w:pPr>
+              <w:spacing w:after="160"/>
+              <w:rPr>
+                <w:rFonts w:ascii="Times New Roman" w:hAnsi="Times New Roman"/>
+              </w:rPr>
+            </w:pPr>
+            <w:r>
+              <w:rPr>
+                <w:rFonts w:ascii="Times New Roman" w:hAnsi="Times New Roman"/>
+              </w:rPr>
+              <w:t>0</w:t>
+            </w:r>
+          </w:p>
+        </w:tc>
+        <w:tc>
+          <w:tcPr>
+            <w:tcW w:w="0" w:type="auto"/>
+            <w:hideMark/>
+          </w:tcPr>
+          <w:p>
+            <w:pPr>
+              <w:spacing w:after="160"/>
+              <w:rPr>
+                <w:rFonts w:ascii="Times New Roman" w:hAnsi="Times New Roman"/>
+              </w:rPr>
+            </w:pPr>
+            <w:r>
+              <w:rPr>
+                <w:rFonts w:ascii="Times New Roman" w:hAnsi="Times New Roman"/>
+              </w:rPr>
+              <w:t>6</w:t>
+            </w:r>
+          </w:p>
+        </w:tc>
+        <w:tc>
+          <w:tcPr>
+            <w:tcW w:w="0" w:type="auto"/>
+            <w:hideMark/>
+          </w:tcPr>
+          <w:p>
+            <w:pPr>
+              <w:spacing w:after="160"/>
+              <w:rPr>
+                <w:rFonts w:ascii="Times New Roman" w:hAnsi="Times New Roman"/>
+              </w:rPr>
+            </w:pPr>
+            <w:r>
+              <w:rPr>
+                <w:rFonts w:ascii="Times New Roman" w:hAnsi="Times New Roman"/>
+              </w:rPr>
+              <w:t>Αναγνωριστικά και στήλες target_</w:t>
+            </w:r>
+          </w:p>
+        </w:tc>
+      </w:tr>
+      <w:tr>
+        <w:tc>
+          <w:tcPr>
+            <w:tcW w:w="0" w:type="auto"/>
+            <w:hideMark/>
+          </w:tcPr>
+          <w:p>
+            <w:pPr>
+              <w:spacing w:after="160"/>
+              <w:rPr>
+                <w:rFonts w:ascii="Times New Roman" w:hAnsi="Times New Roman"/>
+              </w:rPr>
+            </w:pPr>
+            <w:r>
+              <w:rPr>
+                <w:rFonts w:ascii="Times New Roman" w:hAnsi="Times New Roman"/>
+                <w:b/>
+                <w:bCs/>
+              </w:rPr>
+              <w:t>Σύνολο</w:t>
+            </w:r>
+          </w:p>
+        </w:tc>
+        <w:tc>
+          <w:tcPr>
+            <w:tcW w:w="0" w:type="auto"/>
+            <w:hideMark/>
+          </w:tcPr>
+          <w:p>
+            <w:pPr>
+              <w:spacing w:after="160"/>
+              <w:rPr>
+                <w:rFonts w:ascii="Times New Roman" w:hAnsi="Times New Roman"/>
+              </w:rPr>
+            </w:pPr>
+            <w:r>
+              <w:rPr>
+                <w:rFonts w:ascii="Times New Roman" w:hAnsi="Times New Roman"/>
+                <w:b/>
+                <w:bCs/>
+              </w:rPr>
+              <w:t>46</w:t>
+            </w:r>
+          </w:p>
+        </w:tc>
+        <w:tc>
+          <w:tcPr>
+            <w:tcW w:w="0" w:type="auto"/>
+            <w:hideMark/>
+          </w:tcPr>
+          <w:p>
+            <w:pPr>
+              <w:spacing w:after="160"/>
+              <w:rPr>
+                <w:rFonts w:ascii="Times New Roman" w:hAnsi="Times New Roman"/>
+              </w:rPr>
+            </w:pPr>
+            <w:r>
+              <w:rPr>
+                <w:rFonts w:ascii="Times New Roman" w:hAnsi="Times New Roman"/>
+                <w:b/>
+                <w:bCs/>
+              </w:rPr>
+              <w:t>276</w:t>
+            </w:r>
+          </w:p>
+        </w:tc>
+        <w:tc>
+          <w:tcPr>
+            <w:tcW w:w="0" w:type="auto"/>
+            <w:hideMark/>
+          </w:tcPr>
+          <w:p>
+            <w:pPr>
+              <w:keepNext/>
+              <w:spacing w:after="160"/>
+              <w:rPr>
+                <w:rFonts w:ascii="Times New Roman" w:hAnsi="Times New Roman"/>
+              </w:rPr>
+            </w:pPr>
+          </w:p>
+        </w:tc>
+      </w:tr>
+    </w:tbl>
+    <w:p>
+      <w:pPr>
+        <w:pStyle w:val="af2"/>
+        <w:rPr>
+          <w:rFonts w:ascii="Times New Roman" w:hAnsi="Times New Roman"/>
+        </w:rPr>
+      </w:pPr>
+      <w:r>
+        <w:rPr>
+          <w:rFonts w:ascii="Times New Roman" w:hAnsi="Times New Roman"/>
+        </w:rPr>
+        <w:t xml:space="preserve">Πίνακας </w:t>
+      </w:r>
+      <w:r>
+        <w:rPr>
+          <w:rFonts w:ascii="Times New Roman" w:hAnsi="Times New Roman"/>
+        </w:rPr>
+        <w:fldChar w:fldCharType="begin"/>
+      </w:r>
+      <w:r>
+        <w:rPr>
+          <w:rFonts w:ascii="Times New Roman" w:hAnsi="Times New Roman"/>
+        </w:rPr>
+        <w:instrText xml:space="preserve"> SEQ Πίνακας \* ARABIC </w:instrText>
+      </w:r>
+      <w:r>
+        <w:rPr>
+          <w:rFonts w:ascii="Times New Roman" w:hAnsi="Times New Roman"/>
+        </w:rPr>
+        <w:fldChar w:fldCharType="separate"/>
+      </w:r>
+      <w:r>
+        <w:rPr>
+          <w:rFonts w:ascii="Times New Roman" w:hAnsi="Times New Roman"/>
+          <w:noProof/>
+        </w:rPr>
+        <w:t>1</w:t>
+      </w:r>
+      <w:r>
+        <w:rPr>
+          <w:rFonts w:ascii="Times New Roman" w:hAnsi="Times New Roman"/>
+        </w:rPr>
+        <w:fldChar w:fldCharType="end"/>
+      </w:r>
+      <w:r>
+        <w:rPr>
+          <w:rFonts w:ascii="Times New Roman" w:hAnsi="Times New Roman"/>
+        </w:rPr>
+        <w:t xml:space="preserve">: μεταβλητές και στήλες ανά ομάδα </w:t>
+      </w:r>
+    </w:p>
+    <w:p>
+      <w:pPr>
+        <w:rPr>
+          <w:rFonts w:ascii="Times New Roman" w:hAnsi="Times New Roman"/>
+        </w:rPr>
+      </w:pPr>
+    </w:p>
+    <w:p>
+      <w:pPr>
+        <w:rPr>
+          <w:rFonts w:ascii="Times New Roman" w:hAnsi="Times New Roman"/>
+        </w:rPr>
+      </w:pPr>
+      <w:r>
+        <w:rPr>
+          <w:rFonts w:ascii="Times New Roman" w:hAnsi="Times New Roman"/>
+        </w:rPr>
+        <w:t xml:space="preserve">Από τις 46 </w:t>
+      </w:r>
+      <w:r>
+        <w:rPr>
+          <w:rFonts w:ascii="Times New Roman" w:hAnsi="Times New Roman"/>
+        </w:rPr>
+        <w:t>βασικές</w:t>
+      </w:r>
+      <w:r>
+        <w:rPr>
+          <w:rFonts w:ascii="Times New Roman" w:hAnsi="Times New Roman"/>
+        </w:rPr>
+        <w:t xml:space="preserve"> </w:t>
+      </w:r>
+      <w:r>
+        <w:rPr>
+          <w:rFonts w:ascii="Times New Roman" w:hAnsi="Times New Roman"/>
+        </w:rPr>
+        <w:t>μεταβλητές</w:t>
+      </w:r>
+      <w:r>
+        <w:rPr>
+          <w:rFonts w:ascii="Times New Roman" w:hAnsi="Times New Roman"/>
+        </w:rPr>
+        <w:t xml:space="preserve"> οι 31 </w:t>
+      </w:r>
+      <w:r>
+        <w:rPr>
+          <w:rFonts w:ascii="Times New Roman" w:hAnsi="Times New Roman"/>
+        </w:rPr>
+        <w:t>μεταβλητές</w:t>
+      </w:r>
+      <w:r>
+        <w:rPr>
+          <w:rFonts w:ascii="Times New Roman" w:hAnsi="Times New Roman"/>
+        </w:rPr>
+        <w:t xml:space="preserve"> </w:t>
+      </w:r>
+      <w:r>
+        <w:rPr>
+          <w:rFonts w:ascii="Times New Roman" w:hAnsi="Times New Roman"/>
+        </w:rPr>
+        <w:t>παρουσιάζουν</w:t>
+      </w:r>
+      <w:r>
+        <w:rPr>
+          <w:rFonts w:ascii="Times New Roman" w:hAnsi="Times New Roman"/>
+        </w:rPr>
+        <w:t xml:space="preserve"> </w:t>
+      </w:r>
+      <w:r>
+        <w:rPr>
+          <w:rFonts w:ascii="Times New Roman" w:hAnsi="Times New Roman"/>
+        </w:rPr>
+        <w:t>έξι</w:t>
+      </w:r>
+      <w:r>
+        <w:rPr>
+          <w:rFonts w:ascii="Times New Roman" w:hAnsi="Times New Roman"/>
+        </w:rPr>
+        <w:t xml:space="preserve"> </w:t>
+      </w:r>
+      <w:r>
+        <w:rPr>
+          <w:rFonts w:ascii="Times New Roman" w:hAnsi="Times New Roman"/>
+        </w:rPr>
+        <w:t>διαφορετικές</w:t>
+      </w:r>
+      <w:r>
+        <w:rPr>
+          <w:rFonts w:ascii="Times New Roman" w:hAnsi="Times New Roman"/>
+        </w:rPr>
+        <w:t xml:space="preserve"> </w:t>
+      </w:r>
+      <w:r>
+        <w:rPr>
+          <w:rFonts w:ascii="Times New Roman" w:hAnsi="Times New Roman"/>
+        </w:rPr>
+        <w:t>παραλλαγές</w:t>
+      </w:r>
+      <w:r>
+        <w:rPr>
+          <w:rFonts w:ascii="Times New Roman" w:hAnsi="Times New Roman"/>
+        </w:rPr>
+        <w:t xml:space="preserve"> </w:t>
+      </w:r>
+      <w:r>
+        <w:rPr>
+          <w:rFonts w:ascii="Times New Roman" w:hAnsi="Times New Roman"/>
+        </w:rPr>
+        <w:t xml:space="preserve">ή αλλιώς </w:t>
+      </w:r>
+      <w:r>
+        <w:rPr>
+          <w:rFonts w:ascii="Times New Roman" w:hAnsi="Times New Roman"/>
+        </w:rPr>
+        <w:t>υπολογίζονται</w:t>
+      </w:r>
+      <w:r>
+        <w:rPr>
+          <w:rFonts w:ascii="Times New Roman" w:hAnsi="Times New Roman"/>
+        </w:rPr>
+        <w:t xml:space="preserve"> έξι συγκεντρωτικά στατιστικά: ο μέσος όρος (</w:t>
+      </w:r>
+      <w:r>
+        <w:rPr>
+          <w:rFonts w:ascii="Times New Roman" w:hAnsi="Times New Roman"/>
+          <w:lang w:val="en-GB"/>
+        </w:rPr>
+        <w:t>mean</w:t>
+      </w:r>
+      <w:r>
+        <w:rPr>
+          <w:rFonts w:ascii="Times New Roman" w:hAnsi="Times New Roman"/>
+        </w:rPr>
+        <w:t>), το άθροισμα (</w:t>
+      </w:r>
+      <w:r>
+        <w:rPr>
+          <w:rFonts w:ascii="Times New Roman" w:hAnsi="Times New Roman"/>
+          <w:lang w:val="en-GB"/>
+        </w:rPr>
+        <w:t>sum</w:t>
+      </w:r>
+      <w:r>
+        <w:rPr>
+          <w:rFonts w:ascii="Times New Roman" w:hAnsi="Times New Roman"/>
+        </w:rPr>
+        <w:t>), το ελάχιστο (</w:t>
+      </w:r>
+      <w:r>
+        <w:rPr>
+          <w:rFonts w:ascii="Times New Roman" w:hAnsi="Times New Roman"/>
+          <w:lang w:val="en-GB"/>
+        </w:rPr>
+        <w:t>min</w:t>
+      </w:r>
+      <w:r>
+        <w:rPr>
+          <w:rFonts w:ascii="Times New Roman" w:hAnsi="Times New Roman"/>
+        </w:rPr>
+        <w:t>), το μέγιστο (</w:t>
+      </w:r>
+      <w:r>
+        <w:rPr>
+          <w:rFonts w:ascii="Times New Roman" w:hAnsi="Times New Roman"/>
+          <w:lang w:val="en-GB"/>
+        </w:rPr>
+        <w:t>max</w:t>
+      </w:r>
+      <w:r>
+        <w:rPr>
+          <w:rFonts w:ascii="Times New Roman" w:hAnsi="Times New Roman"/>
+        </w:rPr>
+        <w:t>), η τυπική απόκλιση (</w:t>
+      </w:r>
+      <w:r>
+        <w:rPr>
+          <w:rFonts w:ascii="Times New Roman" w:hAnsi="Times New Roman"/>
+          <w:lang w:val="en-GB"/>
+        </w:rPr>
+        <w:t>stddev</w:t>
+      </w:r>
+      <w:r>
+        <w:rPr>
+          <w:rFonts w:ascii="Times New Roman" w:hAnsi="Times New Roman"/>
+        </w:rPr>
+        <w:t>)  και ο συντελεστής μεταβλητότητας (</w:t>
+      </w:r>
+      <w:r>
+        <w:rPr>
+          <w:rFonts w:ascii="Times New Roman" w:hAnsi="Times New Roman"/>
+          <w:lang w:val="en-US"/>
+        </w:rPr>
+        <w:t>cv</w:t>
+      </w:r>
+      <w:r>
+        <w:rPr>
+          <w:rFonts w:ascii="Times New Roman" w:hAnsi="Times New Roman"/>
+        </w:rPr>
+        <w:t>), δηλαδή ο λόγος τυπικής απόκλισης προς τον μέσο όρο. Οι 31 μεταβλητ</w:t>
+      </w:r>
+      <w:r>
+        <w:rPr>
+          <w:rFonts w:ascii="Times New Roman" w:hAnsi="Times New Roman"/>
+        </w:rPr>
+        <w:t xml:space="preserve">ές είναι από τις ομάδες </w:t>
+      </w:r>
+      <w:r>
+        <w:rPr>
+          <w:rFonts w:ascii="Times New Roman" w:hAnsi="Times New Roman"/>
+          <w:lang w:val="en-US"/>
+        </w:rPr>
+        <w:t>Recency</w:t>
+      </w:r>
+      <w:r>
+        <w:rPr>
+          <w:rFonts w:ascii="Times New Roman" w:hAnsi="Times New Roman"/>
+        </w:rPr>
+        <w:t xml:space="preserve">, </w:t>
+      </w:r>
+      <w:r>
+        <w:rPr>
+          <w:rFonts w:ascii="Times New Roman" w:hAnsi="Times New Roman"/>
+          <w:lang w:val="en-US"/>
+        </w:rPr>
+        <w:t>Frequency</w:t>
+      </w:r>
+      <w:r>
+        <w:rPr>
+          <w:rFonts w:ascii="Times New Roman" w:hAnsi="Times New Roman"/>
+        </w:rPr>
+        <w:t xml:space="preserve">, </w:t>
+      </w:r>
+      <w:r>
+        <w:rPr>
+          <w:rFonts w:ascii="Times New Roman" w:hAnsi="Times New Roman"/>
+          <w:lang w:val="en-US"/>
+        </w:rPr>
+        <w:t>Monetary</w:t>
+      </w:r>
+      <w:r>
+        <w:rPr>
+          <w:rFonts w:ascii="Times New Roman" w:hAnsi="Times New Roman"/>
+        </w:rPr>
+        <w:t xml:space="preserve">, </w:t>
+      </w:r>
+      <w:r>
+        <w:rPr>
+          <w:rFonts w:ascii="Times New Roman" w:hAnsi="Times New Roman"/>
+          <w:lang w:val="en-US"/>
+        </w:rPr>
+        <w:t>Date</w:t>
+      </w:r>
+      <w:r>
+        <w:rPr>
+          <w:rFonts w:ascii="Times New Roman" w:hAnsi="Times New Roman"/>
+        </w:rPr>
+        <w:t xml:space="preserve"> &amp; </w:t>
+      </w:r>
+      <w:r>
+        <w:rPr>
+          <w:rFonts w:ascii="Times New Roman" w:hAnsi="Times New Roman"/>
+          <w:lang w:val="en-US"/>
+        </w:rPr>
+        <w:t>time</w:t>
+      </w:r>
+      <w:r>
+        <w:rPr>
+          <w:rFonts w:ascii="Times New Roman" w:hAnsi="Times New Roman"/>
+        </w:rPr>
+        <w:t xml:space="preserve"> και  </w:t>
+      </w:r>
+      <w:r>
+        <w:rPr>
+          <w:rFonts w:ascii="Times New Roman" w:hAnsi="Times New Roman"/>
+          <w:lang w:val="en-US"/>
+        </w:rPr>
+        <w:t>Others</w:t>
+      </w:r>
+      <w:r>
+        <w:rPr>
+          <w:rFonts w:ascii="Times New Roman" w:hAnsi="Times New Roman"/>
+        </w:rPr>
+        <w:t xml:space="preserve">. </w:t>
+      </w:r>
+      <w:r>
+        <w:rPr>
+          <w:rFonts w:ascii="Times New Roman" w:hAnsi="Times New Roman"/>
+        </w:rPr>
+        <w:t>Έτσι</w:t>
+      </w:r>
+      <w:r>
+        <w:rPr>
+          <w:rFonts w:ascii="Times New Roman" w:hAnsi="Times New Roman"/>
+        </w:rPr>
+        <w:t xml:space="preserve"> </w:t>
+      </w:r>
+      <w:r>
+        <w:rPr>
+          <w:rFonts w:ascii="Times New Roman" w:hAnsi="Times New Roman"/>
+        </w:rPr>
+        <w:t>προκύπτουν</w:t>
+      </w:r>
+      <w:r>
+        <w:rPr>
+          <w:rFonts w:ascii="Times New Roman" w:hAnsi="Times New Roman"/>
+        </w:rPr>
+        <w:t xml:space="preserve"> 186 στήλες (31*6). </w:t>
+      </w:r>
+      <w:r>
+        <w:rPr>
+          <w:rFonts w:ascii="Times New Roman" w:hAnsi="Times New Roman"/>
+        </w:rPr>
+        <w:t xml:space="preserve">Υπάρχουν </w:t>
+      </w:r>
+      <w:r>
+        <w:rPr>
+          <w:rFonts w:ascii="Times New Roman" w:hAnsi="Times New Roman"/>
+        </w:rPr>
+        <w:t>ακόμα</w:t>
+      </w:r>
+      <w:r>
+        <w:rPr>
+          <w:rFonts w:ascii="Times New Roman" w:hAnsi="Times New Roman"/>
+        </w:rPr>
+        <w:t xml:space="preserve"> οκτώ βασικές μεταβλητές των ομάδων </w:t>
+      </w:r>
+      <w:r>
+        <w:rPr>
+          <w:rFonts w:ascii="Times New Roman" w:hAnsi="Times New Roman"/>
+          <w:lang w:val="en-US"/>
+        </w:rPr>
+        <w:t>Frequency</w:t>
+      </w:r>
+      <w:r>
+        <w:rPr>
+          <w:rFonts w:ascii="Times New Roman" w:hAnsi="Times New Roman"/>
+        </w:rPr>
+        <w:t xml:space="preserve"> και </w:t>
+      </w:r>
+      <w:r>
+        <w:rPr>
+          <w:rFonts w:ascii="Times New Roman" w:hAnsi="Times New Roman"/>
+          <w:lang w:val="en-GB"/>
+        </w:rPr>
+        <w:t>Monetary</w:t>
+      </w:r>
+      <w:r>
+        <w:rPr>
+          <w:rFonts w:ascii="Times New Roman" w:hAnsi="Times New Roman"/>
+        </w:rPr>
+        <w:t xml:space="preserve"> που αφορούν μηνιαία μεγέθη: τέσσερις </w:t>
+      </w:r>
+      <w:r>
+        <w:rPr>
+          <w:rFonts w:ascii="Times New Roman" w:hAnsi="Times New Roman"/>
+        </w:rPr>
+        <w:t>εμφανίζονται</w:t>
+      </w:r>
+      <w:r>
+        <w:rPr>
+          <w:rFonts w:ascii="Times New Roman" w:hAnsi="Times New Roman"/>
+        </w:rPr>
+        <w:t xml:space="preserve"> με υστερήσεις (</w:t>
+      </w:r>
+      <w:r>
+        <w:rPr>
+          <w:rFonts w:ascii="Times New Roman" w:hAnsi="Times New Roman"/>
+          <w:lang w:val="en-US"/>
+        </w:rPr>
+        <w:t>lag</w:t>
+      </w:r>
+      <w:r>
+        <w:rPr>
+          <w:rFonts w:ascii="Times New Roman" w:hAnsi="Times New Roman"/>
+        </w:rPr>
+        <w:t xml:space="preserve">0, </w:t>
+      </w:r>
+      <w:r>
+        <w:rPr>
+          <w:rFonts w:ascii="Times New Roman" w:hAnsi="Times New Roman"/>
+          <w:lang w:val="en-US"/>
+        </w:rPr>
+        <w:t>lag</w:t>
+      </w:r>
+      <w:r>
+        <w:rPr>
+          <w:rFonts w:ascii="Times New Roman" w:hAnsi="Times New Roman"/>
+        </w:rPr>
+        <w:t xml:space="preserve">1, </w:t>
+      </w:r>
+      <w:r>
+        <w:rPr>
+          <w:rFonts w:ascii="Times New Roman" w:hAnsi="Times New Roman"/>
+          <w:lang w:val="en-US"/>
+        </w:rPr>
+        <w:t>lag</w:t>
+      </w:r>
+      <w:r>
+        <w:rPr>
+          <w:rFonts w:ascii="Times New Roman" w:hAnsi="Times New Roman"/>
+        </w:rPr>
+        <w:t xml:space="preserve">2, </w:t>
+      </w:r>
+      <w:r>
+        <w:rPr>
+          <w:rFonts w:ascii="Times New Roman" w:hAnsi="Times New Roman"/>
+          <w:lang w:val="en-US"/>
+        </w:rPr>
+        <w:t>lag</w:t>
+      </w:r>
+      <w:r>
+        <w:rPr>
+          <w:rFonts w:ascii="Times New Roman" w:hAnsi="Times New Roman"/>
+        </w:rPr>
+        <w:t>3), δηλαδή με την τιμή της τρέχουσας και των τριών προηγούμενων περιόδων (16 στήλες), κ</w:t>
+      </w:r>
+      <w:r>
+        <w:rPr>
+          <w:rFonts w:ascii="Times New Roman" w:hAnsi="Times New Roman"/>
+        </w:rPr>
+        <w:t>αι τέσσερις ως κινητός μέσος όρος τριών περιόδων (</w:t>
+      </w:r>
+      <w:r>
+        <w:rPr>
+          <w:rFonts w:ascii="Times New Roman" w:hAnsi="Times New Roman"/>
+          <w:lang w:val="en-US"/>
+        </w:rPr>
+        <w:t>ma</w:t>
+      </w:r>
+      <w:r>
+        <w:rPr>
+          <w:rFonts w:ascii="Times New Roman" w:hAnsi="Times New Roman"/>
+        </w:rPr>
+        <w:t xml:space="preserve">3, </w:t>
+      </w:r>
+      <w:r>
+        <w:rPr>
+          <w:rFonts w:ascii="Times New Roman" w:hAnsi="Times New Roman"/>
+        </w:rPr>
+        <w:t>4</w:t>
+      </w:r>
+      <w:r>
+        <w:rPr>
+          <w:rFonts w:ascii="Times New Roman" w:hAnsi="Times New Roman"/>
+        </w:rPr>
+        <w:t xml:space="preserve"> στήλες) (</w:t>
+      </w:r>
+      <w:r>
+        <w:rPr>
+          <w:rFonts w:ascii="Times New Roman" w:hAnsi="Times New Roman"/>
+          <w:lang w:val="en-US"/>
+        </w:rPr>
+        <w:t>Fridrich</w:t>
+      </w:r>
+      <w:r>
+        <w:rPr>
+          <w:rFonts w:ascii="Times New Roman" w:hAnsi="Times New Roman"/>
+        </w:rPr>
+        <w:t xml:space="preserve">, 2023). </w:t>
+      </w:r>
+      <w:r>
+        <w:rPr>
+          <w:rFonts w:ascii="Times New Roman" w:hAnsi="Times New Roman"/>
+        </w:rPr>
+        <w:t xml:space="preserve">Επιπλέον, υπάρχουν τρεις στήλες της </w:t>
+      </w:r>
+      <w:r>
+        <w:rPr>
+          <w:rFonts w:ascii="Times New Roman" w:hAnsi="Times New Roman"/>
+          <w:lang w:val="en-US"/>
+        </w:rPr>
+        <w:t>Frequency</w:t>
+      </w:r>
+      <w:r>
+        <w:rPr>
+          <w:rFonts w:ascii="Times New Roman" w:hAnsi="Times New Roman"/>
+        </w:rPr>
+        <w:t xml:space="preserve"> (</w:t>
+      </w:r>
+      <w:r>
+        <w:rPr>
+          <w:rFonts w:ascii="Times New Roman" w:hAnsi="Times New Roman"/>
+          <w:lang w:val="en-GB"/>
+        </w:rPr>
+        <w:t>ratio</w:t>
+      </w:r>
+      <w:r>
+        <w:rPr>
+          <w:rFonts w:ascii="Times New Roman" w:hAnsi="Times New Roman"/>
+        </w:rPr>
+        <w:t xml:space="preserve">) και δύο μεταβλητές της ομάδας </w:t>
+      </w:r>
+      <w:r>
+        <w:rPr>
+          <w:rFonts w:ascii="Times New Roman" w:hAnsi="Times New Roman"/>
+          <w:lang w:val="en-US"/>
+        </w:rPr>
+        <w:t>Preference</w:t>
+      </w:r>
+      <w:r>
+        <w:rPr>
+          <w:rFonts w:ascii="Times New Roman" w:hAnsi="Times New Roman"/>
+        </w:rPr>
+        <w:t xml:space="preserve">, </w:t>
+      </w:r>
+      <w:r>
+        <w:rPr>
+          <w:rFonts w:ascii="Times New Roman" w:hAnsi="Times New Roman"/>
+          <w:lang w:val="en-US"/>
+        </w:rPr>
+        <w:t>view</w:t>
+      </w:r>
+      <w:r>
+        <w:rPr>
+          <w:rFonts w:ascii="Times New Roman" w:hAnsi="Times New Roman"/>
+        </w:rPr>
+        <w:t>_</w:t>
+      </w:r>
+      <w:r>
+        <w:rPr>
+          <w:rFonts w:ascii="Times New Roman" w:hAnsi="Times New Roman"/>
+          <w:lang w:val="en-US"/>
+        </w:rPr>
+        <w:t>latent</w:t>
+      </w:r>
+      <w:r>
+        <w:rPr>
+          <w:rFonts w:ascii="Times New Roman" w:hAnsi="Times New Roman"/>
+        </w:rPr>
+        <w:t>_</w:t>
+      </w:r>
+      <w:r>
+        <w:rPr>
+          <w:rFonts w:ascii="Times New Roman" w:hAnsi="Times New Roman"/>
+          <w:lang w:val="en-US"/>
+        </w:rPr>
+        <w:t>factor</w:t>
+      </w:r>
+      <w:r>
+        <w:rPr>
+          <w:rFonts w:ascii="Times New Roman" w:hAnsi="Times New Roman"/>
+        </w:rPr>
+        <w:t xml:space="preserve"> και </w:t>
+      </w:r>
+      <w:r>
+        <w:rPr>
+          <w:rFonts w:ascii="Times New Roman" w:hAnsi="Times New Roman"/>
+          <w:lang w:val="en-US"/>
+        </w:rPr>
+        <w:t>purchase</w:t>
+      </w:r>
+      <w:r>
+        <w:rPr>
+          <w:rFonts w:ascii="Times New Roman" w:hAnsi="Times New Roman"/>
+        </w:rPr>
+        <w:t>_</w:t>
+      </w:r>
+      <w:r>
+        <w:rPr>
+          <w:rFonts w:ascii="Times New Roman" w:hAnsi="Times New Roman"/>
+          <w:lang w:val="en-US"/>
+        </w:rPr>
+        <w:t>latent</w:t>
+      </w:r>
+      <w:r>
+        <w:rPr>
+          <w:rFonts w:ascii="Times New Roman" w:hAnsi="Times New Roman"/>
+        </w:rPr>
+        <w:t>_</w:t>
+      </w:r>
+      <w:r>
+        <w:rPr>
+          <w:rFonts w:ascii="Times New Roman" w:hAnsi="Times New Roman"/>
+          <w:lang w:val="en-US"/>
+        </w:rPr>
+        <w:t>factor</w:t>
+      </w:r>
+      <w:r>
+        <w:rPr>
+          <w:rFonts w:ascii="Times New Roman" w:hAnsi="Times New Roman"/>
+        </w:rPr>
+        <w:t xml:space="preserve">, οι οποίες αναπαρίστανται με αριθμημένες στήλες, 41 από </w:t>
+      </w:r>
+      <w:r>
+        <w:rPr>
+          <w:rFonts w:ascii="Times New Roman" w:hAnsi="Times New Roman"/>
+          <w:lang w:val="en-US"/>
+        </w:rPr>
+        <w:t>view</w:t>
+      </w:r>
+      <w:r>
+        <w:rPr>
+          <w:rFonts w:ascii="Times New Roman" w:hAnsi="Times New Roman"/>
+        </w:rPr>
+        <w:t>_</w:t>
+      </w:r>
+      <w:r>
+        <w:rPr>
+          <w:rFonts w:ascii="Times New Roman" w:hAnsi="Times New Roman"/>
+          <w:lang w:val="en-US"/>
+        </w:rPr>
+        <w:t>latent</w:t>
+      </w:r>
+      <w:r>
+        <w:rPr>
+          <w:rFonts w:ascii="Times New Roman" w:hAnsi="Times New Roman"/>
+        </w:rPr>
+        <w:t>_</w:t>
+      </w:r>
+      <w:r>
+        <w:rPr>
+          <w:rFonts w:ascii="Times New Roman" w:hAnsi="Times New Roman"/>
+          <w:lang w:val="en-US"/>
+        </w:rPr>
+        <w:t>factor</w:t>
+      </w:r>
+      <w:r>
+        <w:rPr>
+          <w:rFonts w:ascii="Times New Roman" w:hAnsi="Times New Roman"/>
+        </w:rPr>
+        <w:t xml:space="preserve">0 έως </w:t>
+      </w:r>
+      <w:r>
+        <w:rPr>
+          <w:rFonts w:ascii="Times New Roman" w:hAnsi="Times New Roman"/>
+          <w:lang w:val="en-US"/>
+        </w:rPr>
+        <w:t>view</w:t>
+      </w:r>
+      <w:r>
+        <w:rPr>
+          <w:rFonts w:ascii="Times New Roman" w:hAnsi="Times New Roman"/>
+        </w:rPr>
+        <w:t>_</w:t>
+      </w:r>
+      <w:r>
+        <w:rPr>
+          <w:rFonts w:ascii="Times New Roman" w:hAnsi="Times New Roman"/>
+          <w:lang w:val="en-US"/>
+        </w:rPr>
+        <w:t>latent</w:t>
+      </w:r>
+      <w:r>
+        <w:rPr>
+          <w:rFonts w:ascii="Times New Roman" w:hAnsi="Times New Roman"/>
+        </w:rPr>
+        <w:t>_</w:t>
+      </w:r>
+      <w:r>
+        <w:rPr>
+          <w:rFonts w:ascii="Times New Roman" w:hAnsi="Times New Roman"/>
+          <w:lang w:val="en-US"/>
+        </w:rPr>
+        <w:t>factor</w:t>
+      </w:r>
+      <w:r>
+        <w:rPr>
+          <w:rFonts w:ascii="Times New Roman" w:hAnsi="Times New Roman"/>
+        </w:rPr>
+        <w:t xml:space="preserve">40,  και 18 από </w:t>
+      </w:r>
+      <w:r>
+        <w:rPr>
+          <w:rFonts w:ascii="Times New Roman" w:hAnsi="Times New Roman"/>
+          <w:lang w:val="en-US"/>
+        </w:rPr>
+        <w:t>purchase</w:t>
+      </w:r>
+      <w:r>
+        <w:rPr>
+          <w:rFonts w:ascii="Times New Roman" w:hAnsi="Times New Roman"/>
+        </w:rPr>
+        <w:t>_</w:t>
+      </w:r>
+      <w:r>
+        <w:rPr>
+          <w:rFonts w:ascii="Times New Roman" w:hAnsi="Times New Roman"/>
+          <w:lang w:val="en-US"/>
+        </w:rPr>
+        <w:t>latent</w:t>
+      </w:r>
+      <w:r>
+        <w:rPr>
+          <w:rFonts w:ascii="Times New Roman" w:hAnsi="Times New Roman"/>
+        </w:rPr>
+        <w:t>_</w:t>
+      </w:r>
+      <w:r>
+        <w:rPr>
+          <w:rFonts w:ascii="Times New Roman" w:hAnsi="Times New Roman"/>
+          <w:lang w:val="en-US"/>
+        </w:rPr>
+        <w:t>factor</w:t>
+      </w:r>
+      <w:r>
+        <w:rPr>
+          <w:rFonts w:ascii="Times New Roman" w:hAnsi="Times New Roman"/>
+        </w:rPr>
+        <w:t xml:space="preserve">0 έως </w:t>
+      </w:r>
+      <w:r>
+        <w:rPr>
+          <w:rFonts w:ascii="Times New Roman" w:hAnsi="Times New Roman"/>
+          <w:lang w:val="en-US"/>
+        </w:rPr>
+        <w:t>purchase</w:t>
+      </w:r>
+      <w:r>
+        <w:rPr>
+          <w:rFonts w:ascii="Times New Roman" w:hAnsi="Times New Roman"/>
+        </w:rPr>
+        <w:t>_</w:t>
+      </w:r>
+      <w:r>
+        <w:rPr>
+          <w:rFonts w:ascii="Times New Roman" w:hAnsi="Times New Roman"/>
+          <w:lang w:val="en-US"/>
+        </w:rPr>
+        <w:t>latent</w:t>
+      </w:r>
+      <w:r>
+        <w:rPr>
+          <w:rFonts w:ascii="Times New Roman" w:hAnsi="Times New Roman"/>
+        </w:rPr>
+        <w:t>_</w:t>
+      </w:r>
+      <w:r>
+        <w:rPr>
+          <w:rFonts w:ascii="Times New Roman" w:hAnsi="Times New Roman"/>
+          <w:lang w:val="en-US"/>
+        </w:rPr>
+        <w:t>factor</w:t>
+      </w:r>
+      <w:r>
+        <w:rPr>
+          <w:rFonts w:ascii="Times New Roman" w:hAnsi="Times New Roman"/>
+        </w:rPr>
+        <w:t>17.</w:t>
+      </w:r>
+      <w:r>
+        <w:rPr>
+          <w:rFonts w:ascii="Times New Roman" w:hAnsi="Times New Roman"/>
+        </w:rPr>
+        <w:t xml:space="preserve"> Στο σύνολο έχουμε 268 </w:t>
+      </w:r>
+      <w:r>
+        <w:rPr>
+          <w:rFonts w:ascii="Times New Roman" w:hAnsi="Times New Roman"/>
+        </w:rPr>
+        <w:t>στήλες που αντιστοιχούν σε ανεξάρτητες μεταβλητές</w:t>
+      </w:r>
+      <w:r>
+        <w:rPr>
+          <w:rFonts w:ascii="Times New Roman" w:hAnsi="Times New Roman"/>
+        </w:rPr>
+        <w:t xml:space="preserve">. Η ανάλυση των παραλλαγών δίνεται παρακάτω </w:t>
+      </w:r>
+      <w:r>
+        <w:rPr>
+          <w:rFonts w:ascii="Times New Roman" w:hAnsi="Times New Roman"/>
+        </w:rPr>
+        <w:t xml:space="preserve">(Πίνακας 5) </w:t>
+      </w:r>
+    </w:p>
+    <w:p>
+      <w:pPr>
+        <w:rPr>
+          <w:rFonts w:ascii="Times New Roman" w:hAnsi="Times New Roman"/>
+        </w:rPr>
+      </w:pPr>
+    </w:p>
+    <w:tbl>
+      <w:tblPr>
+        <w:tblStyle w:val="ae"/>
+        <w:tblW w:w="0" w:type="auto"/>
+        <w:tblLook w:val="04A0" w:firstRow="1" w:lastRow="0" w:firstColumn="1" w:lastColumn="0" w:noHBand="0" w:noVBand="1"/>
+      </w:tblPr>
+      <w:tblGrid>
+        <w:gridCol w:w="2543"/>
+        <w:gridCol w:w="4871"/>
+        <w:gridCol w:w="882"/>
+      </w:tblGrid>
+      <w:tr>
+        <w:tc>
+          <w:tcPr>
+            <w:tcW w:w="0" w:type="auto"/>
+            <w:tcBorders>
+              <w:bottom w:val="single" w:sz="4" w:space="0" w:color="auto"/>
+            </w:tcBorders>
+            <w:shd w:val="clear" w:color="auto" w:fill="E8E8E8" w:themeFill="background2"/>
+            <w:hideMark/>
+          </w:tcPr>
+          <w:p>
+            <w:pPr>
+              <w:spacing w:after="160"/>
+              <w:rPr>
+                <w:rFonts w:ascii="Times New Roman" w:hAnsi="Times New Roman"/>
+                <w:b/>
+                <w:bCs/>
+              </w:rPr>
+            </w:pPr>
+            <w:r>
+              <w:rPr>
+                <w:rFonts w:ascii="Times New Roman" w:hAnsi="Times New Roman"/>
+                <w:b/>
+                <w:bCs/>
+              </w:rPr>
+              <w:t>Παραλλαγή</w:t>
+            </w:r>
+          </w:p>
+        </w:tc>
+        <w:tc>
+          <w:tcPr>
+            <w:tcW w:w="0" w:type="auto"/>
+            <w:tcBorders>
+              <w:bottom w:val="single" w:sz="4" w:space="0" w:color="auto"/>
+            </w:tcBorders>
+            <w:shd w:val="clear" w:color="auto" w:fill="E8E8E8" w:themeFill="background2"/>
+            <w:hideMark/>
+          </w:tcPr>
+          <w:p>
+            <w:pPr>
+              <w:spacing w:after="160"/>
+              <w:rPr>
+                <w:rFonts w:ascii="Times New Roman" w:hAnsi="Times New Roman"/>
+                <w:b/>
+                <w:bCs/>
+              </w:rPr>
+            </w:pPr>
+            <w:r>
+              <w:rPr>
+                <w:rFonts w:ascii="Times New Roman" w:hAnsi="Times New Roman"/>
+                <w:b/>
+                <w:bCs/>
+              </w:rPr>
+              <w:t>Σημασία</w:t>
+            </w:r>
+          </w:p>
+        </w:tc>
+        <w:tc>
+          <w:tcPr>
+            <w:tcW w:w="0" w:type="auto"/>
+            <w:tcBorders>
+              <w:bottom w:val="single" w:sz="4" w:space="0" w:color="auto"/>
+            </w:tcBorders>
+            <w:shd w:val="clear" w:color="auto" w:fill="E8E8E8" w:themeFill="background2"/>
+            <w:hideMark/>
+          </w:tcPr>
+          <w:p>
+            <w:pPr>
+              <w:spacing w:after="160"/>
+              <w:rPr>
+                <w:rFonts w:ascii="Times New Roman" w:hAnsi="Times New Roman"/>
+                <w:b/>
+                <w:bCs/>
+              </w:rPr>
+            </w:pPr>
+            <w:r>
+              <w:rPr>
+                <w:rFonts w:ascii="Times New Roman" w:hAnsi="Times New Roman"/>
+                <w:b/>
+                <w:bCs/>
+              </w:rPr>
+              <w:t>Στήλες</w:t>
+            </w:r>
+          </w:p>
+        </w:tc>
+      </w:tr>
+      <w:tr>
+        <w:tc>
+          <w:tcPr>
+            <w:tcW w:w="0" w:type="auto"/>
+            <w:tcBorders>
+              <w:top w:val="single" w:sz="4" w:space="0" w:color="auto"/>
+            </w:tcBorders>
+            <w:hideMark/>
+          </w:tcPr>
+          <w:p>
+            <w:pPr>
+              <w:spacing w:after="160"/>
+              <w:rPr>
+                <w:rFonts w:ascii="Times New Roman" w:hAnsi="Times New Roman"/>
+              </w:rPr>
+            </w:pPr>
+            <w:r>
+              <w:rPr>
+                <w:rFonts w:ascii="Times New Roman" w:hAnsi="Times New Roman"/>
+              </w:rPr>
+              <w:t>mean</w:t>
+            </w:r>
+          </w:p>
+        </w:tc>
+        <w:tc>
+          <w:tcPr>
+            <w:tcW w:w="0" w:type="auto"/>
+            <w:tcBorders>
+              <w:top w:val="single" w:sz="4" w:space="0" w:color="auto"/>
+            </w:tcBorders>
+            <w:hideMark/>
+          </w:tcPr>
+          <w:p>
+            <w:pPr>
+              <w:spacing w:after="160"/>
+              <w:rPr>
+                <w:rFonts w:ascii="Times New Roman" w:hAnsi="Times New Roman"/>
+              </w:rPr>
+            </w:pPr>
+            <w:r>
+              <w:rPr>
+                <w:rFonts w:ascii="Times New Roman" w:hAnsi="Times New Roman"/>
+              </w:rPr>
+              <w:t>Μέσος όρος</w:t>
+            </w:r>
+          </w:p>
+        </w:tc>
+        <w:tc>
+          <w:tcPr>
+            <w:tcW w:w="0" w:type="auto"/>
+            <w:tcBorders>
+              <w:top w:val="single" w:sz="4" w:space="0" w:color="auto"/>
+            </w:tcBorders>
+            <w:hideMark/>
+          </w:tcPr>
+          <w:p>
+            <w:pPr>
+              <w:spacing w:after="160"/>
+              <w:rPr>
+                <w:rFonts w:ascii="Times New Roman" w:hAnsi="Times New Roman"/>
+              </w:rPr>
+            </w:pPr>
+            <w:r>
+              <w:rPr>
+                <w:rFonts w:ascii="Times New Roman" w:hAnsi="Times New Roman"/>
+              </w:rPr>
+              <w:t>31</w:t>
+            </w:r>
+          </w:p>
+        </w:tc>
+      </w:tr>
+      <w:tr>
+        <w:tc>
+          <w:tcPr>
+            <w:tcW w:w="0" w:type="auto"/>
+            <w:hideMark/>
+          </w:tcPr>
+          <w:p>
+            <w:pPr>
+              <w:spacing w:after="160"/>
+              <w:rPr>
+                <w:rFonts w:ascii="Times New Roman" w:hAnsi="Times New Roman"/>
+              </w:rPr>
+            </w:pPr>
+            <w:r>
+              <w:rPr>
+                <w:rFonts w:ascii="Times New Roman" w:hAnsi="Times New Roman"/>
+              </w:rPr>
+              <w:t>sum</w:t>
+            </w:r>
+          </w:p>
+        </w:tc>
+        <w:tc>
+          <w:tcPr>
+            <w:tcW w:w="0" w:type="auto"/>
+            <w:hideMark/>
+          </w:tcPr>
+          <w:p>
+            <w:pPr>
+              <w:spacing w:after="160"/>
+              <w:rPr>
+                <w:rFonts w:ascii="Times New Roman" w:hAnsi="Times New Roman"/>
+              </w:rPr>
+            </w:pPr>
+            <w:r>
+              <w:rPr>
+                <w:rFonts w:ascii="Times New Roman" w:hAnsi="Times New Roman"/>
+              </w:rPr>
+              <w:t>Άθροισμα</w:t>
+            </w:r>
+          </w:p>
+        </w:tc>
+        <w:tc>
+          <w:tcPr>
+            <w:tcW w:w="0" w:type="auto"/>
+            <w:hideMark/>
+          </w:tcPr>
+          <w:p>
+            <w:pPr>
+              <w:spacing w:after="160"/>
+              <w:rPr>
+                <w:rFonts w:ascii="Times New Roman" w:hAnsi="Times New Roman"/>
+              </w:rPr>
+            </w:pPr>
+            <w:r>
+              <w:rPr>
+                <w:rFonts w:ascii="Times New Roman" w:hAnsi="Times New Roman"/>
+              </w:rPr>
+              <w:t>31</w:t>
+            </w:r>
+          </w:p>
+        </w:tc>
+      </w:tr>
+      <w:tr>
+        <w:tc>
+          <w:tcPr>
+            <w:tcW w:w="0" w:type="auto"/>
+            <w:hideMark/>
+          </w:tcPr>
+          <w:p>
+            <w:pPr>
+              <w:spacing w:after="160"/>
+              <w:rPr>
+                <w:rFonts w:ascii="Times New Roman" w:hAnsi="Times New Roman"/>
+              </w:rPr>
+            </w:pPr>
+            <w:r>
+              <w:rPr>
+                <w:rFonts w:ascii="Times New Roman" w:hAnsi="Times New Roman"/>
+              </w:rPr>
+              <w:t>min</w:t>
+            </w:r>
+          </w:p>
+        </w:tc>
+        <w:tc>
+          <w:tcPr>
+            <w:tcW w:w="0" w:type="auto"/>
+            <w:hideMark/>
+          </w:tcPr>
+          <w:p>
+            <w:pPr>
+              <w:spacing w:after="160"/>
+              <w:rPr>
+                <w:rFonts w:ascii="Times New Roman" w:hAnsi="Times New Roman"/>
+              </w:rPr>
+            </w:pPr>
+            <w:r>
+              <w:rPr>
+                <w:rFonts w:ascii="Times New Roman" w:hAnsi="Times New Roman"/>
+              </w:rPr>
+              <w:t>Ελάχιστο</w:t>
+            </w:r>
+          </w:p>
+        </w:tc>
+        <w:tc>
+          <w:tcPr>
+            <w:tcW w:w="0" w:type="auto"/>
+            <w:hideMark/>
+          </w:tcPr>
+          <w:p>
+            <w:pPr>
+              <w:spacing w:after="160"/>
+              <w:rPr>
+                <w:rFonts w:ascii="Times New Roman" w:hAnsi="Times New Roman"/>
+              </w:rPr>
+            </w:pPr>
+            <w:r>
+              <w:rPr>
+                <w:rFonts w:ascii="Times New Roman" w:hAnsi="Times New Roman"/>
+              </w:rPr>
+              <w:t>31</w:t>
+            </w:r>
+          </w:p>
+        </w:tc>
+      </w:tr>
+      <w:tr>
+        <w:tc>
+          <w:tcPr>
+            <w:tcW w:w="0" w:type="auto"/>
+            <w:hideMark/>
+          </w:tcPr>
+          <w:p>
+            <w:pPr>
+              <w:spacing w:after="160"/>
+              <w:rPr>
+                <w:rFonts w:ascii="Times New Roman" w:hAnsi="Times New Roman"/>
+              </w:rPr>
+            </w:pPr>
+            <w:r>
+              <w:rPr>
+                <w:rFonts w:ascii="Times New Roman" w:hAnsi="Times New Roman"/>
+              </w:rPr>
+              <w:t>max</w:t>
+            </w:r>
+          </w:p>
+        </w:tc>
+        <w:tc>
+          <w:tcPr>
+            <w:tcW w:w="0" w:type="auto"/>
+            <w:hideMark/>
+          </w:tcPr>
+          <w:p>
+            <w:pPr>
+              <w:spacing w:after="160"/>
+              <w:rPr>
+                <w:rFonts w:ascii="Times New Roman" w:hAnsi="Times New Roman"/>
+              </w:rPr>
+            </w:pPr>
+            <w:r>
+              <w:rPr>
+                <w:rFonts w:ascii="Times New Roman" w:hAnsi="Times New Roman"/>
+              </w:rPr>
+              <w:t>Μέγιστο</w:t>
+            </w:r>
+          </w:p>
+        </w:tc>
+        <w:tc>
+          <w:tcPr>
+            <w:tcW w:w="0" w:type="auto"/>
+            <w:hideMark/>
+          </w:tcPr>
+          <w:p>
+            <w:pPr>
+              <w:spacing w:after="160"/>
+              <w:rPr>
+                <w:rFonts w:ascii="Times New Roman" w:hAnsi="Times New Roman"/>
+              </w:rPr>
+            </w:pPr>
+            <w:r>
+              <w:rPr>
+                <w:rFonts w:ascii="Times New Roman" w:hAnsi="Times New Roman"/>
+              </w:rPr>
+              <w:t>31</w:t>
+            </w:r>
+          </w:p>
+        </w:tc>
+      </w:tr>
+      <w:tr>
+        <w:tc>
+          <w:tcPr>
+            <w:tcW w:w="0" w:type="auto"/>
+            <w:hideMark/>
+          </w:tcPr>
+          <w:p>
+            <w:pPr>
+              <w:spacing w:after="160"/>
+              <w:rPr>
+                <w:rFonts w:ascii="Times New Roman" w:hAnsi="Times New Roman"/>
+              </w:rPr>
+            </w:pPr>
+            <w:r>
+              <w:rPr>
+                <w:rFonts w:ascii="Times New Roman" w:hAnsi="Times New Roman"/>
+              </w:rPr>
+              <w:t>stddev</w:t>
+            </w:r>
+          </w:p>
+        </w:tc>
+        <w:tc>
+          <w:tcPr>
+            <w:tcW w:w="0" w:type="auto"/>
+            <w:hideMark/>
+          </w:tcPr>
+          <w:p>
+            <w:pPr>
+              <w:spacing w:after="160"/>
+              <w:rPr>
+                <w:rFonts w:ascii="Times New Roman" w:hAnsi="Times New Roman"/>
+              </w:rPr>
+            </w:pPr>
+            <w:r>
+              <w:rPr>
+                <w:rFonts w:ascii="Times New Roman" w:hAnsi="Times New Roman"/>
+              </w:rPr>
+              <w:t>Τυπική απόκλιση</w:t>
+            </w:r>
+          </w:p>
+        </w:tc>
+        <w:tc>
+          <w:tcPr>
+            <w:tcW w:w="0" w:type="auto"/>
+            <w:hideMark/>
+          </w:tcPr>
+          <w:p>
+            <w:pPr>
+              <w:spacing w:after="160"/>
+              <w:rPr>
+                <w:rFonts w:ascii="Times New Roman" w:hAnsi="Times New Roman"/>
+              </w:rPr>
+            </w:pPr>
+            <w:r>
+              <w:rPr>
+                <w:rFonts w:ascii="Times New Roman" w:hAnsi="Times New Roman"/>
+              </w:rPr>
+              <w:t>31</w:t>
+            </w:r>
+          </w:p>
+        </w:tc>
+      </w:tr>
+      <w:tr>
+        <w:tc>
+          <w:tcPr>
+            <w:tcW w:w="0" w:type="auto"/>
+            <w:hideMark/>
+          </w:tcPr>
+          <w:p>
+            <w:pPr>
+              <w:spacing w:after="160"/>
+              <w:rPr>
+                <w:rFonts w:ascii="Times New Roman" w:hAnsi="Times New Roman"/>
+              </w:rPr>
+            </w:pPr>
+            <w:r>
+              <w:rPr>
+                <w:rFonts w:ascii="Times New Roman" w:hAnsi="Times New Roman"/>
+              </w:rPr>
+              <w:t>cv</w:t>
+            </w:r>
+          </w:p>
+        </w:tc>
+        <w:tc>
+          <w:tcPr>
+            <w:tcW w:w="0" w:type="auto"/>
+            <w:hideMark/>
+          </w:tcPr>
+          <w:p>
+            <w:pPr>
+              <w:spacing w:after="160"/>
+              <w:rPr>
+                <w:rFonts w:ascii="Times New Roman" w:hAnsi="Times New Roman"/>
+              </w:rPr>
+            </w:pPr>
+            <w:r>
+              <w:rPr>
+                <w:rFonts w:ascii="Times New Roman" w:hAnsi="Times New Roman"/>
+              </w:rPr>
+              <w:t>Συντελεστής μεταβλητότητας</w:t>
+            </w:r>
+          </w:p>
+        </w:tc>
+        <w:tc>
+          <w:tcPr>
+            <w:tcW w:w="0" w:type="auto"/>
+            <w:hideMark/>
+          </w:tcPr>
+          <w:p>
+            <w:pPr>
+              <w:spacing w:after="160"/>
+              <w:rPr>
+                <w:rFonts w:ascii="Times New Roman" w:hAnsi="Times New Roman"/>
+              </w:rPr>
+            </w:pPr>
+            <w:r>
+              <w:rPr>
+                <w:rFonts w:ascii="Times New Roman" w:hAnsi="Times New Roman"/>
+              </w:rPr>
+              <w:t>31</w:t>
+            </w:r>
+          </w:p>
+        </w:tc>
+      </w:tr>
+      <w:tr>
+        <w:tc>
+          <w:tcPr>
+            <w:tcW w:w="0" w:type="auto"/>
+            <w:hideMark/>
+          </w:tcPr>
+          <w:p>
+            <w:pPr>
+              <w:spacing w:after="160"/>
+              <w:rPr>
+                <w:rFonts w:ascii="Times New Roman" w:hAnsi="Times New Roman"/>
+              </w:rPr>
+            </w:pPr>
+            <w:r>
+              <w:rPr>
+                <w:rFonts w:ascii="Times New Roman" w:hAnsi="Times New Roman"/>
+              </w:rPr>
+              <w:t>lag0 έως lag3</w:t>
+            </w:r>
+          </w:p>
+        </w:tc>
+        <w:tc>
+          <w:tcPr>
+            <w:tcW w:w="0" w:type="auto"/>
+            <w:hideMark/>
+          </w:tcPr>
+          <w:p>
+            <w:pPr>
+              <w:spacing w:after="160"/>
+              <w:rPr>
+                <w:rFonts w:ascii="Times New Roman" w:hAnsi="Times New Roman"/>
+              </w:rPr>
+            </w:pPr>
+            <w:r>
+              <w:rPr>
+                <w:rFonts w:ascii="Times New Roman" w:hAnsi="Times New Roman"/>
+              </w:rPr>
+              <w:t>Υστερήσεις τεσσάρων μηνιαίων μεγεθών (4 × 4)</w:t>
+            </w:r>
+          </w:p>
+        </w:tc>
+        <w:tc>
+          <w:tcPr>
+            <w:tcW w:w="0" w:type="auto"/>
+            <w:hideMark/>
+          </w:tcPr>
+          <w:p>
+            <w:pPr>
+              <w:spacing w:after="160"/>
+              <w:rPr>
+                <w:rFonts w:ascii="Times New Roman" w:hAnsi="Times New Roman"/>
+              </w:rPr>
+            </w:pPr>
+            <w:r>
+              <w:rPr>
+                <w:rFonts w:ascii="Times New Roman" w:hAnsi="Times New Roman"/>
+              </w:rPr>
+              <w:t>16</w:t>
+            </w:r>
+          </w:p>
+        </w:tc>
+      </w:tr>
+      <w:tr>
+        <w:tc>
+          <w:tcPr>
+            <w:tcW w:w="0" w:type="auto"/>
+            <w:hideMark/>
+          </w:tcPr>
+          <w:p>
+            <w:pPr>
+              <w:spacing w:after="160"/>
+              <w:rPr>
+                <w:rFonts w:ascii="Times New Roman" w:hAnsi="Times New Roman"/>
+              </w:rPr>
+            </w:pPr>
+            <w:r>
+              <w:rPr>
+                <w:rFonts w:ascii="Times New Roman" w:hAnsi="Times New Roman"/>
+              </w:rPr>
+              <w:lastRenderedPageBreak/>
+              <w:t>ma3</w:t>
+            </w:r>
+          </w:p>
+        </w:tc>
+        <w:tc>
+          <w:tcPr>
+            <w:tcW w:w="0" w:type="auto"/>
+            <w:hideMark/>
+          </w:tcPr>
+          <w:p>
+            <w:pPr>
+              <w:spacing w:after="160"/>
+              <w:rPr>
+                <w:rFonts w:ascii="Times New Roman" w:hAnsi="Times New Roman"/>
+              </w:rPr>
+            </w:pPr>
+            <w:r>
+              <w:rPr>
+                <w:rFonts w:ascii="Times New Roman" w:hAnsi="Times New Roman"/>
+              </w:rPr>
+              <w:t>Κινητός μέσος όρος τριών περιόδων, τεσσάρων μεγεθών</w:t>
+            </w:r>
+          </w:p>
+        </w:tc>
+        <w:tc>
+          <w:tcPr>
+            <w:tcW w:w="0" w:type="auto"/>
+            <w:hideMark/>
+          </w:tcPr>
+          <w:p>
+            <w:pPr>
+              <w:spacing w:after="160"/>
+              <w:rPr>
+                <w:rFonts w:ascii="Times New Roman" w:hAnsi="Times New Roman"/>
+              </w:rPr>
+            </w:pPr>
+            <w:r>
+              <w:rPr>
+                <w:rFonts w:ascii="Times New Roman" w:hAnsi="Times New Roman"/>
+              </w:rPr>
+              <w:t>4</w:t>
+            </w:r>
+          </w:p>
+        </w:tc>
+      </w:tr>
+      <w:tr>
+        <w:tc>
+          <w:tcPr>
+            <w:tcW w:w="0" w:type="auto"/>
+            <w:hideMark/>
+          </w:tcPr>
+          <w:p>
+            <w:pPr>
+              <w:spacing w:after="160"/>
+              <w:rPr>
+                <w:rFonts w:ascii="Times New Roman" w:hAnsi="Times New Roman"/>
+              </w:rPr>
+            </w:pPr>
+            <w:r>
+              <w:rPr>
+                <w:rFonts w:ascii="Times New Roman" w:hAnsi="Times New Roman"/>
+              </w:rPr>
+              <w:t>ratio</w:t>
+            </w:r>
+          </w:p>
+        </w:tc>
+        <w:tc>
+          <w:tcPr>
+            <w:tcW w:w="0" w:type="auto"/>
+            <w:hideMark/>
+          </w:tcPr>
+          <w:p>
+            <w:pPr>
+              <w:spacing w:after="160"/>
+              <w:rPr>
+                <w:rFonts w:ascii="Times New Roman" w:hAnsi="Times New Roman"/>
+              </w:rPr>
+            </w:pPr>
+            <w:r>
+              <w:rPr>
+                <w:rFonts w:ascii="Times New Roman" w:hAnsi="Times New Roman"/>
+              </w:rPr>
+              <w:t>Αναλογίες συχνότητας ανά ημέρα</w:t>
+            </w:r>
+          </w:p>
+        </w:tc>
+        <w:tc>
+          <w:tcPr>
+            <w:tcW w:w="0" w:type="auto"/>
+            <w:hideMark/>
+          </w:tcPr>
+          <w:p>
+            <w:pPr>
+              <w:spacing w:after="160"/>
+              <w:rPr>
+                <w:rFonts w:ascii="Times New Roman" w:hAnsi="Times New Roman"/>
+              </w:rPr>
+            </w:pPr>
+            <w:r>
+              <w:rPr>
+                <w:rFonts w:ascii="Times New Roman" w:hAnsi="Times New Roman"/>
+              </w:rPr>
+              <w:t>3</w:t>
+            </w:r>
+          </w:p>
+        </w:tc>
+      </w:tr>
+      <w:tr>
+        <w:tc>
+          <w:tcPr>
+            <w:tcW w:w="0" w:type="auto"/>
+            <w:hideMark/>
+          </w:tcPr>
+          <w:p>
+            <w:pPr>
+              <w:spacing w:after="160"/>
+              <w:rPr>
+                <w:rFonts w:ascii="Times New Roman" w:hAnsi="Times New Roman"/>
+              </w:rPr>
+            </w:pPr>
+            <w:r>
+              <w:rPr>
+                <w:rFonts w:ascii="Times New Roman" w:hAnsi="Times New Roman"/>
+              </w:rPr>
+              <w:t>latent_factor</w:t>
+            </w:r>
+          </w:p>
+        </w:tc>
+        <w:tc>
+          <w:tcPr>
+            <w:tcW w:w="0" w:type="auto"/>
+            <w:hideMark/>
+          </w:tcPr>
+          <w:p>
+            <w:pPr>
+              <w:spacing w:after="160"/>
+              <w:rPr>
+                <w:rFonts w:ascii="Times New Roman" w:hAnsi="Times New Roman"/>
+              </w:rPr>
+            </w:pPr>
+            <w:r>
+              <w:rPr>
+                <w:rFonts w:ascii="Times New Roman" w:hAnsi="Times New Roman"/>
+              </w:rPr>
+              <w:t>Αριθμημένοι λανθάνοντες παράγοντες προτίμησης</w:t>
+            </w:r>
+          </w:p>
+        </w:tc>
+        <w:tc>
+          <w:tcPr>
+            <w:tcW w:w="0" w:type="auto"/>
+            <w:hideMark/>
+          </w:tcPr>
+          <w:p>
+            <w:pPr>
+              <w:spacing w:after="160"/>
+              <w:rPr>
+                <w:rFonts w:ascii="Times New Roman" w:hAnsi="Times New Roman"/>
+              </w:rPr>
+            </w:pPr>
+            <w:r>
+              <w:rPr>
+                <w:rFonts w:ascii="Times New Roman" w:hAnsi="Times New Roman"/>
+              </w:rPr>
+              <w:t>59</w:t>
+            </w:r>
+          </w:p>
+        </w:tc>
+      </w:tr>
+      <w:tr>
+        <w:tc>
+          <w:tcPr>
+            <w:tcW w:w="0" w:type="auto"/>
+            <w:hideMark/>
+          </w:tcPr>
+          <w:p>
+            <w:pPr>
+              <w:spacing w:after="160"/>
+              <w:rPr>
+                <w:rFonts w:ascii="Times New Roman" w:hAnsi="Times New Roman"/>
+                <w:b/>
+                <w:bCs/>
+              </w:rPr>
+            </w:pPr>
+            <w:r>
+              <w:rPr>
+                <w:rFonts w:ascii="Times New Roman" w:hAnsi="Times New Roman"/>
+                <w:b/>
+                <w:bCs/>
+              </w:rPr>
+              <w:t>Σύνολο</w:t>
+            </w:r>
+            <w:r>
+              <w:rPr>
+                <w:rFonts w:ascii="Times New Roman" w:hAnsi="Times New Roman"/>
+                <w:b/>
+                <w:bCs/>
+              </w:rPr>
+              <w:t xml:space="preserve"> στηλών</w:t>
+            </w:r>
+            <w:r>
+              <w:rPr>
+                <w:rFonts w:ascii="Times New Roman" w:hAnsi="Times New Roman"/>
+                <w:b/>
+                <w:bCs/>
+              </w:rPr>
+              <w:br/>
+            </w:r>
+            <w:r>
+              <w:rPr>
+                <w:rFonts w:ascii="Times New Roman" w:hAnsi="Times New Roman"/>
+                <w:b/>
+                <w:bCs/>
+              </w:rPr>
+              <w:t>ανεξάρτητων μεταβλητών</w:t>
+            </w:r>
+          </w:p>
+        </w:tc>
+        <w:tc>
+          <w:tcPr>
+            <w:tcW w:w="0" w:type="auto"/>
+            <w:hideMark/>
+          </w:tcPr>
+          <w:p>
+            <w:pPr>
+              <w:spacing w:after="160"/>
+              <w:rPr>
+                <w:rFonts w:ascii="Times New Roman" w:hAnsi="Times New Roman"/>
+              </w:rPr>
+            </w:pPr>
+          </w:p>
+        </w:tc>
+        <w:tc>
+          <w:tcPr>
+            <w:tcW w:w="0" w:type="auto"/>
+            <w:hideMark/>
+          </w:tcPr>
+          <w:p>
+            <w:pPr>
+              <w:keepNext/>
+              <w:spacing w:after="160"/>
+              <w:rPr>
+                <w:rFonts w:ascii="Times New Roman" w:hAnsi="Times New Roman"/>
+              </w:rPr>
+            </w:pPr>
+            <w:r>
+              <w:rPr>
+                <w:rFonts w:ascii="Times New Roman" w:hAnsi="Times New Roman"/>
+                <w:b/>
+                <w:bCs/>
+              </w:rPr>
+              <w:t>268</w:t>
+            </w:r>
+          </w:p>
+        </w:tc>
+      </w:tr>
+    </w:tbl>
+    <w:p>
+      <w:pPr>
+        <w:pStyle w:val="af2"/>
+        <w:rPr>
+          <w:rFonts w:ascii="Times New Roman" w:hAnsi="Times New Roman"/>
+        </w:rPr>
+      </w:pPr>
+      <w:r>
+        <w:rPr>
+          <w:rFonts w:ascii="Times New Roman" w:hAnsi="Times New Roman"/>
+        </w:rPr>
+        <w:t xml:space="preserve">Πίνακας </w:t>
+      </w:r>
+      <w:r>
+        <w:rPr>
+          <w:rFonts w:ascii="Times New Roman" w:hAnsi="Times New Roman"/>
+        </w:rPr>
+        <w:fldChar w:fldCharType="begin"/>
+      </w:r>
+      <w:r>
+        <w:rPr>
+          <w:rFonts w:ascii="Times New Roman" w:hAnsi="Times New Roman"/>
+        </w:rPr>
+        <w:instrText xml:space="preserve"> SEQ Πίνακας \* ARABIC </w:instrText>
+      </w:r>
+      <w:r>
+        <w:rPr>
+          <w:rFonts w:ascii="Times New Roman" w:hAnsi="Times New Roman"/>
+        </w:rPr>
+        <w:fldChar w:fldCharType="separate"/>
+      </w:r>
+      <w:r>
+        <w:rPr>
+          <w:rFonts w:ascii="Times New Roman" w:hAnsi="Times New Roman"/>
+          <w:noProof/>
+        </w:rPr>
+        <w:t>2</w:t>
+      </w:r>
+      <w:r>
+        <w:rPr>
+          <w:rFonts w:ascii="Times New Roman" w:hAnsi="Times New Roman"/>
+        </w:rPr>
+        <w:fldChar w:fldCharType="end"/>
+      </w:r>
+      <w:r>
+        <w:rPr>
+          <w:rFonts w:ascii="Times New Roman" w:hAnsi="Times New Roman"/>
+        </w:rPr>
+        <w:t xml:space="preserve">: Παραλλαγές ανεξάρτητων μεταβλητών </w:t>
+      </w:r>
+    </w:p>
+    <w:p>
+      <w:pPr>
+        <w:rPr>
+          <w:rFonts w:ascii="Times New Roman" w:hAnsi="Times New Roman"/>
+        </w:rPr>
+      </w:pPr>
+      <w:r>
+        <w:rPr>
+          <w:rFonts w:ascii="Times New Roman" w:hAnsi="Times New Roman"/>
+        </w:rPr>
+        <w:t xml:space="preserve">Αξίζει να σημειωθεί ότι οκτώ από αυτές τις 276 στήλες δεν αποτελούν ανεξάρτητες μεταβλητές. Υπάρχουν δύο εξαρτημένες μεταβλητές του </w:t>
+      </w:r>
+      <w:r>
+        <w:rPr>
+          <w:rFonts w:ascii="Times New Roman" w:hAnsi="Times New Roman"/>
+          <w:lang w:val="en-US"/>
+        </w:rPr>
+        <w:t>data</w:t>
+      </w:r>
+      <w:r>
+        <w:rPr>
+          <w:rFonts w:ascii="Times New Roman" w:hAnsi="Times New Roman"/>
+        </w:rPr>
+        <w:t>_</w:t>
+      </w:r>
+      <w:r>
+        <w:rPr>
+          <w:rFonts w:ascii="Times New Roman" w:hAnsi="Times New Roman"/>
+          <w:lang w:val="en-US"/>
+        </w:rPr>
+        <w:t>dict</w:t>
+      </w:r>
+      <w:r>
+        <w:rPr>
+          <w:rFonts w:ascii="Times New Roman" w:hAnsi="Times New Roman"/>
+        </w:rPr>
+        <w:t>.</w:t>
+      </w:r>
+      <w:r>
+        <w:rPr>
+          <w:rFonts w:ascii="Times New Roman" w:hAnsi="Times New Roman"/>
+          <w:lang w:val="en-US"/>
+        </w:rPr>
+        <w:t>csv</w:t>
+      </w:r>
+      <w:r>
+        <w:rPr>
+          <w:rFonts w:ascii="Times New Roman" w:hAnsi="Times New Roman"/>
+        </w:rPr>
+        <w:t xml:space="preserve"> (</w:t>
+      </w:r>
+      <w:r>
+        <w:rPr>
+          <w:rFonts w:ascii="Times New Roman" w:hAnsi="Times New Roman"/>
+          <w:lang w:val="en-GB"/>
+        </w:rPr>
+        <w:t>target</w:t>
+      </w:r>
+      <w:r>
+        <w:rPr>
+          <w:rFonts w:ascii="Times New Roman" w:hAnsi="Times New Roman"/>
+        </w:rPr>
+        <w:t>_</w:t>
+      </w:r>
+      <w:r>
+        <w:rPr>
+          <w:rFonts w:ascii="Times New Roman" w:hAnsi="Times New Roman"/>
+          <w:lang w:val="en-GB"/>
+        </w:rPr>
+        <w:t>event</w:t>
+      </w:r>
+      <w:r>
+        <w:rPr>
+          <w:rFonts w:ascii="Times New Roman" w:hAnsi="Times New Roman"/>
+        </w:rPr>
+        <w:t xml:space="preserve"> και </w:t>
+      </w:r>
+      <w:r>
+        <w:rPr>
+          <w:rFonts w:ascii="Times New Roman" w:hAnsi="Times New Roman"/>
+          <w:lang w:val="en-US"/>
+        </w:rPr>
+        <w:t>target</w:t>
+      </w:r>
+      <w:r>
+        <w:rPr>
+          <w:rFonts w:ascii="Times New Roman" w:hAnsi="Times New Roman"/>
+        </w:rPr>
+        <w:t>_</w:t>
+      </w:r>
+      <w:r>
+        <w:rPr>
+          <w:rFonts w:ascii="Times New Roman" w:hAnsi="Times New Roman"/>
+          <w:lang w:val="en-US"/>
+        </w:rPr>
+        <w:t>actual</w:t>
+      </w:r>
+      <w:r>
+        <w:rPr>
+          <w:rFonts w:ascii="Times New Roman" w:hAnsi="Times New Roman"/>
+        </w:rPr>
+        <w:t>_</w:t>
+      </w:r>
+      <w:r>
+        <w:rPr>
+          <w:rFonts w:ascii="Times New Roman" w:hAnsi="Times New Roman"/>
+          <w:lang w:val="en-US"/>
+        </w:rPr>
+        <w:t>profit</w:t>
+      </w:r>
+      <w:r>
+        <w:rPr>
+          <w:rFonts w:ascii="Times New Roman" w:hAnsi="Times New Roman"/>
+        </w:rPr>
+        <w:t>), τρία αναγνωριστικά (</w:t>
+      </w:r>
+      <w:r>
+        <w:rPr>
+          <w:rFonts w:ascii="Times New Roman" w:hAnsi="Times New Roman"/>
+          <w:lang w:val="en-US"/>
+        </w:rPr>
+        <w:t>row</w:t>
+      </w:r>
+      <w:r>
+        <w:rPr>
+          <w:rFonts w:ascii="Times New Roman" w:hAnsi="Times New Roman"/>
+        </w:rPr>
+        <w:t>_</w:t>
+      </w:r>
+      <w:r>
+        <w:rPr>
+          <w:rFonts w:ascii="Times New Roman" w:hAnsi="Times New Roman"/>
+          <w:lang w:val="en-US"/>
+        </w:rPr>
+        <w:t>id</w:t>
+      </w:r>
+      <w:r>
+        <w:rPr>
+          <w:rFonts w:ascii="Times New Roman" w:hAnsi="Times New Roman"/>
+        </w:rPr>
+        <w:t xml:space="preserve">, </w:t>
+      </w:r>
+      <w:r>
+        <w:rPr>
+          <w:rFonts w:ascii="Times New Roman" w:hAnsi="Times New Roman"/>
+          <w:lang w:val="en-US"/>
+        </w:rPr>
+        <w:t>user</w:t>
+      </w:r>
+      <w:r>
+        <w:rPr>
+          <w:rFonts w:ascii="Times New Roman" w:hAnsi="Times New Roman"/>
+        </w:rPr>
+        <w:t>_</w:t>
+      </w:r>
+      <w:r>
+        <w:rPr>
+          <w:rFonts w:ascii="Times New Roman" w:hAnsi="Times New Roman"/>
+          <w:lang w:val="en-US"/>
+        </w:rPr>
+        <w:t>id</w:t>
+      </w:r>
+      <w:r>
+        <w:rPr>
+          <w:rFonts w:ascii="Times New Roman" w:hAnsi="Times New Roman"/>
+        </w:rPr>
+        <w:t xml:space="preserve"> και </w:t>
+      </w:r>
+      <w:r>
+        <w:rPr>
+          <w:rFonts w:ascii="Times New Roman" w:hAnsi="Times New Roman"/>
+          <w:lang w:val="en-US"/>
+        </w:rPr>
+        <w:t>time</w:t>
+      </w:r>
+      <w:r>
+        <w:rPr>
+          <w:rFonts w:ascii="Times New Roman" w:hAnsi="Times New Roman"/>
+        </w:rPr>
+        <w:t>_</w:t>
+      </w:r>
+      <w:r>
+        <w:rPr>
+          <w:rFonts w:ascii="Times New Roman" w:hAnsi="Times New Roman"/>
+          <w:lang w:val="en-US"/>
+        </w:rPr>
+        <w:t>step</w:t>
+      </w:r>
+      <w:r>
+        <w:rPr>
+          <w:rFonts w:ascii="Times New Roman" w:hAnsi="Times New Roman"/>
+        </w:rPr>
+        <w:t>) και τρεις στήλες με το αρχικό ‘</w:t>
+      </w:r>
+      <w:r>
+        <w:rPr>
+          <w:rFonts w:ascii="Times New Roman" w:hAnsi="Times New Roman"/>
+          <w:lang w:val="en-US"/>
+        </w:rPr>
+        <w:t>target</w:t>
+      </w:r>
+      <w:r>
+        <w:rPr>
+          <w:rFonts w:ascii="Times New Roman" w:hAnsi="Times New Roman"/>
+        </w:rPr>
+        <w:t>_’ (</w:t>
+      </w:r>
+      <w:r>
+        <w:rPr>
+          <w:rFonts w:ascii="Times New Roman" w:hAnsi="Times New Roman"/>
+          <w:lang w:val="en-GB"/>
+        </w:rPr>
+        <w:t>target</w:t>
+      </w:r>
+      <w:r>
+        <w:rPr>
+          <w:rFonts w:ascii="Times New Roman" w:hAnsi="Times New Roman"/>
+        </w:rPr>
+        <w:t>_</w:t>
+      </w:r>
+      <w:r>
+        <w:rPr>
+          <w:rFonts w:ascii="Times New Roman" w:hAnsi="Times New Roman"/>
+          <w:lang w:val="en-GB"/>
+        </w:rPr>
+        <w:t>revenue</w:t>
+      </w:r>
+      <w:r>
+        <w:rPr>
+          <w:rFonts w:ascii="Times New Roman" w:hAnsi="Times New Roman"/>
+        </w:rPr>
+        <w:t xml:space="preserve">, </w:t>
+      </w:r>
+      <w:r>
+        <w:rPr>
+          <w:rFonts w:ascii="Times New Roman" w:hAnsi="Times New Roman"/>
+          <w:lang w:val="en-GB"/>
+        </w:rPr>
+        <w:t>target</w:t>
+      </w:r>
+      <w:r>
+        <w:rPr>
+          <w:rFonts w:ascii="Times New Roman" w:hAnsi="Times New Roman"/>
+        </w:rPr>
+        <w:t>_</w:t>
+      </w:r>
+      <w:r>
+        <w:rPr>
+          <w:rFonts w:ascii="Times New Roman" w:hAnsi="Times New Roman"/>
+          <w:lang w:val="en-GB"/>
+        </w:rPr>
+        <w:t>customer</w:t>
+      </w:r>
+      <w:r>
+        <w:rPr>
+          <w:rFonts w:ascii="Times New Roman" w:hAnsi="Times New Roman"/>
+        </w:rPr>
+        <w:t>_</w:t>
+      </w:r>
+      <w:r>
+        <w:rPr>
+          <w:rFonts w:ascii="Times New Roman" w:hAnsi="Times New Roman"/>
+          <w:lang w:val="en-GB"/>
+        </w:rPr>
+        <w:t>value</w:t>
+      </w:r>
+      <w:r>
+        <w:rPr>
+          <w:rFonts w:ascii="Times New Roman" w:hAnsi="Times New Roman"/>
+        </w:rPr>
+        <w:t xml:space="preserve">, </w:t>
+      </w:r>
+      <w:r>
+        <w:rPr>
+          <w:rFonts w:ascii="Times New Roman" w:hAnsi="Times New Roman"/>
+          <w:lang w:val="en-GB"/>
+        </w:rPr>
+        <w:t>target</w:t>
+      </w:r>
+      <w:r>
+        <w:rPr>
+          <w:rFonts w:ascii="Times New Roman" w:hAnsi="Times New Roman"/>
+        </w:rPr>
+        <w:t>_</w:t>
+      </w:r>
+      <w:r>
+        <w:rPr>
+          <w:rFonts w:ascii="Times New Roman" w:hAnsi="Times New Roman"/>
+          <w:lang w:val="en-GB"/>
+        </w:rPr>
+        <w:t>customer</w:t>
+      </w:r>
+      <w:r>
+        <w:rPr>
+          <w:rFonts w:ascii="Times New Roman" w:hAnsi="Times New Roman"/>
+        </w:rPr>
+        <w:t>_</w:t>
+      </w:r>
+      <w:r>
+        <w:rPr>
+          <w:rFonts w:ascii="Times New Roman" w:hAnsi="Times New Roman"/>
+          <w:lang w:val="en-GB"/>
+        </w:rPr>
+        <w:t>value</w:t>
+      </w:r>
+      <w:r>
+        <w:rPr>
+          <w:rFonts w:ascii="Times New Roman" w:hAnsi="Times New Roman"/>
+        </w:rPr>
+        <w:t>_</w:t>
+      </w:r>
+      <w:r>
+        <w:rPr>
+          <w:rFonts w:ascii="Times New Roman" w:hAnsi="Times New Roman"/>
+          <w:lang w:val="en-GB"/>
+        </w:rPr>
+        <w:t>lag</w:t>
+      </w:r>
+      <w:r>
+        <w:rPr>
+          <w:rFonts w:ascii="Times New Roman" w:hAnsi="Times New Roman"/>
+        </w:rPr>
+        <w:t xml:space="preserve">1) που δεν περιγράφονται στο λεξικό (Πίνακας 6).  Με αυτές συμπληρώνεται ο συνολικός αριθμός των 276 στηλών του </w:t>
+      </w:r>
+      <w:r>
+        <w:rPr>
+          <w:rFonts w:ascii="Times New Roman" w:hAnsi="Times New Roman"/>
+          <w:lang w:val="en-US"/>
+        </w:rPr>
+        <w:t>customer</w:t>
+      </w:r>
+      <w:r>
+        <w:rPr>
+          <w:rFonts w:ascii="Times New Roman" w:hAnsi="Times New Roman"/>
+        </w:rPr>
+        <w:t>_</w:t>
+      </w:r>
+      <w:r>
+        <w:rPr>
+          <w:rFonts w:ascii="Times New Roman" w:hAnsi="Times New Roman"/>
+          <w:lang w:val="en-US"/>
+        </w:rPr>
+        <w:t>model</w:t>
+      </w:r>
+      <w:r>
+        <w:rPr>
+          <w:rFonts w:ascii="Times New Roman" w:hAnsi="Times New Roman"/>
+        </w:rPr>
+        <w:t>.</w:t>
+      </w:r>
+      <w:r>
+        <w:rPr>
+          <w:rFonts w:ascii="Times New Roman" w:hAnsi="Times New Roman"/>
+          <w:lang w:val="en-US"/>
+        </w:rPr>
+        <w:t>csv</w:t>
+      </w:r>
+      <w:r>
+        <w:rPr>
+          <w:rFonts w:ascii="Times New Roman" w:hAnsi="Times New Roman"/>
+        </w:rPr>
+        <w:t xml:space="preserve">. </w:t>
+      </w:r>
+    </w:p>
+    <w:p>
+      <w:pPr>
+        <w:rPr>
+          <w:rFonts w:ascii="Times New Roman" w:hAnsi="Times New Roman"/>
+        </w:rPr>
+      </w:pPr>
+    </w:p>
+    <w:tbl>
+      <w:tblPr>
+        <w:tblStyle w:val="ae"/>
+        <w:tblW w:w="0" w:type="auto"/>
+        <w:tblLook w:val="04A0" w:firstRow="1" w:lastRow="0" w:firstColumn="1" w:lastColumn="0" w:noHBand="0" w:noVBand="1"/>
+      </w:tblPr>
+      <w:tblGrid>
+        <w:gridCol w:w="2709"/>
+        <w:gridCol w:w="2859"/>
+        <w:gridCol w:w="2728"/>
+      </w:tblGrid>
+      <w:tr>
+        <w:tc>
+          <w:tcPr>
+            <w:tcW w:w="0" w:type="auto"/>
+            <w:shd w:val="clear" w:color="auto" w:fill="E8E8E8" w:themeFill="background2"/>
+            <w:hideMark/>
+          </w:tcPr>
+          <w:p>
+            <w:pPr>
+              <w:spacing w:after="160"/>
+              <w:rPr>
+                <w:rFonts w:ascii="Times New Roman" w:hAnsi="Times New Roman"/>
+                <w:b/>
+                <w:bCs/>
+              </w:rPr>
+            </w:pPr>
+            <w:r>
+              <w:rPr>
+                <w:rFonts w:ascii="Times New Roman" w:hAnsi="Times New Roman"/>
+                <w:b/>
+                <w:bCs/>
+              </w:rPr>
+              <w:t>Στήλη</w:t>
+            </w:r>
+          </w:p>
+        </w:tc>
+        <w:tc>
+          <w:tcPr>
+            <w:tcW w:w="0" w:type="auto"/>
+            <w:shd w:val="clear" w:color="auto" w:fill="E8E8E8" w:themeFill="background2"/>
+            <w:hideMark/>
+          </w:tcPr>
+          <w:p>
+            <w:pPr>
+              <w:spacing w:after="160"/>
+              <w:rPr>
+                <w:rFonts w:ascii="Times New Roman" w:hAnsi="Times New Roman"/>
+                <w:b/>
+                <w:bCs/>
+              </w:rPr>
+            </w:pPr>
+            <w:r>
+              <w:rPr>
+                <w:rFonts w:ascii="Times New Roman" w:hAnsi="Times New Roman"/>
+                <w:b/>
+                <w:bCs/>
+              </w:rPr>
+              <w:t>Κατηγορία</w:t>
+            </w:r>
+          </w:p>
+        </w:tc>
+        <w:tc>
+          <w:tcPr>
+            <w:tcW w:w="0" w:type="auto"/>
+            <w:shd w:val="clear" w:color="auto" w:fill="E8E8E8" w:themeFill="background2"/>
+            <w:hideMark/>
+          </w:tcPr>
+          <w:p>
+            <w:pPr>
+              <w:spacing w:after="160"/>
+              <w:rPr>
+                <w:rFonts w:ascii="Times New Roman" w:hAnsi="Times New Roman"/>
+                <w:b/>
+                <w:bCs/>
+              </w:rPr>
+            </w:pPr>
+            <w:r>
+              <w:rPr>
+                <w:rFonts w:ascii="Times New Roman" w:hAnsi="Times New Roman"/>
+                <w:b/>
+                <w:bCs/>
+              </w:rPr>
+              <w:t>Σημείωση</w:t>
+            </w:r>
+          </w:p>
+        </w:tc>
+      </w:tr>
+      <w:tr>
+        <w:tc>
+          <w:tcPr>
+            <w:tcW w:w="0" w:type="auto"/>
+            <w:hideMark/>
+          </w:tcPr>
+          <w:p>
+            <w:pPr>
+              <w:spacing w:after="160"/>
+              <w:rPr>
+                <w:rFonts w:ascii="Times New Roman" w:hAnsi="Times New Roman"/>
+              </w:rPr>
+            </w:pPr>
+            <w:r>
+              <w:rPr>
+                <w:rFonts w:ascii="Times New Roman" w:hAnsi="Times New Roman"/>
+              </w:rPr>
+              <w:t>target_event</w:t>
+            </w:r>
+          </w:p>
+        </w:tc>
+        <w:tc>
+          <w:tcPr>
+            <w:tcW w:w="0" w:type="auto"/>
+            <w:hideMark/>
+          </w:tcPr>
+          <w:p>
+            <w:pPr>
+              <w:spacing w:after="160"/>
+              <w:rPr>
+                <w:rFonts w:ascii="Times New Roman" w:hAnsi="Times New Roman"/>
+              </w:rPr>
+            </w:pPr>
+            <w:r>
+              <w:rPr>
+                <w:rFonts w:ascii="Times New Roman" w:hAnsi="Times New Roman"/>
+              </w:rPr>
+              <w:t>Εξαρτημένη μεταβλητή (λεξικό)</w:t>
+            </w:r>
+          </w:p>
+        </w:tc>
+        <w:tc>
+          <w:tcPr>
+            <w:tcW w:w="0" w:type="auto"/>
+            <w:hideMark/>
+          </w:tcPr>
+          <w:p>
+            <w:pPr>
+              <w:spacing w:after="160"/>
+              <w:rPr>
+                <w:rFonts w:ascii="Times New Roman" w:hAnsi="Times New Roman"/>
+              </w:rPr>
+            </w:pPr>
+            <w:r>
+              <w:rPr>
+                <w:rFonts w:ascii="Times New Roman" w:hAnsi="Times New Roman"/>
+              </w:rPr>
+              <w:t>Γεγονός churn</w:t>
+            </w:r>
+          </w:p>
+        </w:tc>
+      </w:tr>
+      <w:tr>
+        <w:tc>
+          <w:tcPr>
+            <w:tcW w:w="0" w:type="auto"/>
+            <w:hideMark/>
+          </w:tcPr>
+          <w:p>
+            <w:pPr>
+              <w:spacing w:after="160"/>
+              <w:rPr>
+                <w:rFonts w:ascii="Times New Roman" w:hAnsi="Times New Roman"/>
+              </w:rPr>
+            </w:pPr>
+            <w:r>
+              <w:rPr>
+                <w:rFonts w:ascii="Times New Roman" w:hAnsi="Times New Roman"/>
+              </w:rPr>
+              <w:t>target_actual_profit</w:t>
+            </w:r>
+          </w:p>
+        </w:tc>
+        <w:tc>
+          <w:tcPr>
+            <w:tcW w:w="0" w:type="auto"/>
+            <w:hideMark/>
+          </w:tcPr>
+          <w:p>
+            <w:pPr>
+              <w:spacing w:after="160"/>
+              <w:rPr>
+                <w:rFonts w:ascii="Times New Roman" w:hAnsi="Times New Roman"/>
+              </w:rPr>
+            </w:pPr>
+            <w:r>
+              <w:rPr>
+                <w:rFonts w:ascii="Times New Roman" w:hAnsi="Times New Roman"/>
+              </w:rPr>
+              <w:t>Εξαρτημένη μεταβλητή (λεξικό)</w:t>
+            </w:r>
+          </w:p>
+        </w:tc>
+        <w:tc>
+          <w:tcPr>
+            <w:tcW w:w="0" w:type="auto"/>
+            <w:hideMark/>
+          </w:tcPr>
+          <w:p>
+            <w:pPr>
+              <w:spacing w:after="160"/>
+              <w:rPr>
+                <w:rFonts w:ascii="Times New Roman" w:hAnsi="Times New Roman"/>
+              </w:rPr>
+            </w:pPr>
+            <w:r>
+              <w:rPr>
+                <w:rFonts w:ascii="Times New Roman" w:hAnsi="Times New Roman"/>
+              </w:rPr>
+              <w:t>Κέρδος καμπάνιας διατήρησης</w:t>
+            </w:r>
+          </w:p>
+        </w:tc>
+      </w:tr>
+      <w:tr>
+        <w:tc>
+          <w:tcPr>
+            <w:tcW w:w="0" w:type="auto"/>
+            <w:hideMark/>
+          </w:tcPr>
+          <w:p>
+            <w:pPr>
+              <w:spacing w:after="160"/>
+              <w:rPr>
+                <w:rFonts w:ascii="Times New Roman" w:hAnsi="Times New Roman"/>
+              </w:rPr>
+            </w:pPr>
+            <w:r>
+              <w:rPr>
+                <w:rFonts w:ascii="Times New Roman" w:hAnsi="Times New Roman"/>
+              </w:rPr>
+              <w:t>target_revenue</w:t>
+            </w:r>
+          </w:p>
+        </w:tc>
+        <w:tc>
+          <w:tcPr>
+            <w:tcW w:w="0" w:type="auto"/>
+            <w:hideMark/>
+          </w:tcPr>
+          <w:p>
+            <w:pPr>
+              <w:spacing w:after="160"/>
+              <w:rPr>
+                <w:rFonts w:ascii="Times New Roman" w:hAnsi="Times New Roman"/>
+              </w:rPr>
+            </w:pPr>
+            <w:r>
+              <w:rPr>
+                <w:rFonts w:ascii="Times New Roman" w:hAnsi="Times New Roman"/>
+              </w:rPr>
+              <w:t>Στήλη target_ εκτός λεξικού</w:t>
+            </w:r>
+          </w:p>
+        </w:tc>
+        <w:tc>
+          <w:tcPr>
+            <w:tcW w:w="0" w:type="auto"/>
+            <w:hideMark/>
+          </w:tcPr>
+          <w:p>
+            <w:pPr>
+              <w:spacing w:after="160"/>
+              <w:rPr>
+                <w:rFonts w:ascii="Times New Roman" w:hAnsi="Times New Roman"/>
+              </w:rPr>
+            </w:pPr>
+            <w:r>
+              <w:rPr>
+                <w:rFonts w:ascii="Times New Roman" w:hAnsi="Times New Roman"/>
+              </w:rPr>
+              <w:t>Δεν τεκμηριώνεται στο λεξικό</w:t>
+            </w:r>
+          </w:p>
+        </w:tc>
+      </w:tr>
+      <w:tr>
+        <w:tc>
+          <w:tcPr>
+            <w:tcW w:w="0" w:type="auto"/>
+            <w:hideMark/>
+          </w:tcPr>
+          <w:p>
+            <w:pPr>
+              <w:spacing w:after="160"/>
+              <w:rPr>
+                <w:rFonts w:ascii="Times New Roman" w:hAnsi="Times New Roman"/>
+              </w:rPr>
+            </w:pPr>
+            <w:r>
+              <w:rPr>
+                <w:rFonts w:ascii="Times New Roman" w:hAnsi="Times New Roman"/>
+              </w:rPr>
+              <w:t>target_customer_value</w:t>
+            </w:r>
+          </w:p>
+        </w:tc>
+        <w:tc>
+          <w:tcPr>
+            <w:tcW w:w="0" w:type="auto"/>
+            <w:hideMark/>
+          </w:tcPr>
+          <w:p>
+            <w:pPr>
+              <w:spacing w:after="160"/>
+              <w:rPr>
+                <w:rFonts w:ascii="Times New Roman" w:hAnsi="Times New Roman"/>
+              </w:rPr>
+            </w:pPr>
+            <w:r>
+              <w:rPr>
+                <w:rFonts w:ascii="Times New Roman" w:hAnsi="Times New Roman"/>
+              </w:rPr>
+              <w:t>Στήλη target_ εκτός λεξικού</w:t>
+            </w:r>
+          </w:p>
+        </w:tc>
+        <w:tc>
+          <w:tcPr>
+            <w:tcW w:w="0" w:type="auto"/>
+            <w:hideMark/>
+          </w:tcPr>
+          <w:p>
+            <w:pPr>
+              <w:spacing w:after="160"/>
+              <w:rPr>
+                <w:rFonts w:ascii="Times New Roman" w:hAnsi="Times New Roman"/>
+              </w:rPr>
+            </w:pPr>
+            <w:r>
+              <w:rPr>
+                <w:rFonts w:ascii="Times New Roman" w:hAnsi="Times New Roman"/>
+              </w:rPr>
+              <w:t>Δεν τεκμηριώνεται στο λεξικό</w:t>
+            </w:r>
+          </w:p>
+        </w:tc>
+      </w:tr>
+      <w:tr>
+        <w:tc>
+          <w:tcPr>
+            <w:tcW w:w="0" w:type="auto"/>
+            <w:hideMark/>
+          </w:tcPr>
+          <w:p>
+            <w:pPr>
+              <w:spacing w:after="160"/>
+              <w:rPr>
+                <w:rFonts w:ascii="Times New Roman" w:hAnsi="Times New Roman"/>
+              </w:rPr>
+            </w:pPr>
+            <w:r>
+              <w:rPr>
+                <w:rFonts w:ascii="Times New Roman" w:hAnsi="Times New Roman"/>
+              </w:rPr>
+              <w:t>target_customer_value_lag1</w:t>
+            </w:r>
+          </w:p>
+        </w:tc>
+        <w:tc>
+          <w:tcPr>
+            <w:tcW w:w="0" w:type="auto"/>
+            <w:hideMark/>
+          </w:tcPr>
+          <w:p>
+            <w:pPr>
+              <w:spacing w:after="160"/>
+              <w:rPr>
+                <w:rFonts w:ascii="Times New Roman" w:hAnsi="Times New Roman"/>
+              </w:rPr>
+            </w:pPr>
+            <w:r>
+              <w:rPr>
+                <w:rFonts w:ascii="Times New Roman" w:hAnsi="Times New Roman"/>
+              </w:rPr>
+              <w:t>Στήλη target_ εκτός λεξικού</w:t>
+            </w:r>
+          </w:p>
+        </w:tc>
+        <w:tc>
+          <w:tcPr>
+            <w:tcW w:w="0" w:type="auto"/>
+            <w:hideMark/>
+          </w:tcPr>
+          <w:p>
+            <w:pPr>
+              <w:spacing w:after="160"/>
+              <w:rPr>
+                <w:rFonts w:ascii="Times New Roman" w:hAnsi="Times New Roman"/>
+              </w:rPr>
+            </w:pPr>
+            <w:r>
+              <w:rPr>
+                <w:rFonts w:ascii="Times New Roman" w:hAnsi="Times New Roman"/>
+              </w:rPr>
+              <w:t>Δεν τεκμηριώνεται στο λεξικό</w:t>
+            </w:r>
+          </w:p>
+        </w:tc>
+      </w:tr>
+      <w:tr>
+        <w:tc>
+          <w:tcPr>
+            <w:tcW w:w="0" w:type="auto"/>
+            <w:hideMark/>
+          </w:tcPr>
+          <w:p>
+            <w:pPr>
+              <w:spacing w:after="160"/>
+              <w:rPr>
+                <w:rFonts w:ascii="Times New Roman" w:hAnsi="Times New Roman"/>
+              </w:rPr>
+            </w:pPr>
+            <w:r>
+              <w:rPr>
+                <w:rFonts w:ascii="Times New Roman" w:hAnsi="Times New Roman"/>
+              </w:rPr>
+              <w:t>row_id</w:t>
+            </w:r>
+          </w:p>
+        </w:tc>
+        <w:tc>
+          <w:tcPr>
+            <w:tcW w:w="0" w:type="auto"/>
+            <w:hideMark/>
+          </w:tcPr>
+          <w:p>
+            <w:pPr>
+              <w:spacing w:after="160"/>
+              <w:rPr>
+                <w:rFonts w:ascii="Times New Roman" w:hAnsi="Times New Roman"/>
+              </w:rPr>
+            </w:pPr>
+            <w:r>
+              <w:rPr>
+                <w:rFonts w:ascii="Times New Roman" w:hAnsi="Times New Roman"/>
+              </w:rPr>
+              <w:t>Αναγνωριστικό</w:t>
+            </w:r>
+          </w:p>
+        </w:tc>
+        <w:tc>
+          <w:tcPr>
+            <w:tcW w:w="0" w:type="auto"/>
+            <w:hideMark/>
+          </w:tcPr>
+          <w:p>
+            <w:pPr>
+              <w:spacing w:after="160"/>
+              <w:rPr>
+                <w:rFonts w:ascii="Times New Roman" w:hAnsi="Times New Roman"/>
+              </w:rPr>
+            </w:pPr>
+            <w:r>
+              <w:rPr>
+                <w:rFonts w:ascii="Times New Roman" w:hAnsi="Times New Roman"/>
+              </w:rPr>
+              <w:t>Μοναδικός αριθμός εγγραφής</w:t>
+            </w:r>
+          </w:p>
+        </w:tc>
+      </w:tr>
+      <w:tr>
+        <w:tc>
+          <w:tcPr>
+            <w:tcW w:w="0" w:type="auto"/>
+            <w:hideMark/>
+          </w:tcPr>
+          <w:p>
+            <w:pPr>
+              <w:spacing w:after="160"/>
+              <w:rPr>
+                <w:rFonts w:ascii="Times New Roman" w:hAnsi="Times New Roman"/>
+              </w:rPr>
+            </w:pPr>
+            <w:r>
+              <w:rPr>
+                <w:rFonts w:ascii="Times New Roman" w:hAnsi="Times New Roman"/>
+              </w:rPr>
+              <w:t>user_id</w:t>
+            </w:r>
+          </w:p>
+        </w:tc>
+        <w:tc>
+          <w:tcPr>
+            <w:tcW w:w="0" w:type="auto"/>
+            <w:hideMark/>
+          </w:tcPr>
+          <w:p>
+            <w:pPr>
+              <w:spacing w:after="160"/>
+              <w:rPr>
+                <w:rFonts w:ascii="Times New Roman" w:hAnsi="Times New Roman"/>
+              </w:rPr>
+            </w:pPr>
+            <w:r>
+              <w:rPr>
+                <w:rFonts w:ascii="Times New Roman" w:hAnsi="Times New Roman"/>
+              </w:rPr>
+              <w:t>Αναγνωριστικό</w:t>
+            </w:r>
+          </w:p>
+        </w:tc>
+        <w:tc>
+          <w:tcPr>
+            <w:tcW w:w="0" w:type="auto"/>
+            <w:hideMark/>
+          </w:tcPr>
+          <w:p>
+            <w:pPr>
+              <w:spacing w:after="160"/>
+              <w:rPr>
+                <w:rFonts w:ascii="Times New Roman" w:hAnsi="Times New Roman"/>
+              </w:rPr>
+            </w:pPr>
+            <w:r>
+              <w:rPr>
+                <w:rFonts w:ascii="Times New Roman" w:hAnsi="Times New Roman"/>
+              </w:rPr>
+              <w:t>Χρήστης</w:t>
+            </w:r>
+          </w:p>
+        </w:tc>
+      </w:tr>
+      <w:tr>
+        <w:tc>
+          <w:tcPr>
+            <w:tcW w:w="0" w:type="auto"/>
+            <w:hideMark/>
+          </w:tcPr>
+          <w:p>
+            <w:pPr>
+              <w:spacing w:after="160"/>
+              <w:rPr>
+                <w:rFonts w:ascii="Times New Roman" w:hAnsi="Times New Roman"/>
+              </w:rPr>
+            </w:pPr>
+            <w:r>
+              <w:rPr>
+                <w:rFonts w:ascii="Times New Roman" w:hAnsi="Times New Roman"/>
+              </w:rPr>
+              <w:t>time_step</w:t>
+            </w:r>
+          </w:p>
+        </w:tc>
+        <w:tc>
+          <w:tcPr>
+            <w:tcW w:w="0" w:type="auto"/>
+            <w:hideMark/>
+          </w:tcPr>
+          <w:p>
+            <w:pPr>
+              <w:spacing w:after="160"/>
+              <w:rPr>
+                <w:rFonts w:ascii="Times New Roman" w:hAnsi="Times New Roman"/>
+              </w:rPr>
+            </w:pPr>
+            <w:r>
+              <w:rPr>
+                <w:rFonts w:ascii="Times New Roman" w:hAnsi="Times New Roman"/>
+              </w:rPr>
+              <w:t>Αναγνωριστικό</w:t>
+            </w:r>
+          </w:p>
+        </w:tc>
+        <w:tc>
+          <w:tcPr>
+            <w:tcW w:w="0" w:type="auto"/>
+            <w:hideMark/>
+          </w:tcPr>
+          <w:p>
+            <w:pPr>
+              <w:keepNext/>
+              <w:spacing w:after="160"/>
+              <w:rPr>
+                <w:rFonts w:ascii="Times New Roman" w:hAnsi="Times New Roman"/>
+              </w:rPr>
+            </w:pPr>
+            <w:r>
+              <w:rPr>
+                <w:rFonts w:ascii="Times New Roman" w:hAnsi="Times New Roman"/>
+              </w:rPr>
+              <w:t>Χρονικό βήμα (0 έως 6)</w:t>
+            </w:r>
+          </w:p>
+        </w:tc>
+      </w:tr>
+    </w:tbl>
+    <w:p>
+      <w:pPr>
+        <w:pStyle w:val="af2"/>
+        <w:rPr>
+          <w:rFonts w:ascii="Times New Roman" w:hAnsi="Times New Roman"/>
+        </w:rPr>
+      </w:pPr>
+      <w:r>
+        <w:rPr>
+          <w:rFonts w:ascii="Times New Roman" w:hAnsi="Times New Roman"/>
+        </w:rPr>
+        <w:t xml:space="preserve">Πίνακας </w:t>
+      </w:r>
+      <w:r>
+        <w:rPr>
+          <w:rFonts w:ascii="Times New Roman" w:hAnsi="Times New Roman"/>
+        </w:rPr>
+        <w:fldChar w:fldCharType="begin"/>
+      </w:r>
+      <w:r>
+        <w:rPr>
+          <w:rFonts w:ascii="Times New Roman" w:hAnsi="Times New Roman"/>
+        </w:rPr>
+        <w:instrText xml:space="preserve"> SEQ Πίνακας \* ARABIC </w:instrText>
+      </w:r>
+      <w:r>
+        <w:rPr>
+          <w:rFonts w:ascii="Times New Roman" w:hAnsi="Times New Roman"/>
+        </w:rPr>
+        <w:fldChar w:fldCharType="separate"/>
+      </w:r>
+      <w:r>
+        <w:rPr>
+          <w:rFonts w:ascii="Times New Roman" w:hAnsi="Times New Roman"/>
+          <w:noProof/>
+        </w:rPr>
+        <w:t>3</w:t>
+      </w:r>
+      <w:r>
+        <w:rPr>
+          <w:rFonts w:ascii="Times New Roman" w:hAnsi="Times New Roman"/>
+        </w:rPr>
+        <w:fldChar w:fldCharType="end"/>
+      </w:r>
+      <w:r>
+        <w:rPr>
+          <w:rFonts w:ascii="Times New Roman" w:hAnsi="Times New Roman"/>
+        </w:rPr>
+        <w:t xml:space="preserve">: Στήλες που δεν αποτελούν ανεξάρτητες μεταβλητές </w:t>
+      </w:r>
+    </w:p>
+    <w:p/>
     <w:p>
       <w:pPr>
         <w:pStyle w:val="2"/>
@@ -11179,7 +16590,7 @@
       </w:pPr>
       <w:bookmarkStart w:id="80" w:name="_Toc240977926"/>
       <w:bookmarkStart w:id="81" w:name="_Toc241319371"/>
-      <w:bookmarkStart w:id="82" w:name="_Toc242028755"/>
+      <w:bookmarkStart w:id="82" w:name="_Toc242613193"/>
       <w:r>
         <w:rPr>
           <w:rFonts w:ascii="Times New Roman" w:hAnsi="Times New Roman"/>
@@ -11231,7 +16642,7 @@
       </w:pPr>
       <w:bookmarkStart w:id="83" w:name="_Toc240977927"/>
       <w:bookmarkStart w:id="84" w:name="_Toc241319372"/>
-      <w:bookmarkStart w:id="85" w:name="_Toc242028756"/>
+      <w:bookmarkStart w:id="85" w:name="_Toc242613194"/>
       <w:r>
         <w:rPr>
           <w:rFonts w:ascii="Times New Roman" w:hAnsi="Times New Roman"/>
@@ -11288,7 +16699,7 @@
       </w:pPr>
       <w:bookmarkStart w:id="86" w:name="_Toc240977928"/>
       <w:bookmarkStart w:id="87" w:name="_Toc241319373"/>
-      <w:bookmarkStart w:id="88" w:name="_Toc242028757"/>
+      <w:bookmarkStart w:id="88" w:name="_Toc242613195"/>
       <w:r>
         <w:rPr>
           <w:rFonts w:ascii="Times New Roman" w:hAnsi="Times New Roman"/>
@@ -11298,6 +16709,7 @@
           <w:sz w:val="32"/>
           <w:szCs w:val="32"/>
         </w:rPr>
+        <w:lastRenderedPageBreak/>
         <w:t>ΑΝΑΛΥΣΗ ΚΑΙ ΑΠΟΤΕΛΕΣΜΑΤΑ</w:t>
       </w:r>
       <w:bookmarkEnd w:id="86"/>
@@ -11329,7 +16741,7 @@
       </w:pPr>
       <w:bookmarkStart w:id="89" w:name="_Toc240977929"/>
       <w:bookmarkStart w:id="90" w:name="_Toc241319374"/>
-      <w:bookmarkStart w:id="91" w:name="_Toc242028758"/>
+      <w:bookmarkStart w:id="91" w:name="_Toc242613196"/>
       <w:r>
         <w:rPr>
           <w:rFonts w:ascii="Times New Roman" w:hAnsi="Times New Roman"/>
@@ -11381,7 +16793,7 @@
       </w:pPr>
       <w:bookmarkStart w:id="92" w:name="_Toc240977930"/>
       <w:bookmarkStart w:id="93" w:name="_Toc241319375"/>
-      <w:bookmarkStart w:id="94" w:name="_Toc242028759"/>
+      <w:bookmarkStart w:id="94" w:name="_Toc242613197"/>
       <w:r>
         <w:rPr>
           <w:rFonts w:ascii="Times New Roman" w:hAnsi="Times New Roman"/>
@@ -11433,7 +16845,7 @@
       </w:pPr>
       <w:bookmarkStart w:id="95" w:name="_Toc240977931"/>
       <w:bookmarkStart w:id="96" w:name="_Toc241319376"/>
-      <w:bookmarkStart w:id="97" w:name="_Toc242028760"/>
+      <w:bookmarkStart w:id="97" w:name="_Toc242613198"/>
       <w:r>
         <w:rPr>
           <w:rFonts w:ascii="Times New Roman" w:hAnsi="Times New Roman"/>
@@ -11485,7 +16897,7 @@
       </w:pPr>
       <w:bookmarkStart w:id="98" w:name="_Toc240977932"/>
       <w:bookmarkStart w:id="99" w:name="_Toc241319377"/>
-      <w:bookmarkStart w:id="100" w:name="_Toc242028761"/>
+      <w:bookmarkStart w:id="100" w:name="_Toc242613199"/>
       <w:r>
         <w:rPr>
           <w:rFonts w:ascii="Times New Roman" w:hAnsi="Times New Roman"/>
@@ -11495,7 +16907,6 @@
           <w:sz w:val="28"/>
           <w:szCs w:val="28"/>
         </w:rPr>
-        <w:lastRenderedPageBreak/>
         <w:t>4.4 Συγκριτική ανάλυση</w:t>
       </w:r>
       <w:bookmarkEnd w:id="98"/>
@@ -11538,7 +16949,7 @@
       </w:pPr>
       <w:bookmarkStart w:id="101" w:name="_Toc240977933"/>
       <w:bookmarkStart w:id="102" w:name="_Toc241319378"/>
-      <w:bookmarkStart w:id="103" w:name="_Toc242028762"/>
+      <w:bookmarkStart w:id="103" w:name="_Toc242613200"/>
       <w:r>
         <w:rPr>
           <w:rFonts w:ascii="Times New Roman" w:hAnsi="Times New Roman"/>
@@ -11585,7 +16996,7 @@
       </w:pPr>
       <w:bookmarkStart w:id="104" w:name="_Toc240977934"/>
       <w:bookmarkStart w:id="105" w:name="_Toc241319379"/>
-      <w:bookmarkStart w:id="106" w:name="_Toc242028763"/>
+      <w:bookmarkStart w:id="106" w:name="_Toc242613201"/>
       <w:r>
         <w:rPr>
           <w:rFonts w:ascii="Times New Roman" w:hAnsi="Times New Roman"/>
@@ -11641,7 +17052,7 @@
       </w:pPr>
       <w:bookmarkStart w:id="107" w:name="_Toc240977935"/>
       <w:bookmarkStart w:id="108" w:name="_Toc241319380"/>
-      <w:bookmarkStart w:id="109" w:name="_Toc242028764"/>
+      <w:bookmarkStart w:id="109" w:name="_Toc242613202"/>
       <w:r>
         <w:rPr>
           <w:rFonts w:ascii="Times New Roman" w:hAnsi="Times New Roman"/>
@@ -11689,7 +17100,7 @@
       </w:pPr>
       <w:bookmarkStart w:id="110" w:name="_Toc240977936"/>
       <w:bookmarkStart w:id="111" w:name="_Toc241319381"/>
-      <w:bookmarkStart w:id="112" w:name="_Toc242028765"/>
+      <w:bookmarkStart w:id="112" w:name="_Toc242613203"/>
       <w:r>
         <w:rPr>
           <w:rFonts w:ascii="Times New Roman" w:hAnsi="Times New Roman"/>
@@ -12721,6 +18132,7 @@
   <w:style w:type="character" w:default="1" w:styleId="a0">
     <w:name w:val="Default Paragraph Font"/>
     <w:uiPriority w:val="1"/>
+    <w:semiHidden/>
     <w:unhideWhenUsed/>
   </w:style>
   <w:style w:type="table" w:default="1" w:styleId="a1">

--- a/Ανάλυση & πρόβλεψη αγοραστικής συμπεριφοράς καταναλωτών με ML.docx
+++ b/Ανάλυση & πρόβλεψη αγοραστικής συμπεριφοράς καταναλωτών με ML.docx
@@ -7689,6 +7689,19 @@
         <w:rPr>
           <w:rFonts w:ascii="Times New Roman" w:hAnsi="Times New Roman"/>
         </w:rPr>
+        <w:t>Στην ενότητα αυτή περιγράφεται το σύνολο δεδομένων στο οποίο στηρίζεται η παρούσα εργασία. Αναφέρονται η προέλευση και το πλαίσιο δημιουργίας του, η δομή του, η μεταβλητή – στόχος και βασικά χαρακτηριστικά. Περαιτέρω ανάλυση θα δοθεί στη παρακάτω ενότητα.</w:t>
+      </w:r>
+    </w:p>
+    <w:p>
+      <w:pPr>
+        <w:rPr>
+          <w:rFonts w:ascii="Times New Roman" w:hAnsi="Times New Roman"/>
+        </w:rPr>
+      </w:pPr>
+      <w:r>
+        <w:rPr>
+          <w:rFonts w:ascii="Times New Roman" w:hAnsi="Times New Roman"/>
+        </w:rPr>
         <w:t xml:space="preserve">Για τη </w:t>
       </w:r>
       <w:r>
@@ -7767,6 +7780,12 @@
         <w:rPr>
           <w:rFonts w:ascii="Times New Roman" w:hAnsi="Times New Roman"/>
         </w:rPr>
+        <w:t xml:space="preserve">δημόσια </w:t>
+      </w:r>
+      <w:r>
+        <w:rPr>
+          <w:rFonts w:ascii="Times New Roman" w:hAnsi="Times New Roman"/>
+        </w:rPr>
         <w:t>διαθέσιμο</w:t>
       </w:r>
       <w:r>
@@ -7822,7 +7841,26 @@
         <w:rPr>
           <w:rFonts w:ascii="Times New Roman" w:hAnsi="Times New Roman"/>
         </w:rPr>
-        <w:t xml:space="preserve"> από τον Fridrich (2023). Η </w:t>
+        <w:t xml:space="preserve"> από τον </w:t>
+      </w:r>
+      <w:r>
+        <w:rPr>
+          <w:rFonts w:ascii="Times New Roman" w:hAnsi="Times New Roman"/>
+          <w:lang w:val="en-US"/>
+        </w:rPr>
+        <w:t>Martin</w:t>
+      </w:r>
+      <w:r>
+        <w:rPr>
+          <w:rFonts w:ascii="Times New Roman" w:hAnsi="Times New Roman"/>
+        </w:rPr>
+        <w:t xml:space="preserve"> </w:t>
+      </w:r>
+      <w:r>
+        <w:rPr>
+          <w:rFonts w:ascii="Times New Roman" w:hAnsi="Times New Roman"/>
+        </w:rPr>
+        <w:t xml:space="preserve">Fridrich (2023). Η </w:t>
       </w:r>
       <w:r>
         <w:rPr>
@@ -8208,6 +8246,107 @@
         <w:rPr>
           <w:rFonts w:ascii="Times New Roman" w:hAnsi="Times New Roman"/>
         </w:rPr>
+        <w:t xml:space="preserve">Τα δεδομένα του </w:t>
+      </w:r>
+      <w:r>
+        <w:rPr>
+          <w:rFonts w:ascii="Times New Roman" w:hAnsi="Times New Roman"/>
+          <w:lang w:val="en-US"/>
+        </w:rPr>
+        <w:t>REES</w:t>
+      </w:r>
+      <w:r>
+        <w:rPr>
+          <w:rFonts w:ascii="Times New Roman" w:hAnsi="Times New Roman"/>
+        </w:rPr>
+        <w:t xml:space="preserve">46 </w:t>
+      </w:r>
+      <w:r>
+        <w:rPr>
+          <w:rFonts w:ascii="Times New Roman" w:hAnsi="Times New Roman"/>
+        </w:rPr>
+        <w:t xml:space="preserve">αποτελούνται από δεδομένα συμβάντων, δηλαδή καταγράφουν τις ενέργειες των χρηστών στο κατάστημα, όπως οι προβολές </w:t>
+      </w:r>
+      <w:r>
+        <w:rPr>
+          <w:rFonts w:ascii="Times New Roman" w:hAnsi="Times New Roman"/>
+        </w:rPr>
+        <w:t>προϊόντων</w:t>
+      </w:r>
+      <w:r>
+        <w:rPr>
+          <w:rFonts w:ascii="Times New Roman" w:hAnsi="Times New Roman"/>
+        </w:rPr>
+        <w:t xml:space="preserve">, οι προσθήκες στο καλάθι και οι αγορές. Στο συγκεκριμένο </w:t>
+      </w:r>
+      <w:r>
+        <w:rPr>
+          <w:rFonts w:ascii="Times New Roman" w:hAnsi="Times New Roman"/>
+          <w:lang w:val="en-US"/>
+        </w:rPr>
+        <w:t>dataset</w:t>
+      </w:r>
+      <w:r>
+        <w:rPr>
+          <w:rFonts w:ascii="Times New Roman" w:hAnsi="Times New Roman"/>
+        </w:rPr>
+        <w:t xml:space="preserve"> </w:t>
+      </w:r>
+      <w:r>
+        <w:rPr>
+          <w:rFonts w:ascii="Times New Roman" w:hAnsi="Times New Roman"/>
+        </w:rPr>
+        <w:t xml:space="preserve">μπορούμε να δούμε τη συμπεριφορά του </w:t>
+      </w:r>
+      <w:r>
+        <w:rPr>
+          <w:rFonts w:ascii="Times New Roman" w:hAnsi="Times New Roman"/>
+        </w:rPr>
+        <w:t xml:space="preserve">κάθε χρήστη ανά χρονική περίοδο σε χαρακτηριστικά, δηλαδή </w:t>
+      </w:r>
+      <w:r>
+        <w:rPr>
+          <w:rFonts w:ascii="Times New Roman" w:hAnsi="Times New Roman"/>
+        </w:rPr>
+        <w:t xml:space="preserve">πόσο πρόσφατα επισκέφθηκε ο πελάτης το κατάστημα, πόσο συχνά το επισκέπτεται και πόσα χρήματα ξόδεψε. </w:t>
+      </w:r>
+      <w:r>
+        <w:rPr>
+          <w:rFonts w:ascii="Times New Roman" w:hAnsi="Times New Roman"/>
+        </w:rPr>
+        <w:t xml:space="preserve">Το πρόβλημα καθίσταται ως δυαδική ταξινόμηση καθώς για κάθε παρατήρηση προβλέπουμε αν ο χρήστης θα κάνει </w:t>
+      </w:r>
+      <w:r>
+        <w:rPr>
+          <w:rFonts w:ascii="Times New Roman" w:hAnsi="Times New Roman"/>
+          <w:lang w:val="en-US"/>
+        </w:rPr>
+        <w:t>churn</w:t>
+      </w:r>
+      <w:r>
+        <w:rPr>
+          <w:rFonts w:ascii="Times New Roman" w:hAnsi="Times New Roman"/>
+        </w:rPr>
+        <w:t xml:space="preserve"> </w:t>
+      </w:r>
+      <w:r>
+        <w:rPr>
+          <w:rFonts w:ascii="Times New Roman" w:hAnsi="Times New Roman"/>
+        </w:rPr>
+        <w:t xml:space="preserve">ή όχι.  </w:t>
+      </w:r>
+    </w:p>
+    <w:p>
+      <w:pPr>
+        <w:rPr>
+          <w:rFonts w:ascii="Times New Roman" w:hAnsi="Times New Roman"/>
+        </w:rPr>
+      </w:pPr>
+      <w:r>
+        <w:rPr>
+          <w:rFonts w:ascii="Times New Roman" w:hAnsi="Times New Roman"/>
+        </w:rPr>
+        <w:lastRenderedPageBreak/>
         <w:t>Το σύνολο δεδομένων αποτελείται από</w:t>
       </w:r>
       <w:r>
@@ -8599,962 +8738,6 @@
           <w:rFonts w:ascii="Times New Roman" w:hAnsi="Times New Roman"/>
         </w:rPr>
         <w:t xml:space="preserve"> </w:t>
-      </w:r>
-      <w:r>
-        <w:rPr>
-          <w:rFonts w:ascii="Times New Roman" w:hAnsi="Times New Roman"/>
-        </w:rPr>
-        <w:t xml:space="preserve">Το </w:t>
-      </w:r>
-      <w:r>
-        <w:rPr>
-          <w:rFonts w:ascii="Times New Roman" w:hAnsi="Times New Roman"/>
-        </w:rPr>
-        <w:t>συγκεκριμένο</w:t>
-      </w:r>
-      <w:r>
-        <w:rPr>
-          <w:rFonts w:ascii="Times New Roman" w:hAnsi="Times New Roman"/>
-        </w:rPr>
-        <w:t xml:space="preserve"> </w:t>
-      </w:r>
-      <w:r>
-        <w:rPr>
-          <w:rFonts w:ascii="Times New Roman" w:hAnsi="Times New Roman"/>
-          <w:lang w:val="en-US"/>
-        </w:rPr>
-        <w:t>dataset</w:t>
-      </w:r>
-      <w:r>
-        <w:rPr>
-          <w:rFonts w:ascii="Times New Roman" w:hAnsi="Times New Roman"/>
-        </w:rPr>
-        <w:t xml:space="preserve"> </w:t>
-      </w:r>
-      <w:r>
-        <w:rPr>
-          <w:rFonts w:ascii="Times New Roman" w:hAnsi="Times New Roman"/>
-        </w:rPr>
-        <w:t>έχει</w:t>
-      </w:r>
-      <w:r>
-        <w:rPr>
-          <w:rFonts w:ascii="Times New Roman" w:hAnsi="Times New Roman"/>
-        </w:rPr>
-        <w:t xml:space="preserve"> </w:t>
-      </w:r>
-      <w:r>
-        <w:rPr>
-          <w:rFonts w:ascii="Times New Roman" w:hAnsi="Times New Roman"/>
-        </w:rPr>
-        <w:t>δημιουργηθεί</w:t>
-      </w:r>
-      <w:r>
-        <w:rPr>
-          <w:rFonts w:ascii="Times New Roman" w:hAnsi="Times New Roman"/>
-        </w:rPr>
-        <w:t xml:space="preserve"> με τη </w:t>
-      </w:r>
-      <w:r>
-        <w:rPr>
-          <w:rFonts w:ascii="Times New Roman" w:hAnsi="Times New Roman"/>
-        </w:rPr>
-        <w:t>μέθοδο</w:t>
-      </w:r>
-      <w:r>
-        <w:rPr>
-          <w:rFonts w:ascii="Times New Roman" w:hAnsi="Times New Roman"/>
-        </w:rPr>
-        <w:t xml:space="preserve"> των </w:t>
-      </w:r>
-      <w:r>
-        <w:rPr>
-          <w:rFonts w:ascii="Times New Roman" w:hAnsi="Times New Roman"/>
-        </w:rPr>
-        <w:t>κυλιόμενων</w:t>
-      </w:r>
-      <w:r>
-        <w:rPr>
-          <w:rFonts w:ascii="Times New Roman" w:hAnsi="Times New Roman"/>
-        </w:rPr>
-        <w:t xml:space="preserve"> </w:t>
-      </w:r>
-      <w:r>
-        <w:rPr>
-          <w:rFonts w:ascii="Times New Roman" w:hAnsi="Times New Roman"/>
-        </w:rPr>
-        <w:t>χρονικών</w:t>
-      </w:r>
-      <w:r>
-        <w:rPr>
-          <w:rFonts w:ascii="Times New Roman" w:hAnsi="Times New Roman"/>
-        </w:rPr>
-        <w:t xml:space="preserve"> </w:t>
-      </w:r>
-      <w:r>
-        <w:rPr>
-          <w:rFonts w:ascii="Times New Roman" w:hAnsi="Times New Roman"/>
-        </w:rPr>
-        <w:t>παραθύρων</w:t>
-      </w:r>
-      <w:r>
-        <w:rPr>
-          <w:rFonts w:ascii="Times New Roman" w:hAnsi="Times New Roman"/>
-        </w:rPr>
-        <w:t xml:space="preserve">, </w:t>
-      </w:r>
-      <w:r>
-        <w:rPr>
-          <w:rFonts w:ascii="Times New Roman" w:hAnsi="Times New Roman"/>
-        </w:rPr>
-        <w:t>δηλαδή</w:t>
-      </w:r>
-      <w:r>
-        <w:rPr>
-          <w:rFonts w:ascii="Times New Roman" w:hAnsi="Times New Roman"/>
-        </w:rPr>
-        <w:t xml:space="preserve"> για κάθε </w:t>
-      </w:r>
-      <w:r>
-        <w:rPr>
-          <w:rFonts w:ascii="Times New Roman" w:hAnsi="Times New Roman"/>
-        </w:rPr>
-        <w:t>χρονικό</w:t>
-      </w:r>
-      <w:r>
-        <w:rPr>
-          <w:rFonts w:ascii="Times New Roman" w:hAnsi="Times New Roman"/>
-        </w:rPr>
-        <w:t xml:space="preserve"> </w:t>
-      </w:r>
-      <w:r>
-        <w:rPr>
-          <w:rFonts w:ascii="Times New Roman" w:hAnsi="Times New Roman"/>
-        </w:rPr>
-        <w:t>βήμα</w:t>
-      </w:r>
-      <w:r>
-        <w:rPr>
-          <w:rFonts w:ascii="Times New Roman" w:hAnsi="Times New Roman"/>
-        </w:rPr>
-        <w:t xml:space="preserve"> (</w:t>
-      </w:r>
-      <w:r>
-        <w:rPr>
-          <w:rFonts w:ascii="Times New Roman" w:hAnsi="Times New Roman"/>
-          <w:lang w:val="en-US"/>
-        </w:rPr>
-        <w:t>time</w:t>
-      </w:r>
-      <w:r>
-        <w:rPr>
-          <w:rFonts w:ascii="Times New Roman" w:hAnsi="Times New Roman"/>
-        </w:rPr>
-        <w:t>_</w:t>
-      </w:r>
-      <w:r>
-        <w:rPr>
-          <w:rFonts w:ascii="Times New Roman" w:hAnsi="Times New Roman"/>
-          <w:lang w:val="en-US"/>
-        </w:rPr>
-        <w:t>step</w:t>
-      </w:r>
-      <w:r>
-        <w:rPr>
-          <w:rFonts w:ascii="Times New Roman" w:hAnsi="Times New Roman"/>
-        </w:rPr>
-        <w:t xml:space="preserve">), τα </w:t>
-      </w:r>
-      <w:r>
-        <w:rPr>
-          <w:rFonts w:ascii="Times New Roman" w:hAnsi="Times New Roman"/>
-        </w:rPr>
-        <w:t>χαρακτηριστικά</w:t>
-      </w:r>
-      <w:r>
-        <w:rPr>
-          <w:rFonts w:ascii="Times New Roman" w:hAnsi="Times New Roman"/>
-        </w:rPr>
-        <w:t xml:space="preserve"> κάθε </w:t>
-      </w:r>
-      <w:r>
-        <w:rPr>
-          <w:rFonts w:ascii="Times New Roman" w:hAnsi="Times New Roman"/>
-        </w:rPr>
-        <w:t>χρήστη</w:t>
-      </w:r>
-      <w:r>
-        <w:rPr>
-          <w:rFonts w:ascii="Times New Roman" w:hAnsi="Times New Roman"/>
-        </w:rPr>
-        <w:t xml:space="preserve"> </w:t>
-      </w:r>
-      <w:r>
-        <w:rPr>
-          <w:rFonts w:ascii="Times New Roman" w:hAnsi="Times New Roman"/>
-        </w:rPr>
-        <w:t>υπολογίζονται</w:t>
-      </w:r>
-      <w:r>
-        <w:rPr>
-          <w:rFonts w:ascii="Times New Roman" w:hAnsi="Times New Roman"/>
-        </w:rPr>
-        <w:t xml:space="preserve"> από τη </w:t>
-      </w:r>
-      <w:r>
-        <w:rPr>
-          <w:rFonts w:ascii="Times New Roman" w:hAnsi="Times New Roman"/>
-        </w:rPr>
-        <w:t>συμπεριφορά</w:t>
-      </w:r>
-      <w:r>
-        <w:rPr>
-          <w:rFonts w:ascii="Times New Roman" w:hAnsi="Times New Roman"/>
-        </w:rPr>
-        <w:t xml:space="preserve"> του πριν από μια </w:t>
-      </w:r>
-      <w:r>
-        <w:rPr>
-          <w:rFonts w:ascii="Times New Roman" w:hAnsi="Times New Roman"/>
-        </w:rPr>
-        <w:t>ημερομηνία</w:t>
-      </w:r>
-      <w:r>
-        <w:rPr>
-          <w:rFonts w:ascii="Times New Roman" w:hAnsi="Times New Roman"/>
-        </w:rPr>
-        <w:t xml:space="preserve"> </w:t>
-      </w:r>
-      <w:r>
-        <w:rPr>
-          <w:rFonts w:ascii="Times New Roman" w:hAnsi="Times New Roman"/>
-        </w:rPr>
-        <w:t>διαχωρισμού</w:t>
-      </w:r>
-      <w:r>
-        <w:rPr>
-          <w:rFonts w:ascii="Times New Roman" w:hAnsi="Times New Roman"/>
-        </w:rPr>
-        <w:t xml:space="preserve">, ενώ η </w:t>
-      </w:r>
-      <w:r>
-        <w:rPr>
-          <w:rFonts w:ascii="Times New Roman" w:hAnsi="Times New Roman"/>
-        </w:rPr>
-        <w:t>μεταβλητή</w:t>
-      </w:r>
-      <w:r>
-        <w:rPr>
-          <w:rFonts w:ascii="Times New Roman" w:hAnsi="Times New Roman"/>
-        </w:rPr>
-        <w:t xml:space="preserve"> </w:t>
-      </w:r>
-      <w:r>
-        <w:rPr>
-          <w:rFonts w:ascii="Times New Roman" w:hAnsi="Times New Roman"/>
-        </w:rPr>
-        <w:t>-</w:t>
-      </w:r>
-      <w:r>
-        <w:rPr>
-          <w:rFonts w:ascii="Times New Roman" w:hAnsi="Times New Roman"/>
-        </w:rPr>
-        <w:t xml:space="preserve"> </w:t>
-      </w:r>
-      <w:r>
-        <w:rPr>
-          <w:rFonts w:ascii="Times New Roman" w:hAnsi="Times New Roman"/>
-        </w:rPr>
-        <w:t>στόχος</w:t>
-      </w:r>
-      <w:r>
-        <w:rPr>
-          <w:rFonts w:ascii="Times New Roman" w:hAnsi="Times New Roman"/>
-        </w:rPr>
-        <w:t xml:space="preserve"> (</w:t>
-      </w:r>
-      <w:r>
-        <w:rPr>
-          <w:rFonts w:ascii="Times New Roman" w:hAnsi="Times New Roman"/>
-          <w:lang w:val="en-US"/>
-        </w:rPr>
-        <w:t>target</w:t>
-      </w:r>
-      <w:r>
-        <w:rPr>
-          <w:rFonts w:ascii="Times New Roman" w:hAnsi="Times New Roman"/>
-        </w:rPr>
-        <w:t>_</w:t>
-      </w:r>
-      <w:r>
-        <w:rPr>
-          <w:rFonts w:ascii="Times New Roman" w:hAnsi="Times New Roman"/>
-          <w:lang w:val="en-US"/>
-        </w:rPr>
-        <w:t>event</w:t>
-      </w:r>
-      <w:r>
-        <w:rPr>
-          <w:rFonts w:ascii="Times New Roman" w:hAnsi="Times New Roman"/>
-        </w:rPr>
-        <w:t xml:space="preserve">) </w:t>
-      </w:r>
-      <w:r>
-        <w:rPr>
-          <w:rFonts w:ascii="Times New Roman" w:hAnsi="Times New Roman"/>
-        </w:rPr>
-        <w:t>προσδιορίζεται</w:t>
-      </w:r>
-      <w:r>
-        <w:rPr>
-          <w:rFonts w:ascii="Times New Roman" w:hAnsi="Times New Roman"/>
-        </w:rPr>
-        <w:t xml:space="preserve"> από την </w:t>
-      </w:r>
-      <w:r>
-        <w:rPr>
-          <w:rFonts w:ascii="Times New Roman" w:hAnsi="Times New Roman"/>
-        </w:rPr>
-        <w:t>περίοδο</w:t>
-      </w:r>
-      <w:r>
-        <w:rPr>
-          <w:rFonts w:ascii="Times New Roman" w:hAnsi="Times New Roman"/>
-        </w:rPr>
-        <w:t xml:space="preserve"> που </w:t>
-      </w:r>
-      <w:r>
-        <w:rPr>
-          <w:rFonts w:ascii="Times New Roman" w:hAnsi="Times New Roman"/>
-        </w:rPr>
-        <w:t>ακολουθεί</w:t>
-      </w:r>
-      <w:r>
-        <w:rPr>
-          <w:rFonts w:ascii="Times New Roman" w:hAnsi="Times New Roman"/>
-        </w:rPr>
-        <w:t xml:space="preserve">, </w:t>
-      </w:r>
-      <w:r>
-        <w:rPr>
-          <w:rFonts w:ascii="Times New Roman" w:hAnsi="Times New Roman"/>
-        </w:rPr>
-        <w:t>διάρκειας</w:t>
-      </w:r>
-      <w:r>
-        <w:rPr>
-          <w:rFonts w:ascii="Times New Roman" w:hAnsi="Times New Roman"/>
-        </w:rPr>
-        <w:t xml:space="preserve"> </w:t>
-      </w:r>
-      <w:r>
-        <w:rPr>
-          <w:rFonts w:ascii="Times New Roman" w:hAnsi="Times New Roman"/>
-        </w:rPr>
-        <w:t>τεσσάρων</w:t>
-      </w:r>
-      <w:r>
-        <w:rPr>
-          <w:rFonts w:ascii="Times New Roman" w:hAnsi="Times New Roman"/>
-        </w:rPr>
-        <w:t xml:space="preserve"> </w:t>
-      </w:r>
-      <w:r>
-        <w:rPr>
-          <w:rFonts w:ascii="Times New Roman" w:hAnsi="Times New Roman"/>
-        </w:rPr>
-        <w:t>εβδομάδων</w:t>
-      </w:r>
-      <w:r>
-        <w:rPr>
-          <w:rFonts w:ascii="Times New Roman" w:hAnsi="Times New Roman"/>
-        </w:rPr>
-        <w:t xml:space="preserve">. Στο </w:t>
-      </w:r>
-      <w:r>
-        <w:rPr>
-          <w:rFonts w:ascii="Times New Roman" w:hAnsi="Times New Roman"/>
-        </w:rPr>
-        <w:t>σύνολο</w:t>
-      </w:r>
-      <w:r>
-        <w:rPr>
-          <w:rFonts w:ascii="Times New Roman" w:hAnsi="Times New Roman"/>
-        </w:rPr>
-        <w:t xml:space="preserve"> </w:t>
-      </w:r>
-      <w:r>
-        <w:rPr>
-          <w:rFonts w:ascii="Times New Roman" w:hAnsi="Times New Roman"/>
-        </w:rPr>
-        <w:t>υπάρχουν</w:t>
-      </w:r>
-      <w:r>
-        <w:rPr>
-          <w:rFonts w:ascii="Times New Roman" w:hAnsi="Times New Roman"/>
-        </w:rPr>
-        <w:t xml:space="preserve"> </w:t>
-      </w:r>
-      <w:r>
-        <w:rPr>
-          <w:rFonts w:ascii="Times New Roman" w:hAnsi="Times New Roman"/>
-        </w:rPr>
-        <w:t>επτά</w:t>
-      </w:r>
-      <w:r>
-        <w:rPr>
-          <w:rFonts w:ascii="Times New Roman" w:hAnsi="Times New Roman"/>
-        </w:rPr>
-        <w:t xml:space="preserve"> </w:t>
-      </w:r>
-      <w:r>
-        <w:rPr>
-          <w:rFonts w:ascii="Times New Roman" w:hAnsi="Times New Roman"/>
-        </w:rPr>
-        <w:t>χρονικά</w:t>
-      </w:r>
-      <w:r>
-        <w:rPr>
-          <w:rFonts w:ascii="Times New Roman" w:hAnsi="Times New Roman"/>
-        </w:rPr>
-        <w:t xml:space="preserve"> </w:t>
-      </w:r>
-      <w:r>
-        <w:rPr>
-          <w:rFonts w:ascii="Times New Roman" w:hAnsi="Times New Roman"/>
-        </w:rPr>
-        <w:t>βήματα</w:t>
-      </w:r>
-      <w:r>
-        <w:rPr>
-          <w:rFonts w:ascii="Times New Roman" w:hAnsi="Times New Roman"/>
-        </w:rPr>
-        <w:t xml:space="preserve"> (από 0 </w:t>
-      </w:r>
-      <w:r>
-        <w:rPr>
-          <w:rFonts w:ascii="Times New Roman" w:hAnsi="Times New Roman"/>
-        </w:rPr>
-        <w:t>έως</w:t>
-      </w:r>
-      <w:r>
-        <w:rPr>
-          <w:rFonts w:ascii="Times New Roman" w:hAnsi="Times New Roman"/>
-        </w:rPr>
-        <w:t xml:space="preserve"> 6), τα </w:t>
-      </w:r>
-      <w:r>
-        <w:rPr>
-          <w:rFonts w:ascii="Times New Roman" w:hAnsi="Times New Roman"/>
-        </w:rPr>
-        <w:t>οποία</w:t>
-      </w:r>
-      <w:r>
-        <w:rPr>
-          <w:rFonts w:ascii="Times New Roman" w:hAnsi="Times New Roman"/>
-        </w:rPr>
-        <w:t xml:space="preserve"> </w:t>
-      </w:r>
-      <w:r>
-        <w:rPr>
-          <w:rFonts w:ascii="Times New Roman" w:hAnsi="Times New Roman"/>
-        </w:rPr>
-        <w:t>μετατοπίζονται</w:t>
-      </w:r>
-      <w:r>
-        <w:rPr>
-          <w:rFonts w:ascii="Times New Roman" w:hAnsi="Times New Roman"/>
-        </w:rPr>
-        <w:t xml:space="preserve"> </w:t>
-      </w:r>
-      <w:r>
-        <w:rPr>
-          <w:rFonts w:ascii="Times New Roman" w:hAnsi="Times New Roman"/>
-        </w:rPr>
-        <w:t>διαδοχικά</w:t>
-      </w:r>
-      <w:r>
-        <w:rPr>
-          <w:rFonts w:ascii="Times New Roman" w:hAnsi="Times New Roman"/>
-        </w:rPr>
-        <w:t xml:space="preserve"> προς τα </w:t>
-      </w:r>
-      <w:r>
-        <w:rPr>
-          <w:rFonts w:ascii="Times New Roman" w:hAnsi="Times New Roman"/>
-        </w:rPr>
-        <w:t>πίσω</w:t>
-      </w:r>
-      <w:r>
-        <w:rPr>
-          <w:rFonts w:ascii="Times New Roman" w:hAnsi="Times New Roman"/>
-        </w:rPr>
-        <w:t xml:space="preserve"> κατά </w:t>
-      </w:r>
-      <w:r>
-        <w:rPr>
-          <w:rFonts w:ascii="Times New Roman" w:hAnsi="Times New Roman"/>
-        </w:rPr>
-        <w:t>τέσσερις</w:t>
-      </w:r>
-      <w:r>
-        <w:rPr>
-          <w:rFonts w:ascii="Times New Roman" w:hAnsi="Times New Roman"/>
-        </w:rPr>
-        <w:t xml:space="preserve"> </w:t>
-      </w:r>
-      <w:r>
-        <w:rPr>
-          <w:rFonts w:ascii="Times New Roman" w:hAnsi="Times New Roman"/>
-        </w:rPr>
-        <w:t>εβδομάδες</w:t>
-      </w:r>
-      <w:r>
-        <w:rPr>
-          <w:rFonts w:ascii="Times New Roman" w:hAnsi="Times New Roman"/>
-        </w:rPr>
-        <w:t xml:space="preserve">, με το 0 να </w:t>
-      </w:r>
-      <w:r>
-        <w:rPr>
-          <w:rFonts w:ascii="Times New Roman" w:hAnsi="Times New Roman"/>
-        </w:rPr>
-        <w:t>αντιστοιχεί</w:t>
-      </w:r>
-      <w:r>
-        <w:rPr>
-          <w:rFonts w:ascii="Times New Roman" w:hAnsi="Times New Roman"/>
-        </w:rPr>
-        <w:t xml:space="preserve"> στο πιο </w:t>
-      </w:r>
-      <w:r>
-        <w:rPr>
-          <w:rFonts w:ascii="Times New Roman" w:hAnsi="Times New Roman"/>
-        </w:rPr>
-        <w:t>πρόσφατο</w:t>
-      </w:r>
-      <w:r>
-        <w:rPr>
-          <w:rFonts w:ascii="Times New Roman" w:hAnsi="Times New Roman"/>
-        </w:rPr>
-        <w:t xml:space="preserve"> </w:t>
-      </w:r>
-      <w:r>
-        <w:rPr>
-          <w:rFonts w:ascii="Times New Roman" w:hAnsi="Times New Roman"/>
-        </w:rPr>
-        <w:t>παράθυρο</w:t>
-      </w:r>
-      <w:r>
-        <w:rPr>
-          <w:rFonts w:ascii="Times New Roman" w:hAnsi="Times New Roman"/>
-        </w:rPr>
-        <w:t xml:space="preserve">. (Fridrich, 2023). Κάθε </w:t>
-      </w:r>
-      <w:r>
-        <w:rPr>
-          <w:rFonts w:ascii="Times New Roman" w:hAnsi="Times New Roman"/>
-        </w:rPr>
-        <w:t>εγγραφή</w:t>
-      </w:r>
-      <w:r>
-        <w:rPr>
-          <w:rFonts w:ascii="Times New Roman" w:hAnsi="Times New Roman"/>
-        </w:rPr>
-        <w:t xml:space="preserve"> </w:t>
-      </w:r>
-      <w:r>
-        <w:rPr>
-          <w:rFonts w:ascii="Times New Roman" w:hAnsi="Times New Roman"/>
-        </w:rPr>
-        <w:t>αντιστοιχεί</w:t>
-      </w:r>
-      <w:r>
-        <w:rPr>
-          <w:rFonts w:ascii="Times New Roman" w:hAnsi="Times New Roman"/>
-        </w:rPr>
-        <w:t xml:space="preserve"> σε έναν </w:t>
-      </w:r>
-      <w:r>
-        <w:rPr>
-          <w:rFonts w:ascii="Times New Roman" w:hAnsi="Times New Roman"/>
-        </w:rPr>
-        <w:t>χρήστη</w:t>
-      </w:r>
-      <w:r>
-        <w:rPr>
-          <w:rFonts w:ascii="Times New Roman" w:hAnsi="Times New Roman"/>
-        </w:rPr>
-        <w:t xml:space="preserve"> σε ένα </w:t>
-      </w:r>
-      <w:r>
-        <w:rPr>
-          <w:rFonts w:ascii="Times New Roman" w:hAnsi="Times New Roman"/>
-        </w:rPr>
-        <w:t>χρονικό</w:t>
-      </w:r>
-      <w:r>
-        <w:rPr>
-          <w:rFonts w:ascii="Times New Roman" w:hAnsi="Times New Roman"/>
-        </w:rPr>
-        <w:t xml:space="preserve"> </w:t>
-      </w:r>
-      <w:r>
-        <w:rPr>
-          <w:rFonts w:ascii="Times New Roman" w:hAnsi="Times New Roman"/>
-        </w:rPr>
-        <w:t>βήμα</w:t>
-      </w:r>
-      <w:r>
-        <w:rPr>
-          <w:rFonts w:ascii="Times New Roman" w:hAnsi="Times New Roman"/>
-        </w:rPr>
-        <w:t xml:space="preserve"> (</w:t>
-      </w:r>
-      <w:r>
-        <w:rPr>
-          <w:rFonts w:ascii="Times New Roman" w:hAnsi="Times New Roman"/>
-          <w:lang w:val="en-US"/>
-        </w:rPr>
-        <w:t>time</w:t>
-      </w:r>
-      <w:r>
-        <w:rPr>
-          <w:rFonts w:ascii="Times New Roman" w:hAnsi="Times New Roman"/>
-        </w:rPr>
-        <w:t>_</w:t>
-      </w:r>
-      <w:r>
-        <w:rPr>
-          <w:rFonts w:ascii="Times New Roman" w:hAnsi="Times New Roman"/>
-          <w:lang w:val="en-US"/>
-        </w:rPr>
-        <w:t>step</w:t>
-      </w:r>
-      <w:r>
-        <w:rPr>
-          <w:rFonts w:ascii="Times New Roman" w:hAnsi="Times New Roman"/>
-        </w:rPr>
-        <w:t xml:space="preserve">), </w:t>
-      </w:r>
-      <w:r>
-        <w:rPr>
-          <w:rFonts w:ascii="Times New Roman" w:hAnsi="Times New Roman"/>
-        </w:rPr>
-        <w:t>οπότε</w:t>
-      </w:r>
-      <w:r>
-        <w:rPr>
-          <w:rFonts w:ascii="Times New Roman" w:hAnsi="Times New Roman"/>
-        </w:rPr>
-        <w:t xml:space="preserve"> ο </w:t>
-      </w:r>
-      <w:r>
-        <w:rPr>
-          <w:rFonts w:ascii="Times New Roman" w:hAnsi="Times New Roman"/>
-        </w:rPr>
-        <w:t>ίδιος</w:t>
-      </w:r>
-      <w:r>
-        <w:rPr>
-          <w:rFonts w:ascii="Times New Roman" w:hAnsi="Times New Roman"/>
-        </w:rPr>
-        <w:t xml:space="preserve"> </w:t>
-      </w:r>
-      <w:r>
-        <w:rPr>
-          <w:rFonts w:ascii="Times New Roman" w:hAnsi="Times New Roman"/>
-        </w:rPr>
-        <w:t>χρήστης</w:t>
-      </w:r>
-      <w:r>
-        <w:rPr>
-          <w:rFonts w:ascii="Times New Roman" w:hAnsi="Times New Roman"/>
-        </w:rPr>
-        <w:t xml:space="preserve"> </w:t>
-      </w:r>
-      <w:r>
-        <w:rPr>
-          <w:rFonts w:ascii="Times New Roman" w:hAnsi="Times New Roman"/>
-        </w:rPr>
-        <w:t>εμφανίζεται</w:t>
-      </w:r>
-      <w:r>
-        <w:rPr>
-          <w:rFonts w:ascii="Times New Roman" w:hAnsi="Times New Roman"/>
-        </w:rPr>
-        <w:t xml:space="preserve"> σε </w:t>
-      </w:r>
-      <w:r>
-        <w:rPr>
-          <w:rFonts w:ascii="Times New Roman" w:hAnsi="Times New Roman"/>
-        </w:rPr>
-        <w:t>έως</w:t>
-      </w:r>
-      <w:r>
-        <w:rPr>
-          <w:rFonts w:ascii="Times New Roman" w:hAnsi="Times New Roman"/>
-        </w:rPr>
-        <w:t xml:space="preserve"> </w:t>
-      </w:r>
-      <w:r>
-        <w:rPr>
-          <w:rFonts w:ascii="Times New Roman" w:hAnsi="Times New Roman"/>
-        </w:rPr>
-        <w:t>επτά</w:t>
-      </w:r>
-      <w:r>
-        <w:rPr>
-          <w:rFonts w:ascii="Times New Roman" w:hAnsi="Times New Roman"/>
-        </w:rPr>
-        <w:t xml:space="preserve"> </w:t>
-      </w:r>
-      <w:r>
-        <w:rPr>
-          <w:rFonts w:ascii="Times New Roman" w:hAnsi="Times New Roman"/>
-        </w:rPr>
-        <w:t>εγγραφές</w:t>
-      </w:r>
-      <w:r>
-        <w:rPr>
-          <w:rFonts w:ascii="Times New Roman" w:hAnsi="Times New Roman"/>
-        </w:rPr>
-        <w:t xml:space="preserve">.  </w:t>
-      </w:r>
-      <w:r>
-        <w:rPr>
-          <w:rFonts w:ascii="Times New Roman" w:hAnsi="Times New Roman"/>
-        </w:rPr>
-        <w:t>Όλοι</w:t>
-      </w:r>
-      <w:r>
-        <w:rPr>
-          <w:rFonts w:ascii="Times New Roman" w:hAnsi="Times New Roman"/>
-        </w:rPr>
-        <w:t xml:space="preserve"> οι </w:t>
-      </w:r>
-      <w:r>
-        <w:rPr>
-          <w:rFonts w:ascii="Times New Roman" w:hAnsi="Times New Roman"/>
-        </w:rPr>
-        <w:t>χρήστες</w:t>
-      </w:r>
-      <w:r>
-        <w:rPr>
-          <w:rFonts w:ascii="Times New Roman" w:hAnsi="Times New Roman"/>
-        </w:rPr>
-        <w:t xml:space="preserve"> </w:t>
-      </w:r>
-      <w:r>
-        <w:rPr>
-          <w:rFonts w:ascii="Times New Roman" w:hAnsi="Times New Roman"/>
-        </w:rPr>
-        <w:t>εμφανίζονται</w:t>
-      </w:r>
-      <w:r>
-        <w:rPr>
-          <w:rFonts w:ascii="Times New Roman" w:hAnsi="Times New Roman"/>
-        </w:rPr>
-        <w:t xml:space="preserve"> στο </w:t>
-      </w:r>
-      <w:r>
-        <w:rPr>
-          <w:rFonts w:ascii="Times New Roman" w:hAnsi="Times New Roman"/>
-        </w:rPr>
-        <w:t>βήμα</w:t>
-      </w:r>
-      <w:r>
-        <w:rPr>
-          <w:rFonts w:ascii="Times New Roman" w:hAnsi="Times New Roman"/>
-        </w:rPr>
-        <w:t xml:space="preserve"> 0, ενώ το </w:t>
-      </w:r>
-      <w:r>
-        <w:rPr>
-          <w:rFonts w:ascii="Times New Roman" w:hAnsi="Times New Roman"/>
-        </w:rPr>
-        <w:t>πλήθος</w:t>
-      </w:r>
-      <w:r>
-        <w:rPr>
-          <w:rFonts w:ascii="Times New Roman" w:hAnsi="Times New Roman"/>
-        </w:rPr>
-        <w:t xml:space="preserve"> </w:t>
-      </w:r>
-      <w:r>
-        <w:rPr>
-          <w:rFonts w:ascii="Times New Roman" w:hAnsi="Times New Roman"/>
-        </w:rPr>
-        <w:lastRenderedPageBreak/>
-        <w:t xml:space="preserve">των </w:t>
-      </w:r>
-      <w:r>
-        <w:rPr>
-          <w:rFonts w:ascii="Times New Roman" w:hAnsi="Times New Roman"/>
-        </w:rPr>
-        <w:t>εγγραφών</w:t>
-      </w:r>
-      <w:r>
-        <w:rPr>
-          <w:rFonts w:ascii="Times New Roman" w:hAnsi="Times New Roman"/>
-        </w:rPr>
-        <w:t xml:space="preserve"> </w:t>
-      </w:r>
-      <w:r>
-        <w:rPr>
-          <w:rFonts w:ascii="Times New Roman" w:hAnsi="Times New Roman"/>
-        </w:rPr>
-        <w:t>μειώνεται</w:t>
-      </w:r>
-      <w:r>
-        <w:rPr>
-          <w:rFonts w:ascii="Times New Roman" w:hAnsi="Times New Roman"/>
-        </w:rPr>
-        <w:t xml:space="preserve"> </w:t>
-      </w:r>
-      <w:r>
-        <w:rPr>
-          <w:rFonts w:ascii="Times New Roman" w:hAnsi="Times New Roman"/>
-        </w:rPr>
-        <w:t>σταδιακά</w:t>
-      </w:r>
-      <w:r>
-        <w:rPr>
-          <w:rFonts w:ascii="Times New Roman" w:hAnsi="Times New Roman"/>
-        </w:rPr>
-        <w:t xml:space="preserve"> στα </w:t>
-      </w:r>
-      <w:r>
-        <w:rPr>
-          <w:rFonts w:ascii="Times New Roman" w:hAnsi="Times New Roman"/>
-        </w:rPr>
-        <w:t>επόμενα</w:t>
-      </w:r>
-      <w:r>
-        <w:rPr>
-          <w:rFonts w:ascii="Times New Roman" w:hAnsi="Times New Roman"/>
-        </w:rPr>
-        <w:t xml:space="preserve"> </w:t>
-      </w:r>
-      <w:r>
-        <w:rPr>
-          <w:rFonts w:ascii="Times New Roman" w:hAnsi="Times New Roman"/>
-        </w:rPr>
-        <w:t>βήματα</w:t>
-      </w:r>
-      <w:r>
-        <w:rPr>
-          <w:rFonts w:ascii="Times New Roman" w:hAnsi="Times New Roman"/>
-        </w:rPr>
-        <w:t xml:space="preserve"> </w:t>
-      </w:r>
-      <w:r>
-        <w:rPr>
-          <w:rFonts w:ascii="Times New Roman" w:hAnsi="Times New Roman"/>
-        </w:rPr>
-        <w:t>έως</w:t>
-      </w:r>
-      <w:r>
-        <w:rPr>
-          <w:rFonts w:ascii="Times New Roman" w:hAnsi="Times New Roman"/>
-        </w:rPr>
-        <w:t xml:space="preserve"> το 6, </w:t>
-      </w:r>
-      <w:r>
-        <w:rPr>
-          <w:rFonts w:ascii="Times New Roman" w:hAnsi="Times New Roman"/>
-        </w:rPr>
-        <w:t>δηλαδή</w:t>
-      </w:r>
-      <w:r>
-        <w:rPr>
-          <w:rFonts w:ascii="Times New Roman" w:hAnsi="Times New Roman"/>
-        </w:rPr>
-        <w:t xml:space="preserve"> στο </w:t>
-      </w:r>
-      <w:r>
-        <w:rPr>
-          <w:rFonts w:ascii="Times New Roman" w:hAnsi="Times New Roman"/>
-        </w:rPr>
-        <w:t>βήμα</w:t>
-      </w:r>
-      <w:r>
-        <w:rPr>
-          <w:rFonts w:ascii="Times New Roman" w:hAnsi="Times New Roman"/>
-        </w:rPr>
-        <w:t xml:space="preserve"> 0 </w:t>
-      </w:r>
-      <w:r>
-        <w:rPr>
-          <w:rFonts w:ascii="Times New Roman" w:hAnsi="Times New Roman"/>
-        </w:rPr>
-        <w:t>υπάρχουν</w:t>
-      </w:r>
-      <w:r>
-        <w:rPr>
-          <w:rFonts w:ascii="Times New Roman" w:hAnsi="Times New Roman"/>
-        </w:rPr>
-        <w:t xml:space="preserve"> 21605 </w:t>
-      </w:r>
-      <w:r>
-        <w:rPr>
-          <w:rFonts w:ascii="Times New Roman" w:hAnsi="Times New Roman"/>
-        </w:rPr>
-        <w:t>εγγραφές</w:t>
-      </w:r>
-      <w:r>
-        <w:rPr>
-          <w:rFonts w:ascii="Times New Roman" w:hAnsi="Times New Roman"/>
-        </w:rPr>
-        <w:t xml:space="preserve"> ενώ στο </w:t>
-      </w:r>
-      <w:r>
-        <w:rPr>
-          <w:rFonts w:ascii="Times New Roman" w:hAnsi="Times New Roman"/>
-        </w:rPr>
-        <w:t>βήμα</w:t>
-      </w:r>
-      <w:r>
-        <w:rPr>
-          <w:rFonts w:ascii="Times New Roman" w:hAnsi="Times New Roman"/>
-        </w:rPr>
-        <w:t xml:space="preserve"> 6 έχει </w:t>
-      </w:r>
-      <w:r>
-        <w:rPr>
-          <w:rFonts w:ascii="Times New Roman" w:hAnsi="Times New Roman"/>
-        </w:rPr>
-        <w:t>μειωθεί</w:t>
-      </w:r>
-      <w:r>
-        <w:rPr>
-          <w:rFonts w:ascii="Times New Roman" w:hAnsi="Times New Roman"/>
-        </w:rPr>
-        <w:t xml:space="preserve"> στις 6256 </w:t>
-      </w:r>
-      <w:r>
-        <w:rPr>
-          <w:rFonts w:ascii="Times New Roman" w:hAnsi="Times New Roman"/>
-        </w:rPr>
-        <w:t>εγγραφές</w:t>
-      </w:r>
-      <w:r>
-        <w:rPr>
-          <w:rFonts w:ascii="Times New Roman" w:hAnsi="Times New Roman"/>
-        </w:rPr>
-        <w:t xml:space="preserve">. </w:t>
-      </w:r>
-      <w:r>
-        <w:rPr>
-          <w:rFonts w:ascii="Times New Roman" w:hAnsi="Times New Roman"/>
-        </w:rPr>
-        <w:t xml:space="preserve">(Πίνακας 3) </w:t>
-      </w:r>
-      <w:r>
-        <w:rPr>
-          <w:rFonts w:ascii="Times New Roman" w:hAnsi="Times New Roman"/>
-        </w:rPr>
-        <w:t>Το σύνολο δεν περιέχει ελλιπείς τιμές και όλες οι μεταβλητές είναι αριθμητικές.</w:t>
       </w:r>
     </w:p>
     <w:p>
@@ -10087,6 +9270,9 @@
     <w:p>
       <w:pPr>
         <w:pStyle w:val="af2"/>
+        <w:rPr>
+          <w:color w:val="000000" w:themeColor="text1"/>
+        </w:rPr>
       </w:pPr>
       <w:bookmarkStart w:id="74" w:name="_Toc242526887"/>
       <w:r>
@@ -10141,6 +9327,125 @@
       </w:r>
       <w:bookmarkEnd w:id="74"/>
     </w:p>
+    <w:p>
+      <w:pPr>
+        <w:rPr>
+          <w:rFonts w:ascii="Times New Roman" w:hAnsi="Times New Roman"/>
+        </w:rPr>
+      </w:pPr>
+      <w:r>
+        <w:rPr>
+          <w:rFonts w:ascii="Times New Roman" w:hAnsi="Times New Roman"/>
+        </w:rPr>
+        <w:t xml:space="preserve">Η βασική ιδιαιτερότητα της δομής είναι ότι το </w:t>
+      </w:r>
+      <w:r>
+        <w:rPr>
+          <w:rFonts w:ascii="Times New Roman" w:hAnsi="Times New Roman"/>
+          <w:lang w:val="en-US"/>
+        </w:rPr>
+        <w:t>dataset</w:t>
+      </w:r>
+      <w:r>
+        <w:rPr>
+          <w:rFonts w:ascii="Times New Roman" w:hAnsi="Times New Roman"/>
+        </w:rPr>
+        <w:t xml:space="preserve"> </w:t>
+      </w:r>
+      <w:r>
+        <w:rPr>
+          <w:rFonts w:ascii="Times New Roman" w:hAnsi="Times New Roman"/>
+        </w:rPr>
+        <w:t xml:space="preserve">δεν περιέχει μία γραμμή ανά χρήστη αλλά κάθε χρήστης εμφανίζεται από 1 έως 7 φορές. Κάθε γραμμή του ίδιου χρήστη αντιστοιχεί σε διαφορετικό χρονικό βήμα, το οποίο καταγράφεται στη στήλη </w:t>
+      </w:r>
+      <w:r>
+        <w:rPr>
+          <w:rFonts w:ascii="Times New Roman" w:hAnsi="Times New Roman"/>
+          <w:lang w:val="en-US"/>
+        </w:rPr>
+        <w:t>time</w:t>
+      </w:r>
+      <w:r>
+        <w:rPr>
+          <w:rFonts w:ascii="Times New Roman" w:hAnsi="Times New Roman"/>
+        </w:rPr>
+        <w:t>_</w:t>
+      </w:r>
+      <w:r>
+        <w:rPr>
+          <w:rFonts w:ascii="Times New Roman" w:hAnsi="Times New Roman"/>
+          <w:lang w:val="en-US"/>
+        </w:rPr>
+        <w:t>step</w:t>
+      </w:r>
+      <w:r>
+        <w:rPr>
+          <w:rFonts w:ascii="Times New Roman" w:hAnsi="Times New Roman"/>
+        </w:rPr>
+        <w:t>. Στο σύνολο υπάρχουν επτά χρονικά βήματα (από 0 έως 6), τα οποία μετατοπίζονται διαδοχικά προς τα πίσω κατά τέσσερις εβδομάδες, με το 0 να αντιστοιχεί στο πιο πρόσφατο παράθυρο. (Fridrich, 2023</w:t>
+      </w:r>
+      <w:r>
+        <w:rPr>
+          <w:rFonts w:ascii="Times New Roman" w:hAnsi="Times New Roman"/>
+        </w:rPr>
+        <w:t>)</w:t>
+      </w:r>
+      <w:r>
+        <w:rPr>
+          <w:rFonts w:ascii="Times New Roman" w:hAnsi="Times New Roman"/>
+        </w:rPr>
+        <w:t>.  Όλοι οι χρήστες εμφανίζονται στο βήμα 0, ενώ το πλήθος των εγγραφών μειώνεται σταδιακά στα επόμενα βήματα έως το 6, δηλαδή στο βήμα 0 υπάρχουν 21</w:t>
+      </w:r>
+      <w:r>
+        <w:rPr>
+          <w:rFonts w:ascii="Times New Roman" w:hAnsi="Times New Roman"/>
+        </w:rPr>
+        <w:t>.</w:t>
+      </w:r>
+      <w:r>
+        <w:rPr>
+          <w:rFonts w:ascii="Times New Roman" w:hAnsi="Times New Roman"/>
+        </w:rPr>
+        <w:t>605 εγγραφές</w:t>
+      </w:r>
+      <w:r>
+        <w:rPr>
+          <w:rFonts w:ascii="Times New Roman" w:hAnsi="Times New Roman"/>
+        </w:rPr>
+        <w:t>,</w:t>
+      </w:r>
+      <w:r>
+        <w:rPr>
+          <w:rFonts w:ascii="Times New Roman" w:hAnsi="Times New Roman"/>
+        </w:rPr>
+        <w:t xml:space="preserve"> ενώ στο βήμα 6 έχει μειωθεί στις 6</w:t>
+      </w:r>
+      <w:r>
+        <w:rPr>
+          <w:rFonts w:ascii="Times New Roman" w:hAnsi="Times New Roman"/>
+        </w:rPr>
+        <w:t>.</w:t>
+      </w:r>
+      <w:r>
+        <w:rPr>
+          <w:rFonts w:ascii="Times New Roman" w:hAnsi="Times New Roman"/>
+        </w:rPr>
+        <w:t xml:space="preserve">256 εγγραφές. </w:t>
+      </w:r>
+      <w:r>
+        <w:rPr>
+          <w:rFonts w:ascii="Times New Roman" w:hAnsi="Times New Roman"/>
+        </w:rPr>
+        <w:t>(Πίνακας 3)</w:t>
+      </w:r>
+      <w:r>
+        <w:rPr>
+          <w:rFonts w:ascii="Times New Roman" w:hAnsi="Times New Roman"/>
+        </w:rPr>
+        <w:t>.</w:t>
+      </w:r>
+    </w:p>
+    <w:p/>
     <w:tbl>
       <w:tblPr>
         <w:tblStyle w:val="ae"/>
@@ -10678,6 +9983,12 @@
         <w:rPr>
           <w:rFonts w:ascii="Times New Roman" w:hAnsi="Times New Roman"/>
         </w:rPr>
+        <w:t>, ή αλλιώς η μεταβλητή - στόχος,</w:t>
+      </w:r>
+      <w:r>
+        <w:rPr>
+          <w:rFonts w:ascii="Times New Roman" w:hAnsi="Times New Roman"/>
+        </w:rPr>
         <w:t xml:space="preserve"> είναι η </w:t>
       </w:r>
       <w:r>
@@ -10776,13 +10087,171 @@
         <w:rPr>
           <w:rFonts w:ascii="Times New Roman" w:hAnsi="Times New Roman"/>
         </w:rPr>
+        <w:t xml:space="preserve"> </w:t>
+      </w:r>
+      <w:r>
+        <w:rPr>
+          <w:rFonts w:ascii="Times New Roman" w:hAnsi="Times New Roman"/>
+        </w:rPr>
+        <w:t xml:space="preserve">του χρήστη </w:t>
+      </w:r>
+      <w:r>
+        <w:rPr>
+          <w:rFonts w:ascii="Times New Roman" w:hAnsi="Times New Roman"/>
+        </w:rPr>
+        <w:t xml:space="preserve">στη </w:t>
+      </w:r>
+      <w:r>
+        <w:rPr>
+          <w:rFonts w:ascii="Times New Roman" w:hAnsi="Times New Roman"/>
+        </w:rPr>
+        <w:t>μελλοντική</w:t>
+      </w:r>
+      <w:r>
+        <w:rPr>
+          <w:rFonts w:ascii="Times New Roman" w:hAnsi="Times New Roman"/>
+        </w:rPr>
+        <w:t xml:space="preserve"> </w:t>
+      </w:r>
+      <w:r>
+        <w:rPr>
+          <w:rFonts w:ascii="Times New Roman" w:hAnsi="Times New Roman"/>
+        </w:rPr>
+        <w:t>περίοδο</w:t>
+      </w:r>
+      <w:r>
+        <w:rPr>
+          <w:rFonts w:ascii="Times New Roman" w:hAnsi="Times New Roman"/>
+        </w:rPr>
+        <w:t>. Από τις 112</w:t>
+      </w:r>
+      <w:r>
+        <w:rPr>
+          <w:rFonts w:ascii="Times New Roman" w:hAnsi="Times New Roman"/>
+        </w:rPr>
+        <w:t>.</w:t>
+      </w:r>
+      <w:r>
+        <w:rPr>
+          <w:rFonts w:ascii="Times New Roman" w:hAnsi="Times New Roman"/>
+        </w:rPr>
+        <w:t xml:space="preserve">610 </w:t>
+      </w:r>
+      <w:r>
+        <w:rPr>
+          <w:rFonts w:ascii="Times New Roman" w:hAnsi="Times New Roman"/>
+        </w:rPr>
+        <w:t>εγγραφές</w:t>
+      </w:r>
+      <w:r>
+        <w:rPr>
+          <w:rFonts w:ascii="Times New Roman" w:hAnsi="Times New Roman"/>
+        </w:rPr>
+        <w:t>, οι 36</w:t>
+      </w:r>
+      <w:r>
+        <w:rPr>
+          <w:rFonts w:ascii="Times New Roman" w:hAnsi="Times New Roman"/>
+        </w:rPr>
+        <w:t>.</w:t>
+      </w:r>
+      <w:r>
+        <w:rPr>
+          <w:rFonts w:ascii="Times New Roman" w:hAnsi="Times New Roman"/>
+        </w:rPr>
+        <w:t>130</w:t>
+      </w:r>
+      <w:r>
+        <w:rPr>
+          <w:rFonts w:ascii="Times New Roman" w:hAnsi="Times New Roman"/>
+        </w:rPr>
+        <w:t xml:space="preserve"> (32,1%)</w:t>
+      </w:r>
+      <w:r>
+        <w:rPr>
+          <w:rFonts w:ascii="Times New Roman" w:hAnsi="Times New Roman"/>
+        </w:rPr>
+        <w:t xml:space="preserve"> </w:t>
+      </w:r>
+      <w:r>
+        <w:rPr>
+          <w:rFonts w:ascii="Times New Roman" w:hAnsi="Times New Roman"/>
+        </w:rPr>
+        <w:t>ανήκουν</w:t>
+      </w:r>
+      <w:r>
+        <w:rPr>
+          <w:rFonts w:ascii="Times New Roman" w:hAnsi="Times New Roman"/>
+        </w:rPr>
         <w:t xml:space="preserve"> στη </w:t>
       </w:r>
       <w:r>
         <w:rPr>
           <w:rFonts w:ascii="Times New Roman" w:hAnsi="Times New Roman"/>
         </w:rPr>
-        <w:t>μελλοντική</w:t>
+        <w:t>κλάση</w:t>
+      </w:r>
+      <w:r>
+        <w:rPr>
+          <w:rFonts w:ascii="Times New Roman" w:hAnsi="Times New Roman"/>
+        </w:rPr>
+        <w:t xml:space="preserve"> 1 (</w:t>
+      </w:r>
+      <w:r>
+        <w:rPr>
+          <w:rFonts w:ascii="Times New Roman" w:hAnsi="Times New Roman"/>
+          <w:lang w:val="en-US"/>
+        </w:rPr>
+        <w:t>churn</w:t>
+      </w:r>
+      <w:r>
+        <w:rPr>
+          <w:rFonts w:ascii="Times New Roman" w:hAnsi="Times New Roman"/>
+        </w:rPr>
+        <w:t>) και οι 76</w:t>
+      </w:r>
+      <w:r>
+        <w:rPr>
+          <w:rFonts w:ascii="Times New Roman" w:hAnsi="Times New Roman"/>
+        </w:rPr>
+        <w:t>.</w:t>
+      </w:r>
+      <w:r>
+        <w:rPr>
+          <w:rFonts w:ascii="Times New Roman" w:hAnsi="Times New Roman"/>
+        </w:rPr>
+        <w:t>480</w:t>
+      </w:r>
+      <w:r>
+        <w:rPr>
+          <w:rFonts w:ascii="Times New Roman" w:hAnsi="Times New Roman"/>
+        </w:rPr>
+        <w:t xml:space="preserve"> (67,9%)</w:t>
+      </w:r>
+      <w:r>
+        <w:rPr>
+          <w:rFonts w:ascii="Times New Roman" w:hAnsi="Times New Roman"/>
+        </w:rPr>
+        <w:t xml:space="preserve"> στην </w:t>
+      </w:r>
+      <w:r>
+        <w:rPr>
+          <w:rFonts w:ascii="Times New Roman" w:hAnsi="Times New Roman"/>
+        </w:rPr>
+        <w:t>κλάση</w:t>
+      </w:r>
+      <w:r>
+        <w:rPr>
+          <w:rFonts w:ascii="Times New Roman" w:hAnsi="Times New Roman"/>
+        </w:rPr>
+        <w:t xml:space="preserve"> 0 (</w:t>
+      </w:r>
+      <w:r>
+        <w:rPr>
+          <w:rFonts w:ascii="Times New Roman" w:hAnsi="Times New Roman"/>
+          <w:lang w:val="en-US"/>
+        </w:rPr>
+        <w:t>non</w:t>
       </w:r>
       <w:r>
         <w:rPr>
@@ -10793,56 +10262,33 @@
       <w:r>
         <w:rPr>
           <w:rFonts w:ascii="Times New Roman" w:hAnsi="Times New Roman"/>
-        </w:rPr>
-        <w:t>περίοδο</w:t>
-      </w:r>
-      <w:r>
-        <w:rPr>
-          <w:rFonts w:ascii="Times New Roman" w:hAnsi="Times New Roman"/>
-        </w:rPr>
-        <w:t>. Από τις 112</w:t>
-      </w:r>
-      <w:r>
-        <w:rPr>
-          <w:rFonts w:ascii="Times New Roman" w:hAnsi="Times New Roman"/>
-        </w:rPr>
-        <w:t>.</w:t>
-      </w:r>
-      <w:r>
-        <w:rPr>
-          <w:rFonts w:ascii="Times New Roman" w:hAnsi="Times New Roman"/>
-        </w:rPr>
-        <w:t xml:space="preserve">610 </w:t>
-      </w:r>
-      <w:r>
-        <w:rPr>
-          <w:rFonts w:ascii="Times New Roman" w:hAnsi="Times New Roman"/>
-        </w:rPr>
-        <w:t>εγγραφές</w:t>
-      </w:r>
-      <w:r>
-        <w:rPr>
-          <w:rFonts w:ascii="Times New Roman" w:hAnsi="Times New Roman"/>
-        </w:rPr>
-        <w:t>, οι 36</w:t>
-      </w:r>
-      <w:r>
-        <w:rPr>
-          <w:rFonts w:ascii="Times New Roman" w:hAnsi="Times New Roman"/>
-        </w:rPr>
-        <w:t>.</w:t>
-      </w:r>
-      <w:r>
-        <w:rPr>
-          <w:rFonts w:ascii="Times New Roman" w:hAnsi="Times New Roman"/>
-        </w:rPr>
-        <w:t>130</w:t>
-      </w:r>
-      <w:r>
-        <w:rPr>
-          <w:rFonts w:ascii="Times New Roman" w:hAnsi="Times New Roman"/>
-        </w:rPr>
-        <w:t xml:space="preserve"> (32,1%)</w:t>
+          <w:lang w:val="en-US"/>
+        </w:rPr>
+        <w:t>churn</w:t>
+      </w:r>
+      <w:r>
+        <w:rPr>
+          <w:rFonts w:ascii="Times New Roman" w:hAnsi="Times New Roman"/>
+        </w:rPr>
+        <w:t>)</w:t>
+      </w:r>
+      <w:r>
+        <w:rPr>
+          <w:rFonts w:ascii="Times New Roman" w:hAnsi="Times New Roman"/>
+        </w:rPr>
+        <w:t xml:space="preserve"> (Εικόνα 1).</w:t>
+      </w:r>
+      <w:r>
+        <w:rPr>
+          <w:rFonts w:ascii="Times New Roman" w:hAnsi="Times New Roman"/>
+        </w:rPr>
+        <w:t xml:space="preserve"> Η δυαδική μορφή της μεταβλητής-στόχου κατατάσσει το υπό μελέτη πρόβλημα στην κατηγορία της δυαδικής ταξινόμησης. Παράλληλα, η παρουσία μέτριας ανισορροπίας μεταξύ των κλάσεων αποτελεί σημαντικό χαρακτηριστικό του συνόλου δεδομένων και λαμβάνεται υπόψη κατά τη διαδικασία ανάπτυξης και αξιολόγησης των μοντέλων. Το </w:t>
+      </w:r>
+      <w:r>
+        <w:rPr>
+          <w:rFonts w:ascii="Times New Roman" w:hAnsi="Times New Roman"/>
+        </w:rPr>
+        <w:t>σύνολο</w:t>
       </w:r>
       <w:r>
         <w:rPr>
@@ -10854,81 +10300,19 @@
         <w:rPr>
           <w:rFonts w:ascii="Times New Roman" w:hAnsi="Times New Roman"/>
         </w:rPr>
-        <w:t>ανήκουν</w:t>
-      </w:r>
-      <w:r>
-        <w:rPr>
-          <w:rFonts w:ascii="Times New Roman" w:hAnsi="Times New Roman"/>
-        </w:rPr>
-        <w:t xml:space="preserve"> στη </w:t>
-      </w:r>
-      <w:r>
-        <w:rPr>
-          <w:rFonts w:ascii="Times New Roman" w:hAnsi="Times New Roman"/>
-        </w:rPr>
-        <w:t>κλάση</w:t>
-      </w:r>
-      <w:r>
-        <w:rPr>
-          <w:rFonts w:ascii="Times New Roman" w:hAnsi="Times New Roman"/>
-        </w:rPr>
-        <w:t xml:space="preserve"> 1 (</w:t>
-      </w:r>
-      <w:r>
-        <w:rPr>
-          <w:rFonts w:ascii="Times New Roman" w:hAnsi="Times New Roman"/>
-          <w:lang w:val="en-US"/>
-        </w:rPr>
-        <w:t>churn</w:t>
-      </w:r>
-      <w:r>
-        <w:rPr>
-          <w:rFonts w:ascii="Times New Roman" w:hAnsi="Times New Roman"/>
-        </w:rPr>
-        <w:t>) και οι 76</w:t>
-      </w:r>
-      <w:r>
-        <w:rPr>
-          <w:rFonts w:ascii="Times New Roman" w:hAnsi="Times New Roman"/>
-        </w:rPr>
-        <w:t>.</w:t>
-      </w:r>
-      <w:r>
-        <w:rPr>
-          <w:rFonts w:ascii="Times New Roman" w:hAnsi="Times New Roman"/>
-        </w:rPr>
-        <w:t>480</w:t>
-      </w:r>
-      <w:r>
-        <w:rPr>
-          <w:rFonts w:ascii="Times New Roman" w:hAnsi="Times New Roman"/>
-        </w:rPr>
-        <w:t xml:space="preserve"> (67,9%)</w:t>
-      </w:r>
-      <w:r>
-        <w:rPr>
-          <w:rFonts w:ascii="Times New Roman" w:hAnsi="Times New Roman"/>
-        </w:rPr>
-        <w:t xml:space="preserve"> στην </w:t>
-      </w:r>
-      <w:r>
-        <w:rPr>
-          <w:rFonts w:ascii="Times New Roman" w:hAnsi="Times New Roman"/>
-        </w:rPr>
-        <w:t>κλάση</w:t>
-      </w:r>
-      <w:r>
-        <w:rPr>
-          <w:rFonts w:ascii="Times New Roman" w:hAnsi="Times New Roman"/>
-        </w:rPr>
-        <w:t xml:space="preserve"> 0 (</w:t>
-      </w:r>
-      <w:r>
-        <w:rPr>
-          <w:rFonts w:ascii="Times New Roman" w:hAnsi="Times New Roman"/>
-          <w:lang w:val="en-US"/>
-        </w:rPr>
-        <w:t>non</w:t>
+        <w:t>περιέχει</w:t>
+      </w:r>
+      <w:r>
+        <w:rPr>
+          <w:rFonts w:ascii="Times New Roman" w:hAnsi="Times New Roman"/>
+        </w:rPr>
+        <w:t xml:space="preserve"> και </w:t>
+      </w:r>
+      <w:r>
+        <w:rPr>
+          <w:rFonts w:ascii="Times New Roman" w:hAnsi="Times New Roman"/>
+        </w:rPr>
+        <w:t>επιπλέον</w:t>
       </w:r>
       <w:r>
         <w:rPr>
@@ -10939,33 +10323,8 @@
       <w:r>
         <w:rPr>
           <w:rFonts w:ascii="Times New Roman" w:hAnsi="Times New Roman"/>
-          <w:lang w:val="en-US"/>
-        </w:rPr>
-        <w:t>churn</w:t>
-      </w:r>
-      <w:r>
-        <w:rPr>
-          <w:rFonts w:ascii="Times New Roman" w:hAnsi="Times New Roman"/>
-        </w:rPr>
-        <w:t>)</w:t>
-      </w:r>
-      <w:r>
-        <w:rPr>
-          <w:rFonts w:ascii="Times New Roman" w:hAnsi="Times New Roman"/>
-        </w:rPr>
-        <w:t xml:space="preserve"> (Εικόνα 1).</w:t>
-      </w:r>
-      <w:r>
-        <w:rPr>
-          <w:rFonts w:ascii="Times New Roman" w:hAnsi="Times New Roman"/>
-        </w:rPr>
-        <w:t xml:space="preserve"> Η δυαδική μορφή της μεταβλητής-στόχου κατατάσσει το υπό μελέτη πρόβλημα στην κατηγορία της δυαδικής ταξινόμησης. Παράλληλα, η παρουσία μέτριας ανισορροπίας μεταξύ των κλάσεων αποτελεί σημαντικό χαρακτηριστικό του συνόλου δεδομένων και λαμβάνεται υπόψη κατά τη διαδικασία ανάπτυξης και αξιολόγησης των μοντέλων. Το </w:t>
-      </w:r>
-      <w:r>
-        <w:rPr>
-          <w:rFonts w:ascii="Times New Roman" w:hAnsi="Times New Roman"/>
-        </w:rPr>
-        <w:t>σύνολο</w:t>
+        </w:rPr>
+        <w:t>στήλες</w:t>
       </w:r>
       <w:r>
         <w:rPr>
@@ -10977,7 +10336,137 @@
         <w:rPr>
           <w:rFonts w:ascii="Times New Roman" w:hAnsi="Times New Roman"/>
         </w:rPr>
-        <w:t>περιέχει</w:t>
+        <w:t xml:space="preserve"> με το </w:t>
+      </w:r>
+      <w:r>
+        <w:rPr>
+          <w:rFonts w:ascii="Times New Roman" w:hAnsi="Times New Roman"/>
+        </w:rPr>
+        <w:t>αρχικό</w:t>
+      </w:r>
+      <w:r>
+        <w:rPr>
+          <w:rFonts w:ascii="Times New Roman" w:hAnsi="Times New Roman"/>
+        </w:rPr>
+        <w:t xml:space="preserve"> ‘</w:t>
+      </w:r>
+      <w:r>
+        <w:rPr>
+          <w:rFonts w:ascii="Times New Roman" w:hAnsi="Times New Roman"/>
+          <w:lang w:val="en-US"/>
+        </w:rPr>
+        <w:t>target</w:t>
+      </w:r>
+      <w:r>
+        <w:rPr>
+          <w:rFonts w:ascii="Times New Roman" w:hAnsi="Times New Roman"/>
+        </w:rPr>
+        <w:t xml:space="preserve">_’, όπως το </w:t>
+      </w:r>
+      <w:r>
+        <w:rPr>
+          <w:rFonts w:ascii="Times New Roman" w:hAnsi="Times New Roman"/>
+        </w:rPr>
+        <w:t>κέρδος</w:t>
+      </w:r>
+      <w:r>
+        <w:rPr>
+          <w:rFonts w:ascii="Times New Roman" w:hAnsi="Times New Roman"/>
+        </w:rPr>
+        <w:t xml:space="preserve"> </w:t>
+      </w:r>
+      <w:r>
+        <w:rPr>
+          <w:rFonts w:ascii="Times New Roman" w:hAnsi="Times New Roman"/>
+        </w:rPr>
+        <w:t>καμπάνιας</w:t>
+      </w:r>
+      <w:r>
+        <w:rPr>
+          <w:rFonts w:ascii="Times New Roman" w:hAnsi="Times New Roman"/>
+        </w:rPr>
+        <w:t xml:space="preserve"> </w:t>
+      </w:r>
+      <w:r>
+        <w:rPr>
+          <w:rFonts w:ascii="Times New Roman" w:hAnsi="Times New Roman"/>
+        </w:rPr>
+        <w:t>διατήρησης</w:t>
+      </w:r>
+      <w:r>
+        <w:rPr>
+          <w:rFonts w:ascii="Times New Roman" w:hAnsi="Times New Roman"/>
+        </w:rPr>
+        <w:t xml:space="preserve"> (</w:t>
+      </w:r>
+      <w:r>
+        <w:rPr>
+          <w:rFonts w:ascii="Times New Roman" w:hAnsi="Times New Roman"/>
+          <w:lang w:val="en-US"/>
+        </w:rPr>
+        <w:t>target</w:t>
+      </w:r>
+      <w:r>
+        <w:rPr>
+          <w:rFonts w:ascii="Times New Roman" w:hAnsi="Times New Roman"/>
+        </w:rPr>
+        <w:t>_</w:t>
+      </w:r>
+      <w:r>
+        <w:rPr>
+          <w:rFonts w:ascii="Times New Roman" w:hAnsi="Times New Roman"/>
+          <w:lang w:val="en-US"/>
+        </w:rPr>
+        <w:t>actual</w:t>
+      </w:r>
+      <w:r>
+        <w:rPr>
+          <w:rFonts w:ascii="Times New Roman" w:hAnsi="Times New Roman"/>
+        </w:rPr>
+        <w:t>_</w:t>
+      </w:r>
+      <w:r>
+        <w:rPr>
+          <w:rFonts w:ascii="Times New Roman" w:hAnsi="Times New Roman"/>
+          <w:lang w:val="en-US"/>
+        </w:rPr>
+        <w:t>profit</w:t>
+      </w:r>
+      <w:r>
+        <w:rPr>
+          <w:rFonts w:ascii="Times New Roman" w:hAnsi="Times New Roman"/>
+        </w:rPr>
+        <w:t xml:space="preserve">),  οι </w:t>
+      </w:r>
+      <w:r>
+        <w:rPr>
+          <w:rFonts w:ascii="Times New Roman" w:hAnsi="Times New Roman"/>
+        </w:rPr>
+        <w:t>οποίες</w:t>
+      </w:r>
+      <w:r>
+        <w:rPr>
+          <w:rFonts w:ascii="Times New Roman" w:hAnsi="Times New Roman"/>
+        </w:rPr>
+        <w:t xml:space="preserve"> </w:t>
+      </w:r>
+      <w:r>
+        <w:rPr>
+          <w:rFonts w:ascii="Times New Roman" w:hAnsi="Times New Roman"/>
+        </w:rPr>
+        <w:t>αποτελούν</w:t>
+      </w:r>
+      <w:r>
+        <w:rPr>
+          <w:rFonts w:ascii="Times New Roman" w:hAnsi="Times New Roman"/>
+        </w:rPr>
+        <w:t xml:space="preserve"> </w:t>
+      </w:r>
+      <w:r>
+        <w:rPr>
+          <w:rFonts w:ascii="Times New Roman" w:hAnsi="Times New Roman"/>
+        </w:rPr>
+        <w:t>στόχους</w:t>
       </w:r>
       <w:r>
         <w:rPr>
@@ -10989,7 +10478,13 @@
         <w:rPr>
           <w:rFonts w:ascii="Times New Roman" w:hAnsi="Times New Roman"/>
         </w:rPr>
-        <w:t>επιπλέον</w:t>
+        <w:t xml:space="preserve"> δεν </w:t>
+      </w:r>
+      <w:r>
+        <w:rPr>
+          <w:rFonts w:ascii="Times New Roman" w:hAnsi="Times New Roman"/>
+        </w:rPr>
+        <w:t>θεωρούνται</w:t>
       </w:r>
       <w:r>
         <w:rPr>
@@ -11001,185 +10496,19 @@
         <w:rPr>
           <w:rFonts w:ascii="Times New Roman" w:hAnsi="Times New Roman"/>
         </w:rPr>
-        <w:t>στήλες</w:t>
-      </w:r>
-      <w:r>
-        <w:rPr>
-          <w:rFonts w:ascii="Times New Roman" w:hAnsi="Times New Roman"/>
-        </w:rPr>
-        <w:t xml:space="preserve"> με το </w:t>
-      </w:r>
-      <w:r>
-        <w:rPr>
-          <w:rFonts w:ascii="Times New Roman" w:hAnsi="Times New Roman"/>
-        </w:rPr>
-        <w:t>αρχικό</w:t>
-      </w:r>
-      <w:r>
-        <w:rPr>
-          <w:rFonts w:ascii="Times New Roman" w:hAnsi="Times New Roman"/>
-        </w:rPr>
-        <w:t xml:space="preserve"> ‘</w:t>
-      </w:r>
-      <w:r>
-        <w:rPr>
-          <w:rFonts w:ascii="Times New Roman" w:hAnsi="Times New Roman"/>
-          <w:lang w:val="en-US"/>
-        </w:rPr>
-        <w:t>target</w:t>
-      </w:r>
-      <w:r>
-        <w:rPr>
-          <w:rFonts w:ascii="Times New Roman" w:hAnsi="Times New Roman"/>
-        </w:rPr>
-        <w:t xml:space="preserve">_’, όπως το </w:t>
-      </w:r>
-      <w:r>
-        <w:rPr>
-          <w:rFonts w:ascii="Times New Roman" w:hAnsi="Times New Roman"/>
-        </w:rPr>
-        <w:t>κέρδος</w:t>
+        <w:t>εξαρτημένες μεταβλητές</w:t>
+      </w:r>
+      <w:r>
+        <w:rPr>
+          <w:rFonts w:ascii="Times New Roman" w:hAnsi="Times New Roman"/>
+        </w:rPr>
+        <w:t xml:space="preserve">. </w:t>
       </w:r>
       <w:r>
         <w:rPr>
           <w:rFonts w:ascii="Times New Roman" w:hAnsi="Times New Roman"/>
         </w:rPr>
         <w:t xml:space="preserve"> </w:t>
-      </w:r>
-      <w:r>
-        <w:rPr>
-          <w:rFonts w:ascii="Times New Roman" w:hAnsi="Times New Roman"/>
-        </w:rPr>
-        <w:t>καμπάνιας</w:t>
-      </w:r>
-      <w:r>
-        <w:rPr>
-          <w:rFonts w:ascii="Times New Roman" w:hAnsi="Times New Roman"/>
-        </w:rPr>
-        <w:t xml:space="preserve"> </w:t>
-      </w:r>
-      <w:r>
-        <w:rPr>
-          <w:rFonts w:ascii="Times New Roman" w:hAnsi="Times New Roman"/>
-        </w:rPr>
-        <w:t>διατήρησης</w:t>
-      </w:r>
-      <w:r>
-        <w:rPr>
-          <w:rFonts w:ascii="Times New Roman" w:hAnsi="Times New Roman"/>
-        </w:rPr>
-        <w:t xml:space="preserve"> (</w:t>
-      </w:r>
-      <w:r>
-        <w:rPr>
-          <w:rFonts w:ascii="Times New Roman" w:hAnsi="Times New Roman"/>
-          <w:lang w:val="en-US"/>
-        </w:rPr>
-        <w:t>target</w:t>
-      </w:r>
-      <w:r>
-        <w:rPr>
-          <w:rFonts w:ascii="Times New Roman" w:hAnsi="Times New Roman"/>
-        </w:rPr>
-        <w:t>_</w:t>
-      </w:r>
-      <w:r>
-        <w:rPr>
-          <w:rFonts w:ascii="Times New Roman" w:hAnsi="Times New Roman"/>
-          <w:lang w:val="en-US"/>
-        </w:rPr>
-        <w:t>actual</w:t>
-      </w:r>
-      <w:r>
-        <w:rPr>
-          <w:rFonts w:ascii="Times New Roman" w:hAnsi="Times New Roman"/>
-        </w:rPr>
-        <w:t>_</w:t>
-      </w:r>
-      <w:r>
-        <w:rPr>
-          <w:rFonts w:ascii="Times New Roman" w:hAnsi="Times New Roman"/>
-          <w:lang w:val="en-US"/>
-        </w:rPr>
-        <w:t>profit</w:t>
-      </w:r>
-      <w:r>
-        <w:rPr>
-          <w:rFonts w:ascii="Times New Roman" w:hAnsi="Times New Roman"/>
-        </w:rPr>
-        <w:t xml:space="preserve">),  οι </w:t>
-      </w:r>
-      <w:r>
-        <w:rPr>
-          <w:rFonts w:ascii="Times New Roman" w:hAnsi="Times New Roman"/>
-        </w:rPr>
-        <w:t>οποίες</w:t>
-      </w:r>
-      <w:r>
-        <w:rPr>
-          <w:rFonts w:ascii="Times New Roman" w:hAnsi="Times New Roman"/>
-        </w:rPr>
-        <w:t xml:space="preserve"> </w:t>
-      </w:r>
-      <w:r>
-        <w:rPr>
-          <w:rFonts w:ascii="Times New Roman" w:hAnsi="Times New Roman"/>
-        </w:rPr>
-        <w:t>αποτελούν</w:t>
-      </w:r>
-      <w:r>
-        <w:rPr>
-          <w:rFonts w:ascii="Times New Roman" w:hAnsi="Times New Roman"/>
-        </w:rPr>
-        <w:t xml:space="preserve"> </w:t>
-      </w:r>
-      <w:r>
-        <w:rPr>
-          <w:rFonts w:ascii="Times New Roman" w:hAnsi="Times New Roman"/>
-        </w:rPr>
-        <w:t>στόχους</w:t>
-      </w:r>
-      <w:r>
-        <w:rPr>
-          <w:rFonts w:ascii="Times New Roman" w:hAnsi="Times New Roman"/>
-        </w:rPr>
-        <w:t xml:space="preserve"> και δεν </w:t>
-      </w:r>
-      <w:r>
-        <w:rPr>
-          <w:rFonts w:ascii="Times New Roman" w:hAnsi="Times New Roman"/>
-        </w:rPr>
-        <w:t>θεωρούνται</w:t>
-      </w:r>
-      <w:r>
-        <w:rPr>
-          <w:rFonts w:ascii="Times New Roman" w:hAnsi="Times New Roman"/>
-        </w:rPr>
-        <w:t xml:space="preserve"> </w:t>
-      </w:r>
-      <w:r>
-        <w:rPr>
-          <w:rFonts w:ascii="Times New Roman" w:hAnsi="Times New Roman"/>
-        </w:rPr>
-        <w:t>ανεξάρτητες</w:t>
-      </w:r>
-      <w:r>
-        <w:rPr>
-          <w:rFonts w:ascii="Times New Roman" w:hAnsi="Times New Roman"/>
-        </w:rPr>
-        <w:t xml:space="preserve"> </w:t>
-      </w:r>
-      <w:r>
-        <w:rPr>
-          <w:rFonts w:ascii="Times New Roman" w:hAnsi="Times New Roman"/>
-        </w:rPr>
-        <w:t>μεταβλητές</w:t>
-      </w:r>
-      <w:r>
-        <w:rPr>
-          <w:rFonts w:ascii="Times New Roman" w:hAnsi="Times New Roman"/>
-        </w:rPr>
-        <w:t xml:space="preserve">. </w:t>
       </w:r>
     </w:p>
     <w:p>
@@ -11302,7 +10631,6 @@
       <w:pPr>
         <w:pStyle w:val="af2"/>
         <w:rPr>
-          <w:rFonts w:ascii="Times New Roman" w:hAnsi="Times New Roman"/>
           <w:color w:val="000000" w:themeColor="text1"/>
         </w:rPr>
       </w:pPr>
@@ -11400,14 +10728,33 @@
         <w:rPr>
           <w:rFonts w:ascii="Times New Roman" w:hAnsi="Times New Roman"/>
         </w:rPr>
-        <w:t xml:space="preserve">Το δεύτερο αρχείο, </w:t>
-      </w:r>
-      <w:r>
-        <w:rPr>
-          <w:rFonts w:ascii="Times New Roman" w:hAnsi="Times New Roman"/>
-          <w:lang w:val="en-US"/>
-        </w:rPr>
-        <w:t>data</w:t>
+        <w:t xml:space="preserve">Αξίζει να σημειωθεί ότι η ποιότητα του συνόλου δεδομένων είναι πλήρης. Μετά από έλεγχο παρατηρήθηκε ότι το </w:t>
+      </w:r>
+      <w:r>
+        <w:rPr>
+          <w:rFonts w:ascii="Times New Roman" w:hAnsi="Times New Roman"/>
+          <w:lang w:val="en-US"/>
+        </w:rPr>
+        <w:t>dataset</w:t>
+      </w:r>
+      <w:r>
+        <w:rPr>
+          <w:rFonts w:ascii="Times New Roman" w:hAnsi="Times New Roman"/>
+        </w:rPr>
+        <w:t xml:space="preserve"> </w:t>
+      </w:r>
+      <w:r>
+        <w:rPr>
+          <w:rFonts w:ascii="Times New Roman" w:hAnsi="Times New Roman"/>
+        </w:rPr>
+        <w:t>δεν περιέχει ελλιπείς τιμές, τιμές -1, διπλότυπες γραμμές ή άπειρες τιμές. Όλες οι μεταβλητές είναι αριθμητικές, με αποτέλεσμα να μην απαιτείται διαδικασία συμπλήρωσης τιμών ή κωδικοποίησης κατηγορικών μεταβλητών. Το μοναδικό εύρημα, που δεν περιέχει καμία πληροφορία για τη διάκριση χρηστών, είναι τρεις στήλες (</w:t>
+      </w:r>
+      <w:r>
+        <w:rPr>
+          <w:rFonts w:ascii="Times New Roman" w:hAnsi="Times New Roman"/>
+          <w:lang w:val="en-US"/>
+        </w:rPr>
+        <w:t>session</w:t>
       </w:r>
       <w:r>
         <w:rPr>
@@ -11420,131 +10767,11 @@
           <w:rFonts w:ascii="Times New Roman" w:hAnsi="Times New Roman"/>
           <w:lang w:val="en-US"/>
         </w:rPr>
-        <w:t>dict</w:t>
-      </w:r>
-      <w:r>
-        <w:rPr>
-          <w:rFonts w:ascii="Times New Roman" w:hAnsi="Times New Roman"/>
-        </w:rPr>
-        <w:t>.</w:t>
-      </w:r>
-      <w:r>
-        <w:rPr>
-          <w:rFonts w:ascii="Times New Roman" w:hAnsi="Times New Roman"/>
-          <w:lang w:val="en-US"/>
-        </w:rPr>
-        <w:t>csv</w:t>
-      </w:r>
-      <w:r>
-        <w:rPr>
-          <w:rFonts w:ascii="Times New Roman" w:hAnsi="Times New Roman"/>
-        </w:rPr>
-        <w:t>, περιέχει</w:t>
-      </w:r>
-      <w:r>
-        <w:rPr>
-          <w:rFonts w:ascii="Times New Roman" w:hAnsi="Times New Roman"/>
-        </w:rPr>
-        <w:t xml:space="preserve"> συνολικά 46 μεταβλητές, εκ των οποίων οι</w:t>
-      </w:r>
-      <w:r>
-        <w:rPr>
-          <w:rFonts w:ascii="Times New Roman" w:hAnsi="Times New Roman"/>
-        </w:rPr>
-        <w:t xml:space="preserve"> δύο </w:t>
-      </w:r>
-      <w:r>
-        <w:rPr>
-          <w:rFonts w:ascii="Times New Roman" w:hAnsi="Times New Roman"/>
-        </w:rPr>
-        <w:t xml:space="preserve">είναι οι </w:t>
-      </w:r>
-      <w:r>
-        <w:rPr>
-          <w:rFonts w:ascii="Times New Roman" w:hAnsi="Times New Roman"/>
-        </w:rPr>
-        <w:t>εξαρτημένες μεταβλητές και</w:t>
-      </w:r>
-      <w:r>
-        <w:rPr>
-          <w:rFonts w:ascii="Times New Roman" w:hAnsi="Times New Roman"/>
-        </w:rPr>
-        <w:t xml:space="preserve"> </w:t>
-      </w:r>
-      <w:r>
-        <w:rPr>
-          <w:rFonts w:ascii="Times New Roman" w:hAnsi="Times New Roman"/>
-        </w:rPr>
-        <w:t>οι υπόλοιπες είναι οι</w:t>
-      </w:r>
-      <w:r>
-        <w:rPr>
-          <w:rFonts w:ascii="Times New Roman" w:hAnsi="Times New Roman"/>
-        </w:rPr>
-        <w:t xml:space="preserve"> </w:t>
-      </w:r>
-      <w:r>
-        <w:rPr>
-          <w:rFonts w:ascii="Times New Roman" w:hAnsi="Times New Roman"/>
-        </w:rPr>
-        <w:t>ανεξάρτητες μεταβλητές</w:t>
-      </w:r>
-      <w:r>
-        <w:rPr>
-          <w:rFonts w:ascii="Times New Roman" w:hAnsi="Times New Roman"/>
-        </w:rPr>
-        <w:t>, όπου χωρίζονται σε ομάδες.</w:t>
-      </w:r>
-      <w:r>
-        <w:rPr>
-          <w:rFonts w:ascii="Times New Roman" w:hAnsi="Times New Roman"/>
-        </w:rPr>
-        <w:t xml:space="preserve"> Οι</w:t>
-      </w:r>
-      <w:r>
-        <w:rPr>
-          <w:rFonts w:ascii="Times New Roman" w:hAnsi="Times New Roman"/>
-          <w:lang w:val="en-US"/>
-        </w:rPr>
-        <w:t xml:space="preserve"> </w:t>
-      </w:r>
-      <w:r>
-        <w:rPr>
-          <w:rFonts w:ascii="Times New Roman" w:hAnsi="Times New Roman"/>
-        </w:rPr>
-        <w:t>στήλες</w:t>
-      </w:r>
-      <w:r>
-        <w:rPr>
-          <w:rFonts w:ascii="Times New Roman" w:hAnsi="Times New Roman"/>
-          <w:lang w:val="en-US"/>
-        </w:rPr>
-        <w:t xml:space="preserve"> </w:t>
-      </w:r>
-      <w:r>
-        <w:rPr>
-          <w:rFonts w:ascii="Times New Roman" w:hAnsi="Times New Roman"/>
-        </w:rPr>
-        <w:t>του</w:t>
-      </w:r>
-      <w:r>
-        <w:rPr>
-          <w:rFonts w:ascii="Times New Roman" w:hAnsi="Times New Roman"/>
-          <w:lang w:val="en-US"/>
-        </w:rPr>
-        <w:t xml:space="preserve"> </w:t>
-      </w:r>
-      <w:r>
-        <w:rPr>
-          <w:rFonts w:ascii="Times New Roman" w:hAnsi="Times New Roman"/>
-          <w:lang w:val="en-US"/>
-        </w:rPr>
-        <w:t>data</w:t>
-      </w:r>
-      <w:r>
-        <w:rPr>
-          <w:rFonts w:ascii="Times New Roman" w:hAnsi="Times New Roman"/>
-          <w:lang w:val="en-US"/>
+        <w:t>number</w:t>
+      </w:r>
+      <w:r>
+        <w:rPr>
+          <w:rFonts w:ascii="Times New Roman" w:hAnsi="Times New Roman"/>
         </w:rPr>
         <w:t>_</w:t>
       </w:r>
@@ -11553,66 +10780,11 @@
           <w:rFonts w:ascii="Times New Roman" w:hAnsi="Times New Roman"/>
           <w:lang w:val="en-US"/>
         </w:rPr>
-        <w:t>dict</w:t>
-      </w:r>
-      <w:r>
-        <w:rPr>
-          <w:rFonts w:ascii="Times New Roman" w:hAnsi="Times New Roman"/>
-          <w:lang w:val="en-US"/>
-        </w:rPr>
-        <w:t>.</w:t>
-      </w:r>
-      <w:r>
-        <w:rPr>
-          <w:rFonts w:ascii="Times New Roman" w:hAnsi="Times New Roman"/>
-          <w:lang w:val="en-US"/>
-        </w:rPr>
-        <w:t>csv</w:t>
-      </w:r>
-      <w:r>
-        <w:rPr>
-          <w:rFonts w:ascii="Times New Roman" w:hAnsi="Times New Roman"/>
-          <w:lang w:val="en-US"/>
-        </w:rPr>
-        <w:t xml:space="preserve"> </w:t>
-      </w:r>
-      <w:r>
-        <w:rPr>
-          <w:rFonts w:ascii="Times New Roman" w:hAnsi="Times New Roman"/>
-        </w:rPr>
-        <w:t>είναι</w:t>
-      </w:r>
-      <w:r>
-        <w:rPr>
-          <w:rFonts w:ascii="Times New Roman" w:hAnsi="Times New Roman"/>
-          <w:lang w:val="en-US"/>
-        </w:rPr>
-        <w:t xml:space="preserve"> </w:t>
-      </w:r>
-      <w:r>
-        <w:rPr>
-          <w:rFonts w:ascii="Times New Roman" w:hAnsi="Times New Roman"/>
-        </w:rPr>
-        <w:t>οι</w:t>
-      </w:r>
-      <w:r>
-        <w:rPr>
-          <w:rFonts w:ascii="Times New Roman" w:hAnsi="Times New Roman"/>
-          <w:lang w:val="en-US"/>
-        </w:rPr>
-        <w:t xml:space="preserve"> </w:t>
-      </w:r>
-      <w:r>
-        <w:rPr>
-          <w:rFonts w:ascii="Times New Roman" w:hAnsi="Times New Roman"/>
-          <w:lang w:val="en-US"/>
-        </w:rPr>
-        <w:t>Set</w:t>
-      </w:r>
-      <w:r>
-        <w:rPr>
-          <w:rFonts w:ascii="Times New Roman" w:hAnsi="Times New Roman"/>
-          <w:lang w:val="en-US"/>
+        <w:t>min</w:t>
+      </w:r>
+      <w:r>
+        <w:rPr>
+          <w:rFonts w:ascii="Times New Roman" w:hAnsi="Times New Roman"/>
         </w:rPr>
         <w:t xml:space="preserve">, </w:t>
       </w:r>
@@ -11621,12 +10793,37 @@
           <w:rFonts w:ascii="Times New Roman" w:hAnsi="Times New Roman"/>
           <w:lang w:val="en-US"/>
         </w:rPr>
-        <w:t>Attribute</w:t>
-      </w:r>
-      <w:r>
-        <w:rPr>
-          <w:rFonts w:ascii="Times New Roman" w:hAnsi="Times New Roman"/>
-          <w:lang w:val="en-US"/>
+        <w:t>purchase</w:t>
+      </w:r>
+      <w:r>
+        <w:rPr>
+          <w:rFonts w:ascii="Times New Roman" w:hAnsi="Times New Roman"/>
+        </w:rPr>
+        <w:t>_</w:t>
+      </w:r>
+      <w:r>
+        <w:rPr>
+          <w:rFonts w:ascii="Times New Roman" w:hAnsi="Times New Roman"/>
+          <w:lang w:val="en-US"/>
+        </w:rPr>
+        <w:t>number</w:t>
+      </w:r>
+      <w:r>
+        <w:rPr>
+          <w:rFonts w:ascii="Times New Roman" w:hAnsi="Times New Roman"/>
+        </w:rPr>
+        <w:t>_</w:t>
+      </w:r>
+      <w:r>
+        <w:rPr>
+          <w:rFonts w:ascii="Times New Roman" w:hAnsi="Times New Roman"/>
+          <w:lang w:val="en-US"/>
+        </w:rPr>
+        <w:t>min</w:t>
+      </w:r>
+      <w:r>
+        <w:rPr>
+          <w:rFonts w:ascii="Times New Roman" w:hAnsi="Times New Roman"/>
         </w:rPr>
         <w:t xml:space="preserve">, </w:t>
       </w:r>
@@ -11635,378 +10832,7 @@
           <w:rFonts w:ascii="Times New Roman" w:hAnsi="Times New Roman"/>
           <w:lang w:val="en-US"/>
         </w:rPr>
-        <w:t>Description</w:t>
-      </w:r>
-      <w:r>
-        <w:rPr>
-          <w:rFonts w:ascii="Times New Roman" w:hAnsi="Times New Roman"/>
-          <w:lang w:val="en-US"/>
-        </w:rPr>
-        <w:t xml:space="preserve"> </w:t>
-      </w:r>
-      <w:r>
-        <w:rPr>
-          <w:rFonts w:ascii="Times New Roman" w:hAnsi="Times New Roman"/>
-        </w:rPr>
-        <w:t>και</w:t>
-      </w:r>
-      <w:r>
-        <w:rPr>
-          <w:rFonts w:ascii="Times New Roman" w:hAnsi="Times New Roman"/>
-          <w:lang w:val="en-US"/>
-        </w:rPr>
-        <w:t xml:space="preserve"> </w:t>
-      </w:r>
-      <w:r>
-        <w:rPr>
-          <w:rFonts w:ascii="Times New Roman" w:hAnsi="Times New Roman"/>
-          <w:lang w:val="en-US"/>
-        </w:rPr>
-        <w:t>Variable</w:t>
-      </w:r>
-      <w:r>
-        <w:rPr>
-          <w:rFonts w:ascii="Times New Roman" w:hAnsi="Times New Roman"/>
-          <w:lang w:val="en-US"/>
-        </w:rPr>
-        <w:t xml:space="preserve"> </w:t>
-      </w:r>
-      <w:r>
-        <w:rPr>
-          <w:rFonts w:ascii="Times New Roman" w:hAnsi="Times New Roman"/>
-          <w:lang w:val="en-US"/>
-        </w:rPr>
-        <w:t>name</w:t>
-      </w:r>
-      <w:r>
-        <w:rPr>
-          <w:rFonts w:ascii="Times New Roman" w:hAnsi="Times New Roman"/>
-          <w:lang w:val="en-US"/>
-        </w:rPr>
-        <w:t>.</w:t>
-      </w:r>
-      <w:r>
-        <w:rPr>
-          <w:rFonts w:ascii="Times New Roman" w:hAnsi="Times New Roman"/>
-          <w:lang w:val="en-US"/>
-        </w:rPr>
-        <w:t xml:space="preserve"> </w:t>
-      </w:r>
-      <w:r>
-        <w:rPr>
-          <w:rFonts w:ascii="Times New Roman" w:hAnsi="Times New Roman"/>
-        </w:rPr>
-        <w:t>Οι</w:t>
-      </w:r>
-      <w:r>
-        <w:rPr>
-          <w:rFonts w:ascii="Times New Roman" w:hAnsi="Times New Roman"/>
-          <w:lang w:val="en-US"/>
-        </w:rPr>
-        <w:t xml:space="preserve"> </w:t>
-      </w:r>
-      <w:r>
-        <w:rPr>
-          <w:rFonts w:ascii="Times New Roman" w:hAnsi="Times New Roman"/>
-        </w:rPr>
-        <w:t>ομάδες</w:t>
-      </w:r>
-      <w:r>
-        <w:rPr>
-          <w:rFonts w:ascii="Times New Roman" w:hAnsi="Times New Roman"/>
-          <w:lang w:val="en-US"/>
-        </w:rPr>
-        <w:t xml:space="preserve"> </w:t>
-      </w:r>
-      <w:r>
-        <w:rPr>
-          <w:rFonts w:ascii="Times New Roman" w:hAnsi="Times New Roman"/>
-        </w:rPr>
-        <w:t>που</w:t>
-      </w:r>
-      <w:r>
-        <w:rPr>
-          <w:rFonts w:ascii="Times New Roman" w:hAnsi="Times New Roman"/>
-          <w:lang w:val="en-US"/>
-        </w:rPr>
-        <w:t xml:space="preserve"> </w:t>
-      </w:r>
-      <w:r>
-        <w:rPr>
-          <w:rFonts w:ascii="Times New Roman" w:hAnsi="Times New Roman"/>
-        </w:rPr>
-        <w:t>υπάρχουν</w:t>
-      </w:r>
-      <w:r>
-        <w:rPr>
-          <w:rFonts w:ascii="Times New Roman" w:hAnsi="Times New Roman"/>
-          <w:lang w:val="en-US"/>
-        </w:rPr>
-        <w:t xml:space="preserve"> </w:t>
-      </w:r>
-      <w:r>
-        <w:rPr>
-          <w:rFonts w:ascii="Times New Roman" w:hAnsi="Times New Roman"/>
-        </w:rPr>
-        <w:t>στη</w:t>
-      </w:r>
-      <w:r>
-        <w:rPr>
-          <w:rFonts w:ascii="Times New Roman" w:hAnsi="Times New Roman"/>
-          <w:lang w:val="en-US"/>
-        </w:rPr>
-        <w:t xml:space="preserve"> </w:t>
-      </w:r>
-      <w:r>
-        <w:rPr>
-          <w:rFonts w:ascii="Times New Roman" w:hAnsi="Times New Roman"/>
-        </w:rPr>
-        <w:t>στήλη</w:t>
-      </w:r>
-      <w:r>
-        <w:rPr>
-          <w:rFonts w:ascii="Times New Roman" w:hAnsi="Times New Roman"/>
-          <w:lang w:val="en-US"/>
-        </w:rPr>
-        <w:t xml:space="preserve"> </w:t>
-      </w:r>
-      <w:r>
-        <w:rPr>
-          <w:rFonts w:ascii="Times New Roman" w:hAnsi="Times New Roman"/>
-          <w:lang w:val="en-US"/>
-        </w:rPr>
-        <w:t>Set</w:t>
-      </w:r>
-      <w:r>
-        <w:rPr>
-          <w:rFonts w:ascii="Times New Roman" w:hAnsi="Times New Roman"/>
-          <w:lang w:val="en-US"/>
-        </w:rPr>
-        <w:t xml:space="preserve"> </w:t>
-      </w:r>
-      <w:r>
-        <w:rPr>
-          <w:rFonts w:ascii="Times New Roman" w:hAnsi="Times New Roman"/>
-        </w:rPr>
-        <w:t>είναι</w:t>
-      </w:r>
-      <w:r>
-        <w:rPr>
-          <w:rFonts w:ascii="Times New Roman" w:hAnsi="Times New Roman"/>
-          <w:lang w:val="en-US"/>
-        </w:rPr>
-        <w:t xml:space="preserve"> </w:t>
-      </w:r>
-      <w:r>
-        <w:rPr>
-          <w:rFonts w:ascii="Times New Roman" w:hAnsi="Times New Roman"/>
-        </w:rPr>
-        <w:t>οι</w:t>
-      </w:r>
-      <w:r>
-        <w:rPr>
-          <w:rFonts w:ascii="Times New Roman" w:hAnsi="Times New Roman"/>
-          <w:lang w:val="en-US"/>
-        </w:rPr>
-        <w:t xml:space="preserve"> </w:t>
-      </w:r>
-      <w:r>
-        <w:rPr>
-          <w:rFonts w:ascii="Times New Roman" w:hAnsi="Times New Roman"/>
-          <w:lang w:val="en-US"/>
-        </w:rPr>
-        <w:t xml:space="preserve">Dependent, </w:t>
-      </w:r>
-      <w:r>
-        <w:rPr>
-          <w:rFonts w:ascii="Times New Roman" w:hAnsi="Times New Roman"/>
-          <w:lang w:val="en-US"/>
-        </w:rPr>
-        <w:t>Recency</w:t>
-      </w:r>
-      <w:r>
-        <w:rPr>
-          <w:rFonts w:ascii="Times New Roman" w:hAnsi="Times New Roman"/>
-          <w:lang w:val="en-US"/>
-        </w:rPr>
-        <w:t xml:space="preserve">, </w:t>
-      </w:r>
-      <w:r>
-        <w:rPr>
-          <w:rFonts w:ascii="Times New Roman" w:hAnsi="Times New Roman"/>
-          <w:lang w:val="en-US"/>
-        </w:rPr>
-        <w:t>Frequency</w:t>
-      </w:r>
-      <w:r>
-        <w:rPr>
-          <w:rFonts w:ascii="Times New Roman" w:hAnsi="Times New Roman"/>
-          <w:lang w:val="en-US"/>
-        </w:rPr>
-        <w:t xml:space="preserve">, </w:t>
-      </w:r>
-      <w:r>
-        <w:rPr>
-          <w:rFonts w:ascii="Times New Roman" w:hAnsi="Times New Roman"/>
-          <w:lang w:val="en-US"/>
-        </w:rPr>
-        <w:t>Monetary</w:t>
-      </w:r>
-      <w:r>
-        <w:rPr>
-          <w:rFonts w:ascii="Times New Roman" w:hAnsi="Times New Roman"/>
-          <w:lang w:val="en-US"/>
-        </w:rPr>
-        <w:t xml:space="preserve">, </w:t>
-      </w:r>
-      <w:r>
-        <w:rPr>
-          <w:rFonts w:ascii="Times New Roman" w:hAnsi="Times New Roman"/>
-          <w:lang w:val="en-US"/>
-        </w:rPr>
-        <w:t xml:space="preserve">Preference, </w:t>
-      </w:r>
-      <w:r>
-        <w:rPr>
-          <w:rFonts w:ascii="Times New Roman" w:hAnsi="Times New Roman"/>
-          <w:lang w:val="en-US"/>
-        </w:rPr>
-        <w:t>Date &amp; time</w:t>
-      </w:r>
-      <w:r>
-        <w:rPr>
-          <w:rFonts w:ascii="Times New Roman" w:hAnsi="Times New Roman"/>
-          <w:lang w:val="en-US"/>
-        </w:rPr>
-        <w:t xml:space="preserve"> </w:t>
-      </w:r>
-      <w:r>
-        <w:rPr>
-          <w:rFonts w:ascii="Times New Roman" w:hAnsi="Times New Roman"/>
-        </w:rPr>
-        <w:t>και</w:t>
-      </w:r>
-      <w:r>
-        <w:rPr>
-          <w:rFonts w:ascii="Times New Roman" w:hAnsi="Times New Roman"/>
-          <w:lang w:val="en-US"/>
-        </w:rPr>
-        <w:t xml:space="preserve"> </w:t>
-      </w:r>
-      <w:r>
-        <w:rPr>
-          <w:rFonts w:ascii="Times New Roman" w:hAnsi="Times New Roman"/>
-          <w:lang w:val="en-US"/>
-        </w:rPr>
-        <w:t>Others</w:t>
-      </w:r>
-      <w:r>
-        <w:rPr>
-          <w:rFonts w:ascii="Times New Roman" w:hAnsi="Times New Roman"/>
-          <w:lang w:val="en-US"/>
-        </w:rPr>
-        <w:t xml:space="preserve">. </w:t>
-      </w:r>
-      <w:r>
-        <w:rPr>
-          <w:rFonts w:ascii="Times New Roman" w:hAnsi="Times New Roman"/>
-        </w:rPr>
-        <w:t xml:space="preserve">Η </w:t>
-      </w:r>
-      <w:r>
-        <w:rPr>
-          <w:rFonts w:ascii="Times New Roman" w:hAnsi="Times New Roman"/>
-          <w:lang w:val="en-US"/>
-        </w:rPr>
-        <w:t>Dependent</w:t>
-      </w:r>
-      <w:r>
-        <w:rPr>
-          <w:rFonts w:ascii="Times New Roman" w:hAnsi="Times New Roman"/>
-        </w:rPr>
-        <w:t xml:space="preserve"> </w:t>
-      </w:r>
-      <w:r>
-        <w:rPr>
-          <w:rFonts w:ascii="Times New Roman" w:hAnsi="Times New Roman"/>
-        </w:rPr>
-        <w:t xml:space="preserve">αποτελείται από τις δύο μεταβλητές – στόχοι του </w:t>
-      </w:r>
-      <w:r>
-        <w:rPr>
-          <w:rFonts w:ascii="Times New Roman" w:hAnsi="Times New Roman"/>
-          <w:lang w:val="en-US"/>
-        </w:rPr>
-        <w:t>dataset</w:t>
-      </w:r>
-      <w:r>
-        <w:rPr>
-          <w:rFonts w:ascii="Times New Roman" w:hAnsi="Times New Roman"/>
-        </w:rPr>
-        <w:t xml:space="preserve">, και μπορούμε να δούμε το όνομα τους </w:t>
-      </w:r>
-      <w:r>
-        <w:rPr>
-          <w:rFonts w:ascii="Times New Roman" w:hAnsi="Times New Roman"/>
-        </w:rPr>
-        <w:t xml:space="preserve">στα αγγλικά στη στήλη </w:t>
-      </w:r>
-      <w:r>
-        <w:rPr>
-          <w:rFonts w:ascii="Times New Roman" w:hAnsi="Times New Roman"/>
-          <w:lang w:val="en-US"/>
-        </w:rPr>
-        <w:t>Attribute</w:t>
-      </w:r>
-      <w:r>
-        <w:rPr>
-          <w:rFonts w:ascii="Times New Roman" w:hAnsi="Times New Roman"/>
-        </w:rPr>
-        <w:t xml:space="preserve">, </w:t>
-      </w:r>
-      <w:r>
-        <w:rPr>
-          <w:rFonts w:ascii="Times New Roman" w:hAnsi="Times New Roman"/>
-        </w:rPr>
-        <w:t xml:space="preserve">την περιγραφή τους στη </w:t>
-      </w:r>
-      <w:r>
-        <w:rPr>
-          <w:rFonts w:ascii="Times New Roman" w:hAnsi="Times New Roman"/>
-          <w:lang w:val="en-US"/>
-        </w:rPr>
-        <w:t>Description</w:t>
-      </w:r>
-      <w:r>
-        <w:rPr>
-          <w:rFonts w:ascii="Times New Roman" w:hAnsi="Times New Roman"/>
-        </w:rPr>
-        <w:t xml:space="preserve"> </w:t>
-      </w:r>
-      <w:r>
-        <w:rPr>
-          <w:rFonts w:ascii="Times New Roman" w:hAnsi="Times New Roman"/>
-        </w:rPr>
-        <w:t xml:space="preserve">και το όνομα </w:t>
-      </w:r>
-      <w:r>
-        <w:rPr>
-          <w:rFonts w:ascii="Times New Roman" w:hAnsi="Times New Roman"/>
-        </w:rPr>
-        <w:t xml:space="preserve">τους </w:t>
-      </w:r>
-      <w:r>
-        <w:rPr>
-          <w:rFonts w:ascii="Times New Roman" w:hAnsi="Times New Roman"/>
-        </w:rPr>
-        <w:t xml:space="preserve">που έχει η στήλη στο </w:t>
-      </w:r>
-      <w:r>
-        <w:rPr>
-          <w:rFonts w:ascii="Times New Roman" w:hAnsi="Times New Roman"/>
-          <w:lang w:val="en-US"/>
-        </w:rPr>
-        <w:t>customer</w:t>
+        <w:t>haspurchase</w:t>
       </w:r>
       <w:r>
         <w:rPr>
@@ -12019,296 +10845,19 @@
           <w:rFonts w:ascii="Times New Roman" w:hAnsi="Times New Roman"/>
           <w:lang w:val="en-US"/>
         </w:rPr>
-        <w:t>model</w:t>
-      </w:r>
-      <w:r>
-        <w:rPr>
-          <w:rFonts w:ascii="Times New Roman" w:hAnsi="Times New Roman"/>
-        </w:rPr>
-        <w:t>.</w:t>
-      </w:r>
-      <w:r>
-        <w:rPr>
-          <w:rFonts w:ascii="Times New Roman" w:hAnsi="Times New Roman"/>
-          <w:lang w:val="en-US"/>
-        </w:rPr>
-        <w:t>csv</w:t>
-      </w:r>
-      <w:r>
-        <w:rPr>
-          <w:rFonts w:ascii="Times New Roman" w:hAnsi="Times New Roman"/>
-        </w:rPr>
-        <w:t xml:space="preserve">, </w:t>
-      </w:r>
-      <w:r>
-        <w:rPr>
-          <w:rFonts w:ascii="Times New Roman" w:hAnsi="Times New Roman"/>
-        </w:rPr>
-        <w:t xml:space="preserve">για παράδειγμα </w:t>
-      </w:r>
-      <w:r>
-        <w:rPr>
-          <w:rFonts w:ascii="Times New Roman" w:hAnsi="Times New Roman"/>
-        </w:rPr>
-        <w:t>target_event</w:t>
-      </w:r>
-      <w:r>
-        <w:rPr>
-          <w:rFonts w:ascii="Times New Roman" w:hAnsi="Times New Roman"/>
-        </w:rPr>
-        <w:t xml:space="preserve"> και </w:t>
-      </w:r>
-      <w:r>
-        <w:rPr>
-          <w:rFonts w:ascii="Times New Roman" w:hAnsi="Times New Roman"/>
-        </w:rPr>
-        <w:t>target_actual_profit</w:t>
-      </w:r>
-      <w:r>
-        <w:rPr>
-          <w:rFonts w:ascii="Times New Roman" w:hAnsi="Times New Roman"/>
-        </w:rPr>
-        <w:t>.</w:t>
-      </w:r>
-      <w:r>
-        <w:rPr>
-          <w:rFonts w:ascii="Times New Roman" w:hAnsi="Times New Roman"/>
-        </w:rPr>
-        <w:t xml:space="preserve"> </w:t>
-      </w:r>
-      <w:r>
-        <w:rPr>
-          <w:rFonts w:ascii="Times New Roman" w:hAnsi="Times New Roman"/>
-        </w:rPr>
-        <w:t xml:space="preserve">Η </w:t>
-      </w:r>
-      <w:r>
-        <w:rPr>
-          <w:rFonts w:ascii="Times New Roman" w:hAnsi="Times New Roman"/>
-        </w:rPr>
-        <w:t>Recency</w:t>
-      </w:r>
-      <w:r>
-        <w:rPr>
-          <w:rFonts w:ascii="Times New Roman" w:hAnsi="Times New Roman"/>
-        </w:rPr>
-        <w:t xml:space="preserve"> αποτελείται από τέσσερις μεταβλητές και</w:t>
-      </w:r>
-      <w:r>
-        <w:rPr>
-          <w:rFonts w:ascii="Times New Roman" w:hAnsi="Times New Roman"/>
-        </w:rPr>
-        <w:t xml:space="preserve"> καταγράφει τον χρόνο από την τελευταία </w:t>
-      </w:r>
-      <w:r>
-        <w:rPr>
-          <w:rFonts w:ascii="Times New Roman" w:hAnsi="Times New Roman"/>
-        </w:rPr>
-        <w:t xml:space="preserve">συνεδρία ή </w:t>
-      </w:r>
-      <w:r>
-        <w:rPr>
-          <w:rFonts w:ascii="Times New Roman" w:hAnsi="Times New Roman"/>
-        </w:rPr>
-        <w:t>αγορά</w:t>
-      </w:r>
-      <w:r>
-        <w:rPr>
-          <w:rFonts w:ascii="Times New Roman" w:hAnsi="Times New Roman"/>
-        </w:rPr>
-        <w:t>, καθώς και τον χρόνο μεταξύ διαδοχικών συνεδριών και αγορών.</w:t>
-      </w:r>
-      <w:r>
-        <w:rPr>
-          <w:rFonts w:ascii="Times New Roman" w:hAnsi="Times New Roman"/>
-        </w:rPr>
-        <w:t xml:space="preserve"> Η</w:t>
-      </w:r>
-      <w:r>
-        <w:rPr>
-          <w:rFonts w:ascii="Times New Roman" w:hAnsi="Times New Roman"/>
-        </w:rPr>
-        <w:t xml:space="preserve"> Frequency </w:t>
-      </w:r>
-      <w:r>
-        <w:rPr>
-          <w:rFonts w:ascii="Times New Roman" w:hAnsi="Times New Roman"/>
-        </w:rPr>
-        <w:t xml:space="preserve">αποτελείται από δεκατέσσερις μεταβλητές οι οποίες δείχνουν </w:t>
-      </w:r>
-      <w:r>
-        <w:rPr>
-          <w:rFonts w:ascii="Times New Roman" w:hAnsi="Times New Roman"/>
-        </w:rPr>
-        <w:t>το πλήθος και τη συχνότητ</w:t>
-      </w:r>
-      <w:r>
-        <w:rPr>
-          <w:rFonts w:ascii="Times New Roman" w:hAnsi="Times New Roman"/>
-        </w:rPr>
-        <w:t>α</w:t>
-      </w:r>
-      <w:r>
-        <w:rPr>
-          <w:rFonts w:ascii="Times New Roman" w:hAnsi="Times New Roman"/>
-        </w:rPr>
-        <w:t xml:space="preserve"> συνεδριών,</w:t>
-      </w:r>
-      <w:r>
-        <w:rPr>
-          <w:rFonts w:ascii="Times New Roman" w:hAnsi="Times New Roman"/>
-        </w:rPr>
-        <w:t xml:space="preserve"> αλληλεπιδράσεων και αγορών</w:t>
-      </w:r>
-      <w:r>
-        <w:rPr>
-          <w:rFonts w:ascii="Times New Roman" w:hAnsi="Times New Roman"/>
-        </w:rPr>
-        <w:t>. Η</w:t>
-      </w:r>
-      <w:r>
-        <w:rPr>
-          <w:rFonts w:ascii="Times New Roman" w:hAnsi="Times New Roman"/>
-        </w:rPr>
-        <w:t xml:space="preserve"> Monetary </w:t>
-      </w:r>
-      <w:r>
-        <w:rPr>
-          <w:rFonts w:ascii="Times New Roman" w:hAnsi="Times New Roman"/>
-        </w:rPr>
-        <w:t xml:space="preserve">αποτελείται από επτά μεταβλητές, οι οποίες περιέχουν </w:t>
-      </w:r>
-      <w:r>
-        <w:rPr>
-          <w:rFonts w:ascii="Times New Roman" w:hAnsi="Times New Roman"/>
-        </w:rPr>
-        <w:t>τα έσοδα από προβολές προϊόντων</w:t>
-      </w:r>
-      <w:r>
-        <w:rPr>
-          <w:rFonts w:ascii="Times New Roman" w:hAnsi="Times New Roman"/>
-        </w:rPr>
-        <w:t xml:space="preserve"> και </w:t>
-      </w:r>
-      <w:r>
-        <w:rPr>
-          <w:rFonts w:ascii="Times New Roman" w:hAnsi="Times New Roman"/>
-        </w:rPr>
-        <w:t>προσθήκες στο καλάθι</w:t>
-      </w:r>
-      <w:r>
-        <w:rPr>
-          <w:rFonts w:ascii="Times New Roman" w:hAnsi="Times New Roman"/>
-        </w:rPr>
-        <w:t xml:space="preserve">, τα έσοδα από </w:t>
-      </w:r>
-      <w:r>
-        <w:rPr>
-          <w:rFonts w:ascii="Times New Roman" w:hAnsi="Times New Roman"/>
-        </w:rPr>
-        <w:t>ολοκληρωμένες αγορές</w:t>
-      </w:r>
-      <w:r>
-        <w:rPr>
-          <w:rFonts w:ascii="Times New Roman" w:hAnsi="Times New Roman"/>
-        </w:rPr>
-        <w:t xml:space="preserve"> </w:t>
-      </w:r>
-      <w:r>
-        <w:rPr>
-          <w:rFonts w:ascii="Times New Roman" w:hAnsi="Times New Roman"/>
-        </w:rPr>
-        <w:t>και την αξία πελάτη</w:t>
-      </w:r>
-      <w:r>
-        <w:rPr>
-          <w:rFonts w:ascii="Times New Roman" w:hAnsi="Times New Roman"/>
-        </w:rPr>
-        <w:t>. Η ομάδα Date &amp; time περιλαμβάνει οκτώ χρονικά χαρακτηριστικά της έναρξης της συνεδρίας (έτος, μήνας, εβδομάδα, ημέρα του έτους, ημέρα του μήνα, ημέρα της εβδομάδας, δείκτης Σαββατοκύριακου και ώρα)</w:t>
-      </w:r>
-      <w:r>
-        <w:rPr>
-          <w:rFonts w:ascii="Times New Roman" w:hAnsi="Times New Roman"/>
-        </w:rPr>
-        <w:t>. Η</w:t>
-      </w:r>
-      <w:r>
-        <w:rPr>
-          <w:rFonts w:ascii="Times New Roman" w:hAnsi="Times New Roman"/>
-        </w:rPr>
-        <w:t xml:space="preserve"> ομάδα Preference</w:t>
-      </w:r>
-      <w:r>
-        <w:rPr>
-          <w:rFonts w:ascii="Times New Roman" w:hAnsi="Times New Roman"/>
-        </w:rPr>
-        <w:t xml:space="preserve"> περιλαμβάνει</w:t>
-      </w:r>
-      <w:r>
-        <w:rPr>
-          <w:rFonts w:ascii="Times New Roman" w:hAnsi="Times New Roman"/>
-        </w:rPr>
-        <w:t xml:space="preserve"> δύο λανθάνοντες παράγοντες προτίμησης που προκύπτουν από τις προβολές και τις συναλλαγές του χρήστη, και η ομάδα Others</w:t>
-      </w:r>
-      <w:r>
-        <w:rPr>
-          <w:rFonts w:ascii="Times New Roman" w:hAnsi="Times New Roman"/>
-        </w:rPr>
-        <w:t xml:space="preserve"> αποτελείται από τις υπόλοιπες εννιά μεταβλητές, οι οποίες περιέχουν</w:t>
-      </w:r>
-      <w:r>
-        <w:rPr>
-          <w:rFonts w:ascii="Times New Roman" w:hAnsi="Times New Roman"/>
-        </w:rPr>
-        <w:t xml:space="preserve"> τη διάρκεια της συνεδρίας</w:t>
-      </w:r>
-      <w:r>
-        <w:rPr>
-          <w:rFonts w:ascii="Times New Roman" w:hAnsi="Times New Roman"/>
-        </w:rPr>
-        <w:t>, το</w:t>
-      </w:r>
-      <w:r>
-        <w:rPr>
-          <w:rFonts w:ascii="Times New Roman" w:hAnsi="Times New Roman"/>
-        </w:rPr>
-        <w:t>ν μέσο</w:t>
-      </w:r>
-      <w:r>
-        <w:rPr>
-          <w:rFonts w:ascii="Times New Roman" w:hAnsi="Times New Roman"/>
-        </w:rPr>
-        <w:t xml:space="preserve"> χρόνο μ</w:t>
-      </w:r>
-      <w:r>
-        <w:rPr>
-          <w:rFonts w:ascii="Times New Roman" w:hAnsi="Times New Roman"/>
-        </w:rPr>
-        <w:t>εταξύ αλληλεπιδράσεων, προβολών και προσθηκών σ</w:t>
-      </w:r>
-      <w:r>
-        <w:rPr>
-          <w:rFonts w:ascii="Times New Roman" w:hAnsi="Times New Roman"/>
-        </w:rPr>
-        <w:t>το καλάθι</w:t>
-      </w:r>
-      <w:r>
-        <w:rPr>
-          <w:rFonts w:ascii="Times New Roman" w:hAnsi="Times New Roman"/>
-        </w:rPr>
-        <w:t>.</w:t>
-      </w:r>
-      <w:r>
-        <w:rPr>
-          <w:rFonts w:ascii="Times New Roman" w:hAnsi="Times New Roman"/>
-        </w:rPr>
-        <w:t xml:space="preserve"> Οι βασικές μεταβλητές εμφανίζονται με πολλαπλές παραλλαγές, όπως μέσος όρος, άθροισμα, ελάχιστο, μέγιστο και συντελεστής μεταβλητότητας, καθώς και υστερήσεις (lags) και κινητούς μέσους όρους, γεγονός που εξηγεί τον μεγάλο αριθμό των 276 στηλών</w:t>
-      </w:r>
-      <w:r>
-        <w:rPr>
-          <w:rFonts w:ascii="Times New Roman" w:hAnsi="Times New Roman"/>
-        </w:rPr>
-        <w:t xml:space="preserve">. </w:t>
+        <w:t>max</w:t>
+      </w:r>
+      <w:r>
+        <w:rPr>
+          <w:rFonts w:ascii="Times New Roman" w:hAnsi="Times New Roman"/>
+        </w:rPr>
+        <w:t xml:space="preserve">) </w:t>
+      </w:r>
+      <w:r>
+        <w:rPr>
+          <w:rFonts w:ascii="Times New Roman" w:hAnsi="Times New Roman"/>
+        </w:rPr>
+        <w:t xml:space="preserve">με σταθερή τιμή 1. </w:t>
       </w:r>
     </w:p>
     <w:p>
@@ -12325,11 +10874,6 @@
     <w:p>
       <w:pPr>
         <w:pStyle w:val="2"/>
-      </w:pPr>
-      <w:bookmarkStart w:id="77" w:name="_Toc240977925"/>
-      <w:bookmarkStart w:id="78" w:name="_Toc241319370"/>
-      <w:bookmarkStart w:id="79" w:name="_Toc242613192"/>
-      <w:r>
         <w:rPr>
           <w:rFonts w:ascii="Times New Roman" w:hAnsi="Times New Roman"/>
           <w:b/>
@@ -12338,11 +10882,10 @@
           <w:sz w:val="28"/>
           <w:szCs w:val="28"/>
         </w:rPr>
-        <w:t>3.2 Μεταβλητές και χαρακτηριστικά</w:t>
-      </w:r>
-      <w:bookmarkEnd w:id="77"/>
-      <w:bookmarkEnd w:id="78"/>
-      <w:bookmarkEnd w:id="79"/>
+      </w:pPr>
+      <w:bookmarkStart w:id="77" w:name="_Toc240977925"/>
+      <w:bookmarkStart w:id="78" w:name="_Toc241319370"/>
+      <w:bookmarkStart w:id="79" w:name="_Toc242613192"/>
       <w:r>
         <w:rPr>
           <w:rFonts w:ascii="Times New Roman" w:hAnsi="Times New Roman"/>
@@ -12352,6 +10895,20 @@
           <w:sz w:val="28"/>
           <w:szCs w:val="28"/>
         </w:rPr>
+        <w:t>3.2 Μεταβλητές και χαρακτηριστικά</w:t>
+      </w:r>
+      <w:bookmarkEnd w:id="77"/>
+      <w:bookmarkEnd w:id="78"/>
+      <w:bookmarkEnd w:id="79"/>
+      <w:r>
+        <w:rPr>
+          <w:rFonts w:ascii="Times New Roman" w:hAnsi="Times New Roman"/>
+          <w:b/>
+          <w:bCs/>
+          <w:color w:val="auto"/>
+          <w:sz w:val="28"/>
+          <w:szCs w:val="28"/>
+        </w:rPr>
         <w:t xml:space="preserve"> </w:t>
       </w:r>
     </w:p>
@@ -12359,19 +10916,14 @@
       <w:pPr>
         <w:rPr>
           <w:rFonts w:ascii="Times New Roman" w:hAnsi="Times New Roman"/>
-        </w:rPr>
-      </w:pPr>
-      <w:r>
-        <w:rPr>
-          <w:rFonts w:ascii="Times New Roman" w:hAnsi="Times New Roman"/>
-        </w:rPr>
-        <w:t xml:space="preserve">Στην </w:t>
-      </w:r>
-      <w:r>
-        <w:rPr>
-          <w:rFonts w:ascii="Times New Roman" w:hAnsi="Times New Roman"/>
-        </w:rPr>
-        <w:t>παραπάνω</w:t>
+          <w:lang w:val="en-US"/>
+        </w:rPr>
+      </w:pPr>
+      <w:r>
+        <w:rPr>
+          <w:rFonts w:ascii="Times New Roman" w:hAnsi="Times New Roman"/>
+        </w:rPr>
+        <w:t>Στην συγκεκριμένη ενότητα περιγράφονται οι</w:t>
       </w:r>
       <w:r>
         <w:rPr>
@@ -12383,7 +10935,263 @@
         <w:rPr>
           <w:rFonts w:ascii="Times New Roman" w:hAnsi="Times New Roman"/>
         </w:rPr>
-        <w:t>ενότητα</w:t>
+        <w:t xml:space="preserve">μεταβλητές του </w:t>
+      </w:r>
+      <w:r>
+        <w:rPr>
+          <w:rFonts w:ascii="Times New Roman" w:hAnsi="Times New Roman"/>
+          <w:lang w:val="en-US"/>
+        </w:rPr>
+        <w:t>dataset</w:t>
+      </w:r>
+      <w:r>
+        <w:rPr>
+          <w:rFonts w:ascii="Times New Roman" w:hAnsi="Times New Roman"/>
+        </w:rPr>
+        <w:t xml:space="preserve">. Αναλύεται η οργάνωση τους, η σημασία κάθε ομάδας και ο ρόλος της κάθε στήλης στην ανάλυση. Το λεξικό δεδομένων </w:t>
+      </w:r>
+      <w:r>
+        <w:rPr>
+          <w:rFonts w:ascii="Times New Roman" w:hAnsi="Times New Roman"/>
+        </w:rPr>
+        <w:t>(</w:t>
+      </w:r>
+      <w:r>
+        <w:rPr>
+          <w:rFonts w:ascii="Times New Roman" w:hAnsi="Times New Roman"/>
+          <w:lang w:val="en-US"/>
+        </w:rPr>
+        <w:t>data</w:t>
+      </w:r>
+      <w:r>
+        <w:rPr>
+          <w:rFonts w:ascii="Times New Roman" w:hAnsi="Times New Roman"/>
+        </w:rPr>
+        <w:t>_</w:t>
+      </w:r>
+      <w:r>
+        <w:rPr>
+          <w:rFonts w:ascii="Times New Roman" w:hAnsi="Times New Roman"/>
+          <w:lang w:val="en-US"/>
+        </w:rPr>
+        <w:t>dict</w:t>
+      </w:r>
+      <w:r>
+        <w:rPr>
+          <w:rFonts w:ascii="Times New Roman" w:hAnsi="Times New Roman"/>
+        </w:rPr>
+        <w:t>.</w:t>
+      </w:r>
+      <w:r>
+        <w:rPr>
+          <w:rFonts w:ascii="Times New Roman" w:hAnsi="Times New Roman"/>
+          <w:lang w:val="en-US"/>
+        </w:rPr>
+        <w:t>csv</w:t>
+      </w:r>
+      <w:r>
+        <w:rPr>
+          <w:rFonts w:ascii="Times New Roman" w:hAnsi="Times New Roman"/>
+        </w:rPr>
+        <w:t xml:space="preserve">) </w:t>
+      </w:r>
+      <w:r>
+        <w:rPr>
+          <w:rFonts w:ascii="Times New Roman" w:hAnsi="Times New Roman"/>
+        </w:rPr>
+        <w:t xml:space="preserve">περιγράφει 46 μεταβλητές σε επτά ομάδες, οι οποίες αναπτύσσονται σε 276 στήλες στο αρχείο των παρατηρήσεων </w:t>
+      </w:r>
+      <w:r>
+        <w:rPr>
+          <w:rFonts w:ascii="Times New Roman" w:hAnsi="Times New Roman"/>
+        </w:rPr>
+        <w:t>(</w:t>
+      </w:r>
+      <w:r>
+        <w:rPr>
+          <w:rFonts w:ascii="Times New Roman" w:hAnsi="Times New Roman"/>
+          <w:lang w:val="en-US"/>
+        </w:rPr>
+        <w:t>customer</w:t>
+      </w:r>
+      <w:r>
+        <w:rPr>
+          <w:rFonts w:ascii="Times New Roman" w:hAnsi="Times New Roman"/>
+        </w:rPr>
+        <w:t>_</w:t>
+      </w:r>
+      <w:r>
+        <w:rPr>
+          <w:rFonts w:ascii="Times New Roman" w:hAnsi="Times New Roman"/>
+          <w:lang w:val="en-US"/>
+        </w:rPr>
+        <w:t>model</w:t>
+      </w:r>
+      <w:r>
+        <w:rPr>
+          <w:rFonts w:ascii="Times New Roman" w:hAnsi="Times New Roman"/>
+        </w:rPr>
+        <w:t>.</w:t>
+      </w:r>
+      <w:r>
+        <w:rPr>
+          <w:rFonts w:ascii="Times New Roman" w:hAnsi="Times New Roman"/>
+          <w:lang w:val="en-US"/>
+        </w:rPr>
+        <w:t>csv</w:t>
+      </w:r>
+      <w:r>
+        <w:rPr>
+          <w:rFonts w:ascii="Times New Roman" w:hAnsi="Times New Roman"/>
+        </w:rPr>
+        <w:t xml:space="preserve">). </w:t>
+      </w:r>
+    </w:p>
+    <w:p>
+      <w:pPr>
+        <w:rPr>
+          <w:rFonts w:ascii="Times New Roman" w:hAnsi="Times New Roman"/>
+          <w:lang w:val="en-GB"/>
+        </w:rPr>
+      </w:pPr>
+      <w:r>
+        <w:rPr>
+          <w:rFonts w:ascii="Times New Roman" w:hAnsi="Times New Roman"/>
+        </w:rPr>
+        <w:t xml:space="preserve">Το </w:t>
+      </w:r>
+      <w:r>
+        <w:rPr>
+          <w:rFonts w:ascii="Times New Roman" w:hAnsi="Times New Roman"/>
+        </w:rPr>
+        <w:t>λεξικό δεδομένων (</w:t>
+      </w:r>
+      <w:r>
+        <w:rPr>
+          <w:rFonts w:ascii="Times New Roman" w:hAnsi="Times New Roman"/>
+          <w:lang w:val="en-US"/>
+        </w:rPr>
+        <w:t>data</w:t>
+      </w:r>
+      <w:r>
+        <w:rPr>
+          <w:rFonts w:ascii="Times New Roman" w:hAnsi="Times New Roman"/>
+        </w:rPr>
+        <w:t>_</w:t>
+      </w:r>
+      <w:r>
+        <w:rPr>
+          <w:rFonts w:ascii="Times New Roman" w:hAnsi="Times New Roman"/>
+          <w:lang w:val="en-US"/>
+        </w:rPr>
+        <w:t>dict</w:t>
+      </w:r>
+      <w:r>
+        <w:rPr>
+          <w:rFonts w:ascii="Times New Roman" w:hAnsi="Times New Roman"/>
+        </w:rPr>
+        <w:t>.</w:t>
+      </w:r>
+      <w:r>
+        <w:rPr>
+          <w:rFonts w:ascii="Times New Roman" w:hAnsi="Times New Roman"/>
+          <w:lang w:val="en-US"/>
+        </w:rPr>
+        <w:t>csv</w:t>
+      </w:r>
+      <w:r>
+        <w:rPr>
+          <w:rFonts w:ascii="Times New Roman" w:hAnsi="Times New Roman"/>
+        </w:rPr>
+        <w:t>)</w:t>
+      </w:r>
+      <w:r>
+        <w:rPr>
+          <w:rFonts w:ascii="Times New Roman" w:hAnsi="Times New Roman"/>
+        </w:rPr>
+        <w:t xml:space="preserve"> περιέχει συνολικά 46 μεταβλητές, εκ των οποίων οι δύο είναι οι εξαρτημένες μεταβλητές και οι υπόλοιπες είναι οι ανεξάρτητες μεταβλητές, όπου χωρίζονται σε ομάδες</w:t>
+      </w:r>
+      <w:r>
+        <w:rPr>
+          <w:rFonts w:ascii="Times New Roman" w:hAnsi="Times New Roman"/>
+        </w:rPr>
+        <w:t>. Για κάθε μεταβλητή δίνεται η ομάδα όπου ανήκει (</w:t>
+      </w:r>
+      <w:r>
+        <w:rPr>
+          <w:rFonts w:ascii="Times New Roman" w:hAnsi="Times New Roman"/>
+          <w:lang w:val="en-US"/>
+        </w:rPr>
+        <w:t>Set</w:t>
+      </w:r>
+      <w:r>
+        <w:rPr>
+          <w:rFonts w:ascii="Times New Roman" w:hAnsi="Times New Roman"/>
+        </w:rPr>
+        <w:t xml:space="preserve">), </w:t>
+      </w:r>
+      <w:r>
+        <w:rPr>
+          <w:rFonts w:ascii="Times New Roman" w:hAnsi="Times New Roman"/>
+        </w:rPr>
+        <w:t>το όνομα της (</w:t>
+      </w:r>
+      <w:r>
+        <w:rPr>
+          <w:rFonts w:ascii="Times New Roman" w:hAnsi="Times New Roman"/>
+          <w:lang w:val="en-US"/>
+        </w:rPr>
+        <w:t>Attribute</w:t>
+      </w:r>
+      <w:r>
+        <w:rPr>
+          <w:rFonts w:ascii="Times New Roman" w:hAnsi="Times New Roman"/>
+        </w:rPr>
+        <w:t>),</w:t>
+      </w:r>
+      <w:r>
+        <w:rPr>
+          <w:rFonts w:ascii="Times New Roman" w:hAnsi="Times New Roman"/>
+        </w:rPr>
+        <w:t xml:space="preserve"> η περιγραφή της</w:t>
+      </w:r>
+      <w:r>
+        <w:rPr>
+          <w:rFonts w:ascii="Times New Roman" w:hAnsi="Times New Roman"/>
+        </w:rPr>
+        <w:t xml:space="preserve"> (</w:t>
+      </w:r>
+      <w:r>
+        <w:rPr>
+          <w:rFonts w:ascii="Times New Roman" w:hAnsi="Times New Roman"/>
+          <w:lang w:val="en-US"/>
+        </w:rPr>
+        <w:t>Description</w:t>
+      </w:r>
+      <w:r>
+        <w:rPr>
+          <w:rFonts w:ascii="Times New Roman" w:hAnsi="Times New Roman"/>
+        </w:rPr>
+        <w:t>)</w:t>
+      </w:r>
+      <w:r>
+        <w:rPr>
+          <w:rFonts w:ascii="Times New Roman" w:hAnsi="Times New Roman"/>
+        </w:rPr>
+        <w:t xml:space="preserve"> και το όνομα το οποίο εμφανίζεται στο αρχείο των παρατηρήσεων</w:t>
+      </w:r>
+      <w:r>
+        <w:rPr>
+          <w:rFonts w:ascii="Times New Roman" w:hAnsi="Times New Roman"/>
+        </w:rPr>
+        <w:t xml:space="preserve"> (</w:t>
+      </w:r>
+      <w:r>
+        <w:rPr>
+          <w:rFonts w:ascii="Times New Roman" w:hAnsi="Times New Roman"/>
+          <w:lang w:val="en-US"/>
+        </w:rPr>
+        <w:t>Variable</w:t>
       </w:r>
       <w:r>
         <w:rPr>
@@ -12394,21 +11202,200 @@
       <w:r>
         <w:rPr>
           <w:rFonts w:ascii="Times New Roman" w:hAnsi="Times New Roman"/>
-        </w:rPr>
-        <w:t>αναφέρθηκε</w:t>
-      </w:r>
-      <w:r>
-        <w:rPr>
-          <w:rFonts w:ascii="Times New Roman" w:hAnsi="Times New Roman"/>
-        </w:rPr>
-        <w:t xml:space="preserve"> ότι το </w:t>
-      </w:r>
-      <w:r>
-        <w:rPr>
-          <w:rFonts w:ascii="Times New Roman" w:hAnsi="Times New Roman"/>
-          <w:lang w:val="en-US"/>
-        </w:rPr>
-        <w:t>data</w:t>
+          <w:lang w:val="en-US"/>
+        </w:rPr>
+        <w:t>name</w:t>
+      </w:r>
+      <w:r>
+        <w:rPr>
+          <w:rFonts w:ascii="Times New Roman" w:hAnsi="Times New Roman"/>
+        </w:rPr>
+        <w:t>)</w:t>
+      </w:r>
+      <w:r>
+        <w:rPr>
+          <w:rFonts w:ascii="Times New Roman" w:hAnsi="Times New Roman"/>
+        </w:rPr>
+        <w:t xml:space="preserve">. </w:t>
+      </w:r>
+      <w:r>
+        <w:rPr>
+          <w:rFonts w:ascii="Times New Roman" w:hAnsi="Times New Roman"/>
+        </w:rPr>
+        <w:t>Κάθε μεταβλητή εμφανίζεται συνήθως σε πολλές παραλλαγές, που φαίνεται από την κατάληξη του ονόματος της στήλης. Οι καταλήξεις αυτές αφορούν 6 στατιστικά (</w:t>
+      </w:r>
+      <w:r>
+        <w:rPr>
+          <w:rFonts w:ascii="Times New Roman" w:hAnsi="Times New Roman"/>
+          <w:lang w:val="en-US"/>
+        </w:rPr>
+        <w:t>mean</w:t>
+      </w:r>
+      <w:r>
+        <w:rPr>
+          <w:rFonts w:ascii="Times New Roman" w:hAnsi="Times New Roman"/>
+        </w:rPr>
+        <w:t xml:space="preserve">, </w:t>
+      </w:r>
+      <w:r>
+        <w:rPr>
+          <w:rFonts w:ascii="Times New Roman" w:hAnsi="Times New Roman"/>
+          <w:lang w:val="en-US"/>
+        </w:rPr>
+        <w:t>max</w:t>
+      </w:r>
+      <w:r>
+        <w:rPr>
+          <w:rFonts w:ascii="Times New Roman" w:hAnsi="Times New Roman"/>
+        </w:rPr>
+        <w:t xml:space="preserve">, </w:t>
+      </w:r>
+      <w:r>
+        <w:rPr>
+          <w:rFonts w:ascii="Times New Roman" w:hAnsi="Times New Roman"/>
+          <w:lang w:val="en-US"/>
+        </w:rPr>
+        <w:t>min</w:t>
+      </w:r>
+      <w:r>
+        <w:rPr>
+          <w:rFonts w:ascii="Times New Roman" w:hAnsi="Times New Roman"/>
+        </w:rPr>
+        <w:t xml:space="preserve">, </w:t>
+      </w:r>
+      <w:r>
+        <w:rPr>
+          <w:rFonts w:ascii="Times New Roman" w:hAnsi="Times New Roman"/>
+          <w:lang w:val="en-US"/>
+        </w:rPr>
+        <w:t>sum</w:t>
+      </w:r>
+      <w:r>
+        <w:rPr>
+          <w:rFonts w:ascii="Times New Roman" w:hAnsi="Times New Roman"/>
+        </w:rPr>
+        <w:t xml:space="preserve">, </w:t>
+      </w:r>
+      <w:r>
+        <w:rPr>
+          <w:rFonts w:ascii="Times New Roman" w:hAnsi="Times New Roman"/>
+          <w:lang w:val="en-US"/>
+        </w:rPr>
+        <w:t>stddevn</w:t>
+      </w:r>
+      <w:r>
+        <w:rPr>
+          <w:rFonts w:ascii="Times New Roman" w:hAnsi="Times New Roman"/>
+        </w:rPr>
+        <w:t xml:space="preserve">, </w:t>
+      </w:r>
+      <w:r>
+        <w:rPr>
+          <w:rFonts w:ascii="Times New Roman" w:hAnsi="Times New Roman"/>
+          <w:lang w:val="en-US"/>
+        </w:rPr>
+        <w:t>cv</w:t>
+      </w:r>
+      <w:r>
+        <w:rPr>
+          <w:rFonts w:ascii="Times New Roman" w:hAnsi="Times New Roman"/>
+        </w:rPr>
+        <w:t xml:space="preserve">) </w:t>
+      </w:r>
+      <w:r>
+        <w:rPr>
+          <w:rFonts w:ascii="Times New Roman" w:hAnsi="Times New Roman"/>
+        </w:rPr>
+        <w:t xml:space="preserve">και εμφανίζονται 31 φορές το καθένα. Αυτό σημαίνει ότι υπάρχουν 31 βασικές μεταβλητές, όπου εμφανίζονται με 6 διαφορετικούς τρόπους και δίνουν 186 στήλες από τις 276. </w:t>
+      </w:r>
+      <w:r>
+        <w:rPr>
+          <w:rFonts w:ascii="Times New Roman" w:hAnsi="Times New Roman"/>
+        </w:rPr>
+        <w:t xml:space="preserve">Οι υπόλοιπες 90 στήλες </w:t>
+      </w:r>
+      <w:r>
+        <w:rPr>
+          <w:rFonts w:ascii="Times New Roman" w:hAnsi="Times New Roman"/>
+        </w:rPr>
+        <w:lastRenderedPageBreak/>
+        <w:t xml:space="preserve">αντιστοιχούν </w:t>
+      </w:r>
+      <w:r>
+        <w:rPr>
+          <w:rFonts w:ascii="Times New Roman" w:hAnsi="Times New Roman"/>
+        </w:rPr>
+        <w:t>σε μεταβλητές με χρονικές υστερήσεις (</w:t>
+      </w:r>
+      <w:r>
+        <w:rPr>
+          <w:rFonts w:ascii="Times New Roman" w:hAnsi="Times New Roman"/>
+        </w:rPr>
+        <w:t>lag0 έως lag3</w:t>
+      </w:r>
+      <w:r>
+        <w:rPr>
+          <w:rFonts w:ascii="Times New Roman" w:hAnsi="Times New Roman"/>
+        </w:rPr>
+        <w:t>), κινητούς μέσους όρους (</w:t>
+      </w:r>
+      <w:r>
+        <w:rPr>
+          <w:rFonts w:ascii="Times New Roman" w:hAnsi="Times New Roman"/>
+          <w:lang w:val="en-US"/>
+        </w:rPr>
+        <w:t>ma</w:t>
+      </w:r>
+      <w:r>
+        <w:rPr>
+          <w:rFonts w:ascii="Times New Roman" w:hAnsi="Times New Roman"/>
+        </w:rPr>
+        <w:t>3</w:t>
+      </w:r>
+      <w:r>
+        <w:rPr>
+          <w:rFonts w:ascii="Times New Roman" w:hAnsi="Times New Roman"/>
+        </w:rPr>
+        <w:t>), λόγους (</w:t>
+      </w:r>
+      <w:r>
+        <w:rPr>
+          <w:rFonts w:ascii="Times New Roman" w:hAnsi="Times New Roman"/>
+          <w:lang w:val="en-US"/>
+        </w:rPr>
+        <w:t>ratio</w:t>
+      </w:r>
+      <w:r>
+        <w:rPr>
+          <w:rFonts w:ascii="Times New Roman" w:hAnsi="Times New Roman"/>
+        </w:rPr>
+        <w:t>), αριθμημένους λανθάνοντες παράγοντες (</w:t>
+      </w:r>
+      <w:r>
+        <w:rPr>
+          <w:rFonts w:ascii="Times New Roman" w:hAnsi="Times New Roman"/>
+          <w:lang w:val="en-US"/>
+        </w:rPr>
+        <w:t>factor</w:t>
+      </w:r>
+      <w:r>
+        <w:rPr>
+          <w:rFonts w:ascii="Times New Roman" w:hAnsi="Times New Roman"/>
+        </w:rPr>
+        <w:t xml:space="preserve">), αναγνωριστικά </w:t>
+      </w:r>
+      <w:r>
+        <w:rPr>
+          <w:rFonts w:ascii="Times New Roman" w:hAnsi="Times New Roman"/>
+        </w:rPr>
+        <w:t>(</w:t>
+      </w:r>
+      <w:r>
+        <w:rPr>
+          <w:rFonts w:ascii="Times New Roman" w:hAnsi="Times New Roman"/>
+          <w:lang w:val="en-US"/>
+        </w:rPr>
+        <w:t>row</w:t>
       </w:r>
       <w:r>
         <w:rPr>
@@ -12421,7 +11408,207 @@
           <w:rFonts w:ascii="Times New Roman" w:hAnsi="Times New Roman"/>
           <w:lang w:val="en-US"/>
         </w:rPr>
-        <w:t>dict</w:t>
+        <w:t>id</w:t>
+      </w:r>
+      <w:r>
+        <w:rPr>
+          <w:rFonts w:ascii="Times New Roman" w:hAnsi="Times New Roman"/>
+        </w:rPr>
+        <w:t xml:space="preserve">, </w:t>
+      </w:r>
+      <w:r>
+        <w:rPr>
+          <w:rFonts w:ascii="Times New Roman" w:hAnsi="Times New Roman"/>
+          <w:lang w:val="en-US"/>
+        </w:rPr>
+        <w:t>user</w:t>
+      </w:r>
+      <w:r>
+        <w:rPr>
+          <w:rFonts w:ascii="Times New Roman" w:hAnsi="Times New Roman"/>
+        </w:rPr>
+        <w:t>_</w:t>
+      </w:r>
+      <w:r>
+        <w:rPr>
+          <w:rFonts w:ascii="Times New Roman" w:hAnsi="Times New Roman"/>
+          <w:lang w:val="en-US"/>
+        </w:rPr>
+        <w:t>id</w:t>
+      </w:r>
+      <w:r>
+        <w:rPr>
+          <w:rFonts w:ascii="Times New Roman" w:hAnsi="Times New Roman"/>
+        </w:rPr>
+        <w:t xml:space="preserve"> και </w:t>
+      </w:r>
+      <w:r>
+        <w:rPr>
+          <w:rFonts w:ascii="Times New Roman" w:hAnsi="Times New Roman"/>
+          <w:lang w:val="en-US"/>
+        </w:rPr>
+        <w:t>time</w:t>
+      </w:r>
+      <w:r>
+        <w:rPr>
+          <w:rFonts w:ascii="Times New Roman" w:hAnsi="Times New Roman"/>
+        </w:rPr>
+        <w:t>_</w:t>
+      </w:r>
+      <w:r>
+        <w:rPr>
+          <w:rFonts w:ascii="Times New Roman" w:hAnsi="Times New Roman"/>
+          <w:lang w:val="en-US"/>
+        </w:rPr>
+        <w:t>step</w:t>
+      </w:r>
+      <w:r>
+        <w:rPr>
+          <w:rFonts w:ascii="Times New Roman" w:hAnsi="Times New Roman"/>
+        </w:rPr>
+        <w:t xml:space="preserve">) </w:t>
+      </w:r>
+      <w:r>
+        <w:rPr>
+          <w:rFonts w:ascii="Times New Roman" w:hAnsi="Times New Roman"/>
+        </w:rPr>
+        <w:t xml:space="preserve"> και </w:t>
+      </w:r>
+      <w:r>
+        <w:rPr>
+          <w:rFonts w:ascii="Times New Roman" w:hAnsi="Times New Roman"/>
+        </w:rPr>
+        <w:t>τρεις στήλες με το αρχικό ‘</w:t>
+      </w:r>
+      <w:r>
+        <w:rPr>
+          <w:rFonts w:ascii="Times New Roman" w:hAnsi="Times New Roman"/>
+          <w:lang w:val="en-US"/>
+        </w:rPr>
+        <w:t>target</w:t>
+      </w:r>
+      <w:r>
+        <w:rPr>
+          <w:rFonts w:ascii="Times New Roman" w:hAnsi="Times New Roman"/>
+        </w:rPr>
+        <w:t>_’ (</w:t>
+      </w:r>
+      <w:r>
+        <w:rPr>
+          <w:rFonts w:ascii="Times New Roman" w:hAnsi="Times New Roman"/>
+          <w:lang w:val="en-GB"/>
+        </w:rPr>
+        <w:t>target</w:t>
+      </w:r>
+      <w:r>
+        <w:rPr>
+          <w:rFonts w:ascii="Times New Roman" w:hAnsi="Times New Roman"/>
+        </w:rPr>
+        <w:t>_</w:t>
+      </w:r>
+      <w:r>
+        <w:rPr>
+          <w:rFonts w:ascii="Times New Roman" w:hAnsi="Times New Roman"/>
+          <w:lang w:val="en-GB"/>
+        </w:rPr>
+        <w:t>revenue</w:t>
+      </w:r>
+      <w:r>
+        <w:rPr>
+          <w:rFonts w:ascii="Times New Roman" w:hAnsi="Times New Roman"/>
+        </w:rPr>
+        <w:t xml:space="preserve">, </w:t>
+      </w:r>
+      <w:r>
+        <w:rPr>
+          <w:rFonts w:ascii="Times New Roman" w:hAnsi="Times New Roman"/>
+          <w:lang w:val="en-GB"/>
+        </w:rPr>
+        <w:t>target</w:t>
+      </w:r>
+      <w:r>
+        <w:rPr>
+          <w:rFonts w:ascii="Times New Roman" w:hAnsi="Times New Roman"/>
+        </w:rPr>
+        <w:t>_</w:t>
+      </w:r>
+      <w:r>
+        <w:rPr>
+          <w:rFonts w:ascii="Times New Roman" w:hAnsi="Times New Roman"/>
+          <w:lang w:val="en-GB"/>
+        </w:rPr>
+        <w:t>customer</w:t>
+      </w:r>
+      <w:r>
+        <w:rPr>
+          <w:rFonts w:ascii="Times New Roman" w:hAnsi="Times New Roman"/>
+        </w:rPr>
+        <w:t>_</w:t>
+      </w:r>
+      <w:r>
+        <w:rPr>
+          <w:rFonts w:ascii="Times New Roman" w:hAnsi="Times New Roman"/>
+          <w:lang w:val="en-GB"/>
+        </w:rPr>
+        <w:t>value</w:t>
+      </w:r>
+      <w:r>
+        <w:rPr>
+          <w:rFonts w:ascii="Times New Roman" w:hAnsi="Times New Roman"/>
+        </w:rPr>
+        <w:t xml:space="preserve">, </w:t>
+      </w:r>
+      <w:r>
+        <w:rPr>
+          <w:rFonts w:ascii="Times New Roman" w:hAnsi="Times New Roman"/>
+          <w:lang w:val="en-GB"/>
+        </w:rPr>
+        <w:t>target</w:t>
+      </w:r>
+      <w:r>
+        <w:rPr>
+          <w:rFonts w:ascii="Times New Roman" w:hAnsi="Times New Roman"/>
+        </w:rPr>
+        <w:t>_</w:t>
+      </w:r>
+      <w:r>
+        <w:rPr>
+          <w:rFonts w:ascii="Times New Roman" w:hAnsi="Times New Roman"/>
+          <w:lang w:val="en-GB"/>
+        </w:rPr>
+        <w:t>customer</w:t>
+      </w:r>
+      <w:r>
+        <w:rPr>
+          <w:rFonts w:ascii="Times New Roman" w:hAnsi="Times New Roman"/>
+        </w:rPr>
+        <w:t>_</w:t>
+      </w:r>
+      <w:r>
+        <w:rPr>
+          <w:rFonts w:ascii="Times New Roman" w:hAnsi="Times New Roman"/>
+          <w:lang w:val="en-GB"/>
+        </w:rPr>
+        <w:t>value</w:t>
+      </w:r>
+      <w:r>
+        <w:rPr>
+          <w:rFonts w:ascii="Times New Roman" w:hAnsi="Times New Roman"/>
+        </w:rPr>
+        <w:t>_</w:t>
+      </w:r>
+      <w:r>
+        <w:rPr>
+          <w:rFonts w:ascii="Times New Roman" w:hAnsi="Times New Roman"/>
+          <w:lang w:val="en-GB"/>
+        </w:rPr>
+        <w:t>lag</w:t>
+      </w:r>
+      <w:r>
+        <w:rPr>
+          <w:rFonts w:ascii="Times New Roman" w:hAnsi="Times New Roman"/>
+        </w:rPr>
+        <w:t>1) που δεν περιγράφονται στο λεξικό</w:t>
       </w:r>
       <w:r>
         <w:rPr>
@@ -12432,6 +11619,38 @@
       <w:r>
         <w:rPr>
           <w:rFonts w:ascii="Times New Roman" w:hAnsi="Times New Roman"/>
+        </w:rPr>
+        <w:t xml:space="preserve"> Όλες αυτές οι μεταβλητές συμπληρώνουν τις 276 στήλες του </w:t>
+      </w:r>
+      <w:r>
+        <w:rPr>
+          <w:rFonts w:ascii="Times New Roman" w:hAnsi="Times New Roman"/>
+          <w:lang w:val="en-US"/>
+        </w:rPr>
+        <w:t>customer</w:t>
+      </w:r>
+      <w:r>
+        <w:rPr>
+          <w:rFonts w:ascii="Times New Roman" w:hAnsi="Times New Roman"/>
+        </w:rPr>
+        <w:t>_</w:t>
+      </w:r>
+      <w:r>
+        <w:rPr>
+          <w:rFonts w:ascii="Times New Roman" w:hAnsi="Times New Roman"/>
+          <w:lang w:val="en-US"/>
+        </w:rPr>
+        <w:t>model</w:t>
+      </w:r>
+      <w:r>
+        <w:rPr>
+          <w:rFonts w:ascii="Times New Roman" w:hAnsi="Times New Roman"/>
+        </w:rPr>
+        <w:t>.</w:t>
+      </w:r>
+      <w:r>
+        <w:rPr>
+          <w:rFonts w:ascii="Times New Roman" w:hAnsi="Times New Roman"/>
           <w:lang w:val="en-US"/>
         </w:rPr>
         <w:t>csv</w:t>
@@ -12440,702 +11659,119 @@
         <w:rPr>
           <w:rFonts w:ascii="Times New Roman" w:hAnsi="Times New Roman"/>
         </w:rPr>
+        <w:t xml:space="preserve">. </w:t>
+      </w:r>
+    </w:p>
+    <w:p>
+      <w:pPr>
+        <w:rPr>
+          <w:rFonts w:ascii="Times New Roman" w:hAnsi="Times New Roman"/>
+        </w:rPr>
+      </w:pPr>
+      <w:r>
+        <w:rPr>
+          <w:rFonts w:ascii="Times New Roman" w:hAnsi="Times New Roman"/>
+        </w:rPr>
         <w:t xml:space="preserve"> </w:t>
       </w:r>
-      <w:r>
-        <w:rPr>
-          <w:rFonts w:ascii="Times New Roman" w:hAnsi="Times New Roman"/>
-        </w:rPr>
-        <w:t>περιέχει</w:t>
-      </w:r>
-      <w:r>
-        <w:rPr>
-          <w:rFonts w:ascii="Times New Roman" w:hAnsi="Times New Roman"/>
-        </w:rPr>
-        <w:t xml:space="preserve"> 46 </w:t>
-      </w:r>
-      <w:r>
-        <w:rPr>
-          <w:rFonts w:ascii="Times New Roman" w:hAnsi="Times New Roman"/>
-        </w:rPr>
-        <w:t>μεταβλητές</w:t>
-      </w:r>
-      <w:r>
-        <w:rPr>
-          <w:rFonts w:ascii="Times New Roman" w:hAnsi="Times New Roman"/>
-        </w:rPr>
-        <w:t xml:space="preserve">, ενώ το </w:t>
-      </w:r>
-      <w:r>
-        <w:rPr>
-          <w:rFonts w:ascii="Times New Roman" w:hAnsi="Times New Roman"/>
-          <w:lang w:val="en-US"/>
-        </w:rPr>
-        <w:t>customer</w:t>
-      </w:r>
-      <w:r>
-        <w:rPr>
-          <w:rFonts w:ascii="Times New Roman" w:hAnsi="Times New Roman"/>
-        </w:rPr>
-        <w:t>_</w:t>
-      </w:r>
-      <w:r>
-        <w:rPr>
-          <w:rFonts w:ascii="Times New Roman" w:hAnsi="Times New Roman"/>
-          <w:lang w:val="en-US"/>
-        </w:rPr>
-        <w:t>model</w:t>
-      </w:r>
-      <w:r>
-        <w:rPr>
-          <w:rFonts w:ascii="Times New Roman" w:hAnsi="Times New Roman"/>
-        </w:rPr>
-        <w:t>.</w:t>
-      </w:r>
-      <w:r>
-        <w:rPr>
-          <w:rFonts w:ascii="Times New Roman" w:hAnsi="Times New Roman"/>
-          <w:lang w:val="en-US"/>
-        </w:rPr>
-        <w:t>csv</w:t>
-      </w:r>
-      <w:r>
-        <w:rPr>
-          <w:rFonts w:ascii="Times New Roman" w:hAnsi="Times New Roman"/>
-        </w:rPr>
-        <w:t xml:space="preserve"> </w:t>
-      </w:r>
-      <w:r>
-        <w:rPr>
-          <w:rFonts w:ascii="Times New Roman" w:hAnsi="Times New Roman"/>
-        </w:rPr>
-        <w:t>περιέχει</w:t>
-      </w:r>
-      <w:r>
-        <w:rPr>
-          <w:rFonts w:ascii="Times New Roman" w:hAnsi="Times New Roman"/>
-        </w:rPr>
-        <w:t xml:space="preserve"> </w:t>
-      </w:r>
-      <w:r>
-        <w:rPr>
-          <w:rFonts w:ascii="Times New Roman" w:hAnsi="Times New Roman"/>
-        </w:rPr>
-        <w:t xml:space="preserve">276 </w:t>
-      </w:r>
-      <w:r>
-        <w:rPr>
-          <w:rFonts w:ascii="Times New Roman" w:hAnsi="Times New Roman"/>
-        </w:rPr>
-        <w:t>στήλες</w:t>
-      </w:r>
-      <w:r>
-        <w:rPr>
-          <w:rFonts w:ascii="Times New Roman" w:hAnsi="Times New Roman"/>
-        </w:rPr>
-        <w:t xml:space="preserve">. Αυτή η </w:t>
-      </w:r>
-      <w:r>
-        <w:rPr>
-          <w:rFonts w:ascii="Times New Roman" w:hAnsi="Times New Roman"/>
-        </w:rPr>
-        <w:t>διαφορά</w:t>
-      </w:r>
-      <w:r>
-        <w:rPr>
-          <w:rFonts w:ascii="Times New Roman" w:hAnsi="Times New Roman"/>
-        </w:rPr>
-        <w:t xml:space="preserve"> </w:t>
-      </w:r>
-      <w:r>
-        <w:rPr>
-          <w:rFonts w:ascii="Times New Roman" w:hAnsi="Times New Roman"/>
-        </w:rPr>
-        <w:t>οφείλεται</w:t>
-      </w:r>
-      <w:r>
-        <w:rPr>
-          <w:rFonts w:ascii="Times New Roman" w:hAnsi="Times New Roman"/>
-        </w:rPr>
-        <w:t xml:space="preserve"> στο </w:t>
-      </w:r>
-      <w:r>
-        <w:rPr>
-          <w:rFonts w:ascii="Times New Roman" w:hAnsi="Times New Roman"/>
-        </w:rPr>
-        <w:t>γεγονός</w:t>
-      </w:r>
-      <w:r>
-        <w:rPr>
-          <w:rFonts w:ascii="Times New Roman" w:hAnsi="Times New Roman"/>
-        </w:rPr>
-        <w:t xml:space="preserve"> ότι οι 46 </w:t>
-      </w:r>
-      <w:r>
-        <w:rPr>
-          <w:rFonts w:ascii="Times New Roman" w:hAnsi="Times New Roman"/>
-        </w:rPr>
-        <w:t>μεταβλητές</w:t>
-      </w:r>
-      <w:r>
-        <w:rPr>
-          <w:rFonts w:ascii="Times New Roman" w:hAnsi="Times New Roman"/>
-        </w:rPr>
-        <w:t xml:space="preserve"> </w:t>
-      </w:r>
-      <w:r>
-        <w:rPr>
-          <w:rFonts w:ascii="Times New Roman" w:hAnsi="Times New Roman"/>
-        </w:rPr>
-        <w:t>εμφανίζονται</w:t>
-      </w:r>
-      <w:r>
-        <w:rPr>
-          <w:rFonts w:ascii="Times New Roman" w:hAnsi="Times New Roman"/>
-        </w:rPr>
-        <w:t xml:space="preserve"> με </w:t>
-      </w:r>
-      <w:r>
-        <w:rPr>
-          <w:rFonts w:ascii="Times New Roman" w:hAnsi="Times New Roman"/>
-        </w:rPr>
-        <w:t>παραπάνω</w:t>
-      </w:r>
-      <w:r>
-        <w:rPr>
-          <w:rFonts w:ascii="Times New Roman" w:hAnsi="Times New Roman"/>
-        </w:rPr>
-        <w:t xml:space="preserve"> </w:t>
-      </w:r>
-      <w:r>
-        <w:rPr>
-          <w:rFonts w:ascii="Times New Roman" w:hAnsi="Times New Roman"/>
-        </w:rPr>
-        <w:t>από</w:t>
-      </w:r>
-      <w:r>
-        <w:rPr>
-          <w:rFonts w:ascii="Times New Roman" w:hAnsi="Times New Roman"/>
-        </w:rPr>
-        <w:t xml:space="preserve"> μια </w:t>
-      </w:r>
-      <w:r>
-        <w:rPr>
-          <w:rFonts w:ascii="Times New Roman" w:hAnsi="Times New Roman"/>
-        </w:rPr>
-        <w:t>παραλλαγή</w:t>
-      </w:r>
-      <w:r>
-        <w:rPr>
-          <w:rFonts w:ascii="Times New Roman" w:hAnsi="Times New Roman"/>
-        </w:rPr>
-        <w:t xml:space="preserve"> στο </w:t>
-      </w:r>
-      <w:r>
-        <w:rPr>
-          <w:rFonts w:ascii="Times New Roman" w:hAnsi="Times New Roman"/>
-          <w:lang w:val="en-US"/>
-        </w:rPr>
-        <w:t>customer</w:t>
-      </w:r>
-      <w:r>
-        <w:rPr>
-          <w:rFonts w:ascii="Times New Roman" w:hAnsi="Times New Roman"/>
-        </w:rPr>
-        <w:t>_</w:t>
-      </w:r>
-      <w:r>
-        <w:rPr>
-          <w:rFonts w:ascii="Times New Roman" w:hAnsi="Times New Roman"/>
-          <w:lang w:val="en-US"/>
-        </w:rPr>
-        <w:t>model</w:t>
-      </w:r>
-      <w:r>
-        <w:rPr>
-          <w:rFonts w:ascii="Times New Roman" w:hAnsi="Times New Roman"/>
-        </w:rPr>
-        <w:t>.</w:t>
-      </w:r>
-      <w:r>
-        <w:rPr>
-          <w:rFonts w:ascii="Times New Roman" w:hAnsi="Times New Roman"/>
-          <w:lang w:val="en-US"/>
-        </w:rPr>
-        <w:t>csv</w:t>
-      </w:r>
-      <w:r>
-        <w:rPr>
-          <w:rFonts w:ascii="Times New Roman" w:hAnsi="Times New Roman"/>
-        </w:rPr>
-        <w:t xml:space="preserve"> και αυτό </w:t>
-      </w:r>
-      <w:r>
-        <w:rPr>
-          <w:rFonts w:ascii="Times New Roman" w:hAnsi="Times New Roman"/>
-        </w:rPr>
-        <w:t>φαίνεται</w:t>
-      </w:r>
-      <w:r>
-        <w:rPr>
-          <w:rFonts w:ascii="Times New Roman" w:hAnsi="Times New Roman"/>
-        </w:rPr>
-        <w:t xml:space="preserve"> από το </w:t>
-      </w:r>
-      <w:r>
-        <w:rPr>
-          <w:rFonts w:ascii="Times New Roman" w:hAnsi="Times New Roman"/>
-        </w:rPr>
-        <w:t>όνομα</w:t>
-      </w:r>
-      <w:r>
-        <w:rPr>
-          <w:rFonts w:ascii="Times New Roman" w:hAnsi="Times New Roman"/>
-        </w:rPr>
-        <w:t xml:space="preserve"> στη </w:t>
-      </w:r>
-      <w:r>
-        <w:rPr>
-          <w:rFonts w:ascii="Times New Roman" w:hAnsi="Times New Roman"/>
-        </w:rPr>
-        <w:t>στήλη</w:t>
-      </w:r>
-      <w:r>
-        <w:rPr>
-          <w:rFonts w:ascii="Times New Roman" w:hAnsi="Times New Roman"/>
-        </w:rPr>
-        <w:t xml:space="preserve">. Για </w:t>
-      </w:r>
-      <w:r>
-        <w:rPr>
-          <w:rFonts w:ascii="Times New Roman" w:hAnsi="Times New Roman"/>
-        </w:rPr>
-        <w:t>παράδειγμα</w:t>
-      </w:r>
-      <w:r>
-        <w:rPr>
-          <w:rFonts w:ascii="Times New Roman" w:hAnsi="Times New Roman"/>
-        </w:rPr>
-        <w:t xml:space="preserve">, η </w:t>
-      </w:r>
-      <w:r>
-        <w:rPr>
-          <w:rFonts w:ascii="Times New Roman" w:hAnsi="Times New Roman"/>
-        </w:rPr>
-        <w:t>στήλη</w:t>
-      </w:r>
-      <w:r>
-        <w:rPr>
-          <w:rFonts w:ascii="Times New Roman" w:hAnsi="Times New Roman"/>
-        </w:rPr>
-        <w:t xml:space="preserve"> </w:t>
-      </w:r>
-      <w:r>
-        <w:rPr>
-          <w:rFonts w:ascii="Times New Roman" w:hAnsi="Times New Roman"/>
-          <w:lang w:val="en-US"/>
-        </w:rPr>
-        <w:t>session</w:t>
-      </w:r>
-      <w:r>
-        <w:rPr>
-          <w:rFonts w:ascii="Times New Roman" w:hAnsi="Times New Roman"/>
-        </w:rPr>
-        <w:t>_</w:t>
-      </w:r>
-      <w:r>
-        <w:rPr>
-          <w:rFonts w:ascii="Times New Roman" w:hAnsi="Times New Roman"/>
-          <w:lang w:val="en-US"/>
-        </w:rPr>
-        <w:t>recency</w:t>
-      </w:r>
-      <w:r>
-        <w:rPr>
-          <w:rFonts w:ascii="Times New Roman" w:hAnsi="Times New Roman"/>
-        </w:rPr>
-        <w:t>_</w:t>
-      </w:r>
-      <w:r>
-        <w:rPr>
-          <w:rFonts w:ascii="Times New Roman" w:hAnsi="Times New Roman"/>
-          <w:lang w:val="en-US"/>
-        </w:rPr>
-        <w:t>mean</w:t>
-      </w:r>
-      <w:r>
-        <w:rPr>
-          <w:rFonts w:ascii="Times New Roman" w:hAnsi="Times New Roman"/>
-        </w:rPr>
-        <w:t xml:space="preserve"> </w:t>
-      </w:r>
-      <w:r>
-        <w:rPr>
-          <w:rFonts w:ascii="Times New Roman" w:hAnsi="Times New Roman"/>
-        </w:rPr>
-        <w:t>αντιστοιχεί</w:t>
-      </w:r>
-      <w:r>
-        <w:rPr>
-          <w:rFonts w:ascii="Times New Roman" w:hAnsi="Times New Roman"/>
-        </w:rPr>
-        <w:t xml:space="preserve"> στη </w:t>
-      </w:r>
-      <w:r>
-        <w:rPr>
-          <w:rFonts w:ascii="Times New Roman" w:hAnsi="Times New Roman"/>
-        </w:rPr>
-        <w:t>βασική</w:t>
-      </w:r>
-      <w:r>
-        <w:rPr>
-          <w:rFonts w:ascii="Times New Roman" w:hAnsi="Times New Roman"/>
-        </w:rPr>
-        <w:t xml:space="preserve"> </w:t>
-      </w:r>
-      <w:r>
-        <w:rPr>
-          <w:rFonts w:ascii="Times New Roman" w:hAnsi="Times New Roman"/>
-        </w:rPr>
-        <w:t>μεταβλητή</w:t>
-      </w:r>
-      <w:r>
-        <w:rPr>
-          <w:rFonts w:ascii="Times New Roman" w:hAnsi="Times New Roman"/>
-        </w:rPr>
-        <w:t xml:space="preserve"> </w:t>
-      </w:r>
-      <w:r>
-        <w:rPr>
-          <w:rFonts w:ascii="Times New Roman" w:hAnsi="Times New Roman"/>
-          <w:lang w:val="en-US"/>
-        </w:rPr>
-        <w:t>session</w:t>
-      </w:r>
-      <w:r>
-        <w:rPr>
-          <w:rFonts w:ascii="Times New Roman" w:hAnsi="Times New Roman"/>
-        </w:rPr>
-        <w:t>_</w:t>
-      </w:r>
-      <w:r>
-        <w:rPr>
-          <w:rFonts w:ascii="Times New Roman" w:hAnsi="Times New Roman"/>
-          <w:lang w:val="en-US"/>
-        </w:rPr>
-        <w:t>recency</w:t>
-      </w:r>
-      <w:r>
-        <w:rPr>
-          <w:rFonts w:ascii="Times New Roman" w:hAnsi="Times New Roman"/>
-        </w:rPr>
-        <w:t xml:space="preserve"> </w:t>
-      </w:r>
-      <w:r>
-        <w:rPr>
-          <w:rFonts w:ascii="Times New Roman" w:hAnsi="Times New Roman"/>
-        </w:rPr>
-        <w:t>παρουσιάζοντας</w:t>
-      </w:r>
-      <w:r>
-        <w:rPr>
-          <w:rFonts w:ascii="Times New Roman" w:hAnsi="Times New Roman"/>
-        </w:rPr>
-        <w:t xml:space="preserve"> τον </w:t>
-      </w:r>
-      <w:r>
-        <w:rPr>
-          <w:rFonts w:ascii="Times New Roman" w:hAnsi="Times New Roman"/>
-        </w:rPr>
-        <w:t>μέσο</w:t>
-      </w:r>
-      <w:r>
-        <w:rPr>
-          <w:rFonts w:ascii="Times New Roman" w:hAnsi="Times New Roman"/>
-        </w:rPr>
-        <w:t xml:space="preserve"> </w:t>
-      </w:r>
-      <w:r>
-        <w:rPr>
-          <w:rFonts w:ascii="Times New Roman" w:hAnsi="Times New Roman"/>
-        </w:rPr>
-        <w:t xml:space="preserve">όρο </w:t>
-      </w:r>
-      <w:r>
-        <w:rPr>
-          <w:rFonts w:ascii="Times New Roman" w:hAnsi="Times New Roman"/>
-        </w:rPr>
-        <w:t xml:space="preserve">της. </w:t>
-      </w:r>
-      <w:r>
-        <w:rPr>
-          <w:rFonts w:ascii="Times New Roman" w:hAnsi="Times New Roman"/>
-        </w:rPr>
-        <w:t>Παρακάτω</w:t>
-      </w:r>
-      <w:r>
-        <w:rPr>
-          <w:rFonts w:ascii="Times New Roman" w:hAnsi="Times New Roman"/>
-        </w:rPr>
-        <w:t xml:space="preserve"> </w:t>
-      </w:r>
-      <w:r>
-        <w:rPr>
-          <w:rFonts w:ascii="Times New Roman" w:hAnsi="Times New Roman"/>
-        </w:rPr>
-        <w:t>μπορούμε</w:t>
-      </w:r>
-      <w:r>
-        <w:rPr>
-          <w:rFonts w:ascii="Times New Roman" w:hAnsi="Times New Roman"/>
-        </w:rPr>
-        <w:t xml:space="preserve"> να </w:t>
-      </w:r>
-      <w:r>
-        <w:rPr>
-          <w:rFonts w:ascii="Times New Roman" w:hAnsi="Times New Roman"/>
-        </w:rPr>
-        <w:t>δούμε</w:t>
-      </w:r>
-      <w:r>
-        <w:rPr>
-          <w:rFonts w:ascii="Times New Roman" w:hAnsi="Times New Roman"/>
-        </w:rPr>
-        <w:t xml:space="preserve"> </w:t>
-      </w:r>
-      <w:r>
-        <w:rPr>
-          <w:rFonts w:ascii="Times New Roman" w:hAnsi="Times New Roman"/>
-        </w:rPr>
-        <w:t>όλες</w:t>
-      </w:r>
-      <w:r>
-        <w:rPr>
-          <w:rFonts w:ascii="Times New Roman" w:hAnsi="Times New Roman"/>
-        </w:rPr>
-        <w:t xml:space="preserve"> τ</w:t>
-      </w:r>
-      <w:r>
-        <w:rPr>
-          <w:rFonts w:ascii="Times New Roman" w:hAnsi="Times New Roman"/>
-        </w:rPr>
-        <w:t xml:space="preserve">ο πλήθος των </w:t>
-      </w:r>
-      <w:r>
-        <w:rPr>
-          <w:rFonts w:ascii="Times New Roman" w:hAnsi="Times New Roman"/>
-        </w:rPr>
-        <w:t>βασικ</w:t>
-      </w:r>
-      <w:r>
-        <w:rPr>
-          <w:rFonts w:ascii="Times New Roman" w:hAnsi="Times New Roman"/>
-        </w:rPr>
-        <w:t xml:space="preserve">ών </w:t>
-      </w:r>
-      <w:r>
-        <w:rPr>
-          <w:rFonts w:ascii="Times New Roman" w:hAnsi="Times New Roman"/>
-        </w:rPr>
-        <w:t>μεταβλητ</w:t>
-      </w:r>
-      <w:r>
-        <w:rPr>
-          <w:rFonts w:ascii="Times New Roman" w:hAnsi="Times New Roman"/>
-        </w:rPr>
-        <w:t>ών</w:t>
-      </w:r>
-      <w:r>
-        <w:rPr>
-          <w:rFonts w:ascii="Times New Roman" w:hAnsi="Times New Roman"/>
-        </w:rPr>
-        <w:t xml:space="preserve"> και </w:t>
-      </w:r>
-      <w:r>
-        <w:rPr>
-          <w:rFonts w:ascii="Times New Roman" w:hAnsi="Times New Roman"/>
-        </w:rPr>
-        <w:t>τ</w:t>
-      </w:r>
-      <w:r>
-        <w:rPr>
-          <w:rFonts w:ascii="Times New Roman" w:hAnsi="Times New Roman"/>
-        </w:rPr>
-        <w:t>ων</w:t>
-      </w:r>
-      <w:r>
-        <w:rPr>
-          <w:rFonts w:ascii="Times New Roman" w:hAnsi="Times New Roman"/>
-        </w:rPr>
-        <w:t xml:space="preserve"> στ</w:t>
-      </w:r>
-      <w:r>
-        <w:rPr>
-          <w:rFonts w:ascii="Times New Roman" w:hAnsi="Times New Roman"/>
-        </w:rPr>
-        <w:t xml:space="preserve">ηλών </w:t>
-      </w:r>
-      <w:r>
-        <w:rPr>
-          <w:rFonts w:ascii="Times New Roman" w:hAnsi="Times New Roman"/>
-        </w:rPr>
-        <w:t xml:space="preserve"> </w:t>
-      </w:r>
-      <w:r>
-        <w:rPr>
-          <w:rFonts w:ascii="Times New Roman" w:hAnsi="Times New Roman"/>
-        </w:rPr>
-        <w:t xml:space="preserve">τους </w:t>
-      </w:r>
-      <w:r>
-        <w:rPr>
-          <w:rFonts w:ascii="Times New Roman" w:hAnsi="Times New Roman"/>
-        </w:rPr>
-        <w:t>ανά</w:t>
-      </w:r>
-      <w:r>
-        <w:rPr>
-          <w:rFonts w:ascii="Times New Roman" w:hAnsi="Times New Roman"/>
-        </w:rPr>
-        <w:t xml:space="preserve"> </w:t>
-      </w:r>
-      <w:r>
-        <w:rPr>
-          <w:rFonts w:ascii="Times New Roman" w:hAnsi="Times New Roman"/>
-        </w:rPr>
-        <w:t>ομάδα</w:t>
-      </w:r>
-      <w:r>
-        <w:rPr>
-          <w:rFonts w:ascii="Times New Roman" w:hAnsi="Times New Roman"/>
-        </w:rPr>
-        <w:t xml:space="preserve">. </w:t>
-      </w:r>
-      <w:r>
-        <w:rPr>
-          <w:rFonts w:ascii="Times New Roman" w:hAnsi="Times New Roman"/>
-        </w:rPr>
-        <w:t>(Πίνακας 4)</w:t>
-      </w:r>
-    </w:p>
-    <w:p>
-      <w:pPr>
-        <w:rPr>
-          <w:rFonts w:ascii="Times New Roman" w:hAnsi="Times New Roman"/>
-        </w:rPr>
-      </w:pPr>
     </w:p>
     <w:tbl>
       <w:tblPr>
         <w:tblStyle w:val="ae"/>
         <w:tblW w:w="0" w:type="auto"/>
-        <w:tblLook w:val="04A0" w:firstRow="1" w:lastRow="0" w:firstColumn="1" w:lastColumn="0" w:noHBand="0" w:noVBand="1"/>
+        <w:tblLayout w:type="fixed"/>
+        <w:tblLook w:val="0420" w:firstRow="1" w:lastRow="0" w:firstColumn="0" w:lastColumn="0" w:noHBand="0" w:noVBand="1"/>
       </w:tblPr>
       <w:tblGrid>
-        <w:gridCol w:w="1352"/>
-        <w:gridCol w:w="1768"/>
-        <w:gridCol w:w="882"/>
-        <w:gridCol w:w="4294"/>
+        <w:gridCol w:w="2699"/>
+        <w:gridCol w:w="3120"/>
+        <w:gridCol w:w="1977"/>
       </w:tblGrid>
       <w:tr>
+        <w:trPr>
+          <w:tblHeader/>
+        </w:trPr>
         <w:tc>
           <w:tcPr>
-            <w:tcW w:w="0" w:type="auto"/>
-            <w:shd w:val="clear" w:color="auto" w:fill="E8E8E8" w:themeFill="background2"/>
+            <w:tcW w:w="2699" w:type="dxa"/>
+            <w:tcBorders>
+              <w:top w:val="single" w:sz="4" w:space="0" w:color="auto"/>
+              <w:left w:val="single" w:sz="4" w:space="0" w:color="auto"/>
+              <w:bottom w:val="single" w:sz="4" w:space="0" w:color="auto"/>
+              <w:right w:val="single" w:sz="4" w:space="0" w:color="auto"/>
+            </w:tcBorders>
+            <w:shd w:val="clear" w:color="auto" w:fill="F2F2F2"/>
             <w:hideMark/>
           </w:tcPr>
           <w:p>
             <w:pPr>
-              <w:spacing w:after="160"/>
-              <w:rPr>
-                <w:rFonts w:ascii="Times New Roman" w:hAnsi="Times New Roman"/>
-                <w:b/>
-                <w:bCs/>
+              <w:rPr>
+                <w:rFonts w:ascii="Times New Roman" w:hAnsi="Times New Roman"/>
+                <w:lang w:val="en-US"/>
               </w:rPr>
             </w:pPr>
             <w:r>
               <w:rPr>
                 <w:rFonts w:ascii="Times New Roman" w:hAnsi="Times New Roman"/>
-                <w:b/>
-                <w:bCs/>
-              </w:rPr>
-              <w:lastRenderedPageBreak/>
-              <w:t>Ομάδα</w:t>
+                <w:lang w:val="en-US"/>
+              </w:rPr>
+              <w:t>Κατάληξη</w:t>
             </w:r>
           </w:p>
         </w:tc>
         <w:tc>
           <w:tcPr>
-            <w:tcW w:w="0" w:type="auto"/>
-            <w:shd w:val="clear" w:color="auto" w:fill="E8E8E8" w:themeFill="background2"/>
+            <w:tcW w:w="3120" w:type="dxa"/>
+            <w:tcBorders>
+              <w:top w:val="single" w:sz="4" w:space="0" w:color="auto"/>
+              <w:left w:val="single" w:sz="4" w:space="0" w:color="auto"/>
+              <w:bottom w:val="single" w:sz="4" w:space="0" w:color="auto"/>
+              <w:right w:val="single" w:sz="4" w:space="0" w:color="auto"/>
+            </w:tcBorders>
+            <w:shd w:val="clear" w:color="auto" w:fill="F2F2F2"/>
             <w:hideMark/>
           </w:tcPr>
           <w:p>
             <w:pPr>
-              <w:spacing w:after="160"/>
-              <w:rPr>
-                <w:rFonts w:ascii="Times New Roman" w:hAnsi="Times New Roman"/>
-                <w:b/>
-                <w:bCs/>
+              <w:rPr>
+                <w:rFonts w:ascii="Times New Roman" w:hAnsi="Times New Roman"/>
+                <w:lang w:val="en-US"/>
               </w:rPr>
             </w:pPr>
             <w:r>
               <w:rPr>
                 <w:rFonts w:ascii="Times New Roman" w:hAnsi="Times New Roman"/>
-                <w:b/>
-                <w:bCs/>
-              </w:rPr>
-              <w:t>Βασικές μεταβλητές</w:t>
+                <w:lang w:val="en-US"/>
+              </w:rPr>
+              <w:t>Σημασία</w:t>
             </w:r>
           </w:p>
         </w:tc>
         <w:tc>
           <w:tcPr>
-            <w:tcW w:w="0" w:type="auto"/>
-            <w:shd w:val="clear" w:color="auto" w:fill="E8E8E8" w:themeFill="background2"/>
+            <w:tcW w:w="1977" w:type="dxa"/>
+            <w:tcBorders>
+              <w:top w:val="single" w:sz="4" w:space="0" w:color="auto"/>
+              <w:left w:val="single" w:sz="4" w:space="0" w:color="auto"/>
+              <w:bottom w:val="single" w:sz="4" w:space="0" w:color="auto"/>
+              <w:right w:val="single" w:sz="4" w:space="0" w:color="auto"/>
+            </w:tcBorders>
+            <w:shd w:val="clear" w:color="auto" w:fill="F2F2F2"/>
             <w:hideMark/>
           </w:tcPr>
           <w:p>
             <w:pPr>
-              <w:spacing w:after="160"/>
-              <w:rPr>
-                <w:rFonts w:ascii="Times New Roman" w:hAnsi="Times New Roman"/>
-                <w:b/>
-                <w:bCs/>
+              <w:rPr>
+                <w:rFonts w:ascii="Times New Roman" w:hAnsi="Times New Roman"/>
+                <w:lang w:val="en-US"/>
               </w:rPr>
             </w:pPr>
             <w:r>
               <w:rPr>
                 <w:rFonts w:ascii="Times New Roman" w:hAnsi="Times New Roman"/>
-                <w:b/>
-                <w:bCs/>
-              </w:rPr>
-              <w:t>Στήλες</w:t>
-            </w:r>
-          </w:p>
-        </w:tc>
-        <w:tc>
-          <w:tcPr>
-            <w:tcW w:w="0" w:type="auto"/>
-            <w:shd w:val="clear" w:color="auto" w:fill="E8E8E8" w:themeFill="background2"/>
-            <w:hideMark/>
-          </w:tcPr>
-          <w:p>
-            <w:pPr>
-              <w:spacing w:after="160"/>
-              <w:rPr>
-                <w:rFonts w:ascii="Times New Roman" w:hAnsi="Times New Roman"/>
-                <w:b/>
-                <w:bCs/>
-              </w:rPr>
-            </w:pPr>
-            <w:r>
-              <w:rPr>
-                <w:rFonts w:ascii="Times New Roman" w:hAnsi="Times New Roman"/>
-                <w:b/>
-                <w:bCs/>
-              </w:rPr>
-              <w:t>Πώς προκύπτουν οι στήλες</w:t>
+                <w:lang w:val="en-US"/>
+              </w:rPr>
+              <w:t>Πλήθος στηλών</w:t>
             </w:r>
           </w:p>
         </w:tc>
@@ -13143,1680 +11779,26 @@
       <w:tr>
         <w:tc>
           <w:tcPr>
-            <w:tcW w:w="0" w:type="auto"/>
-            <w:hideMark/>
-          </w:tcPr>
-          <w:p>
-            <w:pPr>
-              <w:spacing w:after="160"/>
-              <w:rPr>
-                <w:rFonts w:ascii="Times New Roman" w:hAnsi="Times New Roman"/>
-              </w:rPr>
-            </w:pPr>
-            <w:r>
-              <w:rPr>
-                <w:rFonts w:ascii="Times New Roman" w:hAnsi="Times New Roman"/>
-              </w:rPr>
-              <w:t>Dependent</w:t>
-            </w:r>
-          </w:p>
-        </w:tc>
-        <w:tc>
-          <w:tcPr>
-            <w:tcW w:w="0" w:type="auto"/>
-            <w:hideMark/>
-          </w:tcPr>
-          <w:p>
-            <w:pPr>
-              <w:spacing w:after="160"/>
-              <w:rPr>
-                <w:rFonts w:ascii="Times New Roman" w:hAnsi="Times New Roman"/>
-              </w:rPr>
-            </w:pPr>
-            <w:r>
-              <w:rPr>
-                <w:rFonts w:ascii="Times New Roman" w:hAnsi="Times New Roman"/>
-              </w:rPr>
-              <w:t>2</w:t>
-            </w:r>
-          </w:p>
-        </w:tc>
-        <w:tc>
-          <w:tcPr>
-            <w:tcW w:w="0" w:type="auto"/>
-            <w:hideMark/>
-          </w:tcPr>
-          <w:p>
-            <w:pPr>
-              <w:spacing w:after="160"/>
-              <w:rPr>
-                <w:rFonts w:ascii="Times New Roman" w:hAnsi="Times New Roman"/>
-              </w:rPr>
-            </w:pPr>
-            <w:r>
-              <w:rPr>
-                <w:rFonts w:ascii="Times New Roman" w:hAnsi="Times New Roman"/>
-              </w:rPr>
-              <w:t>2</w:t>
-            </w:r>
-          </w:p>
-        </w:tc>
-        <w:tc>
-          <w:tcPr>
-            <w:tcW w:w="0" w:type="auto"/>
-            <w:hideMark/>
-          </w:tcPr>
-          <w:p>
-            <w:pPr>
-              <w:spacing w:after="160"/>
-              <w:rPr>
-                <w:rFonts w:ascii="Times New Roman" w:hAnsi="Times New Roman"/>
-              </w:rPr>
-            </w:pPr>
-            <w:r>
-              <w:rPr>
-                <w:rFonts w:ascii="Times New Roman" w:hAnsi="Times New Roman"/>
-              </w:rPr>
-              <w:t>Χωρίς παραλλαγές</w:t>
-            </w:r>
-          </w:p>
-        </w:tc>
-      </w:tr>
-      <w:tr>
-        <w:tc>
-          <w:tcPr>
-            <w:tcW w:w="0" w:type="auto"/>
-            <w:hideMark/>
-          </w:tcPr>
-          <w:p>
-            <w:pPr>
-              <w:spacing w:after="160"/>
-              <w:rPr>
-                <w:rFonts w:ascii="Times New Roman" w:hAnsi="Times New Roman"/>
-              </w:rPr>
-            </w:pPr>
-            <w:r>
-              <w:rPr>
-                <w:rFonts w:ascii="Times New Roman" w:hAnsi="Times New Roman"/>
-              </w:rPr>
-              <w:t>Recency</w:t>
-            </w:r>
-          </w:p>
-        </w:tc>
-        <w:tc>
-          <w:tcPr>
-            <w:tcW w:w="0" w:type="auto"/>
-            <w:hideMark/>
-          </w:tcPr>
-          <w:p>
-            <w:pPr>
-              <w:spacing w:after="160"/>
-              <w:rPr>
-                <w:rFonts w:ascii="Times New Roman" w:hAnsi="Times New Roman"/>
-              </w:rPr>
-            </w:pPr>
-            <w:r>
-              <w:rPr>
-                <w:rFonts w:ascii="Times New Roman" w:hAnsi="Times New Roman"/>
-              </w:rPr>
-              <w:t>4</w:t>
-            </w:r>
-          </w:p>
-        </w:tc>
-        <w:tc>
-          <w:tcPr>
-            <w:tcW w:w="0" w:type="auto"/>
-            <w:hideMark/>
-          </w:tcPr>
-          <w:p>
-            <w:pPr>
-              <w:spacing w:after="160"/>
-              <w:rPr>
-                <w:rFonts w:ascii="Times New Roman" w:hAnsi="Times New Roman"/>
-              </w:rPr>
-            </w:pPr>
-            <w:r>
-              <w:rPr>
-                <w:rFonts w:ascii="Times New Roman" w:hAnsi="Times New Roman"/>
-              </w:rPr>
-              <w:t>24</w:t>
-            </w:r>
-          </w:p>
-        </w:tc>
-        <w:tc>
-          <w:tcPr>
-            <w:tcW w:w="0" w:type="auto"/>
-            <w:hideMark/>
-          </w:tcPr>
-          <w:p>
-            <w:pPr>
-              <w:spacing w:after="160"/>
-              <w:rPr>
-                <w:rFonts w:ascii="Times New Roman" w:hAnsi="Times New Roman"/>
-              </w:rPr>
-            </w:pPr>
-            <w:r>
-              <w:rPr>
-                <w:rFonts w:ascii="Times New Roman" w:hAnsi="Times New Roman"/>
-              </w:rPr>
-              <w:t>4 × 6 στατιστικά</w:t>
-            </w:r>
-          </w:p>
-        </w:tc>
-      </w:tr>
-      <w:tr>
-        <w:tc>
-          <w:tcPr>
-            <w:tcW w:w="0" w:type="auto"/>
-            <w:hideMark/>
-          </w:tcPr>
-          <w:p>
-            <w:pPr>
-              <w:spacing w:after="160"/>
-              <w:rPr>
-                <w:rFonts w:ascii="Times New Roman" w:hAnsi="Times New Roman"/>
-              </w:rPr>
-            </w:pPr>
-            <w:r>
-              <w:rPr>
-                <w:rFonts w:ascii="Times New Roman" w:hAnsi="Times New Roman"/>
-              </w:rPr>
-              <w:t>Frequency</w:t>
-            </w:r>
-          </w:p>
-        </w:tc>
-        <w:tc>
-          <w:tcPr>
-            <w:tcW w:w="0" w:type="auto"/>
-            <w:hideMark/>
-          </w:tcPr>
-          <w:p>
-            <w:pPr>
-              <w:spacing w:after="160"/>
-              <w:rPr>
-                <w:rFonts w:ascii="Times New Roman" w:hAnsi="Times New Roman"/>
-              </w:rPr>
-            </w:pPr>
-            <w:r>
-              <w:rPr>
-                <w:rFonts w:ascii="Times New Roman" w:hAnsi="Times New Roman"/>
-              </w:rPr>
-              <w:t>14</w:t>
-            </w:r>
-          </w:p>
-        </w:tc>
-        <w:tc>
-          <w:tcPr>
-            <w:tcW w:w="0" w:type="auto"/>
-            <w:hideMark/>
-          </w:tcPr>
-          <w:p>
-            <w:pPr>
-              <w:spacing w:after="160"/>
-              <w:rPr>
-                <w:rFonts w:ascii="Times New Roman" w:hAnsi="Times New Roman"/>
-              </w:rPr>
-            </w:pPr>
-            <w:r>
-              <w:rPr>
-                <w:rFonts w:ascii="Times New Roman" w:hAnsi="Times New Roman"/>
-              </w:rPr>
-              <w:t>55</w:t>
-            </w:r>
-          </w:p>
-        </w:tc>
-        <w:tc>
-          <w:tcPr>
-            <w:tcW w:w="0" w:type="auto"/>
-            <w:hideMark/>
-          </w:tcPr>
-          <w:p>
-            <w:pPr>
-              <w:spacing w:after="160"/>
-              <w:rPr>
-                <w:rFonts w:ascii="Times New Roman" w:hAnsi="Times New Roman"/>
-              </w:rPr>
-            </w:pPr>
-            <w:r>
-              <w:rPr>
-                <w:rFonts w:ascii="Times New Roman" w:hAnsi="Times New Roman"/>
-              </w:rPr>
-              <w:t>7 × 6 στατιστικά + 3 αναλογίες + 2 × 4 υστερήσεις + 2 κινητοί μέσοι</w:t>
-            </w:r>
-          </w:p>
-        </w:tc>
-      </w:tr>
-      <w:tr>
-        <w:tc>
-          <w:tcPr>
-            <w:tcW w:w="0" w:type="auto"/>
-            <w:hideMark/>
-          </w:tcPr>
-          <w:p>
-            <w:pPr>
-              <w:spacing w:after="160"/>
-              <w:rPr>
-                <w:rFonts w:ascii="Times New Roman" w:hAnsi="Times New Roman"/>
-              </w:rPr>
-            </w:pPr>
-            <w:r>
-              <w:rPr>
-                <w:rFonts w:ascii="Times New Roman" w:hAnsi="Times New Roman"/>
-              </w:rPr>
-              <w:t>Monetary</w:t>
-            </w:r>
-          </w:p>
-        </w:tc>
-        <w:tc>
-          <w:tcPr>
-            <w:tcW w:w="0" w:type="auto"/>
-            <w:hideMark/>
-          </w:tcPr>
-          <w:p>
-            <w:pPr>
-              <w:spacing w:after="160"/>
-              <w:rPr>
-                <w:rFonts w:ascii="Times New Roman" w:hAnsi="Times New Roman"/>
-              </w:rPr>
-            </w:pPr>
-            <w:r>
-              <w:rPr>
-                <w:rFonts w:ascii="Times New Roman" w:hAnsi="Times New Roman"/>
-              </w:rPr>
-              <w:t>7</w:t>
-            </w:r>
-          </w:p>
-        </w:tc>
-        <w:tc>
-          <w:tcPr>
-            <w:tcW w:w="0" w:type="auto"/>
-            <w:hideMark/>
-          </w:tcPr>
-          <w:p>
-            <w:pPr>
-              <w:spacing w:after="160"/>
-              <w:rPr>
-                <w:rFonts w:ascii="Times New Roman" w:hAnsi="Times New Roman"/>
-              </w:rPr>
-            </w:pPr>
-            <w:r>
-              <w:rPr>
-                <w:rFonts w:ascii="Times New Roman" w:hAnsi="Times New Roman"/>
-              </w:rPr>
-              <w:t>28</w:t>
-            </w:r>
-          </w:p>
-        </w:tc>
-        <w:tc>
-          <w:tcPr>
-            <w:tcW w:w="0" w:type="auto"/>
-            <w:hideMark/>
-          </w:tcPr>
-          <w:p>
-            <w:pPr>
-              <w:spacing w:after="160"/>
-              <w:rPr>
-                <w:rFonts w:ascii="Times New Roman" w:hAnsi="Times New Roman"/>
-              </w:rPr>
-            </w:pPr>
-            <w:r>
-              <w:rPr>
-                <w:rFonts w:ascii="Times New Roman" w:hAnsi="Times New Roman"/>
-              </w:rPr>
-              <w:t>3 × 6 στατιστικά + 2 × 4 υστερήσεις + 2 κινητοί μέσοι</w:t>
-            </w:r>
-          </w:p>
-        </w:tc>
-      </w:tr>
-      <w:tr>
-        <w:tc>
-          <w:tcPr>
-            <w:tcW w:w="0" w:type="auto"/>
-            <w:hideMark/>
-          </w:tcPr>
-          <w:p>
-            <w:pPr>
-              <w:spacing w:after="160"/>
-              <w:rPr>
-                <w:rFonts w:ascii="Times New Roman" w:hAnsi="Times New Roman"/>
-              </w:rPr>
-            </w:pPr>
-            <w:r>
-              <w:rPr>
-                <w:rFonts w:ascii="Times New Roman" w:hAnsi="Times New Roman"/>
-              </w:rPr>
-              <w:t>Preference</w:t>
-            </w:r>
-          </w:p>
-        </w:tc>
-        <w:tc>
-          <w:tcPr>
-            <w:tcW w:w="0" w:type="auto"/>
-            <w:hideMark/>
-          </w:tcPr>
-          <w:p>
-            <w:pPr>
-              <w:spacing w:after="160"/>
-              <w:rPr>
-                <w:rFonts w:ascii="Times New Roman" w:hAnsi="Times New Roman"/>
-              </w:rPr>
-            </w:pPr>
-            <w:r>
-              <w:rPr>
-                <w:rFonts w:ascii="Times New Roman" w:hAnsi="Times New Roman"/>
-              </w:rPr>
-              <w:t>2</w:t>
-            </w:r>
-          </w:p>
-        </w:tc>
-        <w:tc>
-          <w:tcPr>
-            <w:tcW w:w="0" w:type="auto"/>
-            <w:hideMark/>
-          </w:tcPr>
-          <w:p>
-            <w:pPr>
-              <w:spacing w:after="160"/>
-              <w:rPr>
-                <w:rFonts w:ascii="Times New Roman" w:hAnsi="Times New Roman"/>
-              </w:rPr>
-            </w:pPr>
-            <w:r>
-              <w:rPr>
-                <w:rFonts w:ascii="Times New Roman" w:hAnsi="Times New Roman"/>
-              </w:rPr>
-              <w:t>59</w:t>
-            </w:r>
-          </w:p>
-        </w:tc>
-        <w:tc>
-          <w:tcPr>
-            <w:tcW w:w="0" w:type="auto"/>
-            <w:hideMark/>
-          </w:tcPr>
-          <w:p>
-            <w:pPr>
-              <w:spacing w:after="160"/>
-              <w:rPr>
-                <w:rFonts w:ascii="Times New Roman" w:hAnsi="Times New Roman"/>
-              </w:rPr>
-            </w:pPr>
-            <w:r>
-              <w:rPr>
-                <w:rFonts w:ascii="Times New Roman" w:hAnsi="Times New Roman"/>
-              </w:rPr>
-              <w:t>41 + 18 αριθμημένοι παράγοντες</w:t>
-            </w:r>
-          </w:p>
-        </w:tc>
-      </w:tr>
-      <w:tr>
-        <w:tc>
-          <w:tcPr>
-            <w:tcW w:w="0" w:type="auto"/>
-            <w:hideMark/>
-          </w:tcPr>
-          <w:p>
-            <w:pPr>
-              <w:spacing w:after="160"/>
-              <w:rPr>
-                <w:rFonts w:ascii="Times New Roman" w:hAnsi="Times New Roman"/>
-              </w:rPr>
-            </w:pPr>
-            <w:r>
-              <w:rPr>
-                <w:rFonts w:ascii="Times New Roman" w:hAnsi="Times New Roman"/>
-              </w:rPr>
-              <w:t>Date &amp; time</w:t>
-            </w:r>
-          </w:p>
-        </w:tc>
-        <w:tc>
-          <w:tcPr>
-            <w:tcW w:w="0" w:type="auto"/>
-            <w:hideMark/>
-          </w:tcPr>
-          <w:p>
-            <w:pPr>
-              <w:spacing w:after="160"/>
-              <w:rPr>
-                <w:rFonts w:ascii="Times New Roman" w:hAnsi="Times New Roman"/>
-              </w:rPr>
-            </w:pPr>
-            <w:r>
-              <w:rPr>
-                <w:rFonts w:ascii="Times New Roman" w:hAnsi="Times New Roman"/>
-              </w:rPr>
-              <w:t>8</w:t>
-            </w:r>
-          </w:p>
-        </w:tc>
-        <w:tc>
-          <w:tcPr>
-            <w:tcW w:w="0" w:type="auto"/>
-            <w:hideMark/>
-          </w:tcPr>
-          <w:p>
-            <w:pPr>
-              <w:spacing w:after="160"/>
-              <w:rPr>
-                <w:rFonts w:ascii="Times New Roman" w:hAnsi="Times New Roman"/>
-              </w:rPr>
-            </w:pPr>
-            <w:r>
-              <w:rPr>
-                <w:rFonts w:ascii="Times New Roman" w:hAnsi="Times New Roman"/>
-              </w:rPr>
-              <w:t>48</w:t>
-            </w:r>
-          </w:p>
-        </w:tc>
-        <w:tc>
-          <w:tcPr>
-            <w:tcW w:w="0" w:type="auto"/>
-            <w:hideMark/>
-          </w:tcPr>
-          <w:p>
-            <w:pPr>
-              <w:spacing w:after="160"/>
-              <w:rPr>
-                <w:rFonts w:ascii="Times New Roman" w:hAnsi="Times New Roman"/>
-              </w:rPr>
-            </w:pPr>
-            <w:r>
-              <w:rPr>
-                <w:rFonts w:ascii="Times New Roman" w:hAnsi="Times New Roman"/>
-              </w:rPr>
-              <w:t>8 × 6 στατιστικά</w:t>
-            </w:r>
-          </w:p>
-        </w:tc>
-      </w:tr>
-      <w:tr>
-        <w:tc>
-          <w:tcPr>
-            <w:tcW w:w="0" w:type="auto"/>
-            <w:hideMark/>
-          </w:tcPr>
-          <w:p>
-            <w:pPr>
-              <w:spacing w:after="160"/>
-              <w:rPr>
-                <w:rFonts w:ascii="Times New Roman" w:hAnsi="Times New Roman"/>
-              </w:rPr>
-            </w:pPr>
-            <w:r>
-              <w:rPr>
-                <w:rFonts w:ascii="Times New Roman" w:hAnsi="Times New Roman"/>
-              </w:rPr>
-              <w:t>Others</w:t>
-            </w:r>
-          </w:p>
-        </w:tc>
-        <w:tc>
-          <w:tcPr>
-            <w:tcW w:w="0" w:type="auto"/>
-            <w:hideMark/>
-          </w:tcPr>
-          <w:p>
-            <w:pPr>
-              <w:spacing w:after="160"/>
-              <w:rPr>
-                <w:rFonts w:ascii="Times New Roman" w:hAnsi="Times New Roman"/>
-              </w:rPr>
-            </w:pPr>
-            <w:r>
-              <w:rPr>
-                <w:rFonts w:ascii="Times New Roman" w:hAnsi="Times New Roman"/>
-              </w:rPr>
-              <w:t>9</w:t>
-            </w:r>
-          </w:p>
-        </w:tc>
-        <w:tc>
-          <w:tcPr>
-            <w:tcW w:w="0" w:type="auto"/>
-            <w:hideMark/>
-          </w:tcPr>
-          <w:p>
-            <w:pPr>
-              <w:spacing w:after="160"/>
-              <w:rPr>
-                <w:rFonts w:ascii="Times New Roman" w:hAnsi="Times New Roman"/>
-              </w:rPr>
-            </w:pPr>
-            <w:r>
-              <w:rPr>
-                <w:rFonts w:ascii="Times New Roman" w:hAnsi="Times New Roman"/>
-              </w:rPr>
-              <w:t>54</w:t>
-            </w:r>
-          </w:p>
-        </w:tc>
-        <w:tc>
-          <w:tcPr>
-            <w:tcW w:w="0" w:type="auto"/>
-            <w:hideMark/>
-          </w:tcPr>
-          <w:p>
-            <w:pPr>
-              <w:spacing w:after="160"/>
-              <w:rPr>
-                <w:rFonts w:ascii="Times New Roman" w:hAnsi="Times New Roman"/>
-              </w:rPr>
-            </w:pPr>
-            <w:r>
-              <w:rPr>
-                <w:rFonts w:ascii="Times New Roman" w:hAnsi="Times New Roman"/>
-              </w:rPr>
-              <w:t>9 × 6 στατιστικά</w:t>
-            </w:r>
-          </w:p>
-        </w:tc>
-      </w:tr>
-      <w:tr>
-        <w:tc>
-          <w:tcPr>
-            <w:tcW w:w="0" w:type="auto"/>
-            <w:hideMark/>
-          </w:tcPr>
-          <w:p>
-            <w:pPr>
-              <w:spacing w:after="160"/>
-              <w:rPr>
-                <w:rFonts w:ascii="Times New Roman" w:hAnsi="Times New Roman"/>
-              </w:rPr>
-            </w:pPr>
-            <w:r>
-              <w:rPr>
-                <w:rFonts w:ascii="Times New Roman" w:hAnsi="Times New Roman"/>
-              </w:rPr>
-              <w:t>Εκτός λεξικού</w:t>
-            </w:r>
-          </w:p>
-        </w:tc>
-        <w:tc>
-          <w:tcPr>
-            <w:tcW w:w="0" w:type="auto"/>
-            <w:hideMark/>
-          </w:tcPr>
-          <w:p>
-            <w:pPr>
-              <w:spacing w:after="160"/>
-              <w:rPr>
-                <w:rFonts w:ascii="Times New Roman" w:hAnsi="Times New Roman"/>
-              </w:rPr>
-            </w:pPr>
-            <w:r>
-              <w:rPr>
-                <w:rFonts w:ascii="Times New Roman" w:hAnsi="Times New Roman"/>
-              </w:rPr>
-              <w:t>0</w:t>
-            </w:r>
-          </w:p>
-        </w:tc>
-        <w:tc>
-          <w:tcPr>
-            <w:tcW w:w="0" w:type="auto"/>
-            <w:hideMark/>
-          </w:tcPr>
-          <w:p>
-            <w:pPr>
-              <w:spacing w:after="160"/>
-              <w:rPr>
-                <w:rFonts w:ascii="Times New Roman" w:hAnsi="Times New Roman"/>
-              </w:rPr>
-            </w:pPr>
-            <w:r>
-              <w:rPr>
-                <w:rFonts w:ascii="Times New Roman" w:hAnsi="Times New Roman"/>
-              </w:rPr>
-              <w:t>6</w:t>
-            </w:r>
-          </w:p>
-        </w:tc>
-        <w:tc>
-          <w:tcPr>
-            <w:tcW w:w="0" w:type="auto"/>
-            <w:hideMark/>
-          </w:tcPr>
-          <w:p>
-            <w:pPr>
-              <w:spacing w:after="160"/>
-              <w:rPr>
-                <w:rFonts w:ascii="Times New Roman" w:hAnsi="Times New Roman"/>
-              </w:rPr>
-            </w:pPr>
-            <w:r>
-              <w:rPr>
-                <w:rFonts w:ascii="Times New Roman" w:hAnsi="Times New Roman"/>
-              </w:rPr>
-              <w:t>Αναγνωριστικά και στήλες target_</w:t>
-            </w:r>
-          </w:p>
-        </w:tc>
-      </w:tr>
-      <w:tr>
-        <w:tc>
-          <w:tcPr>
-            <w:tcW w:w="0" w:type="auto"/>
-            <w:hideMark/>
-          </w:tcPr>
-          <w:p>
-            <w:pPr>
-              <w:spacing w:after="160"/>
-              <w:rPr>
-                <w:rFonts w:ascii="Times New Roman" w:hAnsi="Times New Roman"/>
-              </w:rPr>
-            </w:pPr>
-            <w:r>
-              <w:rPr>
-                <w:rFonts w:ascii="Times New Roman" w:hAnsi="Times New Roman"/>
-                <w:b/>
-                <w:bCs/>
-              </w:rPr>
-              <w:t>Σύνολο</w:t>
-            </w:r>
-          </w:p>
-        </w:tc>
-        <w:tc>
-          <w:tcPr>
-            <w:tcW w:w="0" w:type="auto"/>
-            <w:hideMark/>
-          </w:tcPr>
-          <w:p>
-            <w:pPr>
-              <w:spacing w:after="160"/>
-              <w:rPr>
-                <w:rFonts w:ascii="Times New Roman" w:hAnsi="Times New Roman"/>
-              </w:rPr>
-            </w:pPr>
-            <w:r>
-              <w:rPr>
-                <w:rFonts w:ascii="Times New Roman" w:hAnsi="Times New Roman"/>
-                <w:b/>
-                <w:bCs/>
-              </w:rPr>
-              <w:t>46</w:t>
-            </w:r>
-          </w:p>
-        </w:tc>
-        <w:tc>
-          <w:tcPr>
-            <w:tcW w:w="0" w:type="auto"/>
-            <w:hideMark/>
-          </w:tcPr>
-          <w:p>
-            <w:pPr>
-              <w:spacing w:after="160"/>
-              <w:rPr>
-                <w:rFonts w:ascii="Times New Roman" w:hAnsi="Times New Roman"/>
-              </w:rPr>
-            </w:pPr>
-            <w:r>
-              <w:rPr>
-                <w:rFonts w:ascii="Times New Roman" w:hAnsi="Times New Roman"/>
-                <w:b/>
-                <w:bCs/>
-              </w:rPr>
-              <w:t>276</w:t>
-            </w:r>
-          </w:p>
-        </w:tc>
-        <w:tc>
-          <w:tcPr>
-            <w:tcW w:w="0" w:type="auto"/>
-            <w:hideMark/>
-          </w:tcPr>
-          <w:p>
-            <w:pPr>
-              <w:keepNext/>
-              <w:spacing w:after="160"/>
-              <w:rPr>
-                <w:rFonts w:ascii="Times New Roman" w:hAnsi="Times New Roman"/>
-              </w:rPr>
-            </w:pPr>
-          </w:p>
-        </w:tc>
-      </w:tr>
-    </w:tbl>
-    <w:p>
-      <w:pPr>
-        <w:pStyle w:val="af2"/>
-        <w:rPr>
-          <w:rFonts w:ascii="Times New Roman" w:hAnsi="Times New Roman"/>
-        </w:rPr>
-      </w:pPr>
-      <w:r>
-        <w:rPr>
-          <w:rFonts w:ascii="Times New Roman" w:hAnsi="Times New Roman"/>
-        </w:rPr>
-        <w:t xml:space="preserve">Πίνακας </w:t>
-      </w:r>
-      <w:r>
-        <w:rPr>
-          <w:rFonts w:ascii="Times New Roman" w:hAnsi="Times New Roman"/>
-        </w:rPr>
-        <w:fldChar w:fldCharType="begin"/>
-      </w:r>
-      <w:r>
-        <w:rPr>
-          <w:rFonts w:ascii="Times New Roman" w:hAnsi="Times New Roman"/>
-        </w:rPr>
-        <w:instrText xml:space="preserve"> SEQ Πίνακας \* ARABIC </w:instrText>
-      </w:r>
-      <w:r>
-        <w:rPr>
-          <w:rFonts w:ascii="Times New Roman" w:hAnsi="Times New Roman"/>
-        </w:rPr>
-        <w:fldChar w:fldCharType="separate"/>
-      </w:r>
-      <w:r>
-        <w:rPr>
-          <w:rFonts w:ascii="Times New Roman" w:hAnsi="Times New Roman"/>
-          <w:noProof/>
-        </w:rPr>
-        <w:t>1</w:t>
-      </w:r>
-      <w:r>
-        <w:rPr>
-          <w:rFonts w:ascii="Times New Roman" w:hAnsi="Times New Roman"/>
-        </w:rPr>
-        <w:fldChar w:fldCharType="end"/>
-      </w:r>
-      <w:r>
-        <w:rPr>
-          <w:rFonts w:ascii="Times New Roman" w:hAnsi="Times New Roman"/>
-        </w:rPr>
-        <w:t xml:space="preserve">: μεταβλητές και στήλες ανά ομάδα </w:t>
-      </w:r>
-    </w:p>
-    <w:p>
-      <w:pPr>
-        <w:rPr>
-          <w:rFonts w:ascii="Times New Roman" w:hAnsi="Times New Roman"/>
-        </w:rPr>
-      </w:pPr>
-    </w:p>
-    <w:p>
-      <w:pPr>
-        <w:rPr>
-          <w:rFonts w:ascii="Times New Roman" w:hAnsi="Times New Roman"/>
-        </w:rPr>
-      </w:pPr>
-      <w:r>
-        <w:rPr>
-          <w:rFonts w:ascii="Times New Roman" w:hAnsi="Times New Roman"/>
-        </w:rPr>
-        <w:t xml:space="preserve">Από τις 46 </w:t>
-      </w:r>
-      <w:r>
-        <w:rPr>
-          <w:rFonts w:ascii="Times New Roman" w:hAnsi="Times New Roman"/>
-        </w:rPr>
-        <w:t>βασικές</w:t>
-      </w:r>
-      <w:r>
-        <w:rPr>
-          <w:rFonts w:ascii="Times New Roman" w:hAnsi="Times New Roman"/>
-        </w:rPr>
-        <w:t xml:space="preserve"> </w:t>
-      </w:r>
-      <w:r>
-        <w:rPr>
-          <w:rFonts w:ascii="Times New Roman" w:hAnsi="Times New Roman"/>
-        </w:rPr>
-        <w:t>μεταβλητές</w:t>
-      </w:r>
-      <w:r>
-        <w:rPr>
-          <w:rFonts w:ascii="Times New Roman" w:hAnsi="Times New Roman"/>
-        </w:rPr>
-        <w:t xml:space="preserve"> οι 31 </w:t>
-      </w:r>
-      <w:r>
-        <w:rPr>
-          <w:rFonts w:ascii="Times New Roman" w:hAnsi="Times New Roman"/>
-        </w:rPr>
-        <w:t>μεταβλητές</w:t>
-      </w:r>
-      <w:r>
-        <w:rPr>
-          <w:rFonts w:ascii="Times New Roman" w:hAnsi="Times New Roman"/>
-        </w:rPr>
-        <w:t xml:space="preserve"> </w:t>
-      </w:r>
-      <w:r>
-        <w:rPr>
-          <w:rFonts w:ascii="Times New Roman" w:hAnsi="Times New Roman"/>
-        </w:rPr>
-        <w:t>παρουσιάζουν</w:t>
-      </w:r>
-      <w:r>
-        <w:rPr>
-          <w:rFonts w:ascii="Times New Roman" w:hAnsi="Times New Roman"/>
-        </w:rPr>
-        <w:t xml:space="preserve"> </w:t>
-      </w:r>
-      <w:r>
-        <w:rPr>
-          <w:rFonts w:ascii="Times New Roman" w:hAnsi="Times New Roman"/>
-        </w:rPr>
-        <w:t>έξι</w:t>
-      </w:r>
-      <w:r>
-        <w:rPr>
-          <w:rFonts w:ascii="Times New Roman" w:hAnsi="Times New Roman"/>
-        </w:rPr>
-        <w:t xml:space="preserve"> </w:t>
-      </w:r>
-      <w:r>
-        <w:rPr>
-          <w:rFonts w:ascii="Times New Roman" w:hAnsi="Times New Roman"/>
-        </w:rPr>
-        <w:t>διαφορετικές</w:t>
-      </w:r>
-      <w:r>
-        <w:rPr>
-          <w:rFonts w:ascii="Times New Roman" w:hAnsi="Times New Roman"/>
-        </w:rPr>
-        <w:t xml:space="preserve"> </w:t>
-      </w:r>
-      <w:r>
-        <w:rPr>
-          <w:rFonts w:ascii="Times New Roman" w:hAnsi="Times New Roman"/>
-        </w:rPr>
-        <w:t>παραλλαγές</w:t>
-      </w:r>
-      <w:r>
-        <w:rPr>
-          <w:rFonts w:ascii="Times New Roman" w:hAnsi="Times New Roman"/>
-        </w:rPr>
-        <w:t xml:space="preserve"> </w:t>
-      </w:r>
-      <w:r>
-        <w:rPr>
-          <w:rFonts w:ascii="Times New Roman" w:hAnsi="Times New Roman"/>
-        </w:rPr>
-        <w:t xml:space="preserve">ή αλλιώς </w:t>
-      </w:r>
-      <w:r>
-        <w:rPr>
-          <w:rFonts w:ascii="Times New Roman" w:hAnsi="Times New Roman"/>
-        </w:rPr>
-        <w:t>υπολογίζονται</w:t>
-      </w:r>
-      <w:r>
-        <w:rPr>
-          <w:rFonts w:ascii="Times New Roman" w:hAnsi="Times New Roman"/>
-        </w:rPr>
-        <w:t xml:space="preserve"> έξι συγκεντρωτικά στατιστικά: ο μέσος όρος (</w:t>
-      </w:r>
-      <w:r>
-        <w:rPr>
-          <w:rFonts w:ascii="Times New Roman" w:hAnsi="Times New Roman"/>
-          <w:lang w:val="en-GB"/>
-        </w:rPr>
-        <w:t>mean</w:t>
-      </w:r>
-      <w:r>
-        <w:rPr>
-          <w:rFonts w:ascii="Times New Roman" w:hAnsi="Times New Roman"/>
-        </w:rPr>
-        <w:t>), το άθροισμα (</w:t>
-      </w:r>
-      <w:r>
-        <w:rPr>
-          <w:rFonts w:ascii="Times New Roman" w:hAnsi="Times New Roman"/>
-          <w:lang w:val="en-GB"/>
-        </w:rPr>
-        <w:t>sum</w:t>
-      </w:r>
-      <w:r>
-        <w:rPr>
-          <w:rFonts w:ascii="Times New Roman" w:hAnsi="Times New Roman"/>
-        </w:rPr>
-        <w:t>), το ελάχιστο (</w:t>
-      </w:r>
-      <w:r>
-        <w:rPr>
-          <w:rFonts w:ascii="Times New Roman" w:hAnsi="Times New Roman"/>
-          <w:lang w:val="en-GB"/>
-        </w:rPr>
-        <w:t>min</w:t>
-      </w:r>
-      <w:r>
-        <w:rPr>
-          <w:rFonts w:ascii="Times New Roman" w:hAnsi="Times New Roman"/>
-        </w:rPr>
-        <w:t>), το μέγιστο (</w:t>
-      </w:r>
-      <w:r>
-        <w:rPr>
-          <w:rFonts w:ascii="Times New Roman" w:hAnsi="Times New Roman"/>
-          <w:lang w:val="en-GB"/>
-        </w:rPr>
-        <w:t>max</w:t>
-      </w:r>
-      <w:r>
-        <w:rPr>
-          <w:rFonts w:ascii="Times New Roman" w:hAnsi="Times New Roman"/>
-        </w:rPr>
-        <w:t>), η τυπική απόκλιση (</w:t>
-      </w:r>
-      <w:r>
-        <w:rPr>
-          <w:rFonts w:ascii="Times New Roman" w:hAnsi="Times New Roman"/>
-          <w:lang w:val="en-GB"/>
-        </w:rPr>
-        <w:t>stddev</w:t>
-      </w:r>
-      <w:r>
-        <w:rPr>
-          <w:rFonts w:ascii="Times New Roman" w:hAnsi="Times New Roman"/>
-        </w:rPr>
-        <w:t>)  και ο συντελεστής μεταβλητότητας (</w:t>
-      </w:r>
-      <w:r>
-        <w:rPr>
-          <w:rFonts w:ascii="Times New Roman" w:hAnsi="Times New Roman"/>
-          <w:lang w:val="en-US"/>
-        </w:rPr>
-        <w:t>cv</w:t>
-      </w:r>
-      <w:r>
-        <w:rPr>
-          <w:rFonts w:ascii="Times New Roman" w:hAnsi="Times New Roman"/>
-        </w:rPr>
-        <w:t>), δηλαδή ο λόγος τυπικής απόκλισης προς τον μέσο όρο. Οι 31 μεταβλητ</w:t>
-      </w:r>
-      <w:r>
-        <w:rPr>
-          <w:rFonts w:ascii="Times New Roman" w:hAnsi="Times New Roman"/>
-        </w:rPr>
-        <w:t xml:space="preserve">ές είναι από τις ομάδες </w:t>
-      </w:r>
-      <w:r>
-        <w:rPr>
-          <w:rFonts w:ascii="Times New Roman" w:hAnsi="Times New Roman"/>
-          <w:lang w:val="en-US"/>
-        </w:rPr>
-        <w:t>Recency</w:t>
-      </w:r>
-      <w:r>
-        <w:rPr>
-          <w:rFonts w:ascii="Times New Roman" w:hAnsi="Times New Roman"/>
-        </w:rPr>
-        <w:t xml:space="preserve">, </w:t>
-      </w:r>
-      <w:r>
-        <w:rPr>
-          <w:rFonts w:ascii="Times New Roman" w:hAnsi="Times New Roman"/>
-          <w:lang w:val="en-US"/>
-        </w:rPr>
-        <w:t>Frequency</w:t>
-      </w:r>
-      <w:r>
-        <w:rPr>
-          <w:rFonts w:ascii="Times New Roman" w:hAnsi="Times New Roman"/>
-        </w:rPr>
-        <w:t xml:space="preserve">, </w:t>
-      </w:r>
-      <w:r>
-        <w:rPr>
-          <w:rFonts w:ascii="Times New Roman" w:hAnsi="Times New Roman"/>
-          <w:lang w:val="en-US"/>
-        </w:rPr>
-        <w:t>Monetary</w:t>
-      </w:r>
-      <w:r>
-        <w:rPr>
-          <w:rFonts w:ascii="Times New Roman" w:hAnsi="Times New Roman"/>
-        </w:rPr>
-        <w:t xml:space="preserve">, </w:t>
-      </w:r>
-      <w:r>
-        <w:rPr>
-          <w:rFonts w:ascii="Times New Roman" w:hAnsi="Times New Roman"/>
-          <w:lang w:val="en-US"/>
-        </w:rPr>
-        <w:t>Date</w:t>
-      </w:r>
-      <w:r>
-        <w:rPr>
-          <w:rFonts w:ascii="Times New Roman" w:hAnsi="Times New Roman"/>
-        </w:rPr>
-        <w:t xml:space="preserve"> &amp; </w:t>
-      </w:r>
-      <w:r>
-        <w:rPr>
-          <w:rFonts w:ascii="Times New Roman" w:hAnsi="Times New Roman"/>
-          <w:lang w:val="en-US"/>
-        </w:rPr>
-        <w:t>time</w:t>
-      </w:r>
-      <w:r>
-        <w:rPr>
-          <w:rFonts w:ascii="Times New Roman" w:hAnsi="Times New Roman"/>
-        </w:rPr>
-        <w:t xml:space="preserve"> και  </w:t>
-      </w:r>
-      <w:r>
-        <w:rPr>
-          <w:rFonts w:ascii="Times New Roman" w:hAnsi="Times New Roman"/>
-          <w:lang w:val="en-US"/>
-        </w:rPr>
-        <w:t>Others</w:t>
-      </w:r>
-      <w:r>
-        <w:rPr>
-          <w:rFonts w:ascii="Times New Roman" w:hAnsi="Times New Roman"/>
-        </w:rPr>
-        <w:t xml:space="preserve">. </w:t>
-      </w:r>
-      <w:r>
-        <w:rPr>
-          <w:rFonts w:ascii="Times New Roman" w:hAnsi="Times New Roman"/>
-        </w:rPr>
-        <w:t>Έτσι</w:t>
-      </w:r>
-      <w:r>
-        <w:rPr>
-          <w:rFonts w:ascii="Times New Roman" w:hAnsi="Times New Roman"/>
-        </w:rPr>
-        <w:t xml:space="preserve"> </w:t>
-      </w:r>
-      <w:r>
-        <w:rPr>
-          <w:rFonts w:ascii="Times New Roman" w:hAnsi="Times New Roman"/>
-        </w:rPr>
-        <w:t>προκύπτουν</w:t>
-      </w:r>
-      <w:r>
-        <w:rPr>
-          <w:rFonts w:ascii="Times New Roman" w:hAnsi="Times New Roman"/>
-        </w:rPr>
-        <w:t xml:space="preserve"> 186 στήλες (31*6). </w:t>
-      </w:r>
-      <w:r>
-        <w:rPr>
-          <w:rFonts w:ascii="Times New Roman" w:hAnsi="Times New Roman"/>
-        </w:rPr>
-        <w:t xml:space="preserve">Υπάρχουν </w:t>
-      </w:r>
-      <w:r>
-        <w:rPr>
-          <w:rFonts w:ascii="Times New Roman" w:hAnsi="Times New Roman"/>
-        </w:rPr>
-        <w:t>ακόμα</w:t>
-      </w:r>
-      <w:r>
-        <w:rPr>
-          <w:rFonts w:ascii="Times New Roman" w:hAnsi="Times New Roman"/>
-        </w:rPr>
-        <w:t xml:space="preserve"> οκτώ βασικές μεταβλητές των ομάδων </w:t>
-      </w:r>
-      <w:r>
-        <w:rPr>
-          <w:rFonts w:ascii="Times New Roman" w:hAnsi="Times New Roman"/>
-          <w:lang w:val="en-US"/>
-        </w:rPr>
-        <w:t>Frequency</w:t>
-      </w:r>
-      <w:r>
-        <w:rPr>
-          <w:rFonts w:ascii="Times New Roman" w:hAnsi="Times New Roman"/>
-        </w:rPr>
-        <w:t xml:space="preserve"> και </w:t>
-      </w:r>
-      <w:r>
-        <w:rPr>
-          <w:rFonts w:ascii="Times New Roman" w:hAnsi="Times New Roman"/>
-          <w:lang w:val="en-GB"/>
-        </w:rPr>
-        <w:t>Monetary</w:t>
-      </w:r>
-      <w:r>
-        <w:rPr>
-          <w:rFonts w:ascii="Times New Roman" w:hAnsi="Times New Roman"/>
-        </w:rPr>
-        <w:t xml:space="preserve"> που αφορούν μηνιαία μεγέθη: τέσσερις </w:t>
-      </w:r>
-      <w:r>
-        <w:rPr>
-          <w:rFonts w:ascii="Times New Roman" w:hAnsi="Times New Roman"/>
-        </w:rPr>
-        <w:t>εμφανίζονται</w:t>
-      </w:r>
-      <w:r>
-        <w:rPr>
-          <w:rFonts w:ascii="Times New Roman" w:hAnsi="Times New Roman"/>
-        </w:rPr>
-        <w:t xml:space="preserve"> με υστερήσεις (</w:t>
-      </w:r>
-      <w:r>
-        <w:rPr>
-          <w:rFonts w:ascii="Times New Roman" w:hAnsi="Times New Roman"/>
-          <w:lang w:val="en-US"/>
-        </w:rPr>
-        <w:t>lag</w:t>
-      </w:r>
-      <w:r>
-        <w:rPr>
-          <w:rFonts w:ascii="Times New Roman" w:hAnsi="Times New Roman"/>
-        </w:rPr>
-        <w:t xml:space="preserve">0, </w:t>
-      </w:r>
-      <w:r>
-        <w:rPr>
-          <w:rFonts w:ascii="Times New Roman" w:hAnsi="Times New Roman"/>
-          <w:lang w:val="en-US"/>
-        </w:rPr>
-        <w:t>lag</w:t>
-      </w:r>
-      <w:r>
-        <w:rPr>
-          <w:rFonts w:ascii="Times New Roman" w:hAnsi="Times New Roman"/>
-        </w:rPr>
-        <w:t xml:space="preserve">1, </w:t>
-      </w:r>
-      <w:r>
-        <w:rPr>
-          <w:rFonts w:ascii="Times New Roman" w:hAnsi="Times New Roman"/>
-          <w:lang w:val="en-US"/>
-        </w:rPr>
-        <w:t>lag</w:t>
-      </w:r>
-      <w:r>
-        <w:rPr>
-          <w:rFonts w:ascii="Times New Roman" w:hAnsi="Times New Roman"/>
-        </w:rPr>
-        <w:t xml:space="preserve">2, </w:t>
-      </w:r>
-      <w:r>
-        <w:rPr>
-          <w:rFonts w:ascii="Times New Roman" w:hAnsi="Times New Roman"/>
-          <w:lang w:val="en-US"/>
-        </w:rPr>
-        <w:t>lag</w:t>
-      </w:r>
-      <w:r>
-        <w:rPr>
-          <w:rFonts w:ascii="Times New Roman" w:hAnsi="Times New Roman"/>
-        </w:rPr>
-        <w:t>3), δηλαδή με την τιμή της τρέχουσας και των τριών προηγούμενων περιόδων (16 στήλες), κ</w:t>
-      </w:r>
-      <w:r>
-        <w:rPr>
-          <w:rFonts w:ascii="Times New Roman" w:hAnsi="Times New Roman"/>
-        </w:rPr>
-        <w:t>αι τέσσερις ως κινητός μέσος όρος τριών περιόδων (</w:t>
-      </w:r>
-      <w:r>
-        <w:rPr>
-          <w:rFonts w:ascii="Times New Roman" w:hAnsi="Times New Roman"/>
-          <w:lang w:val="en-US"/>
-        </w:rPr>
-        <w:t>ma</w:t>
-      </w:r>
-      <w:r>
-        <w:rPr>
-          <w:rFonts w:ascii="Times New Roman" w:hAnsi="Times New Roman"/>
-        </w:rPr>
-        <w:t xml:space="preserve">3, </w:t>
-      </w:r>
-      <w:r>
-        <w:rPr>
-          <w:rFonts w:ascii="Times New Roman" w:hAnsi="Times New Roman"/>
-        </w:rPr>
-        <w:t>4</w:t>
-      </w:r>
-      <w:r>
-        <w:rPr>
-          <w:rFonts w:ascii="Times New Roman" w:hAnsi="Times New Roman"/>
-        </w:rPr>
-        <w:t xml:space="preserve"> στήλες) (</w:t>
-      </w:r>
-      <w:r>
-        <w:rPr>
-          <w:rFonts w:ascii="Times New Roman" w:hAnsi="Times New Roman"/>
-          <w:lang w:val="en-US"/>
-        </w:rPr>
-        <w:t>Fridrich</w:t>
-      </w:r>
-      <w:r>
-        <w:rPr>
-          <w:rFonts w:ascii="Times New Roman" w:hAnsi="Times New Roman"/>
-        </w:rPr>
-        <w:t xml:space="preserve">, 2023). </w:t>
-      </w:r>
-      <w:r>
-        <w:rPr>
-          <w:rFonts w:ascii="Times New Roman" w:hAnsi="Times New Roman"/>
-        </w:rPr>
-        <w:t xml:space="preserve">Επιπλέον, υπάρχουν τρεις στήλες της </w:t>
-      </w:r>
-      <w:r>
-        <w:rPr>
-          <w:rFonts w:ascii="Times New Roman" w:hAnsi="Times New Roman"/>
-          <w:lang w:val="en-US"/>
-        </w:rPr>
-        <w:t>Frequency</w:t>
-      </w:r>
-      <w:r>
-        <w:rPr>
-          <w:rFonts w:ascii="Times New Roman" w:hAnsi="Times New Roman"/>
-        </w:rPr>
-        <w:t xml:space="preserve"> (</w:t>
-      </w:r>
-      <w:r>
-        <w:rPr>
-          <w:rFonts w:ascii="Times New Roman" w:hAnsi="Times New Roman"/>
-          <w:lang w:val="en-GB"/>
-        </w:rPr>
-        <w:t>ratio</w:t>
-      </w:r>
-      <w:r>
-        <w:rPr>
-          <w:rFonts w:ascii="Times New Roman" w:hAnsi="Times New Roman"/>
-        </w:rPr>
-        <w:t xml:space="preserve">) και δύο μεταβλητές της ομάδας </w:t>
-      </w:r>
-      <w:r>
-        <w:rPr>
-          <w:rFonts w:ascii="Times New Roman" w:hAnsi="Times New Roman"/>
-          <w:lang w:val="en-US"/>
-        </w:rPr>
-        <w:t>Preference</w:t>
-      </w:r>
-      <w:r>
-        <w:rPr>
-          <w:rFonts w:ascii="Times New Roman" w:hAnsi="Times New Roman"/>
-        </w:rPr>
-        <w:t xml:space="preserve">, </w:t>
-      </w:r>
-      <w:r>
-        <w:rPr>
-          <w:rFonts w:ascii="Times New Roman" w:hAnsi="Times New Roman"/>
-          <w:lang w:val="en-US"/>
-        </w:rPr>
-        <w:t>view</w:t>
-      </w:r>
-      <w:r>
-        <w:rPr>
-          <w:rFonts w:ascii="Times New Roman" w:hAnsi="Times New Roman"/>
-        </w:rPr>
-        <w:t>_</w:t>
-      </w:r>
-      <w:r>
-        <w:rPr>
-          <w:rFonts w:ascii="Times New Roman" w:hAnsi="Times New Roman"/>
-          <w:lang w:val="en-US"/>
-        </w:rPr>
-        <w:t>latent</w:t>
-      </w:r>
-      <w:r>
-        <w:rPr>
-          <w:rFonts w:ascii="Times New Roman" w:hAnsi="Times New Roman"/>
-        </w:rPr>
-        <w:t>_</w:t>
-      </w:r>
-      <w:r>
-        <w:rPr>
-          <w:rFonts w:ascii="Times New Roman" w:hAnsi="Times New Roman"/>
-          <w:lang w:val="en-US"/>
-        </w:rPr>
-        <w:t>factor</w:t>
-      </w:r>
-      <w:r>
-        <w:rPr>
-          <w:rFonts w:ascii="Times New Roman" w:hAnsi="Times New Roman"/>
-        </w:rPr>
-        <w:t xml:space="preserve"> και </w:t>
-      </w:r>
-      <w:r>
-        <w:rPr>
-          <w:rFonts w:ascii="Times New Roman" w:hAnsi="Times New Roman"/>
-          <w:lang w:val="en-US"/>
-        </w:rPr>
-        <w:t>purchase</w:t>
-      </w:r>
-      <w:r>
-        <w:rPr>
-          <w:rFonts w:ascii="Times New Roman" w:hAnsi="Times New Roman"/>
-        </w:rPr>
-        <w:t>_</w:t>
-      </w:r>
-      <w:r>
-        <w:rPr>
-          <w:rFonts w:ascii="Times New Roman" w:hAnsi="Times New Roman"/>
-          <w:lang w:val="en-US"/>
-        </w:rPr>
-        <w:t>latent</w:t>
-      </w:r>
-      <w:r>
-        <w:rPr>
-          <w:rFonts w:ascii="Times New Roman" w:hAnsi="Times New Roman"/>
-        </w:rPr>
-        <w:t>_</w:t>
-      </w:r>
-      <w:r>
-        <w:rPr>
-          <w:rFonts w:ascii="Times New Roman" w:hAnsi="Times New Roman"/>
-          <w:lang w:val="en-US"/>
-        </w:rPr>
-        <w:t>factor</w:t>
-      </w:r>
-      <w:r>
-        <w:rPr>
-          <w:rFonts w:ascii="Times New Roman" w:hAnsi="Times New Roman"/>
-        </w:rPr>
-        <w:t xml:space="preserve">, οι οποίες αναπαρίστανται με αριθμημένες στήλες, 41 από </w:t>
-      </w:r>
-      <w:r>
-        <w:rPr>
-          <w:rFonts w:ascii="Times New Roman" w:hAnsi="Times New Roman"/>
-          <w:lang w:val="en-US"/>
-        </w:rPr>
-        <w:t>view</w:t>
-      </w:r>
-      <w:r>
-        <w:rPr>
-          <w:rFonts w:ascii="Times New Roman" w:hAnsi="Times New Roman"/>
-        </w:rPr>
-        <w:t>_</w:t>
-      </w:r>
-      <w:r>
-        <w:rPr>
-          <w:rFonts w:ascii="Times New Roman" w:hAnsi="Times New Roman"/>
-          <w:lang w:val="en-US"/>
-        </w:rPr>
-        <w:t>latent</w:t>
-      </w:r>
-      <w:r>
-        <w:rPr>
-          <w:rFonts w:ascii="Times New Roman" w:hAnsi="Times New Roman"/>
-        </w:rPr>
-        <w:t>_</w:t>
-      </w:r>
-      <w:r>
-        <w:rPr>
-          <w:rFonts w:ascii="Times New Roman" w:hAnsi="Times New Roman"/>
-          <w:lang w:val="en-US"/>
-        </w:rPr>
-        <w:t>factor</w:t>
-      </w:r>
-      <w:r>
-        <w:rPr>
-          <w:rFonts w:ascii="Times New Roman" w:hAnsi="Times New Roman"/>
-        </w:rPr>
-        <w:t xml:space="preserve">0 έως </w:t>
-      </w:r>
-      <w:r>
-        <w:rPr>
-          <w:rFonts w:ascii="Times New Roman" w:hAnsi="Times New Roman"/>
-          <w:lang w:val="en-US"/>
-        </w:rPr>
-        <w:t>view</w:t>
-      </w:r>
-      <w:r>
-        <w:rPr>
-          <w:rFonts w:ascii="Times New Roman" w:hAnsi="Times New Roman"/>
-        </w:rPr>
-        <w:t>_</w:t>
-      </w:r>
-      <w:r>
-        <w:rPr>
-          <w:rFonts w:ascii="Times New Roman" w:hAnsi="Times New Roman"/>
-          <w:lang w:val="en-US"/>
-        </w:rPr>
-        <w:t>latent</w:t>
-      </w:r>
-      <w:r>
-        <w:rPr>
-          <w:rFonts w:ascii="Times New Roman" w:hAnsi="Times New Roman"/>
-        </w:rPr>
-        <w:t>_</w:t>
-      </w:r>
-      <w:r>
-        <w:rPr>
-          <w:rFonts w:ascii="Times New Roman" w:hAnsi="Times New Roman"/>
-          <w:lang w:val="en-US"/>
-        </w:rPr>
-        <w:t>factor</w:t>
-      </w:r>
-      <w:r>
-        <w:rPr>
-          <w:rFonts w:ascii="Times New Roman" w:hAnsi="Times New Roman"/>
-        </w:rPr>
-        <w:t xml:space="preserve">40,  και 18 από </w:t>
-      </w:r>
-      <w:r>
-        <w:rPr>
-          <w:rFonts w:ascii="Times New Roman" w:hAnsi="Times New Roman"/>
-          <w:lang w:val="en-US"/>
-        </w:rPr>
-        <w:t>purchase</w:t>
-      </w:r>
-      <w:r>
-        <w:rPr>
-          <w:rFonts w:ascii="Times New Roman" w:hAnsi="Times New Roman"/>
-        </w:rPr>
-        <w:t>_</w:t>
-      </w:r>
-      <w:r>
-        <w:rPr>
-          <w:rFonts w:ascii="Times New Roman" w:hAnsi="Times New Roman"/>
-          <w:lang w:val="en-US"/>
-        </w:rPr>
-        <w:t>latent</w:t>
-      </w:r>
-      <w:r>
-        <w:rPr>
-          <w:rFonts w:ascii="Times New Roman" w:hAnsi="Times New Roman"/>
-        </w:rPr>
-        <w:t>_</w:t>
-      </w:r>
-      <w:r>
-        <w:rPr>
-          <w:rFonts w:ascii="Times New Roman" w:hAnsi="Times New Roman"/>
-          <w:lang w:val="en-US"/>
-        </w:rPr>
-        <w:t>factor</w:t>
-      </w:r>
-      <w:r>
-        <w:rPr>
-          <w:rFonts w:ascii="Times New Roman" w:hAnsi="Times New Roman"/>
-        </w:rPr>
-        <w:t xml:space="preserve">0 έως </w:t>
-      </w:r>
-      <w:r>
-        <w:rPr>
-          <w:rFonts w:ascii="Times New Roman" w:hAnsi="Times New Roman"/>
-          <w:lang w:val="en-US"/>
-        </w:rPr>
-        <w:t>purchase</w:t>
-      </w:r>
-      <w:r>
-        <w:rPr>
-          <w:rFonts w:ascii="Times New Roman" w:hAnsi="Times New Roman"/>
-        </w:rPr>
-        <w:t>_</w:t>
-      </w:r>
-      <w:r>
-        <w:rPr>
-          <w:rFonts w:ascii="Times New Roman" w:hAnsi="Times New Roman"/>
-          <w:lang w:val="en-US"/>
-        </w:rPr>
-        <w:t>latent</w:t>
-      </w:r>
-      <w:r>
-        <w:rPr>
-          <w:rFonts w:ascii="Times New Roman" w:hAnsi="Times New Roman"/>
-        </w:rPr>
-        <w:t>_</w:t>
-      </w:r>
-      <w:r>
-        <w:rPr>
-          <w:rFonts w:ascii="Times New Roman" w:hAnsi="Times New Roman"/>
-          <w:lang w:val="en-US"/>
-        </w:rPr>
-        <w:t>factor</w:t>
-      </w:r>
-      <w:r>
-        <w:rPr>
-          <w:rFonts w:ascii="Times New Roman" w:hAnsi="Times New Roman"/>
-        </w:rPr>
-        <w:t>17.</w:t>
-      </w:r>
-      <w:r>
-        <w:rPr>
-          <w:rFonts w:ascii="Times New Roman" w:hAnsi="Times New Roman"/>
-        </w:rPr>
-        <w:t xml:space="preserve"> Στο σύνολο έχουμε 268 </w:t>
-      </w:r>
-      <w:r>
-        <w:rPr>
-          <w:rFonts w:ascii="Times New Roman" w:hAnsi="Times New Roman"/>
-        </w:rPr>
-        <w:t>στήλες που αντιστοιχούν σε ανεξάρτητες μεταβλητές</w:t>
-      </w:r>
-      <w:r>
-        <w:rPr>
-          <w:rFonts w:ascii="Times New Roman" w:hAnsi="Times New Roman"/>
-        </w:rPr>
-        <w:t xml:space="preserve">. Η ανάλυση των παραλλαγών δίνεται παρακάτω </w:t>
-      </w:r>
-      <w:r>
-        <w:rPr>
-          <w:rFonts w:ascii="Times New Roman" w:hAnsi="Times New Roman"/>
-        </w:rPr>
-        <w:t xml:space="preserve">(Πίνακας 5) </w:t>
-      </w:r>
-    </w:p>
-    <w:p>
-      <w:pPr>
-        <w:rPr>
-          <w:rFonts w:ascii="Times New Roman" w:hAnsi="Times New Roman"/>
-        </w:rPr>
-      </w:pPr>
-    </w:p>
-    <w:tbl>
-      <w:tblPr>
-        <w:tblStyle w:val="ae"/>
-        <w:tblW w:w="0" w:type="auto"/>
-        <w:tblLook w:val="04A0" w:firstRow="1" w:lastRow="0" w:firstColumn="1" w:lastColumn="0" w:noHBand="0" w:noVBand="1"/>
-      </w:tblPr>
-      <w:tblGrid>
-        <w:gridCol w:w="2543"/>
-        <w:gridCol w:w="4871"/>
-        <w:gridCol w:w="882"/>
-      </w:tblGrid>
-      <w:tr>
-        <w:tc>
-          <w:tcPr>
-            <w:tcW w:w="0" w:type="auto"/>
-            <w:tcBorders>
-              <w:bottom w:val="single" w:sz="4" w:space="0" w:color="auto"/>
-            </w:tcBorders>
-            <w:shd w:val="clear" w:color="auto" w:fill="E8E8E8" w:themeFill="background2"/>
-            <w:hideMark/>
-          </w:tcPr>
-          <w:p>
-            <w:pPr>
-              <w:spacing w:after="160"/>
-              <w:rPr>
-                <w:rFonts w:ascii="Times New Roman" w:hAnsi="Times New Roman"/>
-                <w:b/>
-                <w:bCs/>
-              </w:rPr>
-            </w:pPr>
-            <w:r>
-              <w:rPr>
-                <w:rFonts w:ascii="Times New Roman" w:hAnsi="Times New Roman"/>
-                <w:b/>
-                <w:bCs/>
-              </w:rPr>
-              <w:t>Παραλλαγή</w:t>
-            </w:r>
-          </w:p>
-        </w:tc>
-        <w:tc>
-          <w:tcPr>
-            <w:tcW w:w="0" w:type="auto"/>
-            <w:tcBorders>
-              <w:bottom w:val="single" w:sz="4" w:space="0" w:color="auto"/>
-            </w:tcBorders>
-            <w:shd w:val="clear" w:color="auto" w:fill="E8E8E8" w:themeFill="background2"/>
-            <w:hideMark/>
-          </w:tcPr>
-          <w:p>
-            <w:pPr>
-              <w:spacing w:after="160"/>
-              <w:rPr>
-                <w:rFonts w:ascii="Times New Roman" w:hAnsi="Times New Roman"/>
-                <w:b/>
-                <w:bCs/>
-              </w:rPr>
-            </w:pPr>
-            <w:r>
-              <w:rPr>
-                <w:rFonts w:ascii="Times New Roman" w:hAnsi="Times New Roman"/>
-                <w:b/>
-                <w:bCs/>
-              </w:rPr>
-              <w:t>Σημασία</w:t>
-            </w:r>
-          </w:p>
-        </w:tc>
-        <w:tc>
-          <w:tcPr>
-            <w:tcW w:w="0" w:type="auto"/>
-            <w:tcBorders>
-              <w:bottom w:val="single" w:sz="4" w:space="0" w:color="auto"/>
-            </w:tcBorders>
-            <w:shd w:val="clear" w:color="auto" w:fill="E8E8E8" w:themeFill="background2"/>
-            <w:hideMark/>
-          </w:tcPr>
-          <w:p>
-            <w:pPr>
-              <w:spacing w:after="160"/>
-              <w:rPr>
-                <w:rFonts w:ascii="Times New Roman" w:hAnsi="Times New Roman"/>
-                <w:b/>
-                <w:bCs/>
-              </w:rPr>
-            </w:pPr>
-            <w:r>
-              <w:rPr>
-                <w:rFonts w:ascii="Times New Roman" w:hAnsi="Times New Roman"/>
-                <w:b/>
-                <w:bCs/>
-              </w:rPr>
-              <w:t>Στήλες</w:t>
-            </w:r>
-          </w:p>
-        </w:tc>
-      </w:tr>
-      <w:tr>
-        <w:tc>
-          <w:tcPr>
-            <w:tcW w:w="0" w:type="auto"/>
+            <w:tcW w:w="2699" w:type="dxa"/>
             <w:tcBorders>
               <w:top w:val="single" w:sz="4" w:space="0" w:color="auto"/>
+              <w:left w:val="single" w:sz="4" w:space="0" w:color="auto"/>
+              <w:bottom w:val="single" w:sz="4" w:space="0" w:color="auto"/>
+              <w:right w:val="single" w:sz="4" w:space="0" w:color="auto"/>
             </w:tcBorders>
             <w:hideMark/>
           </w:tcPr>
           <w:p>
             <w:pPr>
-              <w:spacing w:after="160"/>
-              <w:rPr>
-                <w:rFonts w:ascii="Times New Roman" w:hAnsi="Times New Roman"/>
+              <w:rPr>
+                <w:rFonts w:ascii="Times New Roman" w:hAnsi="Times New Roman"/>
+                <w:lang w:val="en-US"/>
               </w:rPr>
             </w:pPr>
             <w:r>
               <w:rPr>
                 <w:rFonts w:ascii="Times New Roman" w:hAnsi="Times New Roman"/>
+                <w:lang w:val="en-US"/>
               </w:rPr>
               <w:t>mean</w:t>
             </w:r>
@@ -14824,22 +11806,26 @@
         </w:tc>
         <w:tc>
           <w:tcPr>
-            <w:tcW w:w="0" w:type="auto"/>
+            <w:tcW w:w="3120" w:type="dxa"/>
             <w:tcBorders>
               <w:top w:val="single" w:sz="4" w:space="0" w:color="auto"/>
+              <w:left w:val="single" w:sz="4" w:space="0" w:color="auto"/>
+              <w:bottom w:val="single" w:sz="4" w:space="0" w:color="auto"/>
+              <w:right w:val="single" w:sz="4" w:space="0" w:color="auto"/>
             </w:tcBorders>
             <w:hideMark/>
           </w:tcPr>
           <w:p>
             <w:pPr>
-              <w:spacing w:after="160"/>
-              <w:rPr>
-                <w:rFonts w:ascii="Times New Roman" w:hAnsi="Times New Roman"/>
+              <w:rPr>
+                <w:rFonts w:ascii="Times New Roman" w:hAnsi="Times New Roman"/>
+                <w:lang w:val="en-US"/>
               </w:rPr>
             </w:pPr>
             <w:r>
               <w:rPr>
                 <w:rFonts w:ascii="Times New Roman" w:hAnsi="Times New Roman"/>
+                <w:lang w:val="en-US"/>
               </w:rPr>
               <w:t>Μέσος όρος</w:t>
             </w:r>
@@ -14847,22 +11833,26 @@
         </w:tc>
         <w:tc>
           <w:tcPr>
-            <w:tcW w:w="0" w:type="auto"/>
+            <w:tcW w:w="1977" w:type="dxa"/>
             <w:tcBorders>
               <w:top w:val="single" w:sz="4" w:space="0" w:color="auto"/>
+              <w:left w:val="single" w:sz="4" w:space="0" w:color="auto"/>
+              <w:bottom w:val="single" w:sz="4" w:space="0" w:color="auto"/>
+              <w:right w:val="single" w:sz="4" w:space="0" w:color="auto"/>
             </w:tcBorders>
             <w:hideMark/>
           </w:tcPr>
           <w:p>
             <w:pPr>
-              <w:spacing w:after="160"/>
-              <w:rPr>
-                <w:rFonts w:ascii="Times New Roman" w:hAnsi="Times New Roman"/>
+              <w:rPr>
+                <w:rFonts w:ascii="Times New Roman" w:hAnsi="Times New Roman"/>
+                <w:lang w:val="en-US"/>
               </w:rPr>
             </w:pPr>
             <w:r>
               <w:rPr>
                 <w:rFonts w:ascii="Times New Roman" w:hAnsi="Times New Roman"/>
+                <w:lang w:val="en-US"/>
               </w:rPr>
               <w:t>31</w:t>
             </w:r>
@@ -14872,19 +11862,26 @@
       <w:tr>
         <w:tc>
           <w:tcPr>
-            <w:tcW w:w="0" w:type="auto"/>
+            <w:tcW w:w="2699" w:type="dxa"/>
+            <w:tcBorders>
+              <w:top w:val="single" w:sz="4" w:space="0" w:color="auto"/>
+              <w:left w:val="single" w:sz="4" w:space="0" w:color="auto"/>
+              <w:bottom w:val="single" w:sz="4" w:space="0" w:color="auto"/>
+              <w:right w:val="single" w:sz="4" w:space="0" w:color="auto"/>
+            </w:tcBorders>
             <w:hideMark/>
           </w:tcPr>
           <w:p>
             <w:pPr>
-              <w:spacing w:after="160"/>
-              <w:rPr>
-                <w:rFonts w:ascii="Times New Roman" w:hAnsi="Times New Roman"/>
+              <w:rPr>
+                <w:rFonts w:ascii="Times New Roman" w:hAnsi="Times New Roman"/>
+                <w:lang w:val="en-US"/>
               </w:rPr>
             </w:pPr>
             <w:r>
               <w:rPr>
                 <w:rFonts w:ascii="Times New Roman" w:hAnsi="Times New Roman"/>
+                <w:lang w:val="en-US"/>
               </w:rPr>
               <w:t>sum</w:t>
             </w:r>
@@ -14892,19 +11889,26 @@
         </w:tc>
         <w:tc>
           <w:tcPr>
-            <w:tcW w:w="0" w:type="auto"/>
+            <w:tcW w:w="3120" w:type="dxa"/>
+            <w:tcBorders>
+              <w:top w:val="single" w:sz="4" w:space="0" w:color="auto"/>
+              <w:left w:val="single" w:sz="4" w:space="0" w:color="auto"/>
+              <w:bottom w:val="single" w:sz="4" w:space="0" w:color="auto"/>
+              <w:right w:val="single" w:sz="4" w:space="0" w:color="auto"/>
+            </w:tcBorders>
             <w:hideMark/>
           </w:tcPr>
           <w:p>
             <w:pPr>
-              <w:spacing w:after="160"/>
-              <w:rPr>
-                <w:rFonts w:ascii="Times New Roman" w:hAnsi="Times New Roman"/>
+              <w:rPr>
+                <w:rFonts w:ascii="Times New Roman" w:hAnsi="Times New Roman"/>
+                <w:lang w:val="en-US"/>
               </w:rPr>
             </w:pPr>
             <w:r>
               <w:rPr>
                 <w:rFonts w:ascii="Times New Roman" w:hAnsi="Times New Roman"/>
+                <w:lang w:val="en-US"/>
               </w:rPr>
               <w:t>Άθροισμα</w:t>
             </w:r>
@@ -14912,19 +11916,26 @@
         </w:tc>
         <w:tc>
           <w:tcPr>
-            <w:tcW w:w="0" w:type="auto"/>
+            <w:tcW w:w="1977" w:type="dxa"/>
+            <w:tcBorders>
+              <w:top w:val="single" w:sz="4" w:space="0" w:color="auto"/>
+              <w:left w:val="single" w:sz="4" w:space="0" w:color="auto"/>
+              <w:bottom w:val="single" w:sz="4" w:space="0" w:color="auto"/>
+              <w:right w:val="single" w:sz="4" w:space="0" w:color="auto"/>
+            </w:tcBorders>
             <w:hideMark/>
           </w:tcPr>
           <w:p>
             <w:pPr>
-              <w:spacing w:after="160"/>
-              <w:rPr>
-                <w:rFonts w:ascii="Times New Roman" w:hAnsi="Times New Roman"/>
+              <w:rPr>
+                <w:rFonts w:ascii="Times New Roman" w:hAnsi="Times New Roman"/>
+                <w:lang w:val="en-US"/>
               </w:rPr>
             </w:pPr>
             <w:r>
               <w:rPr>
                 <w:rFonts w:ascii="Times New Roman" w:hAnsi="Times New Roman"/>
+                <w:lang w:val="en-US"/>
               </w:rPr>
               <w:t>31</w:t>
             </w:r>
@@ -14934,19 +11945,26 @@
       <w:tr>
         <w:tc>
           <w:tcPr>
-            <w:tcW w:w="0" w:type="auto"/>
+            <w:tcW w:w="2699" w:type="dxa"/>
+            <w:tcBorders>
+              <w:top w:val="single" w:sz="4" w:space="0" w:color="auto"/>
+              <w:left w:val="single" w:sz="4" w:space="0" w:color="auto"/>
+              <w:bottom w:val="single" w:sz="4" w:space="0" w:color="auto"/>
+              <w:right w:val="single" w:sz="4" w:space="0" w:color="auto"/>
+            </w:tcBorders>
             <w:hideMark/>
           </w:tcPr>
           <w:p>
             <w:pPr>
-              <w:spacing w:after="160"/>
-              <w:rPr>
-                <w:rFonts w:ascii="Times New Roman" w:hAnsi="Times New Roman"/>
+              <w:rPr>
+                <w:rFonts w:ascii="Times New Roman" w:hAnsi="Times New Roman"/>
+                <w:lang w:val="en-US"/>
               </w:rPr>
             </w:pPr>
             <w:r>
               <w:rPr>
                 <w:rFonts w:ascii="Times New Roman" w:hAnsi="Times New Roman"/>
+                <w:lang w:val="en-US"/>
               </w:rPr>
               <w:t>min</w:t>
             </w:r>
@@ -14954,39 +11972,53 @@
         </w:tc>
         <w:tc>
           <w:tcPr>
-            <w:tcW w:w="0" w:type="auto"/>
+            <w:tcW w:w="3120" w:type="dxa"/>
+            <w:tcBorders>
+              <w:top w:val="single" w:sz="4" w:space="0" w:color="auto"/>
+              <w:left w:val="single" w:sz="4" w:space="0" w:color="auto"/>
+              <w:bottom w:val="single" w:sz="4" w:space="0" w:color="auto"/>
+              <w:right w:val="single" w:sz="4" w:space="0" w:color="auto"/>
+            </w:tcBorders>
             <w:hideMark/>
           </w:tcPr>
           <w:p>
             <w:pPr>
-              <w:spacing w:after="160"/>
-              <w:rPr>
-                <w:rFonts w:ascii="Times New Roman" w:hAnsi="Times New Roman"/>
+              <w:rPr>
+                <w:rFonts w:ascii="Times New Roman" w:hAnsi="Times New Roman"/>
+                <w:lang w:val="en-US"/>
               </w:rPr>
             </w:pPr>
             <w:r>
               <w:rPr>
                 <w:rFonts w:ascii="Times New Roman" w:hAnsi="Times New Roman"/>
-              </w:rPr>
-              <w:t>Ελάχιστο</w:t>
+                <w:lang w:val="en-US"/>
+              </w:rPr>
+              <w:t>Ελάχιστη τιμή</w:t>
             </w:r>
           </w:p>
         </w:tc>
         <w:tc>
           <w:tcPr>
-            <w:tcW w:w="0" w:type="auto"/>
+            <w:tcW w:w="1977" w:type="dxa"/>
+            <w:tcBorders>
+              <w:top w:val="single" w:sz="4" w:space="0" w:color="auto"/>
+              <w:left w:val="single" w:sz="4" w:space="0" w:color="auto"/>
+              <w:bottom w:val="single" w:sz="4" w:space="0" w:color="auto"/>
+              <w:right w:val="single" w:sz="4" w:space="0" w:color="auto"/>
+            </w:tcBorders>
             <w:hideMark/>
           </w:tcPr>
           <w:p>
             <w:pPr>
-              <w:spacing w:after="160"/>
-              <w:rPr>
-                <w:rFonts w:ascii="Times New Roman" w:hAnsi="Times New Roman"/>
+              <w:rPr>
+                <w:rFonts w:ascii="Times New Roman" w:hAnsi="Times New Roman"/>
+                <w:lang w:val="en-US"/>
               </w:rPr>
             </w:pPr>
             <w:r>
               <w:rPr>
                 <w:rFonts w:ascii="Times New Roman" w:hAnsi="Times New Roman"/>
+                <w:lang w:val="en-US"/>
               </w:rPr>
               <w:t>31</w:t>
             </w:r>
@@ -14996,19 +12028,26 @@
       <w:tr>
         <w:tc>
           <w:tcPr>
-            <w:tcW w:w="0" w:type="auto"/>
+            <w:tcW w:w="2699" w:type="dxa"/>
+            <w:tcBorders>
+              <w:top w:val="single" w:sz="4" w:space="0" w:color="auto"/>
+              <w:left w:val="single" w:sz="4" w:space="0" w:color="auto"/>
+              <w:bottom w:val="single" w:sz="4" w:space="0" w:color="auto"/>
+              <w:right w:val="single" w:sz="4" w:space="0" w:color="auto"/>
+            </w:tcBorders>
             <w:hideMark/>
           </w:tcPr>
           <w:p>
             <w:pPr>
-              <w:spacing w:after="160"/>
-              <w:rPr>
-                <w:rFonts w:ascii="Times New Roman" w:hAnsi="Times New Roman"/>
+              <w:rPr>
+                <w:rFonts w:ascii="Times New Roman" w:hAnsi="Times New Roman"/>
+                <w:lang w:val="en-US"/>
               </w:rPr>
             </w:pPr>
             <w:r>
               <w:rPr>
                 <w:rFonts w:ascii="Times New Roman" w:hAnsi="Times New Roman"/>
+                <w:lang w:val="en-US"/>
               </w:rPr>
               <w:t>max</w:t>
             </w:r>
@@ -15016,39 +12055,53 @@
         </w:tc>
         <w:tc>
           <w:tcPr>
-            <w:tcW w:w="0" w:type="auto"/>
+            <w:tcW w:w="3120" w:type="dxa"/>
+            <w:tcBorders>
+              <w:top w:val="single" w:sz="4" w:space="0" w:color="auto"/>
+              <w:left w:val="single" w:sz="4" w:space="0" w:color="auto"/>
+              <w:bottom w:val="single" w:sz="4" w:space="0" w:color="auto"/>
+              <w:right w:val="single" w:sz="4" w:space="0" w:color="auto"/>
+            </w:tcBorders>
             <w:hideMark/>
           </w:tcPr>
           <w:p>
             <w:pPr>
-              <w:spacing w:after="160"/>
-              <w:rPr>
-                <w:rFonts w:ascii="Times New Roman" w:hAnsi="Times New Roman"/>
+              <w:rPr>
+                <w:rFonts w:ascii="Times New Roman" w:hAnsi="Times New Roman"/>
+                <w:lang w:val="en-US"/>
               </w:rPr>
             </w:pPr>
             <w:r>
               <w:rPr>
                 <w:rFonts w:ascii="Times New Roman" w:hAnsi="Times New Roman"/>
-              </w:rPr>
-              <w:t>Μέγιστο</w:t>
+                <w:lang w:val="en-US"/>
+              </w:rPr>
+              <w:t>Μέγιστη τιμή</w:t>
             </w:r>
           </w:p>
         </w:tc>
         <w:tc>
           <w:tcPr>
-            <w:tcW w:w="0" w:type="auto"/>
+            <w:tcW w:w="1977" w:type="dxa"/>
+            <w:tcBorders>
+              <w:top w:val="single" w:sz="4" w:space="0" w:color="auto"/>
+              <w:left w:val="single" w:sz="4" w:space="0" w:color="auto"/>
+              <w:bottom w:val="single" w:sz="4" w:space="0" w:color="auto"/>
+              <w:right w:val="single" w:sz="4" w:space="0" w:color="auto"/>
+            </w:tcBorders>
             <w:hideMark/>
           </w:tcPr>
           <w:p>
             <w:pPr>
-              <w:spacing w:after="160"/>
-              <w:rPr>
-                <w:rFonts w:ascii="Times New Roman" w:hAnsi="Times New Roman"/>
+              <w:rPr>
+                <w:rFonts w:ascii="Times New Roman" w:hAnsi="Times New Roman"/>
+                <w:lang w:val="en-US"/>
               </w:rPr>
             </w:pPr>
             <w:r>
               <w:rPr>
                 <w:rFonts w:ascii="Times New Roman" w:hAnsi="Times New Roman"/>
+                <w:lang w:val="en-US"/>
               </w:rPr>
               <w:t>31</w:t>
             </w:r>
@@ -15058,19 +12111,26 @@
       <w:tr>
         <w:tc>
           <w:tcPr>
-            <w:tcW w:w="0" w:type="auto"/>
+            <w:tcW w:w="2699" w:type="dxa"/>
+            <w:tcBorders>
+              <w:top w:val="single" w:sz="4" w:space="0" w:color="auto"/>
+              <w:left w:val="single" w:sz="4" w:space="0" w:color="auto"/>
+              <w:bottom w:val="single" w:sz="4" w:space="0" w:color="auto"/>
+              <w:right w:val="single" w:sz="4" w:space="0" w:color="auto"/>
+            </w:tcBorders>
             <w:hideMark/>
           </w:tcPr>
           <w:p>
             <w:pPr>
-              <w:spacing w:after="160"/>
-              <w:rPr>
-                <w:rFonts w:ascii="Times New Roman" w:hAnsi="Times New Roman"/>
+              <w:rPr>
+                <w:rFonts w:ascii="Times New Roman" w:hAnsi="Times New Roman"/>
+                <w:lang w:val="en-US"/>
               </w:rPr>
             </w:pPr>
             <w:r>
               <w:rPr>
                 <w:rFonts w:ascii="Times New Roman" w:hAnsi="Times New Roman"/>
+                <w:lang w:val="en-US"/>
               </w:rPr>
               <w:t>stddev</w:t>
             </w:r>
@@ -15078,19 +12138,26 @@
         </w:tc>
         <w:tc>
           <w:tcPr>
-            <w:tcW w:w="0" w:type="auto"/>
+            <w:tcW w:w="3120" w:type="dxa"/>
+            <w:tcBorders>
+              <w:top w:val="single" w:sz="4" w:space="0" w:color="auto"/>
+              <w:left w:val="single" w:sz="4" w:space="0" w:color="auto"/>
+              <w:bottom w:val="single" w:sz="4" w:space="0" w:color="auto"/>
+              <w:right w:val="single" w:sz="4" w:space="0" w:color="auto"/>
+            </w:tcBorders>
             <w:hideMark/>
           </w:tcPr>
           <w:p>
             <w:pPr>
-              <w:spacing w:after="160"/>
-              <w:rPr>
-                <w:rFonts w:ascii="Times New Roman" w:hAnsi="Times New Roman"/>
+              <w:rPr>
+                <w:rFonts w:ascii="Times New Roman" w:hAnsi="Times New Roman"/>
+                <w:lang w:val="en-US"/>
               </w:rPr>
             </w:pPr>
             <w:r>
               <w:rPr>
                 <w:rFonts w:ascii="Times New Roman" w:hAnsi="Times New Roman"/>
+                <w:lang w:val="en-US"/>
               </w:rPr>
               <w:t>Τυπική απόκλιση</w:t>
             </w:r>
@@ -15098,19 +12165,26 @@
         </w:tc>
         <w:tc>
           <w:tcPr>
-            <w:tcW w:w="0" w:type="auto"/>
+            <w:tcW w:w="1977" w:type="dxa"/>
+            <w:tcBorders>
+              <w:top w:val="single" w:sz="4" w:space="0" w:color="auto"/>
+              <w:left w:val="single" w:sz="4" w:space="0" w:color="auto"/>
+              <w:bottom w:val="single" w:sz="4" w:space="0" w:color="auto"/>
+              <w:right w:val="single" w:sz="4" w:space="0" w:color="auto"/>
+            </w:tcBorders>
             <w:hideMark/>
           </w:tcPr>
           <w:p>
             <w:pPr>
-              <w:spacing w:after="160"/>
-              <w:rPr>
-                <w:rFonts w:ascii="Times New Roman" w:hAnsi="Times New Roman"/>
+              <w:rPr>
+                <w:rFonts w:ascii="Times New Roman" w:hAnsi="Times New Roman"/>
+                <w:lang w:val="en-US"/>
               </w:rPr>
             </w:pPr>
             <w:r>
               <w:rPr>
                 <w:rFonts w:ascii="Times New Roman" w:hAnsi="Times New Roman"/>
+                <w:lang w:val="en-US"/>
               </w:rPr>
               <w:t>31</w:t>
             </w:r>
@@ -15120,19 +12194,26 @@
       <w:tr>
         <w:tc>
           <w:tcPr>
-            <w:tcW w:w="0" w:type="auto"/>
+            <w:tcW w:w="2699" w:type="dxa"/>
+            <w:tcBorders>
+              <w:top w:val="single" w:sz="4" w:space="0" w:color="auto"/>
+              <w:left w:val="single" w:sz="4" w:space="0" w:color="auto"/>
+              <w:bottom w:val="single" w:sz="4" w:space="0" w:color="auto"/>
+              <w:right w:val="single" w:sz="4" w:space="0" w:color="auto"/>
+            </w:tcBorders>
             <w:hideMark/>
           </w:tcPr>
           <w:p>
             <w:pPr>
-              <w:spacing w:after="160"/>
-              <w:rPr>
-                <w:rFonts w:ascii="Times New Roman" w:hAnsi="Times New Roman"/>
+              <w:rPr>
+                <w:rFonts w:ascii="Times New Roman" w:hAnsi="Times New Roman"/>
+                <w:lang w:val="en-US"/>
               </w:rPr>
             </w:pPr>
             <w:r>
               <w:rPr>
                 <w:rFonts w:ascii="Times New Roman" w:hAnsi="Times New Roman"/>
+                <w:lang w:val="en-US"/>
               </w:rPr>
               <w:t>cv</w:t>
             </w:r>
@@ -15140,12 +12221,17 @@
         </w:tc>
         <w:tc>
           <w:tcPr>
-            <w:tcW w:w="0" w:type="auto"/>
+            <w:tcW w:w="3120" w:type="dxa"/>
+            <w:tcBorders>
+              <w:top w:val="single" w:sz="4" w:space="0" w:color="auto"/>
+              <w:left w:val="single" w:sz="4" w:space="0" w:color="auto"/>
+              <w:bottom w:val="single" w:sz="4" w:space="0" w:color="auto"/>
+              <w:right w:val="single" w:sz="4" w:space="0" w:color="auto"/>
+            </w:tcBorders>
             <w:hideMark/>
           </w:tcPr>
           <w:p>
             <w:pPr>
-              <w:spacing w:after="160"/>
               <w:rPr>
                 <w:rFonts w:ascii="Times New Roman" w:hAnsi="Times New Roman"/>
               </w:rPr>
@@ -15154,25 +12240,32 @@
               <w:rPr>
                 <w:rFonts w:ascii="Times New Roman" w:hAnsi="Times New Roman"/>
               </w:rPr>
-              <w:t>Συντελεστής μεταβλητότητας</w:t>
+              <w:t>Συντελεστής μεταβλητότητας (λόγος τυπικής απόκλισης προς μέσο όρο)</w:t>
             </w:r>
           </w:p>
         </w:tc>
         <w:tc>
           <w:tcPr>
-            <w:tcW w:w="0" w:type="auto"/>
+            <w:tcW w:w="1977" w:type="dxa"/>
+            <w:tcBorders>
+              <w:top w:val="single" w:sz="4" w:space="0" w:color="auto"/>
+              <w:left w:val="single" w:sz="4" w:space="0" w:color="auto"/>
+              <w:bottom w:val="single" w:sz="4" w:space="0" w:color="auto"/>
+              <w:right w:val="single" w:sz="4" w:space="0" w:color="auto"/>
+            </w:tcBorders>
             <w:hideMark/>
           </w:tcPr>
           <w:p>
             <w:pPr>
-              <w:spacing w:after="160"/>
-              <w:rPr>
-                <w:rFonts w:ascii="Times New Roman" w:hAnsi="Times New Roman"/>
+              <w:rPr>
+                <w:rFonts w:ascii="Times New Roman" w:hAnsi="Times New Roman"/>
+                <w:lang w:val="en-US"/>
               </w:rPr>
             </w:pPr>
             <w:r>
               <w:rPr>
                 <w:rFonts w:ascii="Times New Roman" w:hAnsi="Times New Roman"/>
+                <w:lang w:val="en-US"/>
               </w:rPr>
               <w:t>31</w:t>
             </w:r>
@@ -15182,32 +12275,44 @@
       <w:tr>
         <w:tc>
           <w:tcPr>
-            <w:tcW w:w="0" w:type="auto"/>
+            <w:tcW w:w="2699" w:type="dxa"/>
+            <w:tcBorders>
+              <w:top w:val="single" w:sz="4" w:space="0" w:color="auto"/>
+              <w:left w:val="single" w:sz="4" w:space="0" w:color="auto"/>
+              <w:bottom w:val="single" w:sz="4" w:space="0" w:color="auto"/>
+              <w:right w:val="single" w:sz="4" w:space="0" w:color="auto"/>
+            </w:tcBorders>
             <w:hideMark/>
           </w:tcPr>
           <w:p>
             <w:pPr>
-              <w:spacing w:after="160"/>
-              <w:rPr>
-                <w:rFonts w:ascii="Times New Roman" w:hAnsi="Times New Roman"/>
+              <w:rPr>
+                <w:rFonts w:ascii="Times New Roman" w:hAnsi="Times New Roman"/>
+                <w:lang w:val="en-US"/>
               </w:rPr>
             </w:pPr>
             <w:r>
               <w:rPr>
                 <w:rFonts w:ascii="Times New Roman" w:hAnsi="Times New Roman"/>
-              </w:rPr>
-              <w:t>lag0 έως lag3</w:t>
+                <w:lang w:val="en-US"/>
+              </w:rPr>
+              <w:t>Λοιπές (lag, ma3, ratio, factor, id)</w:t>
             </w:r>
           </w:p>
         </w:tc>
         <w:tc>
           <w:tcPr>
-            <w:tcW w:w="0" w:type="auto"/>
+            <w:tcW w:w="3120" w:type="dxa"/>
+            <w:tcBorders>
+              <w:top w:val="single" w:sz="4" w:space="0" w:color="auto"/>
+              <w:left w:val="single" w:sz="4" w:space="0" w:color="auto"/>
+              <w:bottom w:val="single" w:sz="4" w:space="0" w:color="auto"/>
+              <w:right w:val="single" w:sz="4" w:space="0" w:color="auto"/>
+            </w:tcBorders>
             <w:hideMark/>
           </w:tcPr>
           <w:p>
             <w:pPr>
-              <w:spacing w:after="160"/>
               <w:rPr>
                 <w:rFonts w:ascii="Times New Roman" w:hAnsi="Times New Roman"/>
               </w:rPr>
@@ -15216,27 +12321,34 @@
               <w:rPr>
                 <w:rFonts w:ascii="Times New Roman" w:hAnsi="Times New Roman"/>
               </w:rPr>
-              <w:t>Υστερήσεις τεσσάρων μηνιαίων μεγεθών (4 × 4)</w:t>
+              <w:t>Υστερήσεις, κινητοί μέσοι, λόγοι, λανθάνοντες παράγοντες, αναγνωριστικά</w:t>
             </w:r>
           </w:p>
         </w:tc>
         <w:tc>
           <w:tcPr>
-            <w:tcW w:w="0" w:type="auto"/>
+            <w:tcW w:w="1977" w:type="dxa"/>
+            <w:tcBorders>
+              <w:top w:val="single" w:sz="4" w:space="0" w:color="auto"/>
+              <w:left w:val="single" w:sz="4" w:space="0" w:color="auto"/>
+              <w:bottom w:val="single" w:sz="4" w:space="0" w:color="auto"/>
+              <w:right w:val="single" w:sz="4" w:space="0" w:color="auto"/>
+            </w:tcBorders>
             <w:hideMark/>
           </w:tcPr>
           <w:p>
             <w:pPr>
-              <w:spacing w:after="160"/>
-              <w:rPr>
-                <w:rFonts w:ascii="Times New Roman" w:hAnsi="Times New Roman"/>
+              <w:rPr>
+                <w:rFonts w:ascii="Times New Roman" w:hAnsi="Times New Roman"/>
+                <w:lang w:val="en-US"/>
               </w:rPr>
             </w:pPr>
             <w:r>
               <w:rPr>
                 <w:rFonts w:ascii="Times New Roman" w:hAnsi="Times New Roman"/>
-              </w:rPr>
-              <w:t>16</w:t>
+                <w:lang w:val="en-US"/>
+              </w:rPr>
+              <w:t>90</w:t>
             </w:r>
           </w:p>
         </w:tc>
@@ -15244,62 +12356,981 @@
       <w:tr>
         <w:tc>
           <w:tcPr>
-            <w:tcW w:w="0" w:type="auto"/>
+            <w:tcW w:w="2699" w:type="dxa"/>
+            <w:tcBorders>
+              <w:top w:val="single" w:sz="4" w:space="0" w:color="auto"/>
+              <w:left w:val="single" w:sz="4" w:space="0" w:color="auto"/>
+              <w:bottom w:val="single" w:sz="4" w:space="0" w:color="auto"/>
+              <w:right w:val="single" w:sz="4" w:space="0" w:color="auto"/>
+            </w:tcBorders>
             <w:hideMark/>
           </w:tcPr>
           <w:p>
             <w:pPr>
-              <w:spacing w:after="160"/>
-              <w:rPr>
-                <w:rFonts w:ascii="Times New Roman" w:hAnsi="Times New Roman"/>
+              <w:rPr>
+                <w:rFonts w:ascii="Times New Roman" w:hAnsi="Times New Roman"/>
+                <w:lang w:val="en-US"/>
               </w:rPr>
             </w:pPr>
             <w:r>
               <w:rPr>
                 <w:rFonts w:ascii="Times New Roman" w:hAnsi="Times New Roman"/>
-              </w:rPr>
-              <w:lastRenderedPageBreak/>
-              <w:t>ma3</w:t>
+                <w:b/>
+                <w:lang w:val="en-US"/>
+              </w:rPr>
+              <w:t>Σύνολο</w:t>
             </w:r>
           </w:p>
         </w:tc>
         <w:tc>
           <w:tcPr>
-            <w:tcW w:w="0" w:type="auto"/>
+            <w:tcW w:w="3120" w:type="dxa"/>
+            <w:tcBorders>
+              <w:top w:val="single" w:sz="4" w:space="0" w:color="auto"/>
+              <w:left w:val="single" w:sz="4" w:space="0" w:color="auto"/>
+              <w:bottom w:val="single" w:sz="4" w:space="0" w:color="auto"/>
+              <w:right w:val="single" w:sz="4" w:space="0" w:color="auto"/>
+            </w:tcBorders>
+          </w:tcPr>
+          <w:p>
+            <w:pPr>
+              <w:rPr>
+                <w:rFonts w:ascii="Times New Roman" w:hAnsi="Times New Roman"/>
+                <w:lang w:val="en-US"/>
+              </w:rPr>
+            </w:pPr>
+          </w:p>
+        </w:tc>
+        <w:tc>
+          <w:tcPr>
+            <w:tcW w:w="1977" w:type="dxa"/>
+            <w:tcBorders>
+              <w:top w:val="single" w:sz="4" w:space="0" w:color="auto"/>
+              <w:left w:val="single" w:sz="4" w:space="0" w:color="auto"/>
+              <w:bottom w:val="single" w:sz="4" w:space="0" w:color="auto"/>
+              <w:right w:val="single" w:sz="4" w:space="0" w:color="auto"/>
+            </w:tcBorders>
             <w:hideMark/>
           </w:tcPr>
           <w:p>
             <w:pPr>
-              <w:spacing w:after="160"/>
-              <w:rPr>
-                <w:rFonts w:ascii="Times New Roman" w:hAnsi="Times New Roman"/>
+              <w:rPr>
+                <w:rFonts w:ascii="Times New Roman" w:hAnsi="Times New Roman"/>
+                <w:lang w:val="en-US"/>
               </w:rPr>
             </w:pPr>
             <w:r>
               <w:rPr>
                 <w:rFonts w:ascii="Times New Roman" w:hAnsi="Times New Roman"/>
-              </w:rPr>
-              <w:t>Κινητός μέσος όρος τριών περιόδων, τεσσάρων μεγεθών</w:t>
+                <w:b/>
+                <w:lang w:val="en-US"/>
+              </w:rPr>
+              <w:t>276</w:t>
+            </w:r>
+          </w:p>
+        </w:tc>
+      </w:tr>
+    </w:tbl>
+    <w:p>
+      <w:pPr>
+        <w:rPr>
+          <w:rFonts w:ascii="Times New Roman" w:hAnsi="Times New Roman"/>
+          <w:lang w:val="en-GB"/>
+        </w:rPr>
+      </w:pPr>
+    </w:p>
+    <w:p>
+      <w:pPr>
+        <w:rPr>
+          <w:rFonts w:ascii="Times New Roman" w:hAnsi="Times New Roman"/>
+        </w:rPr>
+      </w:pPr>
+      <w:r>
+        <w:rPr>
+          <w:rFonts w:ascii="Times New Roman" w:hAnsi="Times New Roman"/>
+        </w:rPr>
+        <w:t>Οι ομάδες των μεταβλητών είναι επτά. Τα</w:t>
+      </w:r>
+      <w:r>
+        <w:rPr>
+          <w:rFonts w:ascii="Times New Roman" w:hAnsi="Times New Roman"/>
+          <w:lang w:val="en-US"/>
+        </w:rPr>
+        <w:t xml:space="preserve"> </w:t>
+      </w:r>
+      <w:r>
+        <w:rPr>
+          <w:rFonts w:ascii="Times New Roman" w:hAnsi="Times New Roman"/>
+        </w:rPr>
+        <w:t>ονόματα</w:t>
+      </w:r>
+      <w:r>
+        <w:rPr>
+          <w:rFonts w:ascii="Times New Roman" w:hAnsi="Times New Roman"/>
+          <w:lang w:val="en-US"/>
+        </w:rPr>
+        <w:t xml:space="preserve"> </w:t>
+      </w:r>
+      <w:r>
+        <w:rPr>
+          <w:rFonts w:ascii="Times New Roman" w:hAnsi="Times New Roman"/>
+        </w:rPr>
+        <w:t>αυτών</w:t>
+      </w:r>
+      <w:r>
+        <w:rPr>
+          <w:rFonts w:ascii="Times New Roman" w:hAnsi="Times New Roman"/>
+          <w:lang w:val="en-US"/>
+        </w:rPr>
+        <w:t xml:space="preserve"> </w:t>
+      </w:r>
+      <w:r>
+        <w:rPr>
+          <w:rFonts w:ascii="Times New Roman" w:hAnsi="Times New Roman"/>
+        </w:rPr>
+        <w:t>είναι</w:t>
+      </w:r>
+      <w:r>
+        <w:rPr>
+          <w:rFonts w:ascii="Times New Roman" w:hAnsi="Times New Roman"/>
+          <w:lang w:val="en-US"/>
+        </w:rPr>
+        <w:t xml:space="preserve"> </w:t>
+      </w:r>
+      <w:r>
+        <w:rPr>
+          <w:rFonts w:ascii="Times New Roman" w:hAnsi="Times New Roman"/>
+          <w:lang w:val="en-US"/>
+        </w:rPr>
+        <w:t xml:space="preserve">Dependent, </w:t>
+      </w:r>
+      <w:r>
+        <w:rPr>
+          <w:rFonts w:ascii="Times New Roman" w:hAnsi="Times New Roman"/>
+          <w:lang w:val="en-US"/>
+        </w:rPr>
+        <w:t>Recency</w:t>
+      </w:r>
+      <w:r>
+        <w:rPr>
+          <w:rFonts w:ascii="Times New Roman" w:hAnsi="Times New Roman"/>
+          <w:lang w:val="en-US"/>
+        </w:rPr>
+        <w:t xml:space="preserve">, </w:t>
+      </w:r>
+      <w:r>
+        <w:rPr>
+          <w:rFonts w:ascii="Times New Roman" w:hAnsi="Times New Roman"/>
+          <w:lang w:val="en-US"/>
+        </w:rPr>
+        <w:t>Frequency</w:t>
+      </w:r>
+      <w:r>
+        <w:rPr>
+          <w:rFonts w:ascii="Times New Roman" w:hAnsi="Times New Roman"/>
+          <w:lang w:val="en-US"/>
+        </w:rPr>
+        <w:t xml:space="preserve">, </w:t>
+      </w:r>
+      <w:r>
+        <w:rPr>
+          <w:rFonts w:ascii="Times New Roman" w:hAnsi="Times New Roman"/>
+          <w:lang w:val="en-US"/>
+        </w:rPr>
+        <w:t>Monetary</w:t>
+      </w:r>
+      <w:r>
+        <w:rPr>
+          <w:rFonts w:ascii="Times New Roman" w:hAnsi="Times New Roman"/>
+          <w:lang w:val="en-US"/>
+        </w:rPr>
+        <w:t xml:space="preserve">, </w:t>
+      </w:r>
+      <w:r>
+        <w:rPr>
+          <w:rFonts w:ascii="Times New Roman" w:hAnsi="Times New Roman"/>
+          <w:lang w:val="en-US"/>
+        </w:rPr>
+        <w:t xml:space="preserve">Preference, </w:t>
+      </w:r>
+      <w:r>
+        <w:rPr>
+          <w:rFonts w:ascii="Times New Roman" w:hAnsi="Times New Roman"/>
+          <w:lang w:val="en-US"/>
+        </w:rPr>
+        <w:t>Date &amp; time</w:t>
+      </w:r>
+      <w:r>
+        <w:rPr>
+          <w:rFonts w:ascii="Times New Roman" w:hAnsi="Times New Roman"/>
+          <w:lang w:val="en-US"/>
+        </w:rPr>
+        <w:t xml:space="preserve"> </w:t>
+      </w:r>
+      <w:r>
+        <w:rPr>
+          <w:rFonts w:ascii="Times New Roman" w:hAnsi="Times New Roman"/>
+        </w:rPr>
+        <w:t>και</w:t>
+      </w:r>
+      <w:r>
+        <w:rPr>
+          <w:rFonts w:ascii="Times New Roman" w:hAnsi="Times New Roman"/>
+          <w:lang w:val="en-US"/>
+        </w:rPr>
+        <w:t xml:space="preserve"> </w:t>
+      </w:r>
+      <w:r>
+        <w:rPr>
+          <w:rFonts w:ascii="Times New Roman" w:hAnsi="Times New Roman"/>
+          <w:lang w:val="en-US"/>
+        </w:rPr>
+        <w:t>Others</w:t>
+      </w:r>
+      <w:r>
+        <w:rPr>
+          <w:rFonts w:ascii="Times New Roman" w:hAnsi="Times New Roman"/>
+          <w:lang w:val="en-US"/>
+        </w:rPr>
+        <w:t xml:space="preserve">. </w:t>
+      </w:r>
+      <w:r>
+        <w:rPr>
+          <w:rFonts w:ascii="Times New Roman" w:hAnsi="Times New Roman"/>
+        </w:rPr>
+        <w:t xml:space="preserve">Η </w:t>
+      </w:r>
+      <w:r>
+        <w:rPr>
+          <w:rFonts w:ascii="Times New Roman" w:hAnsi="Times New Roman"/>
+          <w:lang w:val="en-US"/>
+        </w:rPr>
+        <w:t>Dependent</w:t>
+      </w:r>
+      <w:r>
+        <w:rPr>
+          <w:rFonts w:ascii="Times New Roman" w:hAnsi="Times New Roman"/>
+        </w:rPr>
+        <w:t xml:space="preserve"> </w:t>
+      </w:r>
+      <w:r>
+        <w:rPr>
+          <w:rFonts w:ascii="Times New Roman" w:hAnsi="Times New Roman"/>
+        </w:rPr>
+        <w:t xml:space="preserve">περιέχει τις </w:t>
+      </w:r>
+      <w:r>
+        <w:rPr>
+          <w:rFonts w:ascii="Times New Roman" w:hAnsi="Times New Roman"/>
+        </w:rPr>
+        <w:t xml:space="preserve">2 </w:t>
+      </w:r>
+      <w:r>
+        <w:rPr>
+          <w:rFonts w:ascii="Times New Roman" w:hAnsi="Times New Roman"/>
+        </w:rPr>
+        <w:t>μεταβλητές – στόχους</w:t>
+      </w:r>
+      <w:r>
+        <w:rPr>
+          <w:rFonts w:ascii="Times New Roman" w:hAnsi="Times New Roman"/>
+        </w:rPr>
+        <w:t xml:space="preserve"> που ορίζει το λεξικό</w:t>
+      </w:r>
+      <w:r>
+        <w:rPr>
+          <w:rFonts w:ascii="Times New Roman" w:hAnsi="Times New Roman"/>
+        </w:rPr>
+        <w:t xml:space="preserve">, </w:t>
+      </w:r>
+      <w:r>
+        <w:rPr>
+          <w:rFonts w:ascii="Times New Roman" w:hAnsi="Times New Roman"/>
+          <w:lang w:val="en-US"/>
+        </w:rPr>
+        <w:t>target</w:t>
+      </w:r>
+      <w:r>
+        <w:rPr>
+          <w:rFonts w:ascii="Times New Roman" w:hAnsi="Times New Roman"/>
+        </w:rPr>
+        <w:t>_</w:t>
+      </w:r>
+      <w:r>
+        <w:rPr>
+          <w:rFonts w:ascii="Times New Roman" w:hAnsi="Times New Roman"/>
+          <w:lang w:val="en-US"/>
+        </w:rPr>
+        <w:t>event</w:t>
+      </w:r>
+      <w:r>
+        <w:rPr>
+          <w:rFonts w:ascii="Times New Roman" w:hAnsi="Times New Roman"/>
+        </w:rPr>
+        <w:t xml:space="preserve">, δηλαδή το γεγονός </w:t>
+      </w:r>
+      <w:r>
+        <w:rPr>
+          <w:rFonts w:ascii="Times New Roman" w:hAnsi="Times New Roman"/>
+          <w:lang w:val="en-US"/>
+        </w:rPr>
+        <w:t>churn</w:t>
+      </w:r>
+      <w:r>
+        <w:rPr>
+          <w:rFonts w:ascii="Times New Roman" w:hAnsi="Times New Roman"/>
+        </w:rPr>
+        <w:t xml:space="preserve">, και </w:t>
+      </w:r>
+      <w:r>
+        <w:rPr>
+          <w:rFonts w:ascii="Times New Roman" w:hAnsi="Times New Roman"/>
+        </w:rPr>
+        <w:t xml:space="preserve"> </w:t>
+      </w:r>
+      <w:r>
+        <w:rPr>
+          <w:rFonts w:ascii="Times New Roman" w:hAnsi="Times New Roman"/>
+          <w:lang w:val="en-US"/>
+        </w:rPr>
+        <w:t>target</w:t>
+      </w:r>
+      <w:r>
+        <w:rPr>
+          <w:rFonts w:ascii="Times New Roman" w:hAnsi="Times New Roman"/>
+        </w:rPr>
+        <w:t>_</w:t>
+      </w:r>
+      <w:r>
+        <w:rPr>
+          <w:rFonts w:ascii="Times New Roman" w:hAnsi="Times New Roman"/>
+          <w:lang w:val="en-US"/>
+        </w:rPr>
+        <w:t>actual</w:t>
+      </w:r>
+      <w:r>
+        <w:rPr>
+          <w:rFonts w:ascii="Times New Roman" w:hAnsi="Times New Roman"/>
+        </w:rPr>
+        <w:t>_</w:t>
+      </w:r>
+      <w:r>
+        <w:rPr>
+          <w:rFonts w:ascii="Times New Roman" w:hAnsi="Times New Roman"/>
+          <w:lang w:val="en-US"/>
+        </w:rPr>
+        <w:t>profit</w:t>
+      </w:r>
+      <w:r>
+        <w:rPr>
+          <w:rFonts w:ascii="Times New Roman" w:hAnsi="Times New Roman"/>
+        </w:rPr>
+        <w:t>,</w:t>
+      </w:r>
+      <w:r>
+        <w:rPr>
+          <w:rFonts w:ascii="Times New Roman" w:hAnsi="Times New Roman"/>
+        </w:rPr>
+        <w:t xml:space="preserve"> το κέρδος της καμπάνιας διατήρησης. Ο</w:t>
+      </w:r>
+      <w:r>
+        <w:rPr>
+          <w:rFonts w:ascii="Times New Roman" w:hAnsi="Times New Roman"/>
+        </w:rPr>
+        <w:t xml:space="preserve">ι υπόλοιπες ομάδες περιγράφουν τα χαρακτηριστικά του χρήστη </w:t>
+      </w:r>
+      <w:r>
+        <w:rPr>
+          <w:rFonts w:ascii="Times New Roman" w:hAnsi="Times New Roman"/>
+        </w:rPr>
+        <w:t xml:space="preserve">και αποτελούν τις ανεξάρτητες μεταβλητές. </w:t>
+      </w:r>
+    </w:p>
+    <w:p>
+      <w:pPr>
+        <w:rPr>
+          <w:rFonts w:ascii="Times New Roman" w:hAnsi="Times New Roman"/>
+        </w:rPr>
+      </w:pPr>
+      <w:r>
+        <w:rPr>
+          <w:rFonts w:ascii="Times New Roman" w:hAnsi="Times New Roman"/>
+        </w:rPr>
+        <w:t xml:space="preserve">Η ομάδα </w:t>
+      </w:r>
+      <w:r>
+        <w:rPr>
+          <w:rFonts w:ascii="Times New Roman" w:hAnsi="Times New Roman"/>
+          <w:lang w:val="en-US"/>
+        </w:rPr>
+        <w:t>Recency</w:t>
+      </w:r>
+      <w:r>
+        <w:rPr>
+          <w:rFonts w:ascii="Times New Roman" w:hAnsi="Times New Roman"/>
+        </w:rPr>
+        <w:t xml:space="preserve"> </w:t>
+      </w:r>
+      <w:r>
+        <w:rPr>
+          <w:rFonts w:ascii="Times New Roman" w:hAnsi="Times New Roman"/>
+        </w:rPr>
+        <w:t xml:space="preserve">αποτελείται από </w:t>
+      </w:r>
+      <w:r>
+        <w:rPr>
+          <w:rFonts w:ascii="Times New Roman" w:hAnsi="Times New Roman"/>
+        </w:rPr>
+        <w:t>4</w:t>
+      </w:r>
+      <w:r>
+        <w:rPr>
+          <w:rFonts w:ascii="Times New Roman" w:hAnsi="Times New Roman"/>
+        </w:rPr>
+        <w:t xml:space="preserve"> μεταβλητές στο λεξικό και 24 στήλες στο </w:t>
+      </w:r>
+      <w:r>
+        <w:rPr>
+          <w:rFonts w:ascii="Times New Roman" w:hAnsi="Times New Roman"/>
+          <w:lang w:val="en-US"/>
+        </w:rPr>
+        <w:t>dataset</w:t>
+      </w:r>
+      <w:r>
+        <w:rPr>
+          <w:rFonts w:ascii="Times New Roman" w:hAnsi="Times New Roman"/>
+        </w:rPr>
+        <w:t xml:space="preserve">. </w:t>
+      </w:r>
+      <w:r>
+        <w:rPr>
+          <w:rFonts w:ascii="Times New Roman" w:hAnsi="Times New Roman"/>
+        </w:rPr>
+        <w:t xml:space="preserve">Εκφραζει </w:t>
+      </w:r>
+      <w:r>
+        <w:rPr>
+          <w:rFonts w:ascii="Times New Roman" w:hAnsi="Times New Roman"/>
+        </w:rPr>
+        <w:t xml:space="preserve">πόσο προσφατα ήταν ενεργός ο χρήστης, δηλαδή περιλαμβάνει τον χρόνο σε ημέρες από την τελευταια συνεδρία ή αγορά, καθώς </w:t>
+      </w:r>
+      <w:r>
+        <w:rPr>
+          <w:rFonts w:ascii="Times New Roman" w:hAnsi="Times New Roman"/>
+        </w:rPr>
+        <w:t>και τον χρόνο μεταξύ διαδοχικών συνεδριών και αγορών</w:t>
+      </w:r>
+      <w:r>
+        <w:rPr>
+          <w:rFonts w:ascii="Times New Roman" w:hAnsi="Times New Roman"/>
+        </w:rPr>
+        <w:t xml:space="preserve">. </w:t>
+      </w:r>
+    </w:p>
+    <w:p>
+      <w:pPr>
+        <w:rPr>
+          <w:rFonts w:ascii="Times New Roman" w:hAnsi="Times New Roman"/>
+        </w:rPr>
+      </w:pPr>
+      <w:r>
+        <w:rPr>
+          <w:rFonts w:ascii="Times New Roman" w:hAnsi="Times New Roman"/>
+        </w:rPr>
+        <w:t xml:space="preserve">Η </w:t>
+      </w:r>
+      <w:r>
+        <w:rPr>
+          <w:rFonts w:ascii="Times New Roman" w:hAnsi="Times New Roman"/>
+        </w:rPr>
+        <w:t xml:space="preserve">ομάδα </w:t>
+      </w:r>
+      <w:r>
+        <w:rPr>
+          <w:rFonts w:ascii="Times New Roman" w:hAnsi="Times New Roman"/>
+          <w:lang w:val="en-US"/>
+        </w:rPr>
+        <w:t>Frequency</w:t>
+      </w:r>
+      <w:r>
+        <w:rPr>
+          <w:rFonts w:ascii="Times New Roman" w:hAnsi="Times New Roman"/>
+        </w:rPr>
+        <w:t xml:space="preserve"> </w:t>
+      </w:r>
+      <w:r>
+        <w:rPr>
+          <w:rFonts w:ascii="Times New Roman" w:hAnsi="Times New Roman"/>
+        </w:rPr>
+        <w:t xml:space="preserve">αποτελείται από 14 μεταβλητες στο λεξικό και 55 στήλες στο </w:t>
+      </w:r>
+      <w:r>
+        <w:rPr>
+          <w:rFonts w:ascii="Times New Roman" w:hAnsi="Times New Roman"/>
+          <w:lang w:val="en-US"/>
+        </w:rPr>
+        <w:t>dataset</w:t>
+      </w:r>
+      <w:r>
+        <w:rPr>
+          <w:rFonts w:ascii="Times New Roman" w:hAnsi="Times New Roman"/>
+        </w:rPr>
+        <w:t>.</w:t>
+      </w:r>
+      <w:r>
+        <w:rPr>
+          <w:rFonts w:ascii="Times New Roman" w:hAnsi="Times New Roman"/>
+        </w:rPr>
+        <w:t xml:space="preserve"> Περιλαμβάνει τον αριθμό των συνεδριών και αγορών, το πλήθος των κλικ, τις προβολες, τις αγορές και τις προσθήκες στο καλάθι, ημερήσιες συχνότητες, συνολικές συχνότητες συνδεδριων και αγορων με υστερήσεις και κινητούς μέσους όρους και έναν δείκτη που δείχνεθ αν ο χρήστης έχει πραγματοποιήσει αγορά. </w:t>
+      </w:r>
+    </w:p>
+    <w:p>
+      <w:pPr>
+        <w:rPr>
+          <w:rFonts w:ascii="Times New Roman" w:hAnsi="Times New Roman"/>
+        </w:rPr>
+      </w:pPr>
+      <w:r>
+        <w:rPr>
+          <w:rFonts w:ascii="Times New Roman" w:hAnsi="Times New Roman"/>
+        </w:rPr>
+        <w:t xml:space="preserve">Η ομάδα </w:t>
+      </w:r>
+      <w:r>
+        <w:rPr>
+          <w:rFonts w:ascii="Times New Roman" w:hAnsi="Times New Roman"/>
+          <w:lang w:val="en-US"/>
+        </w:rPr>
+        <w:t>Monetary</w:t>
+      </w:r>
+      <w:r>
+        <w:rPr>
+          <w:rFonts w:ascii="Times New Roman" w:hAnsi="Times New Roman"/>
+        </w:rPr>
+        <w:t xml:space="preserve"> αποτελέιται από 7 μεταβλητές στο λεξικό και 28 στήλες στο </w:t>
+      </w:r>
+      <w:r>
+        <w:rPr>
+          <w:rFonts w:ascii="Times New Roman" w:hAnsi="Times New Roman"/>
+          <w:lang w:val="en-US"/>
+        </w:rPr>
+        <w:t>dataset</w:t>
+      </w:r>
+      <w:r>
+        <w:rPr>
+          <w:rFonts w:ascii="Times New Roman" w:hAnsi="Times New Roman"/>
+        </w:rPr>
+        <w:t xml:space="preserve">. </w:t>
+      </w:r>
+      <w:r>
+        <w:rPr>
+          <w:rFonts w:ascii="Times New Roman" w:hAnsi="Times New Roman"/>
+        </w:rPr>
+        <w:t xml:space="preserve">Περιλαμβάνει </w:t>
+      </w:r>
+      <w:r>
+        <w:rPr>
+          <w:rFonts w:ascii="Times New Roman" w:hAnsi="Times New Roman"/>
+        </w:rPr>
+        <w:t>τα έσοδα από προβολές προϊόντων</w:t>
+      </w:r>
+      <w:r>
+        <w:rPr>
+          <w:rFonts w:ascii="Times New Roman" w:hAnsi="Times New Roman"/>
+        </w:rPr>
+        <w:t xml:space="preserve"> και </w:t>
+      </w:r>
+      <w:r>
+        <w:rPr>
+          <w:rFonts w:ascii="Times New Roman" w:hAnsi="Times New Roman"/>
+        </w:rPr>
+        <w:t>προσθήκες στο καλάθι</w:t>
+      </w:r>
+      <w:r>
+        <w:rPr>
+          <w:rFonts w:ascii="Times New Roman" w:hAnsi="Times New Roman"/>
+        </w:rPr>
+        <w:t xml:space="preserve">, τα έσοδα από </w:t>
+      </w:r>
+      <w:r>
+        <w:rPr>
+          <w:rFonts w:ascii="Times New Roman" w:hAnsi="Times New Roman"/>
+        </w:rPr>
+        <w:t>ολοκληρωμένες αγορές</w:t>
+      </w:r>
+      <w:r>
+        <w:rPr>
+          <w:rFonts w:ascii="Times New Roman" w:hAnsi="Times New Roman"/>
+        </w:rPr>
+        <w:t xml:space="preserve"> </w:t>
+      </w:r>
+      <w:r>
+        <w:rPr>
+          <w:rFonts w:ascii="Times New Roman" w:hAnsi="Times New Roman"/>
+        </w:rPr>
+        <w:t>και την αξία πελάτη</w:t>
+      </w:r>
+      <w:r>
+        <w:rPr>
+          <w:rFonts w:ascii="Times New Roman" w:hAnsi="Times New Roman"/>
+        </w:rPr>
+        <w:t xml:space="preserve"> με υστερήσεις και κινητούς μέσους όρους. Τα ποσά μετρώνται σε νομισματικές μονάδες (</w:t>
+      </w:r>
+      <w:r>
+        <w:rPr>
+          <w:rFonts w:ascii="Times New Roman" w:hAnsi="Times New Roman"/>
+        </w:rPr>
+        <w:t>CU</w:t>
+      </w:r>
+      <w:r>
+        <w:rPr>
+          <w:rFonts w:ascii="Times New Roman" w:hAnsi="Times New Roman"/>
+        </w:rPr>
+        <w:t>).</w:t>
+      </w:r>
+    </w:p>
+    <w:p>
+      <w:pPr>
+        <w:rPr>
+          <w:rFonts w:ascii="Times New Roman" w:hAnsi="Times New Roman"/>
+        </w:rPr>
+      </w:pPr>
+      <w:r>
+        <w:rPr>
+          <w:rFonts w:ascii="Times New Roman" w:hAnsi="Times New Roman"/>
+        </w:rPr>
+        <w:t xml:space="preserve">Η ομάδα </w:t>
+      </w:r>
+      <w:r>
+        <w:rPr>
+          <w:rFonts w:ascii="Times New Roman" w:hAnsi="Times New Roman"/>
+          <w:lang w:val="en-US"/>
+        </w:rPr>
+        <w:t>Preference</w:t>
+      </w:r>
+      <w:r>
+        <w:rPr>
+          <w:rFonts w:ascii="Times New Roman" w:hAnsi="Times New Roman"/>
+        </w:rPr>
+        <w:t xml:space="preserve"> αποτελείται από 2 μεταβλητές στο λεξικό και 59 στήλες στο </w:t>
+      </w:r>
+      <w:r>
+        <w:rPr>
+          <w:rFonts w:ascii="Times New Roman" w:hAnsi="Times New Roman"/>
+          <w:lang w:val="en-US"/>
+        </w:rPr>
+        <w:t>dataset</w:t>
+      </w:r>
+      <w:r>
+        <w:rPr>
+          <w:rFonts w:ascii="Times New Roman" w:hAnsi="Times New Roman"/>
+        </w:rPr>
+        <w:t>. Π</w:t>
+      </w:r>
+      <w:r>
+        <w:rPr>
+          <w:rFonts w:ascii="Times New Roman" w:hAnsi="Times New Roman"/>
+        </w:rPr>
+        <w:t>εριλαμβάνει</w:t>
+      </w:r>
+      <w:r>
+        <w:rPr>
+          <w:rFonts w:ascii="Times New Roman" w:hAnsi="Times New Roman"/>
+        </w:rPr>
+        <w:t xml:space="preserve"> δύο λανθάνοντες παράγοντες προτίμησης που προκύπτουν από τις προβολές και τις συναλλαγές του χρήστη</w:t>
+      </w:r>
+      <w:r>
+        <w:rPr>
+          <w:rFonts w:ascii="Times New Roman" w:hAnsi="Times New Roman"/>
+        </w:rPr>
+        <w:t xml:space="preserve">. Ο λόγος για τον οποίο η ομάδα αυτή έχει πολλές στήλες στο αρχείο είναι γιατί κάθε μια από τις δύο αναπαρίστανται με πολλούς αριθμημένους λανθάνοντες παράγοντες, 41 στήλες </w:t>
+      </w:r>
+      <w:r>
+        <w:rPr>
+          <w:rFonts w:ascii="Times New Roman" w:hAnsi="Times New Roman"/>
+          <w:lang w:val="en-US"/>
+        </w:rPr>
+        <w:t>view</w:t>
+      </w:r>
+      <w:r>
+        <w:rPr>
+          <w:rFonts w:ascii="Times New Roman" w:hAnsi="Times New Roman"/>
+        </w:rPr>
+        <w:t>_</w:t>
+      </w:r>
+      <w:r>
+        <w:rPr>
+          <w:rFonts w:ascii="Times New Roman" w:hAnsi="Times New Roman"/>
+          <w:lang w:val="en-US"/>
+        </w:rPr>
+        <w:t>latent</w:t>
+      </w:r>
+      <w:r>
+        <w:rPr>
+          <w:rFonts w:ascii="Times New Roman" w:hAnsi="Times New Roman"/>
+        </w:rPr>
+        <w:t>_</w:t>
+      </w:r>
+      <w:r>
+        <w:rPr>
+          <w:rFonts w:ascii="Times New Roman" w:hAnsi="Times New Roman"/>
+          <w:lang w:val="en-US"/>
+        </w:rPr>
+        <w:t>factor</w:t>
+      </w:r>
+      <w:r>
+        <w:rPr>
+          <w:rFonts w:ascii="Times New Roman" w:hAnsi="Times New Roman"/>
+        </w:rPr>
+        <w:t xml:space="preserve"> και 18 στήλες</w:t>
+      </w:r>
+      <w:r>
+        <w:rPr>
+          <w:rFonts w:ascii="Times New Roman" w:hAnsi="Times New Roman"/>
+        </w:rPr>
+        <w:t xml:space="preserve"> </w:t>
+      </w:r>
+      <w:r>
+        <w:rPr>
+          <w:rFonts w:ascii="Times New Roman" w:hAnsi="Times New Roman"/>
+          <w:lang w:val="en-US"/>
+        </w:rPr>
+        <w:t>purchase</w:t>
+      </w:r>
+      <w:r>
+        <w:rPr>
+          <w:rFonts w:ascii="Times New Roman" w:hAnsi="Times New Roman"/>
+        </w:rPr>
+        <w:t>_</w:t>
+      </w:r>
+      <w:r>
+        <w:rPr>
+          <w:rFonts w:ascii="Times New Roman" w:hAnsi="Times New Roman"/>
+          <w:lang w:val="en-US"/>
+        </w:rPr>
+        <w:t>latent</w:t>
+      </w:r>
+      <w:r>
+        <w:rPr>
+          <w:rFonts w:ascii="Times New Roman" w:hAnsi="Times New Roman"/>
+        </w:rPr>
+        <w:t>_</w:t>
+      </w:r>
+      <w:r>
+        <w:rPr>
+          <w:rFonts w:ascii="Times New Roman" w:hAnsi="Times New Roman"/>
+          <w:lang w:val="en-US"/>
+        </w:rPr>
+        <w:t>factor</w:t>
+      </w:r>
+      <w:r>
+        <w:rPr>
+          <w:rFonts w:ascii="Times New Roman" w:hAnsi="Times New Roman"/>
+        </w:rPr>
+        <w:t xml:space="preserve">. </w:t>
+      </w:r>
+    </w:p>
+    <w:p>
+      <w:pPr>
+        <w:rPr>
+          <w:rFonts w:ascii="Times New Roman" w:hAnsi="Times New Roman"/>
+        </w:rPr>
+      </w:pPr>
+      <w:r>
+        <w:rPr>
+          <w:rFonts w:ascii="Times New Roman" w:hAnsi="Times New Roman"/>
+        </w:rPr>
+        <w:t xml:space="preserve">Η ομάδα </w:t>
+      </w:r>
+      <w:r>
+        <w:rPr>
+          <w:rFonts w:ascii="Times New Roman" w:hAnsi="Times New Roman"/>
+          <w:lang w:val="en-US"/>
+        </w:rPr>
+        <w:t>Date</w:t>
+      </w:r>
+      <w:r>
+        <w:rPr>
+          <w:rFonts w:ascii="Times New Roman" w:hAnsi="Times New Roman"/>
+        </w:rPr>
+        <w:t xml:space="preserve"> &amp; </w:t>
+      </w:r>
+      <w:r>
+        <w:rPr>
+          <w:rFonts w:ascii="Times New Roman" w:hAnsi="Times New Roman"/>
+          <w:lang w:val="en-US"/>
+        </w:rPr>
+        <w:t>time</w:t>
+      </w:r>
+      <w:r>
+        <w:rPr>
+          <w:rFonts w:ascii="Times New Roman" w:hAnsi="Times New Roman"/>
+        </w:rPr>
+        <w:t xml:space="preserve"> αποτελείται από 8 μεταβλητές στο λεξικό και 48 στήλες στο </w:t>
+      </w:r>
+      <w:r>
+        <w:rPr>
+          <w:rFonts w:ascii="Times New Roman" w:hAnsi="Times New Roman"/>
+          <w:lang w:val="en-US"/>
+        </w:rPr>
+        <w:t>dataset</w:t>
+      </w:r>
+      <w:r>
+        <w:rPr>
+          <w:rFonts w:ascii="Times New Roman" w:hAnsi="Times New Roman"/>
+        </w:rPr>
+        <w:t>. Περιέχει τα χρονικά στοιχεία</w:t>
+      </w:r>
+      <w:r>
+        <w:rPr>
+          <w:rFonts w:ascii="Times New Roman" w:hAnsi="Times New Roman"/>
+        </w:rPr>
+        <w:t xml:space="preserve"> της έναρξης της συνεδρίας, δηλαδή το έτος, μήνα, εβδομάδα, ημέρα του έτους, ημέρα του μήνα, ημέρα της εβδομάδας, ένδειξη Σαββατοκύριακου και ώρα. </w:t>
+      </w:r>
+    </w:p>
+    <w:p>
+      <w:pPr>
+        <w:rPr>
+          <w:rFonts w:ascii="Times New Roman" w:hAnsi="Times New Roman"/>
+        </w:rPr>
+      </w:pPr>
+      <w:r>
+        <w:rPr>
+          <w:rFonts w:ascii="Times New Roman" w:hAnsi="Times New Roman"/>
+        </w:rPr>
+        <w:t xml:space="preserve">Τέλος, ο ομάδα </w:t>
+      </w:r>
+      <w:r>
+        <w:rPr>
+          <w:rFonts w:ascii="Times New Roman" w:hAnsi="Times New Roman"/>
+          <w:lang w:val="en-US"/>
+        </w:rPr>
+        <w:t>Others</w:t>
+      </w:r>
+      <w:r>
+        <w:rPr>
+          <w:rFonts w:ascii="Times New Roman" w:hAnsi="Times New Roman"/>
+        </w:rPr>
+        <w:t xml:space="preserve"> αποτελείται από 9 μεταβλητές στο λεξικό και 54 στήλες στο </w:t>
+      </w:r>
+      <w:r>
+        <w:rPr>
+          <w:rFonts w:ascii="Times New Roman" w:hAnsi="Times New Roman"/>
+          <w:lang w:val="en-US"/>
+        </w:rPr>
+        <w:t>dataset</w:t>
+      </w:r>
+      <w:r>
+        <w:rPr>
+          <w:rFonts w:ascii="Times New Roman" w:hAnsi="Times New Roman"/>
+        </w:rPr>
+        <w:t xml:space="preserve">. </w:t>
+      </w:r>
+      <w:r>
+        <w:rPr>
+          <w:rFonts w:ascii="Times New Roman" w:hAnsi="Times New Roman"/>
+        </w:rPr>
+        <w:t xml:space="preserve">Περιλαμβάνει χρόνους που σχετίζονται με τις αλληλεπιδράσεις του χρήστη, όπως κλικ, προβολή, προσθήκη στο καλάθι και αγορά, και τη διάρκεια της συνόδου σε λεπτά. </w:t>
+      </w:r>
+    </w:p>
+    <w:tbl>
+      <w:tblPr>
+        <w:tblStyle w:val="ae"/>
+        <w:tblW w:w="0" w:type="auto"/>
+        <w:tblLayout w:type="fixed"/>
+        <w:tblLook w:val="0420" w:firstRow="1" w:lastRow="0" w:firstColumn="0" w:lastColumn="0" w:noHBand="0" w:noVBand="1"/>
+      </w:tblPr>
+      <w:tblGrid>
+        <w:gridCol w:w="2340"/>
+        <w:gridCol w:w="2340"/>
+        <w:gridCol w:w="2340"/>
+      </w:tblGrid>
+      <w:tr>
+        <w:trPr>
+          <w:tblHeader/>
+        </w:trPr>
+        <w:tc>
+          <w:tcPr>
+            <w:tcW w:w="2340" w:type="dxa"/>
+            <w:tcBorders>
+              <w:top w:val="single" w:sz="4" w:space="0" w:color="auto"/>
+              <w:left w:val="single" w:sz="4" w:space="0" w:color="auto"/>
+              <w:bottom w:val="single" w:sz="4" w:space="0" w:color="auto"/>
+              <w:right w:val="single" w:sz="4" w:space="0" w:color="auto"/>
+            </w:tcBorders>
+            <w:shd w:val="clear" w:color="auto" w:fill="F2F2F2"/>
+            <w:hideMark/>
+          </w:tcPr>
+          <w:p>
+            <w:pPr>
+              <w:rPr>
+                <w:rFonts w:ascii="Times New Roman" w:hAnsi="Times New Roman"/>
+                <w:lang w:val="en-US"/>
+              </w:rPr>
+            </w:pPr>
+            <w:r>
+              <w:rPr>
+                <w:rFonts w:ascii="Times New Roman" w:hAnsi="Times New Roman"/>
+                <w:lang w:val="en-US"/>
+              </w:rPr>
+              <w:lastRenderedPageBreak/>
+              <w:t>Ομάδα</w:t>
             </w:r>
           </w:p>
         </w:tc>
         <w:tc>
           <w:tcPr>
-            <w:tcW w:w="0" w:type="auto"/>
+            <w:tcW w:w="2340" w:type="dxa"/>
+            <w:tcBorders>
+              <w:top w:val="single" w:sz="4" w:space="0" w:color="auto"/>
+              <w:left w:val="single" w:sz="4" w:space="0" w:color="auto"/>
+              <w:bottom w:val="single" w:sz="4" w:space="0" w:color="auto"/>
+              <w:right w:val="single" w:sz="4" w:space="0" w:color="auto"/>
+            </w:tcBorders>
+            <w:shd w:val="clear" w:color="auto" w:fill="F2F2F2"/>
             <w:hideMark/>
           </w:tcPr>
           <w:p>
             <w:pPr>
-              <w:spacing w:after="160"/>
-              <w:rPr>
-                <w:rFonts w:ascii="Times New Roman" w:hAnsi="Times New Roman"/>
+              <w:rPr>
+                <w:rFonts w:ascii="Times New Roman" w:hAnsi="Times New Roman"/>
+                <w:lang w:val="en-US"/>
               </w:rPr>
             </w:pPr>
             <w:r>
               <w:rPr>
                 <w:rFonts w:ascii="Times New Roman" w:hAnsi="Times New Roman"/>
-              </w:rPr>
-              <w:t>4</w:t>
+                <w:lang w:val="en-US"/>
+              </w:rPr>
+              <w:t>Μεταβλητές στο λεξικό</w:t>
+            </w:r>
+          </w:p>
+        </w:tc>
+        <w:tc>
+          <w:tcPr>
+            <w:tcW w:w="2340" w:type="dxa"/>
+            <w:tcBorders>
+              <w:top w:val="single" w:sz="4" w:space="0" w:color="auto"/>
+              <w:left w:val="single" w:sz="4" w:space="0" w:color="auto"/>
+              <w:bottom w:val="single" w:sz="4" w:space="0" w:color="auto"/>
+              <w:right w:val="single" w:sz="4" w:space="0" w:color="auto"/>
+            </w:tcBorders>
+            <w:shd w:val="clear" w:color="auto" w:fill="F2F2F2"/>
+            <w:hideMark/>
+          </w:tcPr>
+          <w:p>
+            <w:pPr>
+              <w:rPr>
+                <w:rFonts w:ascii="Times New Roman" w:hAnsi="Times New Roman"/>
+                <w:lang w:val="en-US"/>
+              </w:rPr>
+            </w:pPr>
+            <w:r>
+              <w:rPr>
+                <w:rFonts w:ascii="Times New Roman" w:hAnsi="Times New Roman"/>
+                <w:lang w:val="en-US"/>
+              </w:rPr>
+              <w:t>Στήλες στο dataset</w:t>
             </w:r>
           </w:p>
         </w:tc>
@@ -15307,121 +13338,80 @@
       <w:tr>
         <w:tc>
           <w:tcPr>
-            <w:tcW w:w="0" w:type="auto"/>
+            <w:tcW w:w="2340" w:type="dxa"/>
+            <w:tcBorders>
+              <w:top w:val="single" w:sz="4" w:space="0" w:color="auto"/>
+              <w:left w:val="single" w:sz="4" w:space="0" w:color="auto"/>
+              <w:bottom w:val="single" w:sz="4" w:space="0" w:color="auto"/>
+              <w:right w:val="single" w:sz="4" w:space="0" w:color="auto"/>
+            </w:tcBorders>
             <w:hideMark/>
           </w:tcPr>
           <w:p>
             <w:pPr>
-              <w:spacing w:after="160"/>
-              <w:rPr>
-                <w:rFonts w:ascii="Times New Roman" w:hAnsi="Times New Roman"/>
+              <w:rPr>
+                <w:rFonts w:ascii="Times New Roman" w:hAnsi="Times New Roman"/>
+                <w:lang w:val="en-US"/>
               </w:rPr>
             </w:pPr>
             <w:r>
               <w:rPr>
                 <w:rFonts w:ascii="Times New Roman" w:hAnsi="Times New Roman"/>
-              </w:rPr>
-              <w:t>ratio</w:t>
+                <w:lang w:val="en-US"/>
+              </w:rPr>
+              <w:t>Preference</w:t>
             </w:r>
           </w:p>
         </w:tc>
         <w:tc>
           <w:tcPr>
-            <w:tcW w:w="0" w:type="auto"/>
+            <w:tcW w:w="2340" w:type="dxa"/>
+            <w:tcBorders>
+              <w:top w:val="single" w:sz="4" w:space="0" w:color="auto"/>
+              <w:left w:val="single" w:sz="4" w:space="0" w:color="auto"/>
+              <w:bottom w:val="single" w:sz="4" w:space="0" w:color="auto"/>
+              <w:right w:val="single" w:sz="4" w:space="0" w:color="auto"/>
+            </w:tcBorders>
             <w:hideMark/>
           </w:tcPr>
           <w:p>
             <w:pPr>
-              <w:spacing w:after="160"/>
-              <w:rPr>
-                <w:rFonts w:ascii="Times New Roman" w:hAnsi="Times New Roman"/>
+              <w:rPr>
+                <w:rFonts w:ascii="Times New Roman" w:hAnsi="Times New Roman"/>
+                <w:lang w:val="en-US"/>
               </w:rPr>
             </w:pPr>
             <w:r>
               <w:rPr>
                 <w:rFonts w:ascii="Times New Roman" w:hAnsi="Times New Roman"/>
-              </w:rPr>
-              <w:t>Αναλογίες συχνότητας ανά ημέρα</w:t>
+                <w:lang w:val="en-US"/>
+              </w:rPr>
+              <w:t>2</w:t>
             </w:r>
           </w:p>
         </w:tc>
         <w:tc>
           <w:tcPr>
-            <w:tcW w:w="0" w:type="auto"/>
+            <w:tcW w:w="2340" w:type="dxa"/>
+            <w:tcBorders>
+              <w:top w:val="single" w:sz="4" w:space="0" w:color="auto"/>
+              <w:left w:val="single" w:sz="4" w:space="0" w:color="auto"/>
+              <w:bottom w:val="single" w:sz="4" w:space="0" w:color="auto"/>
+              <w:right w:val="single" w:sz="4" w:space="0" w:color="auto"/>
+            </w:tcBorders>
             <w:hideMark/>
           </w:tcPr>
           <w:p>
             <w:pPr>
-              <w:spacing w:after="160"/>
-              <w:rPr>
-                <w:rFonts w:ascii="Times New Roman" w:hAnsi="Times New Roman"/>
+              <w:rPr>
+                <w:rFonts w:ascii="Times New Roman" w:hAnsi="Times New Roman"/>
+                <w:lang w:val="en-US"/>
               </w:rPr>
             </w:pPr>
             <w:r>
               <w:rPr>
                 <w:rFonts w:ascii="Times New Roman" w:hAnsi="Times New Roman"/>
-              </w:rPr>
-              <w:t>3</w:t>
-            </w:r>
-          </w:p>
-        </w:tc>
-      </w:tr>
-      <w:tr>
-        <w:tc>
-          <w:tcPr>
-            <w:tcW w:w="0" w:type="auto"/>
-            <w:hideMark/>
-          </w:tcPr>
-          <w:p>
-            <w:pPr>
-              <w:spacing w:after="160"/>
-              <w:rPr>
-                <w:rFonts w:ascii="Times New Roman" w:hAnsi="Times New Roman"/>
-              </w:rPr>
-            </w:pPr>
-            <w:r>
-              <w:rPr>
-                <w:rFonts w:ascii="Times New Roman" w:hAnsi="Times New Roman"/>
-              </w:rPr>
-              <w:t>latent_factor</w:t>
-            </w:r>
-          </w:p>
-        </w:tc>
-        <w:tc>
-          <w:tcPr>
-            <w:tcW w:w="0" w:type="auto"/>
-            <w:hideMark/>
-          </w:tcPr>
-          <w:p>
-            <w:pPr>
-              <w:spacing w:after="160"/>
-              <w:rPr>
-                <w:rFonts w:ascii="Times New Roman" w:hAnsi="Times New Roman"/>
-              </w:rPr>
-            </w:pPr>
-            <w:r>
-              <w:rPr>
-                <w:rFonts w:ascii="Times New Roman" w:hAnsi="Times New Roman"/>
-              </w:rPr>
-              <w:t>Αριθμημένοι λανθάνοντες παράγοντες προτίμησης</w:t>
-            </w:r>
-          </w:p>
-        </w:tc>
-        <w:tc>
-          <w:tcPr>
-            <w:tcW w:w="0" w:type="auto"/>
-            <w:hideMark/>
-          </w:tcPr>
-          <w:p>
-            <w:pPr>
-              <w:spacing w:after="160"/>
-              <w:rPr>
-                <w:rFonts w:ascii="Times New Roman" w:hAnsi="Times New Roman"/>
-              </w:rPr>
-            </w:pPr>
-            <w:r>
-              <w:rPr>
-                <w:rFonts w:ascii="Times New Roman" w:hAnsi="Times New Roman"/>
+                <w:lang w:val="en-US"/>
               </w:rPr>
               <w:t>59</w:t>
             </w:r>
@@ -15431,597 +13421,82 @@
       <w:tr>
         <w:tc>
           <w:tcPr>
-            <w:tcW w:w="0" w:type="auto"/>
+            <w:tcW w:w="2340" w:type="dxa"/>
+            <w:tcBorders>
+              <w:top w:val="single" w:sz="4" w:space="0" w:color="auto"/>
+              <w:left w:val="single" w:sz="4" w:space="0" w:color="auto"/>
+              <w:bottom w:val="single" w:sz="4" w:space="0" w:color="auto"/>
+              <w:right w:val="single" w:sz="4" w:space="0" w:color="auto"/>
+            </w:tcBorders>
             <w:hideMark/>
           </w:tcPr>
           <w:p>
             <w:pPr>
-              <w:spacing w:after="160"/>
-              <w:rPr>
-                <w:rFonts w:ascii="Times New Roman" w:hAnsi="Times New Roman"/>
-                <w:b/>
-                <w:bCs/>
+              <w:rPr>
+                <w:rFonts w:ascii="Times New Roman" w:hAnsi="Times New Roman"/>
+                <w:lang w:val="en-US"/>
               </w:rPr>
             </w:pPr>
             <w:r>
               <w:rPr>
                 <w:rFonts w:ascii="Times New Roman" w:hAnsi="Times New Roman"/>
-                <w:b/>
-                <w:bCs/>
-              </w:rPr>
-              <w:t>Σύνολο</w:t>
-            </w:r>
-            <w:r>
-              <w:rPr>
-                <w:rFonts w:ascii="Times New Roman" w:hAnsi="Times New Roman"/>
-                <w:b/>
-                <w:bCs/>
-              </w:rPr>
-              <w:t xml:space="preserve"> στηλών</w:t>
-            </w:r>
-            <w:r>
-              <w:rPr>
-                <w:rFonts w:ascii="Times New Roman" w:hAnsi="Times New Roman"/>
-                <w:b/>
-                <w:bCs/>
-              </w:rPr>
-              <w:br/>
-            </w:r>
-            <w:r>
-              <w:rPr>
-                <w:rFonts w:ascii="Times New Roman" w:hAnsi="Times New Roman"/>
-                <w:b/>
-                <w:bCs/>
-              </w:rPr>
-              <w:t>ανεξάρτητων μεταβλητών</w:t>
+                <w:lang w:val="en-US"/>
+              </w:rPr>
+              <w:t>Frequency</w:t>
             </w:r>
           </w:p>
         </w:tc>
         <w:tc>
           <w:tcPr>
-            <w:tcW w:w="0" w:type="auto"/>
+            <w:tcW w:w="2340" w:type="dxa"/>
+            <w:tcBorders>
+              <w:top w:val="single" w:sz="4" w:space="0" w:color="auto"/>
+              <w:left w:val="single" w:sz="4" w:space="0" w:color="auto"/>
+              <w:bottom w:val="single" w:sz="4" w:space="0" w:color="auto"/>
+              <w:right w:val="single" w:sz="4" w:space="0" w:color="auto"/>
+            </w:tcBorders>
             <w:hideMark/>
           </w:tcPr>
           <w:p>
             <w:pPr>
-              <w:spacing w:after="160"/>
-              <w:rPr>
-                <w:rFonts w:ascii="Times New Roman" w:hAnsi="Times New Roman"/>
-              </w:rPr>
-            </w:pPr>
-          </w:p>
-        </w:tc>
-        <w:tc>
-          <w:tcPr>
-            <w:tcW w:w="0" w:type="auto"/>
-            <w:hideMark/>
-          </w:tcPr>
-          <w:p>
-            <w:pPr>
-              <w:keepNext/>
-              <w:spacing w:after="160"/>
-              <w:rPr>
-                <w:rFonts w:ascii="Times New Roman" w:hAnsi="Times New Roman"/>
+              <w:rPr>
+                <w:rFonts w:ascii="Times New Roman" w:hAnsi="Times New Roman"/>
+                <w:lang w:val="en-US"/>
               </w:rPr>
             </w:pPr>
             <w:r>
               <w:rPr>
                 <w:rFonts w:ascii="Times New Roman" w:hAnsi="Times New Roman"/>
-                <w:b/>
-                <w:bCs/>
-              </w:rPr>
-              <w:t>268</w:t>
-            </w:r>
-          </w:p>
-        </w:tc>
-      </w:tr>
-    </w:tbl>
-    <w:p>
-      <w:pPr>
-        <w:pStyle w:val="af2"/>
-        <w:rPr>
-          <w:rFonts w:ascii="Times New Roman" w:hAnsi="Times New Roman"/>
-        </w:rPr>
-      </w:pPr>
-      <w:r>
-        <w:rPr>
-          <w:rFonts w:ascii="Times New Roman" w:hAnsi="Times New Roman"/>
-        </w:rPr>
-        <w:t xml:space="preserve">Πίνακας </w:t>
-      </w:r>
-      <w:r>
-        <w:rPr>
-          <w:rFonts w:ascii="Times New Roman" w:hAnsi="Times New Roman"/>
-        </w:rPr>
-        <w:fldChar w:fldCharType="begin"/>
-      </w:r>
-      <w:r>
-        <w:rPr>
-          <w:rFonts w:ascii="Times New Roman" w:hAnsi="Times New Roman"/>
-        </w:rPr>
-        <w:instrText xml:space="preserve"> SEQ Πίνακας \* ARABIC </w:instrText>
-      </w:r>
-      <w:r>
-        <w:rPr>
-          <w:rFonts w:ascii="Times New Roman" w:hAnsi="Times New Roman"/>
-        </w:rPr>
-        <w:fldChar w:fldCharType="separate"/>
-      </w:r>
-      <w:r>
-        <w:rPr>
-          <w:rFonts w:ascii="Times New Roman" w:hAnsi="Times New Roman"/>
-          <w:noProof/>
-        </w:rPr>
-        <w:t>2</w:t>
-      </w:r>
-      <w:r>
-        <w:rPr>
-          <w:rFonts w:ascii="Times New Roman" w:hAnsi="Times New Roman"/>
-        </w:rPr>
-        <w:fldChar w:fldCharType="end"/>
-      </w:r>
-      <w:r>
-        <w:rPr>
-          <w:rFonts w:ascii="Times New Roman" w:hAnsi="Times New Roman"/>
-        </w:rPr>
-        <w:t xml:space="preserve">: Παραλλαγές ανεξάρτητων μεταβλητών </w:t>
-      </w:r>
-    </w:p>
-    <w:p>
-      <w:pPr>
-        <w:rPr>
-          <w:rFonts w:ascii="Times New Roman" w:hAnsi="Times New Roman"/>
-        </w:rPr>
-      </w:pPr>
-      <w:r>
-        <w:rPr>
-          <w:rFonts w:ascii="Times New Roman" w:hAnsi="Times New Roman"/>
-        </w:rPr>
-        <w:t xml:space="preserve">Αξίζει να σημειωθεί ότι οκτώ από αυτές τις 276 στήλες δεν αποτελούν ανεξάρτητες μεταβλητές. Υπάρχουν δύο εξαρτημένες μεταβλητές του </w:t>
-      </w:r>
-      <w:r>
-        <w:rPr>
-          <w:rFonts w:ascii="Times New Roman" w:hAnsi="Times New Roman"/>
-          <w:lang w:val="en-US"/>
-        </w:rPr>
-        <w:t>data</w:t>
-      </w:r>
-      <w:r>
-        <w:rPr>
-          <w:rFonts w:ascii="Times New Roman" w:hAnsi="Times New Roman"/>
-        </w:rPr>
-        <w:t>_</w:t>
-      </w:r>
-      <w:r>
-        <w:rPr>
-          <w:rFonts w:ascii="Times New Roman" w:hAnsi="Times New Roman"/>
-          <w:lang w:val="en-US"/>
-        </w:rPr>
-        <w:t>dict</w:t>
-      </w:r>
-      <w:r>
-        <w:rPr>
-          <w:rFonts w:ascii="Times New Roman" w:hAnsi="Times New Roman"/>
-        </w:rPr>
-        <w:t>.</w:t>
-      </w:r>
-      <w:r>
-        <w:rPr>
-          <w:rFonts w:ascii="Times New Roman" w:hAnsi="Times New Roman"/>
-          <w:lang w:val="en-US"/>
-        </w:rPr>
-        <w:t>csv</w:t>
-      </w:r>
-      <w:r>
-        <w:rPr>
-          <w:rFonts w:ascii="Times New Roman" w:hAnsi="Times New Roman"/>
-        </w:rPr>
-        <w:t xml:space="preserve"> (</w:t>
-      </w:r>
-      <w:r>
-        <w:rPr>
-          <w:rFonts w:ascii="Times New Roman" w:hAnsi="Times New Roman"/>
-          <w:lang w:val="en-GB"/>
-        </w:rPr>
-        <w:t>target</w:t>
-      </w:r>
-      <w:r>
-        <w:rPr>
-          <w:rFonts w:ascii="Times New Roman" w:hAnsi="Times New Roman"/>
-        </w:rPr>
-        <w:t>_</w:t>
-      </w:r>
-      <w:r>
-        <w:rPr>
-          <w:rFonts w:ascii="Times New Roman" w:hAnsi="Times New Roman"/>
-          <w:lang w:val="en-GB"/>
-        </w:rPr>
-        <w:t>event</w:t>
-      </w:r>
-      <w:r>
-        <w:rPr>
-          <w:rFonts w:ascii="Times New Roman" w:hAnsi="Times New Roman"/>
-        </w:rPr>
-        <w:t xml:space="preserve"> και </w:t>
-      </w:r>
-      <w:r>
-        <w:rPr>
-          <w:rFonts w:ascii="Times New Roman" w:hAnsi="Times New Roman"/>
-          <w:lang w:val="en-US"/>
-        </w:rPr>
-        <w:t>target</w:t>
-      </w:r>
-      <w:r>
-        <w:rPr>
-          <w:rFonts w:ascii="Times New Roman" w:hAnsi="Times New Roman"/>
-        </w:rPr>
-        <w:t>_</w:t>
-      </w:r>
-      <w:r>
-        <w:rPr>
-          <w:rFonts w:ascii="Times New Roman" w:hAnsi="Times New Roman"/>
-          <w:lang w:val="en-US"/>
-        </w:rPr>
-        <w:t>actual</w:t>
-      </w:r>
-      <w:r>
-        <w:rPr>
-          <w:rFonts w:ascii="Times New Roman" w:hAnsi="Times New Roman"/>
-        </w:rPr>
-        <w:t>_</w:t>
-      </w:r>
-      <w:r>
-        <w:rPr>
-          <w:rFonts w:ascii="Times New Roman" w:hAnsi="Times New Roman"/>
-          <w:lang w:val="en-US"/>
-        </w:rPr>
-        <w:t>profit</w:t>
-      </w:r>
-      <w:r>
-        <w:rPr>
-          <w:rFonts w:ascii="Times New Roman" w:hAnsi="Times New Roman"/>
-        </w:rPr>
-        <w:t>), τρία αναγνωριστικά (</w:t>
-      </w:r>
-      <w:r>
-        <w:rPr>
-          <w:rFonts w:ascii="Times New Roman" w:hAnsi="Times New Roman"/>
-          <w:lang w:val="en-US"/>
-        </w:rPr>
-        <w:t>row</w:t>
-      </w:r>
-      <w:r>
-        <w:rPr>
-          <w:rFonts w:ascii="Times New Roman" w:hAnsi="Times New Roman"/>
-        </w:rPr>
-        <w:t>_</w:t>
-      </w:r>
-      <w:r>
-        <w:rPr>
-          <w:rFonts w:ascii="Times New Roman" w:hAnsi="Times New Roman"/>
-          <w:lang w:val="en-US"/>
-        </w:rPr>
-        <w:t>id</w:t>
-      </w:r>
-      <w:r>
-        <w:rPr>
-          <w:rFonts w:ascii="Times New Roman" w:hAnsi="Times New Roman"/>
-        </w:rPr>
-        <w:t xml:space="preserve">, </w:t>
-      </w:r>
-      <w:r>
-        <w:rPr>
-          <w:rFonts w:ascii="Times New Roman" w:hAnsi="Times New Roman"/>
-          <w:lang w:val="en-US"/>
-        </w:rPr>
-        <w:t>user</w:t>
-      </w:r>
-      <w:r>
-        <w:rPr>
-          <w:rFonts w:ascii="Times New Roman" w:hAnsi="Times New Roman"/>
-        </w:rPr>
-        <w:t>_</w:t>
-      </w:r>
-      <w:r>
-        <w:rPr>
-          <w:rFonts w:ascii="Times New Roman" w:hAnsi="Times New Roman"/>
-          <w:lang w:val="en-US"/>
-        </w:rPr>
-        <w:t>id</w:t>
-      </w:r>
-      <w:r>
-        <w:rPr>
-          <w:rFonts w:ascii="Times New Roman" w:hAnsi="Times New Roman"/>
-        </w:rPr>
-        <w:t xml:space="preserve"> και </w:t>
-      </w:r>
-      <w:r>
-        <w:rPr>
-          <w:rFonts w:ascii="Times New Roman" w:hAnsi="Times New Roman"/>
-          <w:lang w:val="en-US"/>
-        </w:rPr>
-        <w:t>time</w:t>
-      </w:r>
-      <w:r>
-        <w:rPr>
-          <w:rFonts w:ascii="Times New Roman" w:hAnsi="Times New Roman"/>
-        </w:rPr>
-        <w:t>_</w:t>
-      </w:r>
-      <w:r>
-        <w:rPr>
-          <w:rFonts w:ascii="Times New Roman" w:hAnsi="Times New Roman"/>
-          <w:lang w:val="en-US"/>
-        </w:rPr>
-        <w:t>step</w:t>
-      </w:r>
-      <w:r>
-        <w:rPr>
-          <w:rFonts w:ascii="Times New Roman" w:hAnsi="Times New Roman"/>
-        </w:rPr>
-        <w:t>) και τρεις στήλες με το αρχικό ‘</w:t>
-      </w:r>
-      <w:r>
-        <w:rPr>
-          <w:rFonts w:ascii="Times New Roman" w:hAnsi="Times New Roman"/>
-          <w:lang w:val="en-US"/>
-        </w:rPr>
-        <w:t>target</w:t>
-      </w:r>
-      <w:r>
-        <w:rPr>
-          <w:rFonts w:ascii="Times New Roman" w:hAnsi="Times New Roman"/>
-        </w:rPr>
-        <w:t>_’ (</w:t>
-      </w:r>
-      <w:r>
-        <w:rPr>
-          <w:rFonts w:ascii="Times New Roman" w:hAnsi="Times New Roman"/>
-          <w:lang w:val="en-GB"/>
-        </w:rPr>
-        <w:t>target</w:t>
-      </w:r>
-      <w:r>
-        <w:rPr>
-          <w:rFonts w:ascii="Times New Roman" w:hAnsi="Times New Roman"/>
-        </w:rPr>
-        <w:t>_</w:t>
-      </w:r>
-      <w:r>
-        <w:rPr>
-          <w:rFonts w:ascii="Times New Roman" w:hAnsi="Times New Roman"/>
-          <w:lang w:val="en-GB"/>
-        </w:rPr>
-        <w:t>revenue</w:t>
-      </w:r>
-      <w:r>
-        <w:rPr>
-          <w:rFonts w:ascii="Times New Roman" w:hAnsi="Times New Roman"/>
-        </w:rPr>
-        <w:t xml:space="preserve">, </w:t>
-      </w:r>
-      <w:r>
-        <w:rPr>
-          <w:rFonts w:ascii="Times New Roman" w:hAnsi="Times New Roman"/>
-          <w:lang w:val="en-GB"/>
-        </w:rPr>
-        <w:t>target</w:t>
-      </w:r>
-      <w:r>
-        <w:rPr>
-          <w:rFonts w:ascii="Times New Roman" w:hAnsi="Times New Roman"/>
-        </w:rPr>
-        <w:t>_</w:t>
-      </w:r>
-      <w:r>
-        <w:rPr>
-          <w:rFonts w:ascii="Times New Roman" w:hAnsi="Times New Roman"/>
-          <w:lang w:val="en-GB"/>
-        </w:rPr>
-        <w:t>customer</w:t>
-      </w:r>
-      <w:r>
-        <w:rPr>
-          <w:rFonts w:ascii="Times New Roman" w:hAnsi="Times New Roman"/>
-        </w:rPr>
-        <w:t>_</w:t>
-      </w:r>
-      <w:r>
-        <w:rPr>
-          <w:rFonts w:ascii="Times New Roman" w:hAnsi="Times New Roman"/>
-          <w:lang w:val="en-GB"/>
-        </w:rPr>
-        <w:t>value</w:t>
-      </w:r>
-      <w:r>
-        <w:rPr>
-          <w:rFonts w:ascii="Times New Roman" w:hAnsi="Times New Roman"/>
-        </w:rPr>
-        <w:t xml:space="preserve">, </w:t>
-      </w:r>
-      <w:r>
-        <w:rPr>
-          <w:rFonts w:ascii="Times New Roman" w:hAnsi="Times New Roman"/>
-          <w:lang w:val="en-GB"/>
-        </w:rPr>
-        <w:t>target</w:t>
-      </w:r>
-      <w:r>
-        <w:rPr>
-          <w:rFonts w:ascii="Times New Roman" w:hAnsi="Times New Roman"/>
-        </w:rPr>
-        <w:t>_</w:t>
-      </w:r>
-      <w:r>
-        <w:rPr>
-          <w:rFonts w:ascii="Times New Roman" w:hAnsi="Times New Roman"/>
-          <w:lang w:val="en-GB"/>
-        </w:rPr>
-        <w:t>customer</w:t>
-      </w:r>
-      <w:r>
-        <w:rPr>
-          <w:rFonts w:ascii="Times New Roman" w:hAnsi="Times New Roman"/>
-        </w:rPr>
-        <w:t>_</w:t>
-      </w:r>
-      <w:r>
-        <w:rPr>
-          <w:rFonts w:ascii="Times New Roman" w:hAnsi="Times New Roman"/>
-          <w:lang w:val="en-GB"/>
-        </w:rPr>
-        <w:t>value</w:t>
-      </w:r>
-      <w:r>
-        <w:rPr>
-          <w:rFonts w:ascii="Times New Roman" w:hAnsi="Times New Roman"/>
-        </w:rPr>
-        <w:t>_</w:t>
-      </w:r>
-      <w:r>
-        <w:rPr>
-          <w:rFonts w:ascii="Times New Roman" w:hAnsi="Times New Roman"/>
-          <w:lang w:val="en-GB"/>
-        </w:rPr>
-        <w:t>lag</w:t>
-      </w:r>
-      <w:r>
-        <w:rPr>
-          <w:rFonts w:ascii="Times New Roman" w:hAnsi="Times New Roman"/>
-        </w:rPr>
-        <w:t xml:space="preserve">1) που δεν περιγράφονται στο λεξικό (Πίνακας 6).  Με αυτές συμπληρώνεται ο συνολικός αριθμός των 276 στηλών του </w:t>
-      </w:r>
-      <w:r>
-        <w:rPr>
-          <w:rFonts w:ascii="Times New Roman" w:hAnsi="Times New Roman"/>
-          <w:lang w:val="en-US"/>
-        </w:rPr>
-        <w:t>customer</w:t>
-      </w:r>
-      <w:r>
-        <w:rPr>
-          <w:rFonts w:ascii="Times New Roman" w:hAnsi="Times New Roman"/>
-        </w:rPr>
-        <w:t>_</w:t>
-      </w:r>
-      <w:r>
-        <w:rPr>
-          <w:rFonts w:ascii="Times New Roman" w:hAnsi="Times New Roman"/>
-          <w:lang w:val="en-US"/>
-        </w:rPr>
-        <w:t>model</w:t>
-      </w:r>
-      <w:r>
-        <w:rPr>
-          <w:rFonts w:ascii="Times New Roman" w:hAnsi="Times New Roman"/>
-        </w:rPr>
-        <w:t>.</w:t>
-      </w:r>
-      <w:r>
-        <w:rPr>
-          <w:rFonts w:ascii="Times New Roman" w:hAnsi="Times New Roman"/>
-          <w:lang w:val="en-US"/>
-        </w:rPr>
-        <w:t>csv</w:t>
-      </w:r>
-      <w:r>
-        <w:rPr>
-          <w:rFonts w:ascii="Times New Roman" w:hAnsi="Times New Roman"/>
-        </w:rPr>
-        <w:t xml:space="preserve">. </w:t>
-      </w:r>
-    </w:p>
-    <w:p>
-      <w:pPr>
-        <w:rPr>
-          <w:rFonts w:ascii="Times New Roman" w:hAnsi="Times New Roman"/>
-        </w:rPr>
-      </w:pPr>
-    </w:p>
-    <w:tbl>
-      <w:tblPr>
-        <w:tblStyle w:val="ae"/>
-        <w:tblW w:w="0" w:type="auto"/>
-        <w:tblLook w:val="04A0" w:firstRow="1" w:lastRow="0" w:firstColumn="1" w:lastColumn="0" w:noHBand="0" w:noVBand="1"/>
-      </w:tblPr>
-      <w:tblGrid>
-        <w:gridCol w:w="2709"/>
-        <w:gridCol w:w="2859"/>
-        <w:gridCol w:w="2728"/>
-      </w:tblGrid>
-      <w:tr>
-        <w:tc>
-          <w:tcPr>
-            <w:tcW w:w="0" w:type="auto"/>
-            <w:shd w:val="clear" w:color="auto" w:fill="E8E8E8" w:themeFill="background2"/>
-            <w:hideMark/>
-          </w:tcPr>
-          <w:p>
-            <w:pPr>
-              <w:spacing w:after="160"/>
-              <w:rPr>
-                <w:rFonts w:ascii="Times New Roman" w:hAnsi="Times New Roman"/>
-                <w:b/>
-                <w:bCs/>
-              </w:rPr>
-            </w:pPr>
-            <w:r>
-              <w:rPr>
-                <w:rFonts w:ascii="Times New Roman" w:hAnsi="Times New Roman"/>
-                <w:b/>
-                <w:bCs/>
-              </w:rPr>
-              <w:t>Στήλη</w:t>
+                <w:lang w:val="en-US"/>
+              </w:rPr>
+              <w:t>14</w:t>
             </w:r>
           </w:p>
         </w:tc>
         <w:tc>
           <w:tcPr>
-            <w:tcW w:w="0" w:type="auto"/>
-            <w:shd w:val="clear" w:color="auto" w:fill="E8E8E8" w:themeFill="background2"/>
+            <w:tcW w:w="2340" w:type="dxa"/>
+            <w:tcBorders>
+              <w:top w:val="single" w:sz="4" w:space="0" w:color="auto"/>
+              <w:left w:val="single" w:sz="4" w:space="0" w:color="auto"/>
+              <w:bottom w:val="single" w:sz="4" w:space="0" w:color="auto"/>
+              <w:right w:val="single" w:sz="4" w:space="0" w:color="auto"/>
+            </w:tcBorders>
             <w:hideMark/>
           </w:tcPr>
           <w:p>
             <w:pPr>
-              <w:spacing w:after="160"/>
-              <w:rPr>
-                <w:rFonts w:ascii="Times New Roman" w:hAnsi="Times New Roman"/>
-                <w:b/>
-                <w:bCs/>
+              <w:rPr>
+                <w:rFonts w:ascii="Times New Roman" w:hAnsi="Times New Roman"/>
+                <w:lang w:val="en-US"/>
               </w:rPr>
             </w:pPr>
             <w:r>
               <w:rPr>
                 <w:rFonts w:ascii="Times New Roman" w:hAnsi="Times New Roman"/>
-                <w:b/>
-                <w:bCs/>
-              </w:rPr>
-              <w:t>Κατηγορία</w:t>
-            </w:r>
-          </w:p>
-        </w:tc>
-        <w:tc>
-          <w:tcPr>
-            <w:tcW w:w="0" w:type="auto"/>
-            <w:shd w:val="clear" w:color="auto" w:fill="E8E8E8" w:themeFill="background2"/>
-            <w:hideMark/>
-          </w:tcPr>
-          <w:p>
-            <w:pPr>
-              <w:spacing w:after="160"/>
-              <w:rPr>
-                <w:rFonts w:ascii="Times New Roman" w:hAnsi="Times New Roman"/>
-                <w:b/>
-                <w:bCs/>
-              </w:rPr>
-            </w:pPr>
-            <w:r>
-              <w:rPr>
-                <w:rFonts w:ascii="Times New Roman" w:hAnsi="Times New Roman"/>
-                <w:b/>
-                <w:bCs/>
-              </w:rPr>
-              <w:t>Σημείωση</w:t>
+                <w:lang w:val="en-US"/>
+              </w:rPr>
+              <w:t>55</w:t>
             </w:r>
           </w:p>
         </w:tc>
@@ -16029,61 +13504,82 @@
       <w:tr>
         <w:tc>
           <w:tcPr>
-            <w:tcW w:w="0" w:type="auto"/>
+            <w:tcW w:w="2340" w:type="dxa"/>
+            <w:tcBorders>
+              <w:top w:val="single" w:sz="4" w:space="0" w:color="auto"/>
+              <w:left w:val="single" w:sz="4" w:space="0" w:color="auto"/>
+              <w:bottom w:val="single" w:sz="4" w:space="0" w:color="auto"/>
+              <w:right w:val="single" w:sz="4" w:space="0" w:color="auto"/>
+            </w:tcBorders>
             <w:hideMark/>
           </w:tcPr>
           <w:p>
             <w:pPr>
-              <w:spacing w:after="160"/>
-              <w:rPr>
-                <w:rFonts w:ascii="Times New Roman" w:hAnsi="Times New Roman"/>
+              <w:rPr>
+                <w:rFonts w:ascii="Times New Roman" w:hAnsi="Times New Roman"/>
+                <w:lang w:val="en-US"/>
               </w:rPr>
             </w:pPr>
             <w:r>
               <w:rPr>
                 <w:rFonts w:ascii="Times New Roman" w:hAnsi="Times New Roman"/>
-              </w:rPr>
-              <w:t>target_event</w:t>
+                <w:lang w:val="en-US"/>
+              </w:rPr>
+              <w:t>Others</w:t>
             </w:r>
           </w:p>
         </w:tc>
         <w:tc>
           <w:tcPr>
-            <w:tcW w:w="0" w:type="auto"/>
+            <w:tcW w:w="2340" w:type="dxa"/>
+            <w:tcBorders>
+              <w:top w:val="single" w:sz="4" w:space="0" w:color="auto"/>
+              <w:left w:val="single" w:sz="4" w:space="0" w:color="auto"/>
+              <w:bottom w:val="single" w:sz="4" w:space="0" w:color="auto"/>
+              <w:right w:val="single" w:sz="4" w:space="0" w:color="auto"/>
+            </w:tcBorders>
             <w:hideMark/>
           </w:tcPr>
           <w:p>
             <w:pPr>
-              <w:spacing w:after="160"/>
-              <w:rPr>
-                <w:rFonts w:ascii="Times New Roman" w:hAnsi="Times New Roman"/>
+              <w:rPr>
+                <w:rFonts w:ascii="Times New Roman" w:hAnsi="Times New Roman"/>
+                <w:lang w:val="en-US"/>
               </w:rPr>
             </w:pPr>
             <w:r>
               <w:rPr>
                 <w:rFonts w:ascii="Times New Roman" w:hAnsi="Times New Roman"/>
-              </w:rPr>
-              <w:t>Εξαρτημένη μεταβλητή (λεξικό)</w:t>
+                <w:lang w:val="en-US"/>
+              </w:rPr>
+              <w:t>9</w:t>
             </w:r>
           </w:p>
         </w:tc>
         <w:tc>
           <w:tcPr>
-            <w:tcW w:w="0" w:type="auto"/>
+            <w:tcW w:w="2340" w:type="dxa"/>
+            <w:tcBorders>
+              <w:top w:val="single" w:sz="4" w:space="0" w:color="auto"/>
+              <w:left w:val="single" w:sz="4" w:space="0" w:color="auto"/>
+              <w:bottom w:val="single" w:sz="4" w:space="0" w:color="auto"/>
+              <w:right w:val="single" w:sz="4" w:space="0" w:color="auto"/>
+            </w:tcBorders>
             <w:hideMark/>
           </w:tcPr>
           <w:p>
             <w:pPr>
-              <w:spacing w:after="160"/>
-              <w:rPr>
-                <w:rFonts w:ascii="Times New Roman" w:hAnsi="Times New Roman"/>
+              <w:rPr>
+                <w:rFonts w:ascii="Times New Roman" w:hAnsi="Times New Roman"/>
+                <w:lang w:val="en-US"/>
               </w:rPr>
             </w:pPr>
             <w:r>
               <w:rPr>
                 <w:rFonts w:ascii="Times New Roman" w:hAnsi="Times New Roman"/>
-              </w:rPr>
-              <w:t>Γεγονός churn</w:t>
+                <w:lang w:val="en-US"/>
+              </w:rPr>
+              <w:t>54</w:t>
             </w:r>
           </w:p>
         </w:tc>
@@ -16091,61 +13587,82 @@
       <w:tr>
         <w:tc>
           <w:tcPr>
-            <w:tcW w:w="0" w:type="auto"/>
+            <w:tcW w:w="2340" w:type="dxa"/>
+            <w:tcBorders>
+              <w:top w:val="single" w:sz="4" w:space="0" w:color="auto"/>
+              <w:left w:val="single" w:sz="4" w:space="0" w:color="auto"/>
+              <w:bottom w:val="single" w:sz="4" w:space="0" w:color="auto"/>
+              <w:right w:val="single" w:sz="4" w:space="0" w:color="auto"/>
+            </w:tcBorders>
             <w:hideMark/>
           </w:tcPr>
           <w:p>
             <w:pPr>
-              <w:spacing w:after="160"/>
-              <w:rPr>
-                <w:rFonts w:ascii="Times New Roman" w:hAnsi="Times New Roman"/>
+              <w:rPr>
+                <w:rFonts w:ascii="Times New Roman" w:hAnsi="Times New Roman"/>
+                <w:lang w:val="en-US"/>
               </w:rPr>
             </w:pPr>
             <w:r>
               <w:rPr>
                 <w:rFonts w:ascii="Times New Roman" w:hAnsi="Times New Roman"/>
-              </w:rPr>
-              <w:t>target_actual_profit</w:t>
+                <w:lang w:val="en-US"/>
+              </w:rPr>
+              <w:t>Date &amp; time</w:t>
             </w:r>
           </w:p>
         </w:tc>
         <w:tc>
           <w:tcPr>
-            <w:tcW w:w="0" w:type="auto"/>
+            <w:tcW w:w="2340" w:type="dxa"/>
+            <w:tcBorders>
+              <w:top w:val="single" w:sz="4" w:space="0" w:color="auto"/>
+              <w:left w:val="single" w:sz="4" w:space="0" w:color="auto"/>
+              <w:bottom w:val="single" w:sz="4" w:space="0" w:color="auto"/>
+              <w:right w:val="single" w:sz="4" w:space="0" w:color="auto"/>
+            </w:tcBorders>
             <w:hideMark/>
           </w:tcPr>
           <w:p>
             <w:pPr>
-              <w:spacing w:after="160"/>
-              <w:rPr>
-                <w:rFonts w:ascii="Times New Roman" w:hAnsi="Times New Roman"/>
+              <w:rPr>
+                <w:rFonts w:ascii="Times New Roman" w:hAnsi="Times New Roman"/>
+                <w:lang w:val="en-US"/>
               </w:rPr>
             </w:pPr>
             <w:r>
               <w:rPr>
                 <w:rFonts w:ascii="Times New Roman" w:hAnsi="Times New Roman"/>
-              </w:rPr>
-              <w:t>Εξαρτημένη μεταβλητή (λεξικό)</w:t>
+                <w:lang w:val="en-US"/>
+              </w:rPr>
+              <w:t>8</w:t>
             </w:r>
           </w:p>
         </w:tc>
         <w:tc>
           <w:tcPr>
-            <w:tcW w:w="0" w:type="auto"/>
+            <w:tcW w:w="2340" w:type="dxa"/>
+            <w:tcBorders>
+              <w:top w:val="single" w:sz="4" w:space="0" w:color="auto"/>
+              <w:left w:val="single" w:sz="4" w:space="0" w:color="auto"/>
+              <w:bottom w:val="single" w:sz="4" w:space="0" w:color="auto"/>
+              <w:right w:val="single" w:sz="4" w:space="0" w:color="auto"/>
+            </w:tcBorders>
             <w:hideMark/>
           </w:tcPr>
           <w:p>
             <w:pPr>
-              <w:spacing w:after="160"/>
-              <w:rPr>
-                <w:rFonts w:ascii="Times New Roman" w:hAnsi="Times New Roman"/>
+              <w:rPr>
+                <w:rFonts w:ascii="Times New Roman" w:hAnsi="Times New Roman"/>
+                <w:lang w:val="en-US"/>
               </w:rPr>
             </w:pPr>
             <w:r>
               <w:rPr>
                 <w:rFonts w:ascii="Times New Roman" w:hAnsi="Times New Roman"/>
-              </w:rPr>
-              <w:t>Κέρδος καμπάνιας διατήρησης</w:t>
+                <w:lang w:val="en-US"/>
+              </w:rPr>
+              <w:t>48</w:t>
             </w:r>
           </w:p>
         </w:tc>
@@ -16153,61 +13670,82 @@
       <w:tr>
         <w:tc>
           <w:tcPr>
-            <w:tcW w:w="0" w:type="auto"/>
+            <w:tcW w:w="2340" w:type="dxa"/>
+            <w:tcBorders>
+              <w:top w:val="single" w:sz="4" w:space="0" w:color="auto"/>
+              <w:left w:val="single" w:sz="4" w:space="0" w:color="auto"/>
+              <w:bottom w:val="single" w:sz="4" w:space="0" w:color="auto"/>
+              <w:right w:val="single" w:sz="4" w:space="0" w:color="auto"/>
+            </w:tcBorders>
             <w:hideMark/>
           </w:tcPr>
           <w:p>
             <w:pPr>
-              <w:spacing w:after="160"/>
-              <w:rPr>
-                <w:rFonts w:ascii="Times New Roman" w:hAnsi="Times New Roman"/>
+              <w:rPr>
+                <w:rFonts w:ascii="Times New Roman" w:hAnsi="Times New Roman"/>
+                <w:lang w:val="en-US"/>
               </w:rPr>
             </w:pPr>
             <w:r>
               <w:rPr>
                 <w:rFonts w:ascii="Times New Roman" w:hAnsi="Times New Roman"/>
-              </w:rPr>
-              <w:t>target_revenue</w:t>
+                <w:lang w:val="en-US"/>
+              </w:rPr>
+              <w:t>Monetary</w:t>
             </w:r>
           </w:p>
         </w:tc>
         <w:tc>
           <w:tcPr>
-            <w:tcW w:w="0" w:type="auto"/>
+            <w:tcW w:w="2340" w:type="dxa"/>
+            <w:tcBorders>
+              <w:top w:val="single" w:sz="4" w:space="0" w:color="auto"/>
+              <w:left w:val="single" w:sz="4" w:space="0" w:color="auto"/>
+              <w:bottom w:val="single" w:sz="4" w:space="0" w:color="auto"/>
+              <w:right w:val="single" w:sz="4" w:space="0" w:color="auto"/>
+            </w:tcBorders>
             <w:hideMark/>
           </w:tcPr>
           <w:p>
             <w:pPr>
-              <w:spacing w:after="160"/>
-              <w:rPr>
-                <w:rFonts w:ascii="Times New Roman" w:hAnsi="Times New Roman"/>
+              <w:rPr>
+                <w:rFonts w:ascii="Times New Roman" w:hAnsi="Times New Roman"/>
+                <w:lang w:val="en-US"/>
               </w:rPr>
             </w:pPr>
             <w:r>
               <w:rPr>
                 <w:rFonts w:ascii="Times New Roman" w:hAnsi="Times New Roman"/>
-              </w:rPr>
-              <w:t>Στήλη target_ εκτός λεξικού</w:t>
+                <w:lang w:val="en-US"/>
+              </w:rPr>
+              <w:t>7</w:t>
             </w:r>
           </w:p>
         </w:tc>
         <w:tc>
           <w:tcPr>
-            <w:tcW w:w="0" w:type="auto"/>
+            <w:tcW w:w="2340" w:type="dxa"/>
+            <w:tcBorders>
+              <w:top w:val="single" w:sz="4" w:space="0" w:color="auto"/>
+              <w:left w:val="single" w:sz="4" w:space="0" w:color="auto"/>
+              <w:bottom w:val="single" w:sz="4" w:space="0" w:color="auto"/>
+              <w:right w:val="single" w:sz="4" w:space="0" w:color="auto"/>
+            </w:tcBorders>
             <w:hideMark/>
           </w:tcPr>
           <w:p>
             <w:pPr>
-              <w:spacing w:after="160"/>
-              <w:rPr>
-                <w:rFonts w:ascii="Times New Roman" w:hAnsi="Times New Roman"/>
+              <w:rPr>
+                <w:rFonts w:ascii="Times New Roman" w:hAnsi="Times New Roman"/>
+                <w:lang w:val="en-US"/>
               </w:rPr>
             </w:pPr>
             <w:r>
               <w:rPr>
                 <w:rFonts w:ascii="Times New Roman" w:hAnsi="Times New Roman"/>
-              </w:rPr>
-              <w:t>Δεν τεκμηριώνεται στο λεξικό</w:t>
+                <w:lang w:val="en-US"/>
+              </w:rPr>
+              <w:t>28</w:t>
             </w:r>
           </w:p>
         </w:tc>
@@ -16215,61 +13753,82 @@
       <w:tr>
         <w:tc>
           <w:tcPr>
-            <w:tcW w:w="0" w:type="auto"/>
+            <w:tcW w:w="2340" w:type="dxa"/>
+            <w:tcBorders>
+              <w:top w:val="single" w:sz="4" w:space="0" w:color="auto"/>
+              <w:left w:val="single" w:sz="4" w:space="0" w:color="auto"/>
+              <w:bottom w:val="single" w:sz="4" w:space="0" w:color="auto"/>
+              <w:right w:val="single" w:sz="4" w:space="0" w:color="auto"/>
+            </w:tcBorders>
             <w:hideMark/>
           </w:tcPr>
           <w:p>
             <w:pPr>
-              <w:spacing w:after="160"/>
-              <w:rPr>
-                <w:rFonts w:ascii="Times New Roman" w:hAnsi="Times New Roman"/>
+              <w:rPr>
+                <w:rFonts w:ascii="Times New Roman" w:hAnsi="Times New Roman"/>
+                <w:lang w:val="en-US"/>
               </w:rPr>
             </w:pPr>
             <w:r>
               <w:rPr>
                 <w:rFonts w:ascii="Times New Roman" w:hAnsi="Times New Roman"/>
-              </w:rPr>
-              <w:t>target_customer_value</w:t>
+                <w:lang w:val="en-US"/>
+              </w:rPr>
+              <w:t>Recency</w:t>
             </w:r>
           </w:p>
         </w:tc>
         <w:tc>
           <w:tcPr>
-            <w:tcW w:w="0" w:type="auto"/>
+            <w:tcW w:w="2340" w:type="dxa"/>
+            <w:tcBorders>
+              <w:top w:val="single" w:sz="4" w:space="0" w:color="auto"/>
+              <w:left w:val="single" w:sz="4" w:space="0" w:color="auto"/>
+              <w:bottom w:val="single" w:sz="4" w:space="0" w:color="auto"/>
+              <w:right w:val="single" w:sz="4" w:space="0" w:color="auto"/>
+            </w:tcBorders>
             <w:hideMark/>
           </w:tcPr>
           <w:p>
             <w:pPr>
-              <w:spacing w:after="160"/>
-              <w:rPr>
-                <w:rFonts w:ascii="Times New Roman" w:hAnsi="Times New Roman"/>
+              <w:rPr>
+                <w:rFonts w:ascii="Times New Roman" w:hAnsi="Times New Roman"/>
+                <w:lang w:val="en-US"/>
               </w:rPr>
             </w:pPr>
             <w:r>
               <w:rPr>
                 <w:rFonts w:ascii="Times New Roman" w:hAnsi="Times New Roman"/>
-              </w:rPr>
-              <w:t>Στήλη target_ εκτός λεξικού</w:t>
+                <w:lang w:val="en-US"/>
+              </w:rPr>
+              <w:t>4</w:t>
             </w:r>
           </w:p>
         </w:tc>
         <w:tc>
           <w:tcPr>
-            <w:tcW w:w="0" w:type="auto"/>
+            <w:tcW w:w="2340" w:type="dxa"/>
+            <w:tcBorders>
+              <w:top w:val="single" w:sz="4" w:space="0" w:color="auto"/>
+              <w:left w:val="single" w:sz="4" w:space="0" w:color="auto"/>
+              <w:bottom w:val="single" w:sz="4" w:space="0" w:color="auto"/>
+              <w:right w:val="single" w:sz="4" w:space="0" w:color="auto"/>
+            </w:tcBorders>
             <w:hideMark/>
           </w:tcPr>
           <w:p>
             <w:pPr>
-              <w:spacing w:after="160"/>
-              <w:rPr>
-                <w:rFonts w:ascii="Times New Roman" w:hAnsi="Times New Roman"/>
+              <w:rPr>
+                <w:rFonts w:ascii="Times New Roman" w:hAnsi="Times New Roman"/>
+                <w:lang w:val="en-US"/>
               </w:rPr>
             </w:pPr>
             <w:r>
               <w:rPr>
                 <w:rFonts w:ascii="Times New Roman" w:hAnsi="Times New Roman"/>
-              </w:rPr>
-              <w:t>Δεν τεκμηριώνεται στο λεξικό</w:t>
+                <w:lang w:val="en-US"/>
+              </w:rPr>
+              <w:t>24</w:t>
             </w:r>
           </w:p>
         </w:tc>
@@ -16277,61 +13836,82 @@
       <w:tr>
         <w:tc>
           <w:tcPr>
-            <w:tcW w:w="0" w:type="auto"/>
+            <w:tcW w:w="2340" w:type="dxa"/>
+            <w:tcBorders>
+              <w:top w:val="single" w:sz="4" w:space="0" w:color="auto"/>
+              <w:left w:val="single" w:sz="4" w:space="0" w:color="auto"/>
+              <w:bottom w:val="single" w:sz="4" w:space="0" w:color="auto"/>
+              <w:right w:val="single" w:sz="4" w:space="0" w:color="auto"/>
+            </w:tcBorders>
             <w:hideMark/>
           </w:tcPr>
           <w:p>
             <w:pPr>
-              <w:spacing w:after="160"/>
-              <w:rPr>
-                <w:rFonts w:ascii="Times New Roman" w:hAnsi="Times New Roman"/>
+              <w:rPr>
+                <w:rFonts w:ascii="Times New Roman" w:hAnsi="Times New Roman"/>
+                <w:lang w:val="en-US"/>
               </w:rPr>
             </w:pPr>
             <w:r>
               <w:rPr>
                 <w:rFonts w:ascii="Times New Roman" w:hAnsi="Times New Roman"/>
-              </w:rPr>
-              <w:t>target_customer_value_lag1</w:t>
+                <w:lang w:val="en-US"/>
+              </w:rPr>
+              <w:t>Dependent</w:t>
             </w:r>
           </w:p>
         </w:tc>
         <w:tc>
           <w:tcPr>
-            <w:tcW w:w="0" w:type="auto"/>
+            <w:tcW w:w="2340" w:type="dxa"/>
+            <w:tcBorders>
+              <w:top w:val="single" w:sz="4" w:space="0" w:color="auto"/>
+              <w:left w:val="single" w:sz="4" w:space="0" w:color="auto"/>
+              <w:bottom w:val="single" w:sz="4" w:space="0" w:color="auto"/>
+              <w:right w:val="single" w:sz="4" w:space="0" w:color="auto"/>
+            </w:tcBorders>
             <w:hideMark/>
           </w:tcPr>
           <w:p>
             <w:pPr>
-              <w:spacing w:after="160"/>
-              <w:rPr>
-                <w:rFonts w:ascii="Times New Roman" w:hAnsi="Times New Roman"/>
+              <w:rPr>
+                <w:rFonts w:ascii="Times New Roman" w:hAnsi="Times New Roman"/>
+                <w:lang w:val="en-US"/>
               </w:rPr>
             </w:pPr>
             <w:r>
               <w:rPr>
                 <w:rFonts w:ascii="Times New Roman" w:hAnsi="Times New Roman"/>
-              </w:rPr>
-              <w:t>Στήλη target_ εκτός λεξικού</w:t>
+                <w:lang w:val="en-US"/>
+              </w:rPr>
+              <w:t>2</w:t>
             </w:r>
           </w:p>
         </w:tc>
         <w:tc>
           <w:tcPr>
-            <w:tcW w:w="0" w:type="auto"/>
+            <w:tcW w:w="2340" w:type="dxa"/>
+            <w:tcBorders>
+              <w:top w:val="single" w:sz="4" w:space="0" w:color="auto"/>
+              <w:left w:val="single" w:sz="4" w:space="0" w:color="auto"/>
+              <w:bottom w:val="single" w:sz="4" w:space="0" w:color="auto"/>
+              <w:right w:val="single" w:sz="4" w:space="0" w:color="auto"/>
+            </w:tcBorders>
             <w:hideMark/>
           </w:tcPr>
           <w:p>
             <w:pPr>
-              <w:spacing w:after="160"/>
-              <w:rPr>
-                <w:rFonts w:ascii="Times New Roman" w:hAnsi="Times New Roman"/>
+              <w:rPr>
+                <w:rFonts w:ascii="Times New Roman" w:hAnsi="Times New Roman"/>
+                <w:lang w:val="en-US"/>
               </w:rPr>
             </w:pPr>
             <w:r>
               <w:rPr>
                 <w:rFonts w:ascii="Times New Roman" w:hAnsi="Times New Roman"/>
-              </w:rPr>
-              <w:t>Δεν τεκμηριώνεται στο λεξικό</w:t>
+                <w:lang w:val="en-US"/>
+              </w:rPr>
+              <w:t>2</w:t>
             </w:r>
           </w:p>
         </w:tc>
@@ -16339,61 +13919,82 @@
       <w:tr>
         <w:tc>
           <w:tcPr>
-            <w:tcW w:w="0" w:type="auto"/>
+            <w:tcW w:w="2340" w:type="dxa"/>
+            <w:tcBorders>
+              <w:top w:val="single" w:sz="4" w:space="0" w:color="auto"/>
+              <w:left w:val="single" w:sz="4" w:space="0" w:color="auto"/>
+              <w:bottom w:val="single" w:sz="4" w:space="0" w:color="auto"/>
+              <w:right w:val="single" w:sz="4" w:space="0" w:color="auto"/>
+            </w:tcBorders>
             <w:hideMark/>
           </w:tcPr>
           <w:p>
             <w:pPr>
-              <w:spacing w:after="160"/>
-              <w:rPr>
-                <w:rFonts w:ascii="Times New Roman" w:hAnsi="Times New Roman"/>
+              <w:rPr>
+                <w:rFonts w:ascii="Times New Roman" w:hAnsi="Times New Roman"/>
+                <w:lang w:val="en-US"/>
               </w:rPr>
             </w:pPr>
             <w:r>
               <w:rPr>
                 <w:rFonts w:ascii="Times New Roman" w:hAnsi="Times New Roman"/>
-              </w:rPr>
-              <w:t>row_id</w:t>
+                <w:lang w:val="en-US"/>
+              </w:rPr>
+              <w:t>Χωρίς ομάδα στο λεξικό</w:t>
             </w:r>
           </w:p>
         </w:tc>
         <w:tc>
           <w:tcPr>
-            <w:tcW w:w="0" w:type="auto"/>
+            <w:tcW w:w="2340" w:type="dxa"/>
+            <w:tcBorders>
+              <w:top w:val="single" w:sz="4" w:space="0" w:color="auto"/>
+              <w:left w:val="single" w:sz="4" w:space="0" w:color="auto"/>
+              <w:bottom w:val="single" w:sz="4" w:space="0" w:color="auto"/>
+              <w:right w:val="single" w:sz="4" w:space="0" w:color="auto"/>
+            </w:tcBorders>
             <w:hideMark/>
           </w:tcPr>
           <w:p>
             <w:pPr>
-              <w:spacing w:after="160"/>
-              <w:rPr>
-                <w:rFonts w:ascii="Times New Roman" w:hAnsi="Times New Roman"/>
+              <w:rPr>
+                <w:rFonts w:ascii="Times New Roman" w:hAnsi="Times New Roman"/>
+                <w:lang w:val="en-US"/>
               </w:rPr>
             </w:pPr>
             <w:r>
               <w:rPr>
                 <w:rFonts w:ascii="Times New Roman" w:hAnsi="Times New Roman"/>
-              </w:rPr>
-              <w:t>Αναγνωριστικό</w:t>
+                <w:lang w:val="en-US"/>
+              </w:rPr>
+              <w:t>-</w:t>
             </w:r>
           </w:p>
         </w:tc>
         <w:tc>
           <w:tcPr>
-            <w:tcW w:w="0" w:type="auto"/>
+            <w:tcW w:w="2340" w:type="dxa"/>
+            <w:tcBorders>
+              <w:top w:val="single" w:sz="4" w:space="0" w:color="auto"/>
+              <w:left w:val="single" w:sz="4" w:space="0" w:color="auto"/>
+              <w:bottom w:val="single" w:sz="4" w:space="0" w:color="auto"/>
+              <w:right w:val="single" w:sz="4" w:space="0" w:color="auto"/>
+            </w:tcBorders>
             <w:hideMark/>
           </w:tcPr>
           <w:p>
             <w:pPr>
-              <w:spacing w:after="160"/>
-              <w:rPr>
-                <w:rFonts w:ascii="Times New Roman" w:hAnsi="Times New Roman"/>
+              <w:rPr>
+                <w:rFonts w:ascii="Times New Roman" w:hAnsi="Times New Roman"/>
+                <w:lang w:val="en-US"/>
               </w:rPr>
             </w:pPr>
             <w:r>
               <w:rPr>
                 <w:rFonts w:ascii="Times New Roman" w:hAnsi="Times New Roman"/>
-              </w:rPr>
-              <w:t>Μοναδικός αριθμός εγγραφής</w:t>
+                <w:lang w:val="en-US"/>
+              </w:rPr>
+              <w:t>6</w:t>
             </w:r>
           </w:p>
         </w:tc>
@@ -16401,124 +14002,85 @@
       <w:tr>
         <w:tc>
           <w:tcPr>
-            <w:tcW w:w="0" w:type="auto"/>
+            <w:tcW w:w="2340" w:type="dxa"/>
+            <w:tcBorders>
+              <w:top w:val="single" w:sz="4" w:space="0" w:color="auto"/>
+              <w:left w:val="single" w:sz="4" w:space="0" w:color="auto"/>
+              <w:bottom w:val="single" w:sz="4" w:space="0" w:color="auto"/>
+              <w:right w:val="single" w:sz="4" w:space="0" w:color="auto"/>
+            </w:tcBorders>
             <w:hideMark/>
           </w:tcPr>
           <w:p>
             <w:pPr>
-              <w:spacing w:after="160"/>
-              <w:rPr>
-                <w:rFonts w:ascii="Times New Roman" w:hAnsi="Times New Roman"/>
+              <w:rPr>
+                <w:rFonts w:ascii="Times New Roman" w:hAnsi="Times New Roman"/>
+                <w:lang w:val="en-US"/>
               </w:rPr>
             </w:pPr>
             <w:r>
               <w:rPr>
                 <w:rFonts w:ascii="Times New Roman" w:hAnsi="Times New Roman"/>
-              </w:rPr>
-              <w:t>user_id</w:t>
+                <w:b/>
+                <w:lang w:val="en-US"/>
+              </w:rPr>
+              <w:t>Σύνολο</w:t>
             </w:r>
           </w:p>
         </w:tc>
         <w:tc>
           <w:tcPr>
-            <w:tcW w:w="0" w:type="auto"/>
+            <w:tcW w:w="2340" w:type="dxa"/>
+            <w:tcBorders>
+              <w:top w:val="single" w:sz="4" w:space="0" w:color="auto"/>
+              <w:left w:val="single" w:sz="4" w:space="0" w:color="auto"/>
+              <w:bottom w:val="single" w:sz="4" w:space="0" w:color="auto"/>
+              <w:right w:val="single" w:sz="4" w:space="0" w:color="auto"/>
+            </w:tcBorders>
             <w:hideMark/>
           </w:tcPr>
           <w:p>
             <w:pPr>
-              <w:spacing w:after="160"/>
-              <w:rPr>
-                <w:rFonts w:ascii="Times New Roman" w:hAnsi="Times New Roman"/>
+              <w:rPr>
+                <w:rFonts w:ascii="Times New Roman" w:hAnsi="Times New Roman"/>
+                <w:lang w:val="en-US"/>
               </w:rPr>
             </w:pPr>
             <w:r>
               <w:rPr>
                 <w:rFonts w:ascii="Times New Roman" w:hAnsi="Times New Roman"/>
-              </w:rPr>
-              <w:t>Αναγνωριστικό</w:t>
+                <w:b/>
+                <w:lang w:val="en-US"/>
+              </w:rPr>
+              <w:t>46</w:t>
             </w:r>
           </w:p>
         </w:tc>
         <w:tc>
           <w:tcPr>
-            <w:tcW w:w="0" w:type="auto"/>
+            <w:tcW w:w="2340" w:type="dxa"/>
+            <w:tcBorders>
+              <w:top w:val="single" w:sz="4" w:space="0" w:color="auto"/>
+              <w:left w:val="single" w:sz="4" w:space="0" w:color="auto"/>
+              <w:bottom w:val="single" w:sz="4" w:space="0" w:color="auto"/>
+              <w:right w:val="single" w:sz="4" w:space="0" w:color="auto"/>
+            </w:tcBorders>
             <w:hideMark/>
           </w:tcPr>
           <w:p>
             <w:pPr>
-              <w:spacing w:after="160"/>
-              <w:rPr>
-                <w:rFonts w:ascii="Times New Roman" w:hAnsi="Times New Roman"/>
+              <w:rPr>
+                <w:rFonts w:ascii="Times New Roman" w:hAnsi="Times New Roman"/>
+                <w:lang w:val="en-US"/>
               </w:rPr>
             </w:pPr>
             <w:r>
               <w:rPr>
                 <w:rFonts w:ascii="Times New Roman" w:hAnsi="Times New Roman"/>
-              </w:rPr>
-              <w:t>Χρήστης</w:t>
-            </w:r>
-          </w:p>
-        </w:tc>
-      </w:tr>
-      <w:tr>
-        <w:tc>
-          <w:tcPr>
-            <w:tcW w:w="0" w:type="auto"/>
-            <w:hideMark/>
-          </w:tcPr>
-          <w:p>
-            <w:pPr>
-              <w:spacing w:after="160"/>
-              <w:rPr>
-                <w:rFonts w:ascii="Times New Roman" w:hAnsi="Times New Roman"/>
-              </w:rPr>
-            </w:pPr>
-            <w:r>
-              <w:rPr>
-                <w:rFonts w:ascii="Times New Roman" w:hAnsi="Times New Roman"/>
-              </w:rPr>
-              <w:t>time_step</w:t>
-            </w:r>
-          </w:p>
-        </w:tc>
-        <w:tc>
-          <w:tcPr>
-            <w:tcW w:w="0" w:type="auto"/>
-            <w:hideMark/>
-          </w:tcPr>
-          <w:p>
-            <w:pPr>
-              <w:spacing w:after="160"/>
-              <w:rPr>
-                <w:rFonts w:ascii="Times New Roman" w:hAnsi="Times New Roman"/>
-              </w:rPr>
-            </w:pPr>
-            <w:r>
-              <w:rPr>
-                <w:rFonts w:ascii="Times New Roman" w:hAnsi="Times New Roman"/>
-              </w:rPr>
-              <w:t>Αναγνωριστικό</w:t>
-            </w:r>
-          </w:p>
-        </w:tc>
-        <w:tc>
-          <w:tcPr>
-            <w:tcW w:w="0" w:type="auto"/>
-            <w:hideMark/>
-          </w:tcPr>
-          <w:p>
-            <w:pPr>
-              <w:keepNext/>
-              <w:spacing w:after="160"/>
-              <w:rPr>
-                <w:rFonts w:ascii="Times New Roman" w:hAnsi="Times New Roman"/>
-              </w:rPr>
-            </w:pPr>
-            <w:r>
-              <w:rPr>
-                <w:rFonts w:ascii="Times New Roman" w:hAnsi="Times New Roman"/>
-              </w:rPr>
-              <w:t>Χρονικό βήμα (0 έως 6)</w:t>
+                <w:b/>
+                <w:lang w:val="en-US"/>
+              </w:rPr>
+              <w:t>276</w:t>
             </w:r>
           </w:p>
         </w:tc>
@@ -16526,53 +14088,309 @@
     </w:tbl>
     <w:p>
       <w:pPr>
-        <w:pStyle w:val="af2"/>
-        <w:rPr>
-          <w:rFonts w:ascii="Times New Roman" w:hAnsi="Times New Roman"/>
-        </w:rPr>
-      </w:pPr>
-      <w:r>
-        <w:rPr>
-          <w:rFonts w:ascii="Times New Roman" w:hAnsi="Times New Roman"/>
-        </w:rPr>
-        <w:t xml:space="preserve">Πίνακας </w:t>
-      </w:r>
-      <w:r>
-        <w:rPr>
-          <w:rFonts w:ascii="Times New Roman" w:hAnsi="Times New Roman"/>
-        </w:rPr>
-        <w:fldChar w:fldCharType="begin"/>
-      </w:r>
-      <w:r>
-        <w:rPr>
-          <w:rFonts w:ascii="Times New Roman" w:hAnsi="Times New Roman"/>
-        </w:rPr>
-        <w:instrText xml:space="preserve"> SEQ Πίνακας \* ARABIC </w:instrText>
-      </w:r>
-      <w:r>
-        <w:rPr>
-          <w:rFonts w:ascii="Times New Roman" w:hAnsi="Times New Roman"/>
-        </w:rPr>
-        <w:fldChar w:fldCharType="separate"/>
-      </w:r>
-      <w:r>
-        <w:rPr>
-          <w:rFonts w:ascii="Times New Roman" w:hAnsi="Times New Roman"/>
-          <w:noProof/>
-        </w:rPr>
-        <w:t>3</w:t>
-      </w:r>
-      <w:r>
-        <w:rPr>
-          <w:rFonts w:ascii="Times New Roman" w:hAnsi="Times New Roman"/>
-        </w:rPr>
-        <w:fldChar w:fldCharType="end"/>
-      </w:r>
-      <w:r>
-        <w:rPr>
-          <w:rFonts w:ascii="Times New Roman" w:hAnsi="Times New Roman"/>
-        </w:rPr>
-        <w:t xml:space="preserve">: Στήλες που δεν αποτελούν ανεξάρτητες μεταβλητές </w:t>
+        <w:rPr>
+          <w:rFonts w:ascii="Times New Roman" w:hAnsi="Times New Roman"/>
+        </w:rPr>
+      </w:pPr>
+    </w:p>
+    <w:p>
+      <w:pPr>
+        <w:rPr>
+          <w:rFonts w:ascii="Times New Roman" w:hAnsi="Times New Roman"/>
+        </w:rPr>
+      </w:pPr>
+      <w:r>
+        <w:rPr>
+          <w:rFonts w:ascii="Times New Roman" w:hAnsi="Times New Roman"/>
+        </w:rPr>
+        <w:t>Οι</w:t>
+      </w:r>
+      <w:r>
+        <w:rPr>
+          <w:rFonts w:ascii="Times New Roman" w:hAnsi="Times New Roman"/>
+        </w:rPr>
+        <w:t xml:space="preserve"> </w:t>
+      </w:r>
+      <w:r>
+        <w:rPr>
+          <w:rFonts w:ascii="Times New Roman" w:hAnsi="Times New Roman"/>
+        </w:rPr>
+        <w:t>ομάδες</w:t>
+      </w:r>
+      <w:r>
+        <w:rPr>
+          <w:rFonts w:ascii="Times New Roman" w:hAnsi="Times New Roman"/>
+        </w:rPr>
+        <w:t xml:space="preserve"> </w:t>
+      </w:r>
+      <w:r>
+        <w:rPr>
+          <w:rFonts w:ascii="Times New Roman" w:hAnsi="Times New Roman"/>
+          <w:lang w:val="en-US"/>
+        </w:rPr>
+        <w:t>Recency</w:t>
+      </w:r>
+      <w:r>
+        <w:rPr>
+          <w:rFonts w:ascii="Times New Roman" w:hAnsi="Times New Roman"/>
+        </w:rPr>
+        <w:t xml:space="preserve">, </w:t>
+      </w:r>
+      <w:r>
+        <w:rPr>
+          <w:rFonts w:ascii="Times New Roman" w:hAnsi="Times New Roman"/>
+          <w:lang w:val="en-US"/>
+        </w:rPr>
+        <w:t>Frequency</w:t>
+      </w:r>
+      <w:r>
+        <w:rPr>
+          <w:rFonts w:ascii="Times New Roman" w:hAnsi="Times New Roman"/>
+        </w:rPr>
+        <w:t xml:space="preserve"> </w:t>
+      </w:r>
+      <w:r>
+        <w:rPr>
+          <w:rFonts w:ascii="Times New Roman" w:hAnsi="Times New Roman"/>
+        </w:rPr>
+        <w:t>και</w:t>
+      </w:r>
+      <w:r>
+        <w:rPr>
+          <w:rFonts w:ascii="Times New Roman" w:hAnsi="Times New Roman"/>
+        </w:rPr>
+        <w:t xml:space="preserve"> </w:t>
+      </w:r>
+      <w:r>
+        <w:rPr>
+          <w:rFonts w:ascii="Times New Roman" w:hAnsi="Times New Roman"/>
+          <w:lang w:val="en-US"/>
+        </w:rPr>
+        <w:t>Monetary</w:t>
+      </w:r>
+      <w:r>
+        <w:rPr>
+          <w:rFonts w:ascii="Times New Roman" w:hAnsi="Times New Roman"/>
+        </w:rPr>
+        <w:t xml:space="preserve"> </w:t>
+      </w:r>
+      <w:r>
+        <w:rPr>
+          <w:rFonts w:ascii="Times New Roman" w:hAnsi="Times New Roman"/>
+        </w:rPr>
+        <w:t xml:space="preserve">αποτελούν το κλασσικό πλαίσιο </w:t>
+      </w:r>
+      <w:r>
+        <w:rPr>
+          <w:rFonts w:ascii="Times New Roman" w:hAnsi="Times New Roman"/>
+          <w:lang w:val="en-US"/>
+        </w:rPr>
+        <w:t>RFM</w:t>
+      </w:r>
+      <w:r>
+        <w:rPr>
+          <w:rFonts w:ascii="Times New Roman" w:hAnsi="Times New Roman"/>
+        </w:rPr>
+        <w:t xml:space="preserve"> </w:t>
+      </w:r>
+      <w:r>
+        <w:rPr>
+          <w:rFonts w:ascii="Times New Roman" w:hAnsi="Times New Roman"/>
+        </w:rPr>
+        <w:t xml:space="preserve">σε σχέση με την </w:t>
+      </w:r>
+      <w:r>
+        <w:rPr>
+          <w:rFonts w:ascii="Times New Roman" w:hAnsi="Times New Roman"/>
+          <w:lang w:val="en-US"/>
+        </w:rPr>
+        <w:t>Customer</w:t>
+      </w:r>
+      <w:r>
+        <w:rPr>
+          <w:rFonts w:ascii="Times New Roman" w:hAnsi="Times New Roman"/>
+        </w:rPr>
+        <w:t xml:space="preserve"> </w:t>
+      </w:r>
+      <w:r>
+        <w:rPr>
+          <w:rFonts w:ascii="Times New Roman" w:hAnsi="Times New Roman"/>
+          <w:lang w:val="en-US"/>
+        </w:rPr>
+        <w:t>Lifetime</w:t>
+      </w:r>
+      <w:r>
+        <w:rPr>
+          <w:rFonts w:ascii="Times New Roman" w:hAnsi="Times New Roman"/>
+        </w:rPr>
+        <w:t xml:space="preserve"> </w:t>
+      </w:r>
+      <w:r>
+        <w:rPr>
+          <w:rFonts w:ascii="Times New Roman" w:hAnsi="Times New Roman"/>
+          <w:lang w:val="en-US"/>
+        </w:rPr>
+        <w:t>Value</w:t>
+      </w:r>
+      <w:r>
+        <w:rPr>
+          <w:rFonts w:ascii="Times New Roman" w:hAnsi="Times New Roman"/>
+        </w:rPr>
+        <w:t xml:space="preserve"> (</w:t>
+      </w:r>
+      <w:r>
+        <w:rPr>
+          <w:rFonts w:ascii="Times New Roman" w:hAnsi="Times New Roman"/>
+          <w:lang w:val="en-US"/>
+        </w:rPr>
+        <w:t>CLV</w:t>
+      </w:r>
+      <w:r>
+        <w:rPr>
+          <w:rFonts w:ascii="Times New Roman" w:hAnsi="Times New Roman"/>
+        </w:rPr>
+        <w:t>)</w:t>
+      </w:r>
+      <w:r>
+        <w:rPr>
+          <w:rFonts w:ascii="Times New Roman" w:hAnsi="Times New Roman"/>
+        </w:rPr>
+        <w:t xml:space="preserve">, δηλαδή την εκτιμώμενη μελλοντική οικονομική αξία ενός πελάτη. Η μελέτη των </w:t>
+      </w:r>
+      <w:r>
+        <w:rPr>
+          <w:rFonts w:ascii="Times New Roman" w:hAnsi="Times New Roman"/>
+        </w:rPr>
+        <w:t>Fader, Hardie και Lee (2005)</w:t>
+      </w:r>
+      <w:r>
+        <w:rPr>
+          <w:rFonts w:ascii="Times New Roman" w:hAnsi="Times New Roman"/>
+        </w:rPr>
+        <w:t xml:space="preserve"> </w:t>
+      </w:r>
+      <w:r>
+        <w:rPr>
+          <w:rFonts w:ascii="Times New Roman" w:hAnsi="Times New Roman"/>
+        </w:rPr>
+        <w:t>αναδεικνύει</w:t>
+      </w:r>
+      <w:r>
+        <w:rPr>
+          <w:rFonts w:ascii="Times New Roman" w:hAnsi="Times New Roman"/>
+        </w:rPr>
+        <w:t xml:space="preserve"> τη σημασία της συνδυαστικής αξιοποίησης των πληροφορίων σχετικά με τη αγοραστική συμπεριφορά για την ανάλυση και αξιολόγηση των πελατών. Ωστόσο, οι ομάδες στο συγκεκριμένο </w:t>
+      </w:r>
+      <w:r>
+        <w:rPr>
+          <w:rFonts w:ascii="Times New Roman" w:hAnsi="Times New Roman"/>
+          <w:lang w:val="en-US"/>
+        </w:rPr>
+        <w:t>dataset</w:t>
+      </w:r>
+      <w:r>
+        <w:rPr>
+          <w:rFonts w:ascii="Times New Roman" w:hAnsi="Times New Roman"/>
+        </w:rPr>
+        <w:t xml:space="preserve"> </w:t>
+      </w:r>
+      <w:r>
+        <w:rPr>
+          <w:rFonts w:ascii="Times New Roman" w:hAnsi="Times New Roman"/>
+        </w:rPr>
+        <w:t xml:space="preserve">δεν περιορίζονται στη </w:t>
+      </w:r>
+      <w:r>
+        <w:rPr>
+          <w:rFonts w:ascii="Times New Roman" w:hAnsi="Times New Roman"/>
+        </w:rPr>
+        <w:t>κλασική</w:t>
+      </w:r>
+      <w:r>
+        <w:rPr>
+          <w:rFonts w:ascii="Times New Roman" w:hAnsi="Times New Roman"/>
+        </w:rPr>
+        <w:t xml:space="preserve"> διατύπωση, αλλά προσθέτουν πληροφορίες σχετικά με τις προτιμήσεις και το χρονικό </w:t>
+      </w:r>
+      <w:r>
+        <w:rPr>
+          <w:rFonts w:ascii="Times New Roman" w:hAnsi="Times New Roman"/>
+        </w:rPr>
+        <w:t>πλαίσιο</w:t>
+      </w:r>
+      <w:r>
+        <w:rPr>
+          <w:rFonts w:ascii="Times New Roman" w:hAnsi="Times New Roman"/>
+        </w:rPr>
+        <w:t xml:space="preserve"> δραστηριότητας των χρηστών. </w:t>
+      </w:r>
+      <w:r>
+        <w:rPr>
+          <w:rFonts w:ascii="Times New Roman" w:hAnsi="Times New Roman"/>
+        </w:rPr>
+        <w:t xml:space="preserve">Έτσι, το </w:t>
+      </w:r>
+      <w:r>
+        <w:rPr>
+          <w:rFonts w:ascii="Times New Roman" w:hAnsi="Times New Roman"/>
+          <w:lang w:val="en-US"/>
+        </w:rPr>
+        <w:t>RFM</w:t>
+      </w:r>
+      <w:r>
+        <w:rPr>
+          <w:rFonts w:ascii="Times New Roman" w:hAnsi="Times New Roman"/>
+        </w:rPr>
+        <w:t xml:space="preserve"> </w:t>
+      </w:r>
+      <w:r>
+        <w:rPr>
+          <w:rFonts w:ascii="Times New Roman" w:hAnsi="Times New Roman"/>
+        </w:rPr>
+        <w:t>αποτελεί ένα χρήσιμο κομμάτι για την θεωρητική ανάλυση των</w:t>
+      </w:r>
+      <w:r>
+        <w:rPr>
+          <w:rFonts w:ascii="Times New Roman" w:hAnsi="Times New Roman"/>
+        </w:rPr>
+        <w:t xml:space="preserve"> </w:t>
+      </w:r>
+      <w:r>
+        <w:rPr>
+          <w:rFonts w:ascii="Times New Roman" w:hAnsi="Times New Roman"/>
+        </w:rPr>
+        <w:t>χαρακτηριστικών</w:t>
+      </w:r>
+      <w:r>
+        <w:rPr>
+          <w:rFonts w:ascii="Times New Roman" w:hAnsi="Times New Roman"/>
+        </w:rPr>
+        <w:t xml:space="preserve"> των</w:t>
+      </w:r>
+      <w:r>
+        <w:rPr>
+          <w:rFonts w:ascii="Times New Roman" w:hAnsi="Times New Roman"/>
+        </w:rPr>
+        <w:t xml:space="preserve"> τριών ομάδων, ενώ η συνολική δομή του </w:t>
+      </w:r>
+      <w:r>
+        <w:rPr>
+          <w:rFonts w:ascii="Times New Roman" w:hAnsi="Times New Roman"/>
+          <w:lang w:val="en-US"/>
+        </w:rPr>
+        <w:t>dataset</w:t>
+      </w:r>
+      <w:r>
+        <w:rPr>
+          <w:rFonts w:ascii="Times New Roman" w:hAnsi="Times New Roman"/>
+        </w:rPr>
+        <w:t xml:space="preserve"> </w:t>
+      </w:r>
+      <w:r>
+        <w:rPr>
+          <w:rFonts w:ascii="Times New Roman" w:hAnsi="Times New Roman"/>
+        </w:rPr>
+        <w:t xml:space="preserve">αποτυπώνει ένα ευρύτερο σύνολο της συμπεριφοράς των χρηστών. </w:t>
       </w:r>
     </w:p>
     <w:p/>
@@ -16709,7 +14527,6 @@
           <w:sz w:val="32"/>
           <w:szCs w:val="32"/>
         </w:rPr>
-        <w:lastRenderedPageBreak/>
         <w:t>ΑΝΑΛΥΣΗ ΚΑΙ ΑΠΟΤΕΛΕΣΜΑΤΑ</w:t>
       </w:r>
       <w:bookmarkEnd w:id="86"/>
@@ -17006,6 +14823,7 @@
           <w:sz w:val="32"/>
           <w:szCs w:val="32"/>
         </w:rPr>
+        <w:lastRenderedPageBreak/>
         <w:t>ΣΥΜΠΕΡΑΣΜΑΤΑ – ΣΥΖΗΤΗΣΗ</w:t>
       </w:r>
       <w:bookmarkEnd w:id="104"/>
@@ -18132,7 +15950,6 @@
   <w:style w:type="character" w:default="1" w:styleId="a0">
     <w:name w:val="Default Paragraph Font"/>
     <w:uiPriority w:val="1"/>
-    <w:semiHidden/>
     <w:unhideWhenUsed/>
   </w:style>
   <w:style w:type="table" w:default="1" w:styleId="a1">
